--- a/Docs/Documentation.docx
+++ b/Docs/Documentation.docx
@@ -10,399 +10,399 @@
           <w:docPartUnique/>
         </w:docPartObj>
       </w:sdtPr>
-      <w:sdtEndPr/>
       <w:sdtContent>
+        <w:p/>
         <w:p>
+          <w:pPr>
+            <w:jc w:val="center"/>
+            <w:rPr>
+              <w:b/>
+              <w:bCs/>
+              <w:sz w:val="40"/>
+              <w:szCs w:val="44"/>
+              <w:lang w:eastAsia="ko-KR"/>
+            </w:rPr>
+          </w:pPr>
+          <w:r>
+            <w:rPr>
+              <w:rFonts w:hint="eastAsia"/>
+              <w:b/>
+              <w:bCs/>
+              <w:sz w:val="40"/>
+              <w:szCs w:val="44"/>
+              <w:lang w:eastAsia="ko-KR"/>
+            </w:rPr>
+            <w:t>Digital Image Processing</w:t>
+          </w:r>
+        </w:p>
+        <w:p>
+          <w:pPr>
+            <w:jc w:val="center"/>
+            <w:rPr>
+              <w:b/>
+              <w:bCs/>
+              <w:sz w:val="40"/>
+              <w:szCs w:val="44"/>
+            </w:rPr>
+          </w:pPr>
+          <w:r>
+            <w:rPr>
+              <w:rFonts w:hint="eastAsia"/>
+              <w:b/>
+              <w:bCs/>
+              <w:sz w:val="40"/>
+              <w:szCs w:val="44"/>
+              <w:lang w:eastAsia="ko-KR"/>
+            </w:rPr>
+            <w:t>Term Project</w:t>
+          </w:r>
+          <w:r>
+            <w:rPr>
+              <w:rFonts w:hint="eastAsia"/>
+              <w:b/>
+              <w:bCs/>
+              <w:sz w:val="40"/>
+              <w:szCs w:val="44"/>
+            </w:rPr>
+            <w:t xml:space="preserve"> #</w:t>
+          </w:r>
+          <w:r>
+            <w:rPr>
+              <w:rFonts w:hint="eastAsia"/>
+              <w:b/>
+              <w:bCs/>
+              <w:sz w:val="40"/>
+              <w:szCs w:val="44"/>
+              <w:lang w:eastAsia="ko-KR"/>
+            </w:rPr>
+            <w:t>1</w:t>
+          </w:r>
+          <w:r>
+            <w:rPr>
+              <w:rFonts w:hint="eastAsia"/>
+              <w:b/>
+              <w:bCs/>
+              <w:sz w:val="40"/>
+              <w:szCs w:val="44"/>
+            </w:rPr>
+            <w:t xml:space="preserve"> Report</w:t>
+          </w:r>
+        </w:p>
+        <w:p>
+          <w:pPr>
+            <w:jc w:val="center"/>
+            <w:rPr>
+              <w:b/>
+              <w:bCs/>
+              <w:sz w:val="28"/>
+              <w:szCs w:val="32"/>
+            </w:rPr>
+          </w:pPr>
+        </w:p>
+        <w:p>
+          <w:pPr>
+            <w:jc w:val="center"/>
+            <w:rPr>
+              <w:b/>
+              <w:bCs/>
+              <w:sz w:val="28"/>
+              <w:szCs w:val="32"/>
+            </w:rPr>
+          </w:pPr>
+        </w:p>
+        <w:p>
+          <w:pPr>
+            <w:jc w:val="center"/>
+            <w:rPr>
+              <w:b/>
+              <w:bCs/>
+              <w:sz w:val="28"/>
+              <w:szCs w:val="32"/>
+            </w:rPr>
+          </w:pPr>
+        </w:p>
+        <w:p>
+          <w:pPr>
+            <w:jc w:val="center"/>
+            <w:rPr>
+              <w:b/>
+              <w:bCs/>
+              <w:sz w:val="28"/>
+              <w:szCs w:val="32"/>
+            </w:rPr>
+          </w:pPr>
+        </w:p>
+        <w:p>
+          <w:pPr>
+            <w:jc w:val="center"/>
+            <w:rPr>
+              <w:b/>
+              <w:bCs/>
+              <w:sz w:val="28"/>
+              <w:szCs w:val="32"/>
+            </w:rPr>
+          </w:pPr>
+        </w:p>
+        <w:p>
+          <w:pPr>
+            <w:jc w:val="center"/>
+            <w:rPr>
+              <w:b/>
+              <w:bCs/>
+              <w:sz w:val="28"/>
+              <w:szCs w:val="32"/>
+            </w:rPr>
+          </w:pPr>
+        </w:p>
+        <w:p>
+          <w:pPr>
+            <w:jc w:val="center"/>
+            <w:rPr>
+              <w:b/>
+              <w:bCs/>
+              <w:sz w:val="28"/>
+              <w:szCs w:val="32"/>
+            </w:rPr>
+          </w:pPr>
+        </w:p>
+        <w:p>
+          <w:pPr>
+            <w:jc w:val="center"/>
+            <w:rPr>
+              <w:b/>
+              <w:bCs/>
+              <w:sz w:val="28"/>
+              <w:szCs w:val="32"/>
+            </w:rPr>
+          </w:pPr>
+        </w:p>
+        <w:p>
+          <w:pPr>
+            <w:jc w:val="center"/>
+            <w:rPr>
+              <w:b/>
+              <w:bCs/>
+              <w:sz w:val="28"/>
+              <w:szCs w:val="32"/>
+            </w:rPr>
+          </w:pPr>
+        </w:p>
+        <w:p>
+          <w:pPr>
+            <w:jc w:val="center"/>
+            <w:rPr>
+              <w:b/>
+              <w:bCs/>
+              <w:sz w:val="28"/>
+              <w:szCs w:val="32"/>
+            </w:rPr>
+          </w:pPr>
+        </w:p>
+        <w:p>
+          <w:pPr>
+            <w:rPr>
+              <w:b/>
+              <w:bCs/>
+              <w:sz w:val="28"/>
+              <w:szCs w:val="32"/>
+            </w:rPr>
+          </w:pPr>
+        </w:p>
+        <w:p>
+          <w:pPr>
+            <w:jc w:val="right"/>
+            <w:rPr>
+              <w:b/>
+              <w:bCs/>
+              <w:szCs w:val="28"/>
+              <w:lang w:eastAsia="ko-KR"/>
+            </w:rPr>
+          </w:pPr>
+          <w:r>
+            <w:rPr>
+              <w:rFonts w:hint="eastAsia"/>
+              <w:b/>
+              <w:bCs/>
+              <w:szCs w:val="28"/>
+              <w:lang w:eastAsia="ko-KR"/>
+            </w:rPr>
+            <w:t>Team 15</w:t>
+          </w:r>
+        </w:p>
+        <w:p>
+          <w:pPr>
+            <w:jc w:val="right"/>
+            <w:rPr>
+              <w:b/>
+              <w:bCs/>
+              <w:szCs w:val="28"/>
+              <w:lang w:eastAsia="ko-KR"/>
+            </w:rPr>
+          </w:pPr>
+          <w:r>
+            <w:rPr>
+              <w:rFonts w:hint="eastAsia"/>
+              <w:b/>
+              <w:bCs/>
+              <w:szCs w:val="28"/>
+              <w:lang w:eastAsia="ko-KR"/>
+            </w:rPr>
+            <w:t xml:space="preserve">50251*66 </w:t>
+          </w:r>
+          <w:r>
+            <w:rPr>
+              <w:rFonts w:hint="eastAsia"/>
+              <w:b/>
+              <w:bCs/>
+              <w:szCs w:val="28"/>
+              <w:lang w:eastAsia="ko-KR"/>
+            </w:rPr>
+            <w:t>데니스</w:t>
+          </w:r>
+          <w:r>
+            <w:rPr>
+              <w:rFonts w:hint="eastAsia"/>
+              <w:b/>
+              <w:bCs/>
+              <w:szCs w:val="28"/>
+              <w:lang w:eastAsia="ko-KR"/>
+            </w:rPr>
+            <w:t xml:space="preserve"> </w:t>
+          </w:r>
+          <w:proofErr w:type="spellStart"/>
+          <w:r>
+            <w:rPr>
+              <w:rFonts w:hint="eastAsia"/>
+              <w:b/>
+              <w:bCs/>
+              <w:szCs w:val="28"/>
+              <w:lang w:eastAsia="ko-KR"/>
+            </w:rPr>
+            <w:t>고레츠키</w:t>
+          </w:r>
+          <w:proofErr w:type="spellEnd"/>
+        </w:p>
+        <w:p>
+          <w:pPr>
+            <w:jc w:val="right"/>
+            <w:rPr>
+              <w:b/>
+              <w:bCs/>
+              <w:szCs w:val="28"/>
+              <w:lang w:eastAsia="ko-KR"/>
+            </w:rPr>
+          </w:pPr>
+          <w:r>
+            <w:rPr>
+              <w:rFonts w:hint="eastAsia"/>
+              <w:b/>
+              <w:bCs/>
+              <w:szCs w:val="28"/>
+              <w:lang w:eastAsia="ko-KR"/>
+            </w:rPr>
+            <w:t xml:space="preserve">20206224 </w:t>
+          </w:r>
+          <w:r>
+            <w:rPr>
+              <w:rFonts w:hint="eastAsia"/>
+              <w:b/>
+              <w:bCs/>
+              <w:szCs w:val="28"/>
+              <w:lang w:eastAsia="ko-KR"/>
+            </w:rPr>
+            <w:t>이주환</w:t>
+          </w:r>
+        </w:p>
+        <w:p>
+          <w:pPr>
+            <w:jc w:val="right"/>
+            <w:rPr>
+              <w:b/>
+              <w:bCs/>
+              <w:szCs w:val="28"/>
+              <w:lang w:eastAsia="ko-KR"/>
+            </w:rPr>
+          </w:pPr>
+        </w:p>
+        <w:p>
+          <w:pPr>
+            <w:jc w:val="center"/>
+            <w:rPr>
+              <w:b/>
+              <w:bCs/>
+              <w:sz w:val="28"/>
+              <w:szCs w:val="32"/>
+              <w:lang w:eastAsia="ko-KR"/>
+            </w:rPr>
+          </w:pPr>
           <w:r>
             <w:rPr>
               <w:noProof/>
             </w:rPr>
-            <mc:AlternateContent>
-              <mc:Choice Requires="wpg">
-                <w:drawing>
-                  <wp:anchor distT="0" distB="0" distL="114300" distR="114300" simplePos="0" relativeHeight="251659264" behindDoc="1" locked="0" layoutInCell="1" allowOverlap="1" wp14:anchorId="63DC650F" wp14:editId="191DE1E5">
-                    <wp:simplePos x="0" y="0"/>
-                    <wp:positionH relativeFrom="page">
-                      <wp:align>center</wp:align>
-                    </wp:positionH>
-                    <wp:positionV relativeFrom="page">
-                      <wp:align>center</wp:align>
-                    </wp:positionV>
-                    <wp:extent cx="6864824" cy="9123528"/>
-                    <wp:effectExtent l="0" t="0" r="2540" b="635"/>
-                    <wp:wrapNone/>
-                    <wp:docPr id="193" name="Group 198"/>
-                    <wp:cNvGraphicFramePr/>
-                    <a:graphic xmlns:a="http://schemas.openxmlformats.org/drawingml/2006/main">
-                      <a:graphicData uri="http://schemas.microsoft.com/office/word/2010/wordprocessingGroup">
-                        <wpg:wgp>
-                          <wpg:cNvGrpSpPr/>
-                          <wpg:grpSpPr>
-                            <a:xfrm>
-                              <a:off x="0" y="0"/>
-                              <a:ext cx="6864824" cy="9123528"/>
-                              <a:chOff x="0" y="0"/>
-                              <a:chExt cx="6864824" cy="9123528"/>
-                            </a:xfrm>
-                          </wpg:grpSpPr>
-                          <wps:wsp>
-                            <wps:cNvPr id="194" name="Rectangle 194"/>
-                            <wps:cNvSpPr/>
-                            <wps:spPr>
-                              <a:xfrm>
-                                <a:off x="0" y="0"/>
-                                <a:ext cx="6858000" cy="1371600"/>
-                              </a:xfrm>
-                              <a:prstGeom prst="rect">
-                                <a:avLst/>
-                              </a:prstGeom>
-                              <a:solidFill>
-                                <a:schemeClr val="accent1"/>
-                              </a:solidFill>
-                              <a:ln>
-                                <a:noFill/>
-                              </a:ln>
-                            </wps:spPr>
-                            <wps:style>
-                              <a:lnRef idx="2">
-                                <a:schemeClr val="accent1">
-                                  <a:shade val="50000"/>
-                                </a:schemeClr>
-                              </a:lnRef>
-                              <a:fillRef idx="1">
-                                <a:schemeClr val="accent1"/>
-                              </a:fillRef>
-                              <a:effectRef idx="0">
-                                <a:schemeClr val="accent1"/>
-                              </a:effectRef>
-                              <a:fontRef idx="minor">
-                                <a:schemeClr val="lt1"/>
-                              </a:fontRef>
-                            </wps:style>
-                            <wps:bodyPr rot="0" spcFirstLastPara="0" vertOverflow="overflow" horzOverflow="overflow" vert="horz" wrap="square" lIns="91440" tIns="45720" rIns="91440" bIns="45720" numCol="1" spcCol="0" rtlCol="0" fromWordArt="0" anchor="ctr" anchorCtr="0" forceAA="0" compatLnSpc="1">
-                              <a:prstTxWarp prst="textNoShape">
-                                <a:avLst/>
-                              </a:prstTxWarp>
-                              <a:noAutofit/>
-                            </wps:bodyPr>
-                          </wps:wsp>
-                          <wps:wsp>
-                            <wps:cNvPr id="195" name="Rectangle 195"/>
-                            <wps:cNvSpPr/>
-                            <wps:spPr>
-                              <a:xfrm>
-                                <a:off x="0" y="4094328"/>
-                                <a:ext cx="6858000" cy="5029200"/>
-                              </a:xfrm>
-                              <a:prstGeom prst="rect">
-                                <a:avLst/>
-                              </a:prstGeom>
-                              <a:solidFill>
-                                <a:schemeClr val="accent1"/>
-                              </a:solidFill>
-                              <a:ln>
-                                <a:noFill/>
-                              </a:ln>
-                            </wps:spPr>
-                            <wps:style>
-                              <a:lnRef idx="2">
-                                <a:schemeClr val="accent1">
-                                  <a:shade val="50000"/>
-                                </a:schemeClr>
-                              </a:lnRef>
-                              <a:fillRef idx="1">
-                                <a:schemeClr val="accent1"/>
-                              </a:fillRef>
-                              <a:effectRef idx="0">
-                                <a:schemeClr val="accent1"/>
-                              </a:effectRef>
-                              <a:fontRef idx="minor">
-                                <a:schemeClr val="lt1"/>
-                              </a:fontRef>
-                            </wps:style>
-                            <wps:txbx>
-                              <w:txbxContent>
-                                <w:sdt>
-                                  <w:sdtPr>
-                                    <w:rPr>
-                                      <w:rFonts w:ascii="Batang" w:eastAsia="Batang" w:hAnsi="Batang" w:cs="Batang"/>
-                                      <w:color w:val="FFFFFF" w:themeColor="background1"/>
-                                    </w:rPr>
-                                    <w:alias w:val="Author"/>
-                                    <w:tag w:val=""/>
-                                    <w:id w:val="945428907"/>
-                                    <w:dataBinding w:prefixMappings="xmlns:ns0='http://purl.org/dc/elements/1.1/' xmlns:ns1='http://schemas.openxmlformats.org/package/2006/metadata/core-properties' " w:xpath="/ns1:coreProperties[1]/ns0:creator[1]" w:storeItemID="{6C3C8BC8-F283-45AE-878A-BAB7291924A1}"/>
-                                    <w:text/>
-                                  </w:sdtPr>
-                                  <w:sdtEndPr/>
-                                  <w:sdtContent>
-                                    <w:p>
-                                      <w:pPr>
-                                        <w:pStyle w:val="NoSpacing"/>
-                                        <w:spacing w:before="120"/>
-                                        <w:jc w:val="center"/>
-                                        <w:rPr>
-                                          <w:color w:val="FFFFFF" w:themeColor="background1"/>
-                                        </w:rPr>
-                                      </w:pPr>
-                                      <w:r>
-                                        <w:rPr>
-                                          <w:rFonts w:ascii="Batang" w:eastAsia="Batang" w:hAnsi="Batang" w:cs="Batang"/>
-                                          <w:color w:val="FFFFFF" w:themeColor="background1"/>
-                                        </w:rPr>
-                                        <w:t xml:space="preserve">데니스 고레츠키, </w:t>
-                                      </w:r>
-                                      <w:r>
-                                        <w:rPr>
-                                          <w:rFonts w:ascii="Batang" w:eastAsia="Batang" w:hAnsi="Batang" w:cs="Batang" w:hint="eastAsia"/>
-                                          <w:color w:val="FFFFFF" w:themeColor="background1"/>
-                                        </w:rPr>
-                                        <w:t>이주환</w:t>
-                                      </w:r>
-                                    </w:p>
-                                  </w:sdtContent>
-                                </w:sdt>
-                                <w:p>
-                                  <w:pPr>
-                                    <w:pStyle w:val="NoSpacing"/>
-                                    <w:spacing w:before="120"/>
-                                    <w:jc w:val="center"/>
-                                    <w:rPr>
-                                      <w:color w:val="FFFFFF" w:themeColor="background1"/>
-                                    </w:rPr>
-                                  </w:pPr>
-                                </w:p>
-                              </w:txbxContent>
-                            </wps:txbx>
-                            <wps:bodyPr rot="0" spcFirstLastPara="0" vertOverflow="overflow" horzOverflow="overflow" vert="horz" wrap="square" lIns="457200" tIns="731520" rIns="457200" bIns="457200" numCol="1" spcCol="0" rtlCol="0" fromWordArt="0" anchor="b" anchorCtr="0" forceAA="0" compatLnSpc="1">
-                              <a:prstTxWarp prst="textNoShape">
-                                <a:avLst/>
-                              </a:prstTxWarp>
-                              <a:noAutofit/>
-                            </wps:bodyPr>
-                          </wps:wsp>
-                          <wps:wsp>
-                            <wps:cNvPr id="196" name="Text Box 196"/>
-                            <wps:cNvSpPr txBox="1"/>
-                            <wps:spPr>
-                              <a:xfrm>
-                                <a:off x="6824" y="1371600"/>
-                                <a:ext cx="6858000" cy="2722728"/>
-                              </a:xfrm>
-                              <a:prstGeom prst="rect">
-                                <a:avLst/>
-                              </a:prstGeom>
-                              <a:solidFill>
-                                <a:schemeClr val="bg1"/>
-                              </a:solidFill>
-                              <a:ln w="6350">
-                                <a:noFill/>
-                              </a:ln>
-                              <a:effectLst/>
-                            </wps:spPr>
-                            <wps:style>
-                              <a:lnRef idx="0">
-                                <a:schemeClr val="accent1"/>
-                              </a:lnRef>
-                              <a:fillRef idx="0">
-                                <a:schemeClr val="accent1"/>
-                              </a:fillRef>
-                              <a:effectRef idx="0">
-                                <a:schemeClr val="accent1"/>
-                              </a:effectRef>
-                              <a:fontRef idx="minor">
-                                <a:schemeClr val="dk1"/>
-                              </a:fontRef>
-                            </wps:style>
-                            <wps:txbx>
-                              <w:txbxContent>
-                                <w:sdt>
-                                  <w:sdtPr>
-                                    <w:rPr>
-                                      <w:rFonts w:asciiTheme="majorHAnsi" w:eastAsiaTheme="majorEastAsia" w:hAnsiTheme="majorHAnsi" w:cstheme="majorBidi"/>
-                                      <w:caps/>
-                                      <w:color w:val="156082" w:themeColor="accent1"/>
-                                      <w:sz w:val="72"/>
-                                      <w:szCs w:val="72"/>
-                                    </w:rPr>
-                                    <w:alias w:val="Title"/>
-                                    <w:tag w:val=""/>
-                                    <w:id w:val="-9991715"/>
-                                    <w:dataBinding w:prefixMappings="xmlns:ns0='http://purl.org/dc/elements/1.1/' xmlns:ns1='http://schemas.openxmlformats.org/package/2006/metadata/core-properties' " w:xpath="/ns1:coreProperties[1]/ns0:title[1]" w:storeItemID="{6C3C8BC8-F283-45AE-878A-BAB7291924A1}"/>
-                                    <w:text/>
-                                  </w:sdtPr>
-                                  <w:sdtEndPr/>
-                                  <w:sdtContent>
-                                    <w:p>
-                                      <w:pPr>
-                                        <w:pStyle w:val="NoSpacing"/>
-                                        <w:jc w:val="center"/>
-                                        <w:rPr>
-                                          <w:rFonts w:asciiTheme="majorHAnsi" w:eastAsiaTheme="majorEastAsia" w:hAnsiTheme="majorHAnsi" w:cstheme="majorBidi"/>
-                                          <w:caps/>
-                                          <w:color w:val="156082" w:themeColor="accent1"/>
-                                          <w:sz w:val="72"/>
-                                          <w:szCs w:val="72"/>
-                                        </w:rPr>
-                                      </w:pPr>
-                                      <w:r>
-                                        <w:rPr>
-                                          <w:rFonts w:asciiTheme="majorHAnsi" w:eastAsiaTheme="majorEastAsia" w:hAnsiTheme="majorHAnsi" w:cstheme="majorBidi"/>
-                                          <w:caps/>
-                                          <w:color w:val="156082" w:themeColor="accent1"/>
-                                          <w:sz w:val="72"/>
-                                          <w:szCs w:val="72"/>
-                                        </w:rPr>
-                                        <w:t>DIGITAL IMAGE PROCESSING TERM PROJECT 01</w:t>
-                                      </w:r>
-                                    </w:p>
-                                  </w:sdtContent>
-                                </w:sdt>
-                              </w:txbxContent>
-                            </wps:txbx>
-                            <wps:bodyPr rot="0" spcFirstLastPara="0" vertOverflow="overflow" horzOverflow="overflow" vert="horz" wrap="square" lIns="457200" tIns="91440" rIns="457200" bIns="91440" numCol="1" spcCol="0" rtlCol="0" fromWordArt="0" anchor="ctr" anchorCtr="0" forceAA="0" compatLnSpc="1">
-                              <a:prstTxWarp prst="textNoShape">
-                                <a:avLst/>
-                              </a:prstTxWarp>
-                              <a:noAutofit/>
-                            </wps:bodyPr>
-                          </wps:wsp>
-                        </wpg:wgp>
-                      </a:graphicData>
-                    </a:graphic>
-                    <wp14:sizeRelH relativeFrom="page">
-                      <wp14:pctWidth>88200</wp14:pctWidth>
-                    </wp14:sizeRelH>
-                    <wp14:sizeRelV relativeFrom="page">
-                      <wp14:pctHeight>90900</wp14:pctHeight>
-                    </wp14:sizeRelV>
-                  </wp:anchor>
-                </w:drawing>
-              </mc:Choice>
-              <mc:Fallback>
-                <w:pict>
-                  <v:group w14:anchorId="63DC650F" id="Group 198" o:spid="_x0000_s1026" style="position:absolute;margin-left:0;margin-top:0;width:540.55pt;height:718.4pt;z-index:-251657216;mso-width-percent:882;mso-height-percent:909;mso-position-horizontal:center;mso-position-horizontal-relative:page;mso-position-vertical:center;mso-position-vertical-relative:page;mso-width-percent:882;mso-height-percent:909" coordsize="68648,91235" o:gfxdata="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">
-                    <v:rect id="Rectangle 194" o:spid="_x0000_s1027" style="position:absolute;width:68580;height:13716;visibility:visible;mso-wrap-style:square;v-text-anchor:middle" o:gfxdata="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" fillcolor="#156082 [3204]" stroked="f" strokeweight="1.5pt"/>
-                    <v:rect id="Rectangle 195" o:spid="_x0000_s1028" style="position:absolute;top:40943;width:68580;height:50292;visibility:visible;mso-wrap-style:square;v-text-anchor:bottom" o:gfxdata="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" fillcolor="#156082 [3204]" stroked="f" strokeweight="1.5pt">
-                      <v:textbox inset="36pt,57.6pt,36pt,36pt">
-                        <w:txbxContent>
-                          <w:sdt>
-                            <w:sdtPr>
-                              <w:rPr>
-                                <w:rFonts w:ascii="Batang" w:eastAsia="Batang" w:hAnsi="Batang" w:cs="Batang"/>
-                                <w:color w:val="FFFFFF" w:themeColor="background1"/>
-                              </w:rPr>
-                              <w:alias w:val="Author"/>
-                              <w:tag w:val=""/>
-                              <w:id w:val="945428907"/>
-                              <w:dataBinding w:prefixMappings="xmlns:ns0='http://purl.org/dc/elements/1.1/' xmlns:ns1='http://schemas.openxmlformats.org/package/2006/metadata/core-properties' " w:xpath="/ns1:coreProperties[1]/ns0:creator[1]" w:storeItemID="{6C3C8BC8-F283-45AE-878A-BAB7291924A1}"/>
-                              <w:text/>
-                            </w:sdtPr>
-                            <w:sdtEndPr/>
-                            <w:sdtContent>
-                              <w:p>
-                                <w:pPr>
-                                  <w:pStyle w:val="NoSpacing"/>
-                                  <w:spacing w:before="120"/>
-                                  <w:jc w:val="center"/>
-                                  <w:rPr>
-                                    <w:color w:val="FFFFFF" w:themeColor="background1"/>
-                                  </w:rPr>
-                                </w:pPr>
-                                <w:r>
-                                  <w:rPr>
-                                    <w:rFonts w:ascii="Batang" w:eastAsia="Batang" w:hAnsi="Batang" w:cs="Batang"/>
-                                    <w:color w:val="FFFFFF" w:themeColor="background1"/>
-                                  </w:rPr>
-                                  <w:t xml:space="preserve">데니스 고레츠키, </w:t>
-                                </w:r>
-                                <w:r>
-                                  <w:rPr>
-                                    <w:rFonts w:ascii="Batang" w:eastAsia="Batang" w:hAnsi="Batang" w:cs="Batang" w:hint="eastAsia"/>
-                                    <w:color w:val="FFFFFF" w:themeColor="background1"/>
-                                  </w:rPr>
-                                  <w:t>이주환</w:t>
-                                </w:r>
-                              </w:p>
-                            </w:sdtContent>
-                          </w:sdt>
-                          <w:p>
-                            <w:pPr>
-                              <w:pStyle w:val="NoSpacing"/>
-                              <w:spacing w:before="120"/>
-                              <w:jc w:val="center"/>
-                              <w:rPr>
-                                <w:color w:val="FFFFFF" w:themeColor="background1"/>
-                              </w:rPr>
-                            </w:pPr>
-                          </w:p>
-                        </w:txbxContent>
-                      </v:textbox>
-                    </v:rect>
-                    <v:shapetype id="_x0000_t202" coordsize="21600,21600" o:spt="202" path="m,l,21600r21600,l21600,xe">
-                      <v:stroke joinstyle="miter"/>
-                      <v:path gradientshapeok="t" o:connecttype="rect"/>
-                    </v:shapetype>
-                    <v:shape id="Text Box 196" o:spid="_x0000_s1029" type="#_x0000_t202" style="position:absolute;left:68;top:13716;width:68580;height:27227;visibility:visible;mso-wrap-style:square;v-text-anchor:middle" o:gfxdata="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" fillcolor="white [3212]" stroked="f" strokeweight=".5pt">
-                      <v:textbox inset="36pt,7.2pt,36pt,7.2pt">
-                        <w:txbxContent>
-                          <w:sdt>
-                            <w:sdtPr>
-                              <w:rPr>
-                                <w:rFonts w:asciiTheme="majorHAnsi" w:eastAsiaTheme="majorEastAsia" w:hAnsiTheme="majorHAnsi" w:cstheme="majorBidi"/>
-                                <w:caps/>
-                                <w:color w:val="156082" w:themeColor="accent1"/>
-                                <w:sz w:val="72"/>
-                                <w:szCs w:val="72"/>
-                              </w:rPr>
-                              <w:alias w:val="Title"/>
-                              <w:tag w:val=""/>
-                              <w:id w:val="-9991715"/>
-                              <w:dataBinding w:prefixMappings="xmlns:ns0='http://purl.org/dc/elements/1.1/' xmlns:ns1='http://schemas.openxmlformats.org/package/2006/metadata/core-properties' " w:xpath="/ns1:coreProperties[1]/ns0:title[1]" w:storeItemID="{6C3C8BC8-F283-45AE-878A-BAB7291924A1}"/>
-                              <w:text/>
-                            </w:sdtPr>
-                            <w:sdtEndPr/>
-                            <w:sdtContent>
-                              <w:p>
-                                <w:pPr>
-                                  <w:pStyle w:val="NoSpacing"/>
-                                  <w:jc w:val="center"/>
-                                  <w:rPr>
-                                    <w:rFonts w:asciiTheme="majorHAnsi" w:eastAsiaTheme="majorEastAsia" w:hAnsiTheme="majorHAnsi" w:cstheme="majorBidi"/>
-                                    <w:caps/>
-                                    <w:color w:val="156082" w:themeColor="accent1"/>
-                                    <w:sz w:val="72"/>
-                                    <w:szCs w:val="72"/>
-                                  </w:rPr>
-                                </w:pPr>
-                                <w:r>
-                                  <w:rPr>
-                                    <w:rFonts w:asciiTheme="majorHAnsi" w:eastAsiaTheme="majorEastAsia" w:hAnsiTheme="majorHAnsi" w:cstheme="majorBidi"/>
-                                    <w:caps/>
-                                    <w:color w:val="156082" w:themeColor="accent1"/>
-                                    <w:sz w:val="72"/>
-                                    <w:szCs w:val="72"/>
-                                  </w:rPr>
-                                  <w:t>DIGITAL IMAGE PROCESSING TERM PROJECT 01</w:t>
-                                </w:r>
-                              </w:p>
-                            </w:sdtContent>
-                          </w:sdt>
-                        </w:txbxContent>
-                      </v:textbox>
-                    </v:shape>
-                    <w10:wrap anchorx="page" anchory="page"/>
-                  </v:group>
-                </w:pict>
-              </mc:Fallback>
-            </mc:AlternateContent>
+            <w:drawing>
+              <wp:anchor distT="0" distB="0" distL="114300" distR="114300" simplePos="0" relativeHeight="251661312" behindDoc="0" locked="0" layoutInCell="1" allowOverlap="1" wp14:anchorId="06710609" wp14:editId="3B8BB9AC">
+                <wp:simplePos x="0" y="0"/>
+                <wp:positionH relativeFrom="margin">
+                  <wp:align>center</wp:align>
+                </wp:positionH>
+                <wp:positionV relativeFrom="page">
+                  <wp:posOffset>7841093</wp:posOffset>
+                </wp:positionV>
+                <wp:extent cx="3325495" cy="1139825"/>
+                <wp:effectExtent l="0" t="0" r="8255" b="3175"/>
+                <wp:wrapTopAndBottom/>
+                <wp:docPr id="452796314" name="그림 1"/>
+                <wp:cNvGraphicFramePr>
+                  <a:graphicFrameLocks xmlns:a="http://schemas.openxmlformats.org/drawingml/2006/main" noChangeAspect="1"/>
+                </wp:cNvGraphicFramePr>
+                <a:graphic xmlns:a="http://schemas.openxmlformats.org/drawingml/2006/main">
+                  <a:graphicData uri="http://schemas.openxmlformats.org/drawingml/2006/picture">
+                    <pic:pic xmlns:pic="http://schemas.openxmlformats.org/drawingml/2006/picture">
+                      <pic:nvPicPr>
+                        <pic:cNvPr id="452796314" name="그림 1"/>
+                        <pic:cNvPicPr>
+                          <a:picLocks noChangeAspect="1" noChangeArrowheads="1"/>
+                        </pic:cNvPicPr>
+                      </pic:nvPicPr>
+                      <pic:blipFill>
+                        <a:blip r:embed="rId9">
+                          <a:extLst>
+                            <a:ext uri="{28A0092B-C50C-407E-A947-70E740481C1C}">
+                              <a14:useLocalDpi xmlns:a14="http://schemas.microsoft.com/office/drawing/2010/main" val="0"/>
+                            </a:ext>
+                          </a:extLst>
+                        </a:blip>
+                        <a:stretch>
+                          <a:fillRect/>
+                        </a:stretch>
+                      </pic:blipFill>
+                      <pic:spPr bwMode="auto">
+                        <a:xfrm>
+                          <a:off x="0" y="0"/>
+                          <a:ext cx="3325495" cy="1139825"/>
+                        </a:xfrm>
+                        <a:prstGeom prst="rect">
+                          <a:avLst/>
+                        </a:prstGeom>
+                        <a:noFill/>
+                        <a:ln>
+                          <a:noFill/>
+                        </a:ln>
+                      </pic:spPr>
+                    </pic:pic>
+                  </a:graphicData>
+                </a:graphic>
+                <wp14:sizeRelH relativeFrom="margin">
+                  <wp14:pctWidth>0</wp14:pctWidth>
+                </wp14:sizeRelH>
+                <wp14:sizeRelV relativeFrom="margin">
+                  <wp14:pctHeight>0</wp14:pctHeight>
+                </wp14:sizeRelV>
+              </wp:anchor>
+            </w:drawing>
           </w:r>
         </w:p>
-        <w:p>
-          <w:r>
-            <w:br w:type="page"/>
-          </w:r>
-        </w:p>
+        <w:p/>
       </w:sdtContent>
     </w:sdt>
     <w:sdt>
@@ -413,7 +413,6 @@
           <w:kern w:val="2"/>
           <w:sz w:val="24"/>
           <w:szCs w:val="24"/>
-          <w:lang/>
           <w14:ligatures w14:val="standardContextual"/>
         </w:rPr>
         <w:id w:val="-1941211661"/>
@@ -424,6 +423,7 @@
       </w:sdtPr>
       <w:sdtEndPr>
         <w:rPr>
+          <w:rFonts w:eastAsiaTheme="minorEastAsia"/>
           <w:b/>
           <w:bCs/>
           <w:noProof/>
@@ -432,7 +432,7 @@
       <w:sdtContent>
         <w:p>
           <w:pPr>
-            <w:pStyle w:val="TOCHeading"/>
+            <w:pStyle w:val="TOC"/>
           </w:pPr>
           <w:r>
             <w:t>Contents</w:t>
@@ -440,12 +440,14 @@
         </w:p>
         <w:p>
           <w:pPr>
-            <w:pStyle w:val="TOC1"/>
+            <w:pStyle w:val="10"/>
             <w:tabs>
               <w:tab w:val="right" w:leader="dot" w:pos="9016"/>
             </w:tabs>
             <w:rPr>
               <w:noProof/>
+              <w:sz w:val="22"/>
+              <w:lang w:eastAsia="ko-KR"/>
             </w:rPr>
           </w:pPr>
           <w:r>
@@ -457,12 +459,11 @@
           <w:r>
             <w:fldChar w:fldCharType="separate"/>
           </w:r>
-          <w:hyperlink w:anchor="_Toc209715211" w:history="1">
-            <w:r>
-              <w:rPr>
-                <w:rStyle w:val="Hyperlink"/>
-                <w:noProof/>
-                <w:lang w:val="en-US"/>
+          <w:hyperlink w:anchor="_Toc209964606" w:history="1">
+            <w:r>
+              <w:rPr>
+                <w:rStyle w:val="ab"/>
+                <w:noProof/>
               </w:rPr>
               <w:t>Outline of Program</w:t>
             </w:r>
@@ -485,7 +486,7 @@
                 <w:noProof/>
                 <w:webHidden/>
               </w:rPr>
-              <w:instrText xml:space="preserve"> PAGEREF _Toc209715211 \h </w:instrText>
+              <w:instrText xml:space="preserve"> PAGEREF _Toc209964606 \h </w:instrText>
             </w:r>
             <w:r>
               <w:rPr>
@@ -518,20 +519,21 @@
         </w:p>
         <w:p>
           <w:pPr>
-            <w:pStyle w:val="TOC2"/>
+            <w:pStyle w:val="20"/>
             <w:tabs>
               <w:tab w:val="right" w:leader="dot" w:pos="9016"/>
             </w:tabs>
             <w:rPr>
               <w:noProof/>
+              <w:sz w:val="22"/>
+              <w:lang w:eastAsia="ko-KR"/>
             </w:rPr>
           </w:pPr>
-          <w:hyperlink w:anchor="_Toc209715212" w:history="1">
-            <w:r>
-              <w:rPr>
-                <w:rStyle w:val="Hyperlink"/>
-                <w:noProof/>
-                <w:lang w:val="en-US"/>
+          <w:hyperlink w:anchor="_Toc209964607" w:history="1">
+            <w:r>
+              <w:rPr>
+                <w:rStyle w:val="ab"/>
+                <w:noProof/>
               </w:rPr>
               <w:t>Purpose</w:t>
             </w:r>
@@ -554,7 +556,7 @@
                 <w:noProof/>
                 <w:webHidden/>
               </w:rPr>
-              <w:instrText xml:space="preserve"> PAGEREF _Toc209715212 \h </w:instrText>
+              <w:instrText xml:space="preserve"> PAGEREF _Toc209964607 \h </w:instrText>
             </w:r>
             <w:r>
               <w:rPr>
@@ -587,20 +589,21 @@
         </w:p>
         <w:p>
           <w:pPr>
-            <w:pStyle w:val="TOC2"/>
+            <w:pStyle w:val="20"/>
             <w:tabs>
               <w:tab w:val="right" w:leader="dot" w:pos="9016"/>
             </w:tabs>
             <w:rPr>
               <w:noProof/>
+              <w:sz w:val="22"/>
+              <w:lang w:eastAsia="ko-KR"/>
             </w:rPr>
           </w:pPr>
-          <w:hyperlink w:anchor="_Toc209715213" w:history="1">
-            <w:r>
-              <w:rPr>
-                <w:rStyle w:val="Hyperlink"/>
-                <w:noProof/>
-                <w:lang w:val="en-US"/>
+          <w:hyperlink w:anchor="_Toc209964608" w:history="1">
+            <w:r>
+              <w:rPr>
+                <w:rStyle w:val="ab"/>
+                <w:noProof/>
               </w:rPr>
               <w:t>Functionality Overview</w:t>
             </w:r>
@@ -623,7 +626,7 @@
                 <w:noProof/>
                 <w:webHidden/>
               </w:rPr>
-              <w:instrText xml:space="preserve"> PAGEREF _Toc209715213 \h </w:instrText>
+              <w:instrText xml:space="preserve"> PAGEREF _Toc209964608 \h </w:instrText>
             </w:r>
             <w:r>
               <w:rPr>
@@ -656,20 +659,21 @@
         </w:p>
         <w:p>
           <w:pPr>
-            <w:pStyle w:val="TOC1"/>
+            <w:pStyle w:val="10"/>
             <w:tabs>
               <w:tab w:val="right" w:leader="dot" w:pos="9016"/>
             </w:tabs>
             <w:rPr>
               <w:noProof/>
+              <w:sz w:val="22"/>
+              <w:lang w:eastAsia="ko-KR"/>
             </w:rPr>
           </w:pPr>
-          <w:hyperlink w:anchor="_Toc209715214" w:history="1">
-            <w:r>
-              <w:rPr>
-                <w:rStyle w:val="Hyperlink"/>
-                <w:noProof/>
-                <w:lang w:val="en-US"/>
+          <w:hyperlink w:anchor="_Toc209964609" w:history="1">
+            <w:r>
+              <w:rPr>
+                <w:rStyle w:val="ab"/>
+                <w:noProof/>
               </w:rPr>
               <w:t>Design of Program</w:t>
             </w:r>
@@ -692,7 +696,7 @@
                 <w:noProof/>
                 <w:webHidden/>
               </w:rPr>
-              <w:instrText xml:space="preserve"> PAGEREF _Toc209715214 \h </w:instrText>
+              <w:instrText xml:space="preserve"> PAGEREF _Toc209964609 \h </w:instrText>
             </w:r>
             <w:r>
               <w:rPr>
@@ -725,20 +729,21 @@
         </w:p>
         <w:p>
           <w:pPr>
-            <w:pStyle w:val="TOC2"/>
+            <w:pStyle w:val="20"/>
             <w:tabs>
               <w:tab w:val="right" w:leader="dot" w:pos="9016"/>
             </w:tabs>
             <w:rPr>
               <w:noProof/>
+              <w:sz w:val="22"/>
+              <w:lang w:eastAsia="ko-KR"/>
             </w:rPr>
           </w:pPr>
-          <w:hyperlink w:anchor="_Toc209715215" w:history="1">
-            <w:r>
-              <w:rPr>
-                <w:rStyle w:val="Hyperlink"/>
-                <w:noProof/>
-                <w:lang w:val="en-US"/>
+          <w:hyperlink w:anchor="_Toc209964610" w:history="1">
+            <w:r>
+              <w:rPr>
+                <w:rStyle w:val="ab"/>
+                <w:noProof/>
               </w:rPr>
               <w:t>High-Level Design</w:t>
             </w:r>
@@ -761,7 +766,7 @@
                 <w:noProof/>
                 <w:webHidden/>
               </w:rPr>
-              <w:instrText xml:space="preserve"> PAGEREF _Toc209715215 \h </w:instrText>
+              <w:instrText xml:space="preserve"> PAGEREF _Toc209964610 \h </w:instrText>
             </w:r>
             <w:r>
               <w:rPr>
@@ -794,20 +799,21 @@
         </w:p>
         <w:p>
           <w:pPr>
-            <w:pStyle w:val="TOC2"/>
+            <w:pStyle w:val="20"/>
             <w:tabs>
               <w:tab w:val="right" w:leader="dot" w:pos="9016"/>
             </w:tabs>
             <w:rPr>
               <w:noProof/>
+              <w:sz w:val="22"/>
+              <w:lang w:eastAsia="ko-KR"/>
             </w:rPr>
           </w:pPr>
-          <w:hyperlink w:anchor="_Toc209715216" w:history="1">
-            <w:r>
-              <w:rPr>
-                <w:rStyle w:val="Hyperlink"/>
-                <w:noProof/>
-                <w:lang w:val="en-US"/>
+          <w:hyperlink w:anchor="_Toc209964611" w:history="1">
+            <w:r>
+              <w:rPr>
+                <w:rStyle w:val="ab"/>
+                <w:noProof/>
               </w:rPr>
               <w:t>Flow Diagram</w:t>
             </w:r>
@@ -830,7 +836,7 @@
                 <w:noProof/>
                 <w:webHidden/>
               </w:rPr>
-              <w:instrText xml:space="preserve"> PAGEREF _Toc209715216 \h </w:instrText>
+              <w:instrText xml:space="preserve"> PAGEREF _Toc209964611 \h </w:instrText>
             </w:r>
             <w:r>
               <w:rPr>
@@ -863,20 +869,21 @@
         </w:p>
         <w:p>
           <w:pPr>
-            <w:pStyle w:val="TOC2"/>
+            <w:pStyle w:val="20"/>
             <w:tabs>
               <w:tab w:val="right" w:leader="dot" w:pos="9016"/>
             </w:tabs>
             <w:rPr>
               <w:noProof/>
+              <w:sz w:val="22"/>
+              <w:lang w:eastAsia="ko-KR"/>
             </w:rPr>
           </w:pPr>
-          <w:hyperlink w:anchor="_Toc209715217" w:history="1">
-            <w:r>
-              <w:rPr>
-                <w:rStyle w:val="Hyperlink"/>
-                <w:noProof/>
-                <w:lang w:val="en-US"/>
+          <w:hyperlink w:anchor="_Toc209964612" w:history="1">
+            <w:r>
+              <w:rPr>
+                <w:rStyle w:val="ab"/>
+                <w:noProof/>
               </w:rPr>
               <w:t>Implementation Notes</w:t>
             </w:r>
@@ -899,7 +906,7 @@
                 <w:noProof/>
                 <w:webHidden/>
               </w:rPr>
-              <w:instrText xml:space="preserve"> PAGEREF _Toc209715217 \h </w:instrText>
+              <w:instrText xml:space="preserve"> PAGEREF _Toc209964612 \h </w:instrText>
             </w:r>
             <w:r>
               <w:rPr>
@@ -919,7 +926,7 @@
                 <w:noProof/>
                 <w:webHidden/>
               </w:rPr>
-              <w:t>2</w:t>
+              <w:t>3</w:t>
             </w:r>
             <w:r>
               <w:rPr>
@@ -932,22 +939,24 @@
         </w:p>
         <w:p>
           <w:pPr>
-            <w:pStyle w:val="TOC1"/>
+            <w:pStyle w:val="20"/>
             <w:tabs>
               <w:tab w:val="right" w:leader="dot" w:pos="9016"/>
             </w:tabs>
             <w:rPr>
               <w:noProof/>
+              <w:sz w:val="22"/>
+              <w:lang w:eastAsia="ko-KR"/>
             </w:rPr>
           </w:pPr>
-          <w:hyperlink w:anchor="_Toc209715218" w:history="1">
-            <w:r>
-              <w:rPr>
-                <w:rStyle w:val="Hyperlink"/>
-                <w:noProof/>
-                <w:lang w:val="en-US"/>
-              </w:rPr>
-              <w:t>Time spent</w:t>
+          <w:hyperlink w:anchor="_Toc209964613" w:history="1">
+            <w:r>
+              <w:rPr>
+                <w:rStyle w:val="ab"/>
+                <w:noProof/>
+                <w:lang w:eastAsia="ko-KR"/>
+              </w:rPr>
+              <w:t>How to execute</w:t>
             </w:r>
             <w:r>
               <w:rPr>
@@ -968,7 +977,7 @@
                 <w:noProof/>
                 <w:webHidden/>
               </w:rPr>
-              <w:instrText xml:space="preserve"> PAGEREF _Toc209715218 \h </w:instrText>
+              <w:instrText xml:space="preserve"> PAGEREF _Toc209964613 \h </w:instrText>
             </w:r>
             <w:r>
               <w:rPr>
@@ -988,7 +997,7 @@
                 <w:noProof/>
                 <w:webHidden/>
               </w:rPr>
-              <w:t>2</w:t>
+              <w:t>3</w:t>
             </w:r>
             <w:r>
               <w:rPr>
@@ -1001,22 +1010,23 @@
         </w:p>
         <w:p>
           <w:pPr>
-            <w:pStyle w:val="TOC1"/>
+            <w:pStyle w:val="10"/>
             <w:tabs>
               <w:tab w:val="right" w:leader="dot" w:pos="9016"/>
             </w:tabs>
             <w:rPr>
               <w:noProof/>
+              <w:sz w:val="22"/>
+              <w:lang w:eastAsia="ko-KR"/>
             </w:rPr>
           </w:pPr>
-          <w:hyperlink w:anchor="_Toc209715219" w:history="1">
-            <w:r>
-              <w:rPr>
-                <w:rStyle w:val="Hyperlink"/>
-                <w:noProof/>
-                <w:lang w:val="en-US"/>
-              </w:rPr>
-              <w:t>Process of Project and Record of Project Meetings</w:t>
+          <w:hyperlink w:anchor="_Toc209964614" w:history="1">
+            <w:r>
+              <w:rPr>
+                <w:rStyle w:val="ab"/>
+                <w:noProof/>
+              </w:rPr>
+              <w:t>Time spent</w:t>
             </w:r>
             <w:r>
               <w:rPr>
@@ -1037,7 +1047,7 @@
                 <w:noProof/>
                 <w:webHidden/>
               </w:rPr>
-              <w:instrText xml:space="preserve"> PAGEREF _Toc209715219 \h </w:instrText>
+              <w:instrText xml:space="preserve"> PAGEREF _Toc209964614 \h </w:instrText>
             </w:r>
             <w:r>
               <w:rPr>
@@ -1057,7 +1067,7 @@
                 <w:noProof/>
                 <w:webHidden/>
               </w:rPr>
-              <w:t>3</w:t>
+              <w:t>4</w:t>
             </w:r>
             <w:r>
               <w:rPr>
@@ -1070,22 +1080,23 @@
         </w:p>
         <w:p>
           <w:pPr>
-            <w:pStyle w:val="TOC2"/>
+            <w:pStyle w:val="10"/>
             <w:tabs>
               <w:tab w:val="right" w:leader="dot" w:pos="9016"/>
             </w:tabs>
             <w:rPr>
               <w:noProof/>
+              <w:sz w:val="22"/>
+              <w:lang w:eastAsia="ko-KR"/>
             </w:rPr>
           </w:pPr>
-          <w:hyperlink w:anchor="_Toc209715220" w:history="1">
-            <w:r>
-              <w:rPr>
-                <w:rStyle w:val="Hyperlink"/>
-                <w:noProof/>
-                <w:lang w:val="en-US"/>
-              </w:rPr>
-              <w:t>Meeting 1 – Project Kickoff</w:t>
+          <w:hyperlink w:anchor="_Toc209964615" w:history="1">
+            <w:r>
+              <w:rPr>
+                <w:rStyle w:val="ab"/>
+                <w:noProof/>
+              </w:rPr>
+              <w:t>Process of Project and Record of Project Meetings</w:t>
             </w:r>
             <w:r>
               <w:rPr>
@@ -1106,7 +1117,7 @@
                 <w:noProof/>
                 <w:webHidden/>
               </w:rPr>
-              <w:instrText xml:space="preserve"> PAGEREF _Toc209715220 \h </w:instrText>
+              <w:instrText xml:space="preserve"> PAGEREF _Toc209964615 \h </w:instrText>
             </w:r>
             <w:r>
               <w:rPr>
@@ -1126,7 +1137,7 @@
                 <w:noProof/>
                 <w:webHidden/>
               </w:rPr>
-              <w:t>3</w:t>
+              <w:t>4</w:t>
             </w:r>
             <w:r>
               <w:rPr>
@@ -1139,22 +1150,23 @@
         </w:p>
         <w:p>
           <w:pPr>
-            <w:pStyle w:val="TOC2"/>
+            <w:pStyle w:val="20"/>
             <w:tabs>
               <w:tab w:val="right" w:leader="dot" w:pos="9016"/>
             </w:tabs>
             <w:rPr>
               <w:noProof/>
+              <w:sz w:val="22"/>
+              <w:lang w:eastAsia="ko-KR"/>
             </w:rPr>
           </w:pPr>
-          <w:hyperlink w:anchor="_Toc209715221" w:history="1">
-            <w:r>
-              <w:rPr>
-                <w:rStyle w:val="Hyperlink"/>
-                <w:noProof/>
-                <w:lang w:val="en-US"/>
-              </w:rPr>
-              <w:t>Meeting 2 – Review &amp; Integration</w:t>
+          <w:hyperlink w:anchor="_Toc209964616" w:history="1">
+            <w:r>
+              <w:rPr>
+                <w:rStyle w:val="ab"/>
+                <w:noProof/>
+              </w:rPr>
+              <w:t>Meeting 1 – Project Kickoff</w:t>
             </w:r>
             <w:r>
               <w:rPr>
@@ -1175,7 +1187,7 @@
                 <w:noProof/>
                 <w:webHidden/>
               </w:rPr>
-              <w:instrText xml:space="preserve"> PAGEREF _Toc209715221 \h </w:instrText>
+              <w:instrText xml:space="preserve"> PAGEREF _Toc209964616 \h </w:instrText>
             </w:r>
             <w:r>
               <w:rPr>
@@ -1195,7 +1207,7 @@
                 <w:noProof/>
                 <w:webHidden/>
               </w:rPr>
-              <w:t>3</w:t>
+              <w:t>4</w:t>
             </w:r>
             <w:r>
               <w:rPr>
@@ -1208,22 +1220,23 @@
         </w:p>
         <w:p>
           <w:pPr>
-            <w:pStyle w:val="TOC2"/>
+            <w:pStyle w:val="20"/>
             <w:tabs>
               <w:tab w:val="right" w:leader="dot" w:pos="9016"/>
             </w:tabs>
             <w:rPr>
               <w:noProof/>
+              <w:sz w:val="22"/>
+              <w:lang w:eastAsia="ko-KR"/>
             </w:rPr>
           </w:pPr>
-          <w:hyperlink w:anchor="_Toc209715222" w:history="1">
-            <w:r>
-              <w:rPr>
-                <w:rStyle w:val="Hyperlink"/>
-                <w:noProof/>
-                <w:lang w:val="en-US"/>
-              </w:rPr>
-              <w:t>Records</w:t>
+          <w:hyperlink w:anchor="_Toc209964617" w:history="1">
+            <w:r>
+              <w:rPr>
+                <w:rStyle w:val="ab"/>
+                <w:noProof/>
+              </w:rPr>
+              <w:t>Meeting 2 – Review &amp; Integration</w:t>
             </w:r>
             <w:r>
               <w:rPr>
@@ -1244,7 +1257,7 @@
                 <w:noProof/>
                 <w:webHidden/>
               </w:rPr>
-              <w:instrText xml:space="preserve"> PAGEREF _Toc209715222 \h </w:instrText>
+              <w:instrText xml:space="preserve"> PAGEREF _Toc209964617 \h </w:instrText>
             </w:r>
             <w:r>
               <w:rPr>
@@ -1264,7 +1277,7 @@
                 <w:noProof/>
                 <w:webHidden/>
               </w:rPr>
-              <w:t>3</w:t>
+              <w:t>4</w:t>
             </w:r>
             <w:r>
               <w:rPr>
@@ -1277,22 +1290,23 @@
         </w:p>
         <w:p>
           <w:pPr>
-            <w:pStyle w:val="TOC1"/>
+            <w:pStyle w:val="20"/>
             <w:tabs>
               <w:tab w:val="right" w:leader="dot" w:pos="9016"/>
             </w:tabs>
             <w:rPr>
               <w:noProof/>
+              <w:sz w:val="22"/>
+              <w:lang w:eastAsia="ko-KR"/>
             </w:rPr>
           </w:pPr>
-          <w:hyperlink w:anchor="_Toc209715223" w:history="1">
-            <w:r>
-              <w:rPr>
-                <w:rStyle w:val="Hyperlink"/>
-                <w:noProof/>
-                <w:lang w:val="en-US"/>
-              </w:rPr>
-              <w:t>Member's Thoughts on This Project</w:t>
+          <w:hyperlink w:anchor="_Toc209964618" w:history="1">
+            <w:r>
+              <w:rPr>
+                <w:rStyle w:val="ab"/>
+                <w:noProof/>
+              </w:rPr>
+              <w:t>Records</w:t>
             </w:r>
             <w:r>
               <w:rPr>
@@ -1313,7 +1327,7 @@
                 <w:noProof/>
                 <w:webHidden/>
               </w:rPr>
-              <w:instrText xml:space="preserve"> PAGEREF _Toc209715223 \h </w:instrText>
+              <w:instrText xml:space="preserve"> PAGEREF _Toc209964618 \h </w:instrText>
             </w:r>
             <w:r>
               <w:rPr>
@@ -1333,7 +1347,7 @@
                 <w:noProof/>
                 <w:webHidden/>
               </w:rPr>
-              <w:t>3</w:t>
+              <w:t>5</w:t>
             </w:r>
             <w:r>
               <w:rPr>
@@ -1346,22 +1360,24 @@
         </w:p>
         <w:p>
           <w:pPr>
-            <w:pStyle w:val="TOC2"/>
+            <w:pStyle w:val="20"/>
             <w:tabs>
               <w:tab w:val="right" w:leader="dot" w:pos="9016"/>
             </w:tabs>
             <w:rPr>
               <w:noProof/>
+              <w:sz w:val="22"/>
+              <w:lang w:eastAsia="ko-KR"/>
             </w:rPr>
           </w:pPr>
-          <w:hyperlink w:anchor="_Toc209715224" w:history="1">
-            <w:r>
-              <w:rPr>
-                <w:rStyle w:val="Hyperlink"/>
-                <w:noProof/>
-                <w:lang w:val="en-US"/>
-              </w:rPr>
-              <w:t>Lessons Learned</w:t>
+          <w:hyperlink w:anchor="_Toc209964619" w:history="1">
+            <w:r>
+              <w:rPr>
+                <w:rStyle w:val="ab"/>
+                <w:noProof/>
+                <w:lang w:eastAsia="ko-KR"/>
+              </w:rPr>
+              <w:t>GitHub records</w:t>
             </w:r>
             <w:r>
               <w:rPr>
@@ -1382,7 +1398,7 @@
                 <w:noProof/>
                 <w:webHidden/>
               </w:rPr>
-              <w:instrText xml:space="preserve"> PAGEREF _Toc209715224 \h </w:instrText>
+              <w:instrText xml:space="preserve"> PAGEREF _Toc209964619 \h </w:instrText>
             </w:r>
             <w:r>
               <w:rPr>
@@ -1402,7 +1418,7 @@
                 <w:noProof/>
                 <w:webHidden/>
               </w:rPr>
-              <w:t>3</w:t>
+              <w:t>6</w:t>
             </w:r>
             <w:r>
               <w:rPr>
@@ -1415,20 +1431,161 @@
         </w:p>
         <w:p>
           <w:pPr>
-            <w:pStyle w:val="TOC2"/>
+            <w:pStyle w:val="10"/>
             <w:tabs>
               <w:tab w:val="right" w:leader="dot" w:pos="9016"/>
             </w:tabs>
             <w:rPr>
               <w:noProof/>
+              <w:sz w:val="22"/>
+              <w:lang w:eastAsia="ko-KR"/>
             </w:rPr>
           </w:pPr>
-          <w:hyperlink w:anchor="_Toc209715225" w:history="1">
-            <w:r>
-              <w:rPr>
-                <w:rStyle w:val="Hyperlink"/>
-                <w:noProof/>
-                <w:lang w:val="en-US"/>
+          <w:hyperlink w:anchor="_Toc209964620" w:history="1">
+            <w:r>
+              <w:rPr>
+                <w:rStyle w:val="ab"/>
+                <w:noProof/>
+              </w:rPr>
+              <w:t>Member's Thoughts on This Project</w:t>
+            </w:r>
+            <w:r>
+              <w:rPr>
+                <w:noProof/>
+                <w:webHidden/>
+              </w:rPr>
+              <w:tab/>
+            </w:r>
+            <w:r>
+              <w:rPr>
+                <w:noProof/>
+                <w:webHidden/>
+              </w:rPr>
+              <w:fldChar w:fldCharType="begin"/>
+            </w:r>
+            <w:r>
+              <w:rPr>
+                <w:noProof/>
+                <w:webHidden/>
+              </w:rPr>
+              <w:instrText xml:space="preserve"> PAGEREF _Toc209964620 \h </w:instrText>
+            </w:r>
+            <w:r>
+              <w:rPr>
+                <w:noProof/>
+                <w:webHidden/>
+              </w:rPr>
+            </w:r>
+            <w:r>
+              <w:rPr>
+                <w:noProof/>
+                <w:webHidden/>
+              </w:rPr>
+              <w:fldChar w:fldCharType="separate"/>
+            </w:r>
+            <w:r>
+              <w:rPr>
+                <w:noProof/>
+                <w:webHidden/>
+              </w:rPr>
+              <w:t>6</w:t>
+            </w:r>
+            <w:r>
+              <w:rPr>
+                <w:noProof/>
+                <w:webHidden/>
+              </w:rPr>
+              <w:fldChar w:fldCharType="end"/>
+            </w:r>
+          </w:hyperlink>
+        </w:p>
+        <w:p>
+          <w:pPr>
+            <w:pStyle w:val="20"/>
+            <w:tabs>
+              <w:tab w:val="right" w:leader="dot" w:pos="9016"/>
+            </w:tabs>
+            <w:rPr>
+              <w:noProof/>
+              <w:sz w:val="22"/>
+              <w:lang w:eastAsia="ko-KR"/>
+            </w:rPr>
+          </w:pPr>
+          <w:hyperlink w:anchor="_Toc209964621" w:history="1">
+            <w:r>
+              <w:rPr>
+                <w:rStyle w:val="ab"/>
+                <w:noProof/>
+              </w:rPr>
+              <w:t>Lessons Learned</w:t>
+            </w:r>
+            <w:r>
+              <w:rPr>
+                <w:noProof/>
+                <w:webHidden/>
+              </w:rPr>
+              <w:tab/>
+            </w:r>
+            <w:r>
+              <w:rPr>
+                <w:noProof/>
+                <w:webHidden/>
+              </w:rPr>
+              <w:fldChar w:fldCharType="begin"/>
+            </w:r>
+            <w:r>
+              <w:rPr>
+                <w:noProof/>
+                <w:webHidden/>
+              </w:rPr>
+              <w:instrText xml:space="preserve"> PAGEREF _Toc209964621 \h </w:instrText>
+            </w:r>
+            <w:r>
+              <w:rPr>
+                <w:noProof/>
+                <w:webHidden/>
+              </w:rPr>
+            </w:r>
+            <w:r>
+              <w:rPr>
+                <w:noProof/>
+                <w:webHidden/>
+              </w:rPr>
+              <w:fldChar w:fldCharType="separate"/>
+            </w:r>
+            <w:r>
+              <w:rPr>
+                <w:noProof/>
+                <w:webHidden/>
+              </w:rPr>
+              <w:t>6</w:t>
+            </w:r>
+            <w:r>
+              <w:rPr>
+                <w:noProof/>
+                <w:webHidden/>
+              </w:rPr>
+              <w:fldChar w:fldCharType="end"/>
+            </w:r>
+          </w:hyperlink>
+        </w:p>
+        <w:p>
+          <w:pPr>
+            <w:pStyle w:val="20"/>
+            <w:tabs>
+              <w:tab w:val="right" w:leader="dot" w:pos="9016"/>
+            </w:tabs>
+            <w:rPr>
+              <w:noProof/>
+              <w:sz w:val="22"/>
+              <w:lang w:eastAsia="ko-KR"/>
+            </w:rPr>
+          </w:pPr>
+          <w:hyperlink w:anchor="_Toc209964622" w:history="1">
+            <w:r>
+              <w:rPr>
+                <w:rStyle w:val="ab"/>
+                <w:noProof/>
               </w:rPr>
               <w:t>Future Improvements</w:t>
             </w:r>
@@ -1451,7 +1608,7 @@
                 <w:noProof/>
                 <w:webHidden/>
               </w:rPr>
-              <w:instrText xml:space="preserve"> PAGEREF _Toc209715225 \h </w:instrText>
+              <w:instrText xml:space="preserve"> PAGEREF _Toc209964622 \h </w:instrText>
             </w:r>
             <w:r>
               <w:rPr>
@@ -1471,7 +1628,7 @@
                 <w:noProof/>
                 <w:webHidden/>
               </w:rPr>
-              <w:t>3</w:t>
+              <w:t>6</w:t>
             </w:r>
             <w:r>
               <w:rPr>
@@ -1496,395 +1653,361 @@
     </w:sdt>
     <w:p/>
     <w:p>
-      <w:r>
-        <w:br w:type="page"/>
-      </w:r>
-    </w:p>
-    <w:p>
-      <w:pPr>
-        <w:pStyle w:val="Heading1"/>
-        <w:jc w:val="both"/>
-        <w:rPr>
-          <w:lang w:val="en-US"/>
-        </w:rPr>
-      </w:pPr>
-      <w:bookmarkStart w:id="0" w:name="_Toc209715211"/>
-      <w:r>
-        <w:rPr>
-          <w:lang w:val="en-US"/>
-        </w:rPr>
-        <w:lastRenderedPageBreak/>
+      <w:pPr>
+        <w:rPr>
+          <w:lang w:eastAsia="ko-KR"/>
+        </w:rPr>
+      </w:pPr>
+    </w:p>
+    <w:p>
+      <w:pPr>
+        <w:rPr>
+          <w:lang w:eastAsia="ko-KR"/>
+        </w:rPr>
+      </w:pPr>
+    </w:p>
+    <w:p>
+      <w:pPr>
+        <w:rPr>
+          <w:lang w:eastAsia="ko-KR"/>
+        </w:rPr>
+      </w:pPr>
+    </w:p>
+    <w:p>
+      <w:pPr>
+        <w:rPr>
+          <w:lang w:eastAsia="ko-KR"/>
+        </w:rPr>
+      </w:pPr>
+    </w:p>
+    <w:p>
+      <w:pPr>
+        <w:rPr>
+          <w:lang w:eastAsia="ko-KR"/>
+        </w:rPr>
+      </w:pPr>
+    </w:p>
+    <w:p>
+      <w:pPr>
+        <w:rPr>
+          <w:lang w:eastAsia="ko-KR"/>
+        </w:rPr>
+      </w:pPr>
+    </w:p>
+    <w:p>
+      <w:pPr>
+        <w:rPr>
+          <w:lang w:eastAsia="ko-KR"/>
+        </w:rPr>
+      </w:pPr>
+    </w:p>
+    <w:p>
+      <w:pPr>
+        <w:rPr>
+          <w:lang w:eastAsia="ko-KR"/>
+        </w:rPr>
+      </w:pPr>
+    </w:p>
+    <w:p>
+      <w:pPr>
+        <w:rPr>
+          <w:lang w:eastAsia="ko-KR"/>
+        </w:rPr>
+      </w:pPr>
+    </w:p>
+    <w:p>
+      <w:pPr>
+        <w:rPr>
+          <w:lang w:eastAsia="ko-KR"/>
+        </w:rPr>
+      </w:pPr>
+    </w:p>
+    <w:p>
+      <w:pPr>
+        <w:rPr>
+          <w:lang w:eastAsia="ko-KR"/>
+        </w:rPr>
+      </w:pPr>
+    </w:p>
+    <w:p>
+      <w:pPr>
+        <w:rPr>
+          <w:lang w:eastAsia="ko-KR"/>
+        </w:rPr>
+      </w:pPr>
+    </w:p>
+    <w:p>
+      <w:pPr>
+        <w:pStyle w:val="1"/>
+        <w:jc w:val="both"/>
+      </w:pPr>
+      <w:bookmarkStart w:id="0" w:name="_Hlk198644379"/>
+      <w:bookmarkStart w:id="1" w:name="_Toc209964606"/>
+      <w:bookmarkEnd w:id="0"/>
+      <w:r>
         <w:t>Outline of Program</w:t>
       </w:r>
-      <w:bookmarkEnd w:id="0"/>
-    </w:p>
-    <w:p>
-      <w:pPr>
-        <w:pStyle w:val="Heading2"/>
-        <w:jc w:val="both"/>
-        <w:rPr>
-          <w:lang w:val="en-US"/>
-        </w:rPr>
-      </w:pPr>
-      <w:bookmarkStart w:id="1" w:name="_Toc209715212"/>
-      <w:r>
-        <w:rPr>
-          <w:lang w:val="en-US"/>
-        </w:rPr>
+      <w:bookmarkEnd w:id="1"/>
+    </w:p>
+    <w:p>
+      <w:pPr>
+        <w:pStyle w:val="2"/>
+        <w:jc w:val="both"/>
+      </w:pPr>
+      <w:bookmarkStart w:id="2" w:name="_Toc209964607"/>
+      <w:r>
         <w:t>Purpose</w:t>
       </w:r>
-      <w:bookmarkEnd w:id="1"/>
-    </w:p>
-    <w:p>
-      <w:pPr>
-        <w:jc w:val="both"/>
-        <w:rPr>
-          <w:lang w:val="en-US"/>
-        </w:rPr>
-      </w:pPr>
-      <w:r>
-        <w:rPr>
-          <w:lang w:val="en-US"/>
-        </w:rPr>
+      <w:bookmarkEnd w:id="2"/>
+    </w:p>
+    <w:p>
+      <w:pPr>
+        <w:jc w:val="both"/>
+      </w:pPr>
+      <w:r>
         <w:t>The program is designed to perform basic image compositing operations, specifically addition and subtraction of images, while handling potential overflow and underflow in pixel values. This allows simple image blending and manipulation for educational purposes.</w:t>
       </w:r>
     </w:p>
     <w:p>
       <w:pPr>
-        <w:pStyle w:val="Heading2"/>
-        <w:jc w:val="both"/>
-        <w:rPr>
-          <w:lang w:val="en-US"/>
-        </w:rPr>
-      </w:pPr>
-      <w:bookmarkStart w:id="2" w:name="_Toc209715213"/>
-      <w:r>
-        <w:rPr>
-          <w:lang w:val="en-US"/>
-        </w:rPr>
+        <w:pStyle w:val="2"/>
+        <w:jc w:val="both"/>
+      </w:pPr>
+      <w:bookmarkStart w:id="3" w:name="_Toc209964608"/>
+      <w:r>
         <w:t>Functionality Overview</w:t>
       </w:r>
-      <w:bookmarkEnd w:id="2"/>
-    </w:p>
-    <w:p>
-      <w:pPr>
-        <w:pStyle w:val="ListParagraph"/>
+      <w:bookmarkEnd w:id="3"/>
+    </w:p>
+    <w:p>
+      <w:pPr>
+        <w:pStyle w:val="a6"/>
         <w:numPr>
           <w:ilvl w:val="0"/>
           <w:numId w:val="1"/>
         </w:numPr>
         <w:jc w:val="both"/>
-        <w:rPr>
-          <w:lang w:val="en-US"/>
-        </w:rPr>
-      </w:pPr>
-      <w:r>
-        <w:rPr>
-          <w:lang w:val="en-US"/>
-        </w:rPr>
-        <w:t>Load input images using CxImage library</w:t>
-      </w:r>
-    </w:p>
-    <w:p>
-      <w:pPr>
-        <w:pStyle w:val="ListParagraph"/>
+      </w:pPr>
+      <w:r>
+        <w:t xml:space="preserve">Load input images using </w:t>
+      </w:r>
+      <w:proofErr w:type="spellStart"/>
+      <w:r>
+        <w:t>CxImage</w:t>
+      </w:r>
+      <w:proofErr w:type="spellEnd"/>
+      <w:r>
+        <w:t xml:space="preserve"> library</w:t>
+      </w:r>
+    </w:p>
+    <w:p>
+      <w:pPr>
+        <w:pStyle w:val="a6"/>
         <w:numPr>
           <w:ilvl w:val="0"/>
           <w:numId w:val="1"/>
         </w:numPr>
         <w:jc w:val="both"/>
-        <w:rPr>
-          <w:lang w:val="en-US"/>
-        </w:rPr>
-      </w:pPr>
-      <w:r>
-        <w:rPr>
-          <w:lang w:val="en-US"/>
-        </w:rPr>
+      </w:pPr>
+      <w:r>
         <w:t>Perform composite operations:</w:t>
       </w:r>
     </w:p>
     <w:p>
       <w:pPr>
-        <w:pStyle w:val="ListParagraph"/>
+        <w:pStyle w:val="a6"/>
         <w:numPr>
           <w:ilvl w:val="1"/>
           <w:numId w:val="1"/>
         </w:numPr>
         <w:jc w:val="both"/>
-        <w:rPr>
-          <w:lang w:val="en-US"/>
-        </w:rPr>
-      </w:pPr>
-      <w:r>
-        <w:rPr>
-          <w:lang w:val="en-US"/>
-        </w:rPr>
+      </w:pPr>
+      <w:r>
         <w:t>Pixel-wise addition of two images</w:t>
       </w:r>
     </w:p>
     <w:p>
       <w:pPr>
-        <w:pStyle w:val="ListParagraph"/>
+        <w:pStyle w:val="a6"/>
         <w:numPr>
           <w:ilvl w:val="1"/>
           <w:numId w:val="1"/>
         </w:numPr>
         <w:jc w:val="both"/>
-        <w:rPr>
-          <w:lang w:val="en-US"/>
-        </w:rPr>
-      </w:pPr>
-      <w:r>
-        <w:rPr>
-          <w:lang w:val="en-US"/>
-        </w:rPr>
+      </w:pPr>
+      <w:r>
         <w:t>Pixel-wise subtraction of one image from another</w:t>
       </w:r>
     </w:p>
     <w:p>
       <w:pPr>
-        <w:pStyle w:val="ListParagraph"/>
+        <w:pStyle w:val="a6"/>
         <w:numPr>
           <w:ilvl w:val="0"/>
           <w:numId w:val="1"/>
         </w:numPr>
         <w:jc w:val="both"/>
-        <w:rPr>
-          <w:lang w:val="en-US"/>
-        </w:rPr>
-      </w:pPr>
-      <w:r>
-        <w:rPr>
-          <w:lang w:val="en-US"/>
-        </w:rPr>
+      </w:pPr>
+      <w:r>
         <w:t>Clamp pixel values to valid range (0–255 for 8-bit images)</w:t>
       </w:r>
     </w:p>
     <w:p>
       <w:pPr>
-        <w:pStyle w:val="ListParagraph"/>
+        <w:pStyle w:val="a6"/>
         <w:numPr>
           <w:ilvl w:val="0"/>
           <w:numId w:val="1"/>
         </w:numPr>
         <w:jc w:val="both"/>
-        <w:rPr>
-          <w:lang w:val="en-US"/>
-        </w:rPr>
-      </w:pPr>
-      <w:r>
-        <w:rPr>
-          <w:lang w:val="en-US"/>
-        </w:rPr>
+      </w:pPr>
+      <w:r>
         <w:t>Display the resulting image</w:t>
       </w:r>
     </w:p>
     <w:p>
       <w:pPr>
-        <w:pStyle w:val="Heading1"/>
-        <w:jc w:val="both"/>
-        <w:rPr>
-          <w:lang w:val="en-US"/>
-        </w:rPr>
-      </w:pPr>
-      <w:bookmarkStart w:id="3" w:name="_Toc209715214"/>
-      <w:r>
-        <w:rPr>
-          <w:lang w:val="en-US"/>
-        </w:rPr>
+        <w:pStyle w:val="1"/>
+        <w:jc w:val="both"/>
+      </w:pPr>
+      <w:bookmarkStart w:id="4" w:name="_Toc209964609"/>
+      <w:r>
         <w:t>Design of Program</w:t>
       </w:r>
-      <w:bookmarkEnd w:id="3"/>
-    </w:p>
-    <w:p>
-      <w:pPr>
-        <w:pStyle w:val="Heading2"/>
-        <w:jc w:val="both"/>
-        <w:rPr>
-          <w:lang w:val="en-US"/>
-        </w:rPr>
-      </w:pPr>
-      <w:bookmarkStart w:id="4" w:name="_Toc209715215"/>
-      <w:r>
-        <w:rPr>
-          <w:lang w:val="en-US"/>
-        </w:rPr>
+      <w:bookmarkEnd w:id="4"/>
+    </w:p>
+    <w:p>
+      <w:pPr>
+        <w:pStyle w:val="2"/>
+        <w:jc w:val="both"/>
+      </w:pPr>
+      <w:bookmarkStart w:id="5" w:name="_Toc209964610"/>
+      <w:r>
         <w:t>High-Level Design</w:t>
       </w:r>
-      <w:bookmarkEnd w:id="4"/>
-    </w:p>
-    <w:p>
-      <w:pPr>
-        <w:pStyle w:val="ListParagraph"/>
+      <w:bookmarkEnd w:id="5"/>
+    </w:p>
+    <w:p>
+      <w:pPr>
+        <w:pStyle w:val="a6"/>
         <w:numPr>
           <w:ilvl w:val="0"/>
           <w:numId w:val="2"/>
         </w:numPr>
         <w:jc w:val="both"/>
-        <w:rPr>
-          <w:lang w:val="en-US"/>
-        </w:rPr>
       </w:pPr>
       <w:r>
         <w:rPr>
           <w:b/>
-          <w:lang w:val="en-US"/>
         </w:rPr>
         <w:t>Input Module</w:t>
       </w:r>
       <w:r>
-        <w:rPr>
-          <w:lang w:val="en-US"/>
-        </w:rPr>
         <w:t>: Handles loading of images from disk</w:t>
       </w:r>
     </w:p>
     <w:p>
       <w:pPr>
-        <w:pStyle w:val="ListParagraph"/>
+        <w:pStyle w:val="a6"/>
         <w:numPr>
           <w:ilvl w:val="0"/>
           <w:numId w:val="2"/>
         </w:numPr>
         <w:jc w:val="both"/>
-        <w:rPr>
-          <w:lang w:val="en-US"/>
-        </w:rPr>
       </w:pPr>
       <w:r>
         <w:rPr>
           <w:b/>
-          <w:lang w:val="en-US"/>
         </w:rPr>
         <w:t>Composite Module</w:t>
       </w:r>
       <w:r>
-        <w:rPr>
-          <w:lang w:val="en-US"/>
-        </w:rPr>
         <w:t>: Implements the addition and subtraction logic. Key steps include:</w:t>
       </w:r>
     </w:p>
     <w:p>
       <w:pPr>
-        <w:pStyle w:val="ListParagraph"/>
+        <w:pStyle w:val="a6"/>
         <w:numPr>
           <w:ilvl w:val="0"/>
           <w:numId w:val="3"/>
         </w:numPr>
         <w:jc w:val="both"/>
-        <w:rPr>
-          <w:lang w:val="en-US"/>
-        </w:rPr>
-      </w:pPr>
-      <w:r>
-        <w:rPr>
-          <w:lang w:val="en-US"/>
-        </w:rPr>
+      </w:pPr>
+      <w:r>
         <w:t>Looping over each pixel of the input images</w:t>
       </w:r>
     </w:p>
     <w:p>
       <w:pPr>
-        <w:pStyle w:val="ListParagraph"/>
+        <w:pStyle w:val="a6"/>
         <w:numPr>
           <w:ilvl w:val="0"/>
           <w:numId w:val="3"/>
         </w:numPr>
         <w:jc w:val="both"/>
-        <w:rPr>
-          <w:lang w:val="en-US"/>
-        </w:rPr>
-      </w:pPr>
-      <w:r>
-        <w:rPr>
-          <w:lang w:val="en-US"/>
-        </w:rPr>
+      </w:pPr>
+      <w:r>
         <w:t>Performing the addition or subtraction</w:t>
       </w:r>
     </w:p>
     <w:p>
       <w:pPr>
-        <w:pStyle w:val="ListParagraph"/>
+        <w:pStyle w:val="a6"/>
         <w:numPr>
           <w:ilvl w:val="0"/>
           <w:numId w:val="3"/>
         </w:numPr>
         <w:jc w:val="both"/>
-        <w:rPr>
-          <w:lang w:val="en-US"/>
-        </w:rPr>
-      </w:pPr>
-      <w:r>
-        <w:rPr>
-          <w:lang w:val="en-US"/>
-        </w:rPr>
+      </w:pPr>
+      <w:r>
         <w:t>Clamping the result to avoid underflow/overflow</w:t>
       </w:r>
     </w:p>
     <w:p>
       <w:pPr>
-        <w:pStyle w:val="ListParagraph"/>
+        <w:pStyle w:val="a6"/>
         <w:numPr>
           <w:ilvl w:val="0"/>
           <w:numId w:val="2"/>
         </w:numPr>
         <w:jc w:val="both"/>
-        <w:rPr>
-          <w:lang w:val="en-US"/>
-        </w:rPr>
       </w:pPr>
       <w:r>
         <w:rPr>
           <w:b/>
-          <w:lang w:val="en-US"/>
         </w:rPr>
         <w:t>Output Module</w:t>
       </w:r>
       <w:r>
-        <w:rPr>
-          <w:lang w:val="en-US"/>
-        </w:rPr>
         <w:t>: Displays the final image</w:t>
       </w:r>
     </w:p>
     <w:p>
       <w:pPr>
-        <w:pStyle w:val="Heading2"/>
-        <w:jc w:val="both"/>
-        <w:rPr>
-          <w:lang w:val="en-US"/>
-        </w:rPr>
-      </w:pPr>
-      <w:bookmarkStart w:id="5" w:name="_Toc209715216"/>
-      <w:r>
-        <w:rPr>
-          <w:lang w:val="en-US"/>
-        </w:rPr>
+        <w:pStyle w:val="2"/>
+        <w:jc w:val="both"/>
+      </w:pPr>
+      <w:bookmarkStart w:id="6" w:name="_Toc209964611"/>
+      <w:r>
         <w:t>Flow Diagram</w:t>
       </w:r>
-      <w:bookmarkEnd w:id="5"/>
-    </w:p>
-    <w:p>
-      <w:pPr>
-        <w:jc w:val="both"/>
-        <w:rPr>
-          <w:lang w:val="en-US"/>
-        </w:rPr>
-      </w:pPr>
-    </w:p>
-    <w:p>
-      <w:pPr>
-        <w:jc w:val="both"/>
-        <w:rPr>
-          <w:lang w:val="en-US"/>
-        </w:rPr>
+      <w:bookmarkEnd w:id="6"/>
+    </w:p>
+    <w:p>
+      <w:pPr>
+        <w:jc w:val="both"/>
+      </w:pPr>
+    </w:p>
+    <w:p>
+      <w:pPr>
+        <w:jc w:val="both"/>
       </w:pPr>
       <w:r>
         <w:rPr>
           <w:noProof/>
         </w:rPr>
+        <w:lastRenderedPageBreak/>
         <w:drawing>
           <wp:inline distT="0" distB="0" distL="0" distR="0" wp14:anchorId="26F15733" wp14:editId="3A8364E8">
             <wp:extent cx="5720080" cy="1722755"/>
@@ -1903,7 +2026,7 @@
                     </pic:cNvPicPr>
                   </pic:nvPicPr>
                   <pic:blipFill>
-                    <a:blip r:embed="rId7">
+                    <a:blip r:embed="rId10">
                       <a:extLst>
                         <a:ext uri="{28A0092B-C50C-407E-A947-70E740481C1C}">
                           <a14:useLocalDpi xmlns:a14="http://schemas.microsoft.com/office/drawing/2010/main" val="0"/>
@@ -1937,587 +2060,1093 @@
     </w:p>
     <w:p>
       <w:pPr>
-        <w:pStyle w:val="Heading2"/>
-        <w:jc w:val="both"/>
-        <w:rPr>
-          <w:lang w:val="en-US"/>
-        </w:rPr>
-      </w:pPr>
-      <w:bookmarkStart w:id="6" w:name="_Toc209715217"/>
-      <w:r>
-        <w:rPr>
-          <w:lang w:val="en-US"/>
-        </w:rPr>
-        <w:lastRenderedPageBreak/>
+        <w:pStyle w:val="2"/>
+        <w:jc w:val="both"/>
+      </w:pPr>
+      <w:bookmarkStart w:id="7" w:name="_Toc209964612"/>
+      <w:r>
         <w:t>Implementation Notes</w:t>
       </w:r>
-      <w:bookmarkEnd w:id="6"/>
-    </w:p>
-    <w:p>
-      <w:pPr>
-        <w:pStyle w:val="ListParagraph"/>
+      <w:bookmarkEnd w:id="7"/>
+    </w:p>
+    <w:p>
+      <w:pPr>
+        <w:pStyle w:val="a6"/>
         <w:numPr>
           <w:ilvl w:val="0"/>
           <w:numId w:val="2"/>
         </w:numPr>
         <w:jc w:val="both"/>
-        <w:rPr>
-          <w:lang w:val="en-US"/>
-        </w:rPr>
-      </w:pPr>
-      <w:r>
-        <w:rPr>
-          <w:lang w:val="en-US"/>
-        </w:rPr>
+      </w:pPr>
+      <w:r>
         <w:t>The Composite function is implemented in a single method using simple loops over image pixels</w:t>
       </w:r>
     </w:p>
     <w:p>
       <w:pPr>
-        <w:pStyle w:val="ListParagraph"/>
+        <w:pStyle w:val="a6"/>
         <w:numPr>
           <w:ilvl w:val="0"/>
           <w:numId w:val="2"/>
         </w:numPr>
         <w:jc w:val="both"/>
-        <w:rPr>
-          <w:lang w:val="en-US"/>
-        </w:rPr>
-      </w:pPr>
-      <w:r>
-        <w:rPr>
-          <w:lang w:val="en-US"/>
-        </w:rPr>
+      </w:pPr>
+      <w:r>
         <w:t>The program is modular, allowing easy extension for additional composite operations in the future</w:t>
       </w:r>
     </w:p>
     <w:p>
       <w:pPr>
-        <w:pStyle w:val="Heading1"/>
-        <w:jc w:val="both"/>
-        <w:rPr>
-          <w:lang w:val="en-US"/>
-        </w:rPr>
-      </w:pPr>
-      <w:bookmarkStart w:id="7" w:name="_Toc209715218"/>
-      <w:r>
-        <w:rPr>
-          <w:lang w:val="en-US"/>
-        </w:rPr>
+        <w:pStyle w:val="2"/>
+        <w:jc w:val="both"/>
+        <w:rPr>
+          <w:rFonts w:hint="eastAsia"/>
+          <w:lang w:eastAsia="ko-KR"/>
+        </w:rPr>
+      </w:pPr>
+      <w:bookmarkStart w:id="8" w:name="_Toc209964613"/>
+      <w:r>
+        <w:rPr>
+          <w:rFonts w:hint="eastAsia"/>
+          <w:lang w:eastAsia="ko-KR"/>
+        </w:rPr>
+        <w:t>H</w:t>
+      </w:r>
+      <w:r>
+        <w:rPr>
+          <w:lang w:eastAsia="ko-KR"/>
+        </w:rPr>
+        <w:t>o</w:t>
+      </w:r>
+      <w:r>
+        <w:rPr>
+          <w:rFonts w:hint="eastAsia"/>
+          <w:lang w:eastAsia="ko-KR"/>
+        </w:rPr>
+        <w:t>w to execute</w:t>
+      </w:r>
+      <w:bookmarkEnd w:id="8"/>
+    </w:p>
+    <w:p>
+      <w:pPr>
+        <w:pStyle w:val="a6"/>
+        <w:numPr>
+          <w:ilvl w:val="0"/>
+          <w:numId w:val="2"/>
+        </w:numPr>
+        <w:jc w:val="both"/>
+      </w:pPr>
+      <w:r>
+        <w:rPr>
+          <w:rFonts w:hint="eastAsia"/>
+          <w:lang w:eastAsia="ko-KR"/>
+        </w:rPr>
+        <w:t xml:space="preserve">Run the source code </w:t>
+      </w:r>
+      <w:r>
+        <w:rPr>
+          <w:lang w:eastAsia="ko-KR"/>
+        </w:rPr>
+        <w:t>‘</w:t>
+      </w:r>
+      <w:r>
+        <w:rPr>
+          <w:rFonts w:hint="eastAsia"/>
+          <w:lang w:eastAsia="ko-KR"/>
+        </w:rPr>
+        <w:t>ImageProcessingDoc.cpp</w:t>
+      </w:r>
+      <w:r>
+        <w:rPr>
+          <w:lang w:eastAsia="ko-KR"/>
+        </w:rPr>
+        <w:t>’</w:t>
+      </w:r>
+    </w:p>
+    <w:p>
+      <w:pPr>
+        <w:pStyle w:val="a6"/>
+        <w:numPr>
+          <w:ilvl w:val="0"/>
+          <w:numId w:val="2"/>
+        </w:numPr>
+        <w:jc w:val="both"/>
+      </w:pPr>
+      <w:r>
+        <w:t>After the code is executed, the program runs as shown below</w:t>
+      </w:r>
+      <w:r>
+        <w:rPr>
+          <w:rFonts w:hint="eastAsia"/>
+          <w:lang w:eastAsia="ko-KR"/>
+        </w:rPr>
+        <w:t xml:space="preserve">. Then, click </w:t>
+      </w:r>
+      <w:r>
+        <w:rPr>
+          <w:lang w:eastAsia="ko-KR"/>
+        </w:rPr>
+        <w:t>‘</w:t>
+      </w:r>
+      <w:r>
+        <w:rPr>
+          <w:rFonts w:hint="eastAsia"/>
+          <w:lang w:eastAsia="ko-KR"/>
+        </w:rPr>
+        <w:t>File</w:t>
+      </w:r>
+      <w:r>
+        <w:rPr>
+          <w:lang w:eastAsia="ko-KR"/>
+        </w:rPr>
+        <w:t>’</w:t>
+      </w:r>
+      <w:r>
+        <w:rPr>
+          <w:rFonts w:hint="eastAsia"/>
+          <w:lang w:eastAsia="ko-KR"/>
+        </w:rPr>
+        <w:t xml:space="preserve"> Tab and open the images(</w:t>
+      </w:r>
+      <w:r>
+        <w:rPr>
+          <w:rFonts w:hint="eastAsia"/>
+          <w:lang w:eastAsia="ko-KR"/>
+        </w:rPr>
+        <w:t>‘</w:t>
+      </w:r>
+      <w:r>
+        <w:rPr>
+          <w:lang w:eastAsia="ko-KR"/>
+        </w:rPr>
+        <w:t>squid_head.png’, ‘squid_body.png, ‘squid_points.png</w:t>
+      </w:r>
+      <w:r>
+        <w:rPr>
+          <w:rFonts w:hint="eastAsia"/>
+          <w:lang w:eastAsia="ko-KR"/>
+        </w:rPr>
+        <w:t>) at the same time</w:t>
+      </w:r>
+    </w:p>
+    <w:p>
+      <w:pPr>
+        <w:pStyle w:val="a6"/>
+        <w:jc w:val="both"/>
+      </w:pPr>
+      <w:r>
+        <w:rPr>
+          <w:lang w:eastAsia="ko-KR"/>
+        </w:rPr>
+        <w:drawing>
+          <wp:inline distT="0" distB="0" distL="0" distR="0" wp14:anchorId="65187CC5" wp14:editId="2FA674D6">
+            <wp:extent cx="2200275" cy="2204581"/>
+            <wp:effectExtent l="0" t="0" r="0" b="5715"/>
+            <wp:docPr id="1571883683" name="그림 1" descr="스크린샷, 텍스트이(가) 표시된 사진&#10;&#10;AI 생성 콘텐츠는 정확하지 않을 수 있습니다."/>
+            <wp:cNvGraphicFramePr>
+              <a:graphicFrameLocks xmlns:a="http://schemas.openxmlformats.org/drawingml/2006/main" noChangeAspect="1"/>
+            </wp:cNvGraphicFramePr>
+            <a:graphic xmlns:a="http://schemas.openxmlformats.org/drawingml/2006/main">
+              <a:graphicData uri="http://schemas.openxmlformats.org/drawingml/2006/picture">
+                <pic:pic xmlns:pic="http://schemas.openxmlformats.org/drawingml/2006/picture">
+                  <pic:nvPicPr>
+                    <pic:cNvPr id="1571883683" name="그림 1" descr="스크린샷, 텍스트이(가) 표시된 사진&#10;&#10;AI 생성 콘텐츠는 정확하지 않을 수 있습니다."/>
+                    <pic:cNvPicPr/>
+                  </pic:nvPicPr>
+                  <pic:blipFill>
+                    <a:blip r:embed="rId11"/>
+                    <a:stretch>
+                      <a:fillRect/>
+                    </a:stretch>
+                  </pic:blipFill>
+                  <pic:spPr>
+                    <a:xfrm flipV="1">
+                      <a:off x="0" y="0"/>
+                      <a:ext cx="2222448" cy="2226797"/>
+                    </a:xfrm>
+                    <a:prstGeom prst="rect">
+                      <a:avLst/>
+                    </a:prstGeom>
+                  </pic:spPr>
+                </pic:pic>
+              </a:graphicData>
+            </a:graphic>
+          </wp:inline>
+        </w:drawing>
+      </w:r>
+      <w:r>
+        <w:rPr>
+          <w:noProof/>
+        </w:rPr>
+        <w:t xml:space="preserve"> </w:t>
+      </w:r>
+      <w:r>
+        <w:drawing>
+          <wp:inline distT="0" distB="0" distL="0" distR="0" wp14:anchorId="0AD8E133" wp14:editId="73F255AD">
+            <wp:extent cx="2884805" cy="2229633"/>
+            <wp:effectExtent l="0" t="0" r="0" b="0"/>
+            <wp:docPr id="1518787111" name="그림 1" descr="스크린샷, 멀티미디어 소프트웨어, 컴퓨터, 그래픽 소프트웨어이(가) 표시된 사진&#10;&#10;AI 생성 콘텐츠는 정확하지 않을 수 있습니다."/>
+            <wp:cNvGraphicFramePr>
+              <a:graphicFrameLocks xmlns:a="http://schemas.openxmlformats.org/drawingml/2006/main" noChangeAspect="1"/>
+            </wp:cNvGraphicFramePr>
+            <a:graphic xmlns:a="http://schemas.openxmlformats.org/drawingml/2006/main">
+              <a:graphicData uri="http://schemas.openxmlformats.org/drawingml/2006/picture">
+                <pic:pic xmlns:pic="http://schemas.openxmlformats.org/drawingml/2006/picture">
+                  <pic:nvPicPr>
+                    <pic:cNvPr id="1518787111" name="그림 1" descr="스크린샷, 멀티미디어 소프트웨어, 컴퓨터, 그래픽 소프트웨어이(가) 표시된 사진&#10;&#10;AI 생성 콘텐츠는 정확하지 않을 수 있습니다."/>
+                    <pic:cNvPicPr/>
+                  </pic:nvPicPr>
+                  <pic:blipFill>
+                    <a:blip r:embed="rId12"/>
+                    <a:stretch>
+                      <a:fillRect/>
+                    </a:stretch>
+                  </pic:blipFill>
+                  <pic:spPr>
+                    <a:xfrm>
+                      <a:off x="0" y="0"/>
+                      <a:ext cx="2906908" cy="2246716"/>
+                    </a:xfrm>
+                    <a:prstGeom prst="rect">
+                      <a:avLst/>
+                    </a:prstGeom>
+                  </pic:spPr>
+                </pic:pic>
+              </a:graphicData>
+            </a:graphic>
+          </wp:inline>
+        </w:drawing>
+      </w:r>
+    </w:p>
+    <w:p>
+      <w:pPr>
+        <w:pStyle w:val="a6"/>
+        <w:numPr>
+          <w:ilvl w:val="0"/>
+          <w:numId w:val="2"/>
+        </w:numPr>
+        <w:jc w:val="both"/>
+        <w:rPr>
+          <w:rFonts w:hint="eastAsia"/>
+        </w:rPr>
+      </w:pPr>
+      <w:r>
+        <w:rPr>
+          <w:rFonts w:hint="eastAsia"/>
+          <w:lang w:eastAsia="ko-KR"/>
+        </w:rPr>
+        <w:t xml:space="preserve">If the images are called, click </w:t>
+      </w:r>
+      <w:r>
+        <w:rPr>
+          <w:lang w:eastAsia="ko-KR"/>
+        </w:rPr>
+        <w:t>‘</w:t>
+      </w:r>
+      <w:proofErr w:type="spellStart"/>
+      <w:r>
+        <w:rPr>
+          <w:rFonts w:hint="eastAsia"/>
+          <w:lang w:eastAsia="ko-KR"/>
+        </w:rPr>
+        <w:t>ImageProcessing</w:t>
+      </w:r>
+      <w:proofErr w:type="spellEnd"/>
+      <w:r>
+        <w:rPr>
+          <w:lang w:eastAsia="ko-KR"/>
+        </w:rPr>
+        <w:t>’</w:t>
+      </w:r>
+      <w:r>
+        <w:rPr>
+          <w:rFonts w:hint="eastAsia"/>
+          <w:lang w:eastAsia="ko-KR"/>
+        </w:rPr>
+        <w:t xml:space="preserve"> tab and choose </w:t>
+      </w:r>
+      <w:r>
+        <w:rPr>
+          <w:lang w:eastAsia="ko-KR"/>
+        </w:rPr>
+        <w:t>‘</w:t>
+      </w:r>
+      <w:r>
+        <w:rPr>
+          <w:rFonts w:hint="eastAsia"/>
+          <w:lang w:eastAsia="ko-KR"/>
+        </w:rPr>
+        <w:t>Composite</w:t>
+      </w:r>
+      <w:r>
+        <w:rPr>
+          <w:lang w:eastAsia="ko-KR"/>
+        </w:rPr>
+        <w:t>’</w:t>
+      </w:r>
+      <w:r>
+        <w:rPr>
+          <w:rFonts w:hint="eastAsia"/>
+          <w:lang w:eastAsia="ko-KR"/>
+        </w:rPr>
+        <w:t>. You can choose the Second Image and operation.</w:t>
+      </w:r>
+      <w:r>
+        <w:rPr>
+          <w:noProof/>
+        </w:rPr>
+        <w:t xml:space="preserve"> </w:t>
+      </w:r>
+    </w:p>
+    <w:p>
+      <w:pPr>
+        <w:pStyle w:val="a6"/>
+        <w:jc w:val="both"/>
+      </w:pPr>
+      <w:r>
+        <w:rPr>
+          <w:lang w:eastAsia="ko-KR"/>
+        </w:rPr>
+        <w:drawing>
+          <wp:inline distT="0" distB="0" distL="0" distR="0" wp14:anchorId="3995BB12" wp14:editId="4036862B">
+            <wp:extent cx="2718148" cy="1569575"/>
+            <wp:effectExtent l="0" t="0" r="6350" b="0"/>
+            <wp:docPr id="1541290022" name="그림 1" descr="텍스트, 스크린샷, 도표, 소프트웨어이(가) 표시된 사진&#10;&#10;AI 생성 콘텐츠는 정확하지 않을 수 있습니다."/>
+            <wp:cNvGraphicFramePr>
+              <a:graphicFrameLocks xmlns:a="http://schemas.openxmlformats.org/drawingml/2006/main" noChangeAspect="1"/>
+            </wp:cNvGraphicFramePr>
+            <a:graphic xmlns:a="http://schemas.openxmlformats.org/drawingml/2006/main">
+              <a:graphicData uri="http://schemas.openxmlformats.org/drawingml/2006/picture">
+                <pic:pic xmlns:pic="http://schemas.openxmlformats.org/drawingml/2006/picture">
+                  <pic:nvPicPr>
+                    <pic:cNvPr id="1541290022" name="그림 1" descr="텍스트, 스크린샷, 도표, 소프트웨어이(가) 표시된 사진&#10;&#10;AI 생성 콘텐츠는 정확하지 않을 수 있습니다."/>
+                    <pic:cNvPicPr/>
+                  </pic:nvPicPr>
+                  <pic:blipFill>
+                    <a:blip r:embed="rId13"/>
+                    <a:stretch>
+                      <a:fillRect/>
+                    </a:stretch>
+                  </pic:blipFill>
+                  <pic:spPr>
+                    <a:xfrm>
+                      <a:off x="0" y="0"/>
+                      <a:ext cx="2724939" cy="1573496"/>
+                    </a:xfrm>
+                    <a:prstGeom prst="rect">
+                      <a:avLst/>
+                    </a:prstGeom>
+                  </pic:spPr>
+                </pic:pic>
+              </a:graphicData>
+            </a:graphic>
+          </wp:inline>
+        </w:drawing>
+      </w:r>
+    </w:p>
+    <w:p>
+      <w:pPr>
+        <w:pStyle w:val="a6"/>
+        <w:numPr>
+          <w:ilvl w:val="0"/>
+          <w:numId w:val="2"/>
+        </w:numPr>
+        <w:jc w:val="both"/>
+      </w:pPr>
+      <w:proofErr w:type="gramStart"/>
+      <w:r>
+        <w:rPr>
+          <w:rFonts w:hint="eastAsia"/>
+          <w:lang w:eastAsia="ko-KR"/>
+        </w:rPr>
+        <w:lastRenderedPageBreak/>
+        <w:t>Final result</w:t>
+      </w:r>
+      <w:proofErr w:type="gramEnd"/>
+      <w:r>
+        <w:rPr>
+          <w:rFonts w:hint="eastAsia"/>
+          <w:lang w:eastAsia="ko-KR"/>
+        </w:rPr>
+        <w:t xml:space="preserve"> looks like below.</w:t>
+      </w:r>
+    </w:p>
+    <w:p>
+      <w:pPr>
+        <w:ind w:leftChars="300" w:left="720"/>
+        <w:jc w:val="both"/>
+        <w:rPr>
+          <w:rFonts w:hint="eastAsia"/>
+          <w:lang w:eastAsia="ko-KR"/>
+        </w:rPr>
+      </w:pPr>
+      <w:r>
+        <w:rPr>
+          <w:lang w:eastAsia="ko-KR"/>
+        </w:rPr>
+        <w:drawing>
+          <wp:inline distT="0" distB="0" distL="0" distR="0" wp14:anchorId="7FFE6732" wp14:editId="78E2557F">
+            <wp:extent cx="1853852" cy="3071169"/>
+            <wp:effectExtent l="0" t="0" r="0" b="0"/>
+            <wp:docPr id="2131733288" name="그림 1" descr="스크린샷, 다채로움, 그래픽이(가) 표시된 사진&#10;&#10;AI 생성 콘텐츠는 정확하지 않을 수 있습니다."/>
+            <wp:cNvGraphicFramePr>
+              <a:graphicFrameLocks xmlns:a="http://schemas.openxmlformats.org/drawingml/2006/main" noChangeAspect="1"/>
+            </wp:cNvGraphicFramePr>
+            <a:graphic xmlns:a="http://schemas.openxmlformats.org/drawingml/2006/main">
+              <a:graphicData uri="http://schemas.openxmlformats.org/drawingml/2006/picture">
+                <pic:pic xmlns:pic="http://schemas.openxmlformats.org/drawingml/2006/picture">
+                  <pic:nvPicPr>
+                    <pic:cNvPr id="2131733288" name="그림 1" descr="스크린샷, 다채로움, 그래픽이(가) 표시된 사진&#10;&#10;AI 생성 콘텐츠는 정확하지 않을 수 있습니다."/>
+                    <pic:cNvPicPr/>
+                  </pic:nvPicPr>
+                  <pic:blipFill>
+                    <a:blip r:embed="rId14"/>
+                    <a:stretch>
+                      <a:fillRect/>
+                    </a:stretch>
+                  </pic:blipFill>
+                  <pic:spPr>
+                    <a:xfrm>
+                      <a:off x="0" y="0"/>
+                      <a:ext cx="1861305" cy="3083516"/>
+                    </a:xfrm>
+                    <a:prstGeom prst="rect">
+                      <a:avLst/>
+                    </a:prstGeom>
+                  </pic:spPr>
+                </pic:pic>
+              </a:graphicData>
+            </a:graphic>
+          </wp:inline>
+        </w:drawing>
+      </w:r>
+    </w:p>
+    <w:p>
+      <w:pPr>
+        <w:pStyle w:val="1"/>
+        <w:jc w:val="both"/>
+      </w:pPr>
+      <w:bookmarkStart w:id="9" w:name="_Toc209964614"/>
+      <w:r>
         <w:t>Time spent</w:t>
       </w:r>
-      <w:bookmarkEnd w:id="7"/>
-    </w:p>
-    <w:p>
-      <w:pPr>
-        <w:jc w:val="both"/>
-        <w:rPr>
-          <w:lang w:val="en-US"/>
-        </w:rPr>
+      <w:bookmarkEnd w:id="9"/>
+    </w:p>
+    <w:p>
+      <w:pPr>
+        <w:jc w:val="both"/>
       </w:pPr>
       <w:r>
         <w:rPr>
           <w:b/>
-          <w:lang w:val="en-US"/>
         </w:rPr>
         <w:t>Planning &amp; Design</w:t>
       </w:r>
       <w:r>
-        <w:rPr>
-          <w:lang w:val="en-US"/>
-        </w:rPr>
         <w:t>: ~30 minutes</w:t>
       </w:r>
     </w:p>
     <w:p>
       <w:pPr>
         <w:jc w:val="both"/>
-        <w:rPr>
-          <w:lang w:val="en-US"/>
-        </w:rPr>
       </w:pPr>
       <w:r>
         <w:rPr>
           <w:b/>
-          <w:lang w:val="en-US"/>
         </w:rPr>
         <w:t>Implementation of Composite Function</w:t>
       </w:r>
       <w:r>
-        <w:rPr>
-          <w:lang w:val="en-US"/>
-        </w:rPr>
         <w:t>:</w:t>
       </w:r>
       <w:r>
-        <w:rPr>
-          <w:lang w:val="en-US"/>
-        </w:rPr>
         <w:t xml:space="preserve"> </w:t>
       </w:r>
       <w:r>
-        <w:rPr>
-          <w:lang w:val="en-US"/>
-        </w:rPr>
         <w:t>~45 minutes</w:t>
       </w:r>
     </w:p>
     <w:p>
       <w:pPr>
         <w:jc w:val="both"/>
-        <w:rPr>
-          <w:lang w:val="en-US"/>
-        </w:rPr>
       </w:pPr>
       <w:r>
         <w:rPr>
           <w:b/>
-          <w:lang w:val="en-US"/>
         </w:rPr>
         <w:t>Testing &amp; Debugging</w:t>
       </w:r>
       <w:r>
-        <w:rPr>
-          <w:lang w:val="en-US"/>
-        </w:rPr>
         <w:t>: ~30 minutes</w:t>
       </w:r>
     </w:p>
     <w:p>
       <w:pPr>
         <w:jc w:val="both"/>
-        <w:rPr>
-          <w:lang w:val="en-US"/>
-        </w:rPr>
       </w:pPr>
       <w:r>
         <w:rPr>
           <w:b/>
-          <w:lang w:val="en-US"/>
         </w:rPr>
         <w:t>Meetings &amp; Collaboration</w:t>
       </w:r>
       <w:r>
-        <w:rPr>
-          <w:lang w:val="en-US"/>
-        </w:rPr>
         <w:t>: ~1 hour</w:t>
       </w:r>
     </w:p>
     <w:p>
       <w:pPr>
         <w:jc w:val="both"/>
-        <w:rPr>
-          <w:lang w:val="en-US"/>
-        </w:rPr>
       </w:pPr>
       <w:r>
         <w:rPr>
           <w:b/>
-          <w:lang w:val="en-US"/>
         </w:rPr>
         <w:t>Total Estimated Time</w:t>
       </w:r>
       <w:r>
-        <w:rPr>
-          <w:lang w:val="en-US"/>
-        </w:rPr>
         <w:t>: ~2.5 hours</w:t>
       </w:r>
     </w:p>
     <w:p>
       <w:pPr>
-        <w:pStyle w:val="Heading1"/>
-        <w:jc w:val="both"/>
-        <w:rPr>
-          <w:lang w:val="en-US"/>
-        </w:rPr>
-      </w:pPr>
-      <w:bookmarkStart w:id="8" w:name="_Toc209715219"/>
-      <w:r>
-        <w:rPr>
-          <w:lang w:val="en-US"/>
-        </w:rPr>
+        <w:pStyle w:val="1"/>
+        <w:jc w:val="both"/>
+      </w:pPr>
+      <w:bookmarkStart w:id="10" w:name="_Toc209964615"/>
+      <w:r>
         <w:t>Process of Project and Record of Project Meetings</w:t>
       </w:r>
-      <w:bookmarkEnd w:id="8"/>
-    </w:p>
-    <w:p>
-      <w:pPr>
-        <w:pStyle w:val="Heading2"/>
-        <w:jc w:val="both"/>
-        <w:rPr>
-          <w:lang w:val="en-US"/>
-        </w:rPr>
-      </w:pPr>
-      <w:bookmarkStart w:id="9" w:name="_Toc209715220"/>
-      <w:r>
-        <w:rPr>
-          <w:lang w:val="en-US"/>
-        </w:rPr>
+      <w:bookmarkEnd w:id="10"/>
+    </w:p>
+    <w:p>
+      <w:pPr>
+        <w:pStyle w:val="2"/>
+        <w:jc w:val="both"/>
+      </w:pPr>
+      <w:bookmarkStart w:id="11" w:name="_Toc209964616"/>
+      <w:r>
         <w:t>Meeting 1 – Project Kickoff</w:t>
       </w:r>
-      <w:bookmarkEnd w:id="9"/>
-    </w:p>
-    <w:p>
-      <w:pPr>
-        <w:pStyle w:val="ListParagraph"/>
+      <w:bookmarkEnd w:id="11"/>
+    </w:p>
+    <w:p>
+      <w:pPr>
+        <w:pStyle w:val="a6"/>
         <w:numPr>
           <w:ilvl w:val="0"/>
           <w:numId w:val="4"/>
         </w:numPr>
         <w:jc w:val="both"/>
-        <w:rPr>
-          <w:lang w:val="en-US"/>
-        </w:rPr>
-      </w:pPr>
-      <w:r>
-        <w:rPr>
-          <w:lang w:val="en-US"/>
-        </w:rPr>
+      </w:pPr>
+      <w:r>
         <w:t>Discussed project requirements</w:t>
       </w:r>
     </w:p>
     <w:p>
       <w:pPr>
-        <w:pStyle w:val="ListParagraph"/>
+        <w:pStyle w:val="a6"/>
         <w:numPr>
           <w:ilvl w:val="0"/>
           <w:numId w:val="4"/>
         </w:numPr>
         <w:jc w:val="both"/>
-        <w:rPr>
-          <w:lang w:val="en-US"/>
-        </w:rPr>
-      </w:pPr>
-      <w:r>
-        <w:rPr>
-          <w:lang w:val="en-US"/>
-        </w:rPr>
+      </w:pPr>
+      <w:r>
         <w:t>Assigned tasks: one team member focused on the composite function</w:t>
       </w:r>
       <w:r>
-        <w:rPr>
-          <w:lang w:val="en-US"/>
-        </w:rPr>
         <w:t>, the other one on the clamping</w:t>
       </w:r>
     </w:p>
     <w:p>
       <w:pPr>
-        <w:pStyle w:val="ListParagraph"/>
+        <w:pStyle w:val="a6"/>
         <w:numPr>
           <w:ilvl w:val="0"/>
           <w:numId w:val="4"/>
         </w:numPr>
         <w:jc w:val="both"/>
-        <w:rPr>
-          <w:lang w:val="en-US"/>
-        </w:rPr>
-      </w:pPr>
-      <w:r>
-        <w:rPr>
-          <w:lang w:val="en-US"/>
-        </w:rPr>
+      </w:pPr>
+      <w:r>
         <w:t>Duration: ~30 minutes</w:t>
       </w:r>
     </w:p>
     <w:p>
       <w:pPr>
-        <w:pStyle w:val="Heading2"/>
-        <w:jc w:val="both"/>
-        <w:rPr>
-          <w:lang w:val="en-US"/>
-        </w:rPr>
-      </w:pPr>
-      <w:bookmarkStart w:id="10" w:name="_Toc209715221"/>
-      <w:r>
-        <w:rPr>
-          <w:lang w:val="en-US"/>
-        </w:rPr>
+        <w:pStyle w:val="2"/>
+        <w:jc w:val="both"/>
+      </w:pPr>
+      <w:bookmarkStart w:id="12" w:name="_Toc209964617"/>
+      <w:r>
         <w:t>Meeting 2 – Review &amp; Integration</w:t>
       </w:r>
-      <w:bookmarkEnd w:id="10"/>
-    </w:p>
-    <w:p>
-      <w:pPr>
-        <w:pStyle w:val="ListParagraph"/>
+      <w:bookmarkEnd w:id="12"/>
+    </w:p>
+    <w:p>
+      <w:pPr>
+        <w:pStyle w:val="a6"/>
         <w:numPr>
           <w:ilvl w:val="0"/>
           <w:numId w:val="5"/>
         </w:numPr>
         <w:jc w:val="both"/>
-        <w:rPr>
-          <w:lang w:val="en-US"/>
-        </w:rPr>
-      </w:pPr>
-      <w:r>
-        <w:rPr>
-          <w:lang w:val="en-US"/>
-        </w:rPr>
+      </w:pPr>
+      <w:r>
         <w:t>Shared individual implementations</w:t>
       </w:r>
     </w:p>
     <w:p>
       <w:pPr>
-        <w:pStyle w:val="ListParagraph"/>
+        <w:pStyle w:val="a6"/>
         <w:numPr>
           <w:ilvl w:val="0"/>
           <w:numId w:val="5"/>
         </w:numPr>
         <w:jc w:val="both"/>
-        <w:rPr>
-          <w:lang w:val="en-US"/>
-        </w:rPr>
-      </w:pPr>
-      <w:r>
-        <w:rPr>
-          <w:lang w:val="en-US"/>
-        </w:rPr>
+      </w:pPr>
+      <w:r>
         <w:t>Tested composite function with sample images</w:t>
       </w:r>
     </w:p>
     <w:p>
       <w:pPr>
-        <w:pStyle w:val="ListParagraph"/>
+        <w:pStyle w:val="a6"/>
         <w:numPr>
           <w:ilvl w:val="0"/>
           <w:numId w:val="5"/>
         </w:numPr>
         <w:jc w:val="both"/>
-        <w:rPr>
-          <w:lang w:val="en-US"/>
-        </w:rPr>
-      </w:pPr>
-      <w:r>
-        <w:rPr>
-          <w:lang w:val="en-US"/>
-        </w:rPr>
+      </w:pPr>
+      <w:r>
         <w:t>Adjusted clamping logic to handle edge cases</w:t>
       </w:r>
     </w:p>
     <w:p>
       <w:pPr>
-        <w:pStyle w:val="ListParagraph"/>
+        <w:pStyle w:val="a6"/>
         <w:numPr>
           <w:ilvl w:val="0"/>
           <w:numId w:val="5"/>
         </w:numPr>
         <w:jc w:val="both"/>
-        <w:rPr>
-          <w:lang w:val="en-US"/>
-        </w:rPr>
-      </w:pPr>
-      <w:r>
-        <w:rPr>
-          <w:lang w:val="en-US"/>
-        </w:rPr>
+      </w:pPr>
+      <w:r>
         <w:t>Duration: ~30 minutes</w:t>
       </w:r>
     </w:p>
     <w:p>
       <w:pPr>
-        <w:pStyle w:val="Heading2"/>
-        <w:jc w:val="both"/>
-        <w:rPr>
-          <w:lang w:val="en-US"/>
-        </w:rPr>
-      </w:pPr>
-      <w:bookmarkStart w:id="11" w:name="_Toc209715222"/>
-      <w:r>
-        <w:rPr>
-          <w:lang w:val="en-US"/>
-        </w:rPr>
+        <w:pStyle w:val="2"/>
+        <w:jc w:val="both"/>
+      </w:pPr>
+      <w:bookmarkStart w:id="13" w:name="_Toc209964618"/>
+      <w:r>
+        <w:lastRenderedPageBreak/>
         <w:t>Records</w:t>
       </w:r>
-      <w:bookmarkEnd w:id="11"/>
-    </w:p>
-    <w:p>
-      <w:pPr>
-        <w:pStyle w:val="ListParagraph"/>
+      <w:bookmarkEnd w:id="13"/>
+    </w:p>
+    <w:p>
+      <w:pPr>
+        <w:pStyle w:val="a6"/>
         <w:numPr>
           <w:ilvl w:val="0"/>
           <w:numId w:val="6"/>
         </w:numPr>
         <w:jc w:val="both"/>
-        <w:rPr>
-          <w:lang w:val="en-US"/>
-        </w:rPr>
-      </w:pPr>
-      <w:r>
-        <w:rPr>
-          <w:lang w:val="en-US"/>
-        </w:rPr>
+      </w:pPr>
+      <w:r>
         <w:t>TODO: KakaoTalk screenshots</w:t>
       </w:r>
     </w:p>
     <w:p>
       <w:pPr>
-        <w:pStyle w:val="ListParagraph"/>
+        <w:pStyle w:val="a6"/>
         <w:numPr>
           <w:ilvl w:val="0"/>
           <w:numId w:val="6"/>
         </w:numPr>
         <w:jc w:val="both"/>
-        <w:rPr>
-          <w:lang w:val="en-US"/>
-        </w:rPr>
-      </w:pPr>
-      <w:r>
-        <w:rPr>
-          <w:lang w:val="en-US"/>
-        </w:rPr>
+      </w:pPr>
+      <w:r>
         <w:t>Example: discussion on how to handle overflow/underflow</w:t>
       </w:r>
     </w:p>
     <w:p>
       <w:pPr>
-        <w:pStyle w:val="Heading1"/>
-        <w:jc w:val="both"/>
-        <w:rPr>
-          <w:lang w:val="en-US"/>
-        </w:rPr>
-      </w:pPr>
-      <w:bookmarkStart w:id="12" w:name="_Toc209715223"/>
-      <w:r>
-        <w:rPr>
-          <w:lang w:val="en-US"/>
-        </w:rPr>
+        <w:pStyle w:val="a6"/>
+        <w:numPr>
+          <w:ilvl w:val="0"/>
+          <w:numId w:val="9"/>
+        </w:numPr>
+        <w:jc w:val="both"/>
+      </w:pPr>
+      <w:r>
+        <w:rPr>
+          <w:rFonts w:hint="eastAsia"/>
+          <w:lang w:eastAsia="ko-KR"/>
+        </w:rPr>
+        <w:t>Adjusting schedule</w:t>
+      </w:r>
+    </w:p>
+    <w:p>
+      <w:pPr>
+        <w:pStyle w:val="a6"/>
+        <w:jc w:val="both"/>
+      </w:pPr>
+      <w:r>
+        <w:rPr>
+          <w:noProof/>
+          <w:lang w:eastAsia="ko-KR"/>
+        </w:rPr>
+        <w:drawing>
+          <wp:inline distT="0" distB="0" distL="0" distR="0" wp14:anchorId="3047C4F1" wp14:editId="4C5B16A2">
+            <wp:extent cx="2442575" cy="3950832"/>
+            <wp:effectExtent l="0" t="0" r="0" b="0"/>
+            <wp:docPr id="733733043" name="그림 1" descr="텍스트, 스크린샷, 웹사이트, 웹 페이지이(가) 표시된 사진&#10;&#10;AI 생성 콘텐츠는 정확하지 않을 수 있습니다."/>
+            <wp:cNvGraphicFramePr>
+              <a:graphicFrameLocks xmlns:a="http://schemas.openxmlformats.org/drawingml/2006/main" noChangeAspect="1"/>
+            </wp:cNvGraphicFramePr>
+            <a:graphic xmlns:a="http://schemas.openxmlformats.org/drawingml/2006/main">
+              <a:graphicData uri="http://schemas.openxmlformats.org/drawingml/2006/picture">
+                <pic:pic xmlns:pic="http://schemas.openxmlformats.org/drawingml/2006/picture">
+                  <pic:nvPicPr>
+                    <pic:cNvPr id="733733043" name="그림 1" descr="텍스트, 스크린샷, 웹사이트, 웹 페이지이(가) 표시된 사진&#10;&#10;AI 생성 콘텐츠는 정확하지 않을 수 있습니다."/>
+                    <pic:cNvPicPr/>
+                  </pic:nvPicPr>
+                  <pic:blipFill>
+                    <a:blip r:embed="rId15"/>
+                    <a:stretch>
+                      <a:fillRect/>
+                    </a:stretch>
+                  </pic:blipFill>
+                  <pic:spPr>
+                    <a:xfrm>
+                      <a:off x="0" y="0"/>
+                      <a:ext cx="2448785" cy="3960876"/>
+                    </a:xfrm>
+                    <a:prstGeom prst="rect">
+                      <a:avLst/>
+                    </a:prstGeom>
+                  </pic:spPr>
+                </pic:pic>
+              </a:graphicData>
+            </a:graphic>
+          </wp:inline>
+        </w:drawing>
+      </w:r>
+    </w:p>
+    <w:p>
+      <w:pPr>
+        <w:pStyle w:val="a6"/>
+        <w:numPr>
+          <w:ilvl w:val="0"/>
+          <w:numId w:val="9"/>
+        </w:numPr>
+        <w:jc w:val="both"/>
+      </w:pPr>
+      <w:r>
+        <w:rPr>
+          <w:noProof/>
+        </w:rPr>
+        <w:t xml:space="preserve"> </w:t>
+      </w:r>
+      <w:r>
+        <w:rPr>
+          <w:rFonts w:hint="eastAsia"/>
+          <w:noProof/>
+          <w:lang w:eastAsia="ko-KR"/>
+        </w:rPr>
+        <w:t>Discussing how to share the code</w:t>
+      </w:r>
+    </w:p>
+    <w:p>
+      <w:pPr>
+        <w:ind w:leftChars="300" w:left="720"/>
+        <w:jc w:val="both"/>
+        <w:rPr>
+          <w:lang w:eastAsia="ko-KR"/>
+        </w:rPr>
+      </w:pPr>
+      <w:r>
+        <w:rPr>
+          <w:noProof/>
+          <w:lang w:eastAsia="ko-KR"/>
+        </w:rPr>
+        <w:drawing>
+          <wp:inline distT="0" distB="0" distL="0" distR="0" wp14:anchorId="28392541" wp14:editId="3C92E276">
+            <wp:extent cx="2442210" cy="2621785"/>
+            <wp:effectExtent l="0" t="0" r="0" b="7620"/>
+            <wp:docPr id="1715088586" name="그림 1" descr="텍스트, 스크린샷이(가) 표시된 사진&#10;&#10;AI 생성 콘텐츠는 정확하지 않을 수 있습니다."/>
+            <wp:cNvGraphicFramePr>
+              <a:graphicFrameLocks xmlns:a="http://schemas.openxmlformats.org/drawingml/2006/main" noChangeAspect="1"/>
+            </wp:cNvGraphicFramePr>
+            <a:graphic xmlns:a="http://schemas.openxmlformats.org/drawingml/2006/main">
+              <a:graphicData uri="http://schemas.openxmlformats.org/drawingml/2006/picture">
+                <pic:pic xmlns:pic="http://schemas.openxmlformats.org/drawingml/2006/picture">
+                  <pic:nvPicPr>
+                    <pic:cNvPr id="1715088586" name="그림 1" descr="텍스트, 스크린샷이(가) 표시된 사진&#10;&#10;AI 생성 콘텐츠는 정확하지 않을 수 있습니다."/>
+                    <pic:cNvPicPr/>
+                  </pic:nvPicPr>
+                  <pic:blipFill>
+                    <a:blip r:embed="rId16"/>
+                    <a:stretch>
+                      <a:fillRect/>
+                    </a:stretch>
+                  </pic:blipFill>
+                  <pic:spPr>
+                    <a:xfrm>
+                      <a:off x="0" y="0"/>
+                      <a:ext cx="2455119" cy="2635643"/>
+                    </a:xfrm>
+                    <a:prstGeom prst="rect">
+                      <a:avLst/>
+                    </a:prstGeom>
+                  </pic:spPr>
+                </pic:pic>
+              </a:graphicData>
+            </a:graphic>
+          </wp:inline>
+        </w:drawing>
+      </w:r>
+    </w:p>
+    <w:p>
+      <w:pPr>
+        <w:pStyle w:val="a6"/>
+        <w:numPr>
+          <w:ilvl w:val="0"/>
+          <w:numId w:val="9"/>
+        </w:numPr>
+        <w:jc w:val="both"/>
+        <w:rPr>
+          <w:lang w:eastAsia="ko-KR"/>
+        </w:rPr>
+      </w:pPr>
+      <w:r>
+        <w:rPr>
+          <w:rFonts w:hint="eastAsia"/>
+          <w:lang w:eastAsia="ko-KR"/>
+        </w:rPr>
+        <w:t>Next step</w:t>
+      </w:r>
+    </w:p>
+    <w:p>
+      <w:pPr>
+        <w:pStyle w:val="2"/>
+        <w:jc w:val="both"/>
+        <w:rPr>
+          <w:lang w:eastAsia="ko-KR"/>
+        </w:rPr>
+      </w:pPr>
+      <w:bookmarkStart w:id="14" w:name="_Toc209964619"/>
+      <w:r>
+        <w:rPr>
+          <w:lang w:eastAsia="ko-KR"/>
+        </w:rPr>
+        <w:lastRenderedPageBreak/>
+        <w:t>GitHub</w:t>
+      </w:r>
+      <w:r>
+        <w:rPr>
+          <w:rFonts w:hint="eastAsia"/>
+          <w:lang w:eastAsia="ko-KR"/>
+        </w:rPr>
+        <w:t xml:space="preserve"> records</w:t>
+      </w:r>
+      <w:bookmarkEnd w:id="14"/>
+    </w:p>
+    <w:p>
+      <w:pPr>
+        <w:ind w:left="360"/>
+        <w:jc w:val="both"/>
+        <w:rPr>
+          <w:lang w:eastAsia="ko-KR"/>
+        </w:rPr>
+      </w:pPr>
+      <w:r>
+        <w:rPr>
+          <w:noProof/>
+          <w:lang w:eastAsia="ko-KR"/>
+        </w:rPr>
+        <w:drawing>
+          <wp:inline distT="0" distB="0" distL="0" distR="0" wp14:anchorId="7B4A7BAE" wp14:editId="22E0CE4D">
+            <wp:extent cx="5731510" cy="2613025"/>
+            <wp:effectExtent l="0" t="0" r="2540" b="0"/>
+            <wp:docPr id="1320335147" name="그림 1" descr="텍스트, 스크린샷, 소프트웨어, 멀티미디어 소프트웨어이(가) 표시된 사진&#10;&#10;AI 생성 콘텐츠는 정확하지 않을 수 있습니다."/>
+            <wp:cNvGraphicFramePr>
+              <a:graphicFrameLocks xmlns:a="http://schemas.openxmlformats.org/drawingml/2006/main" noChangeAspect="1"/>
+            </wp:cNvGraphicFramePr>
+            <a:graphic xmlns:a="http://schemas.openxmlformats.org/drawingml/2006/main">
+              <a:graphicData uri="http://schemas.openxmlformats.org/drawingml/2006/picture">
+                <pic:pic xmlns:pic="http://schemas.openxmlformats.org/drawingml/2006/picture">
+                  <pic:nvPicPr>
+                    <pic:cNvPr id="1320335147" name="그림 1" descr="텍스트, 스크린샷, 소프트웨어, 멀티미디어 소프트웨어이(가) 표시된 사진&#10;&#10;AI 생성 콘텐츠는 정확하지 않을 수 있습니다."/>
+                    <pic:cNvPicPr/>
+                  </pic:nvPicPr>
+                  <pic:blipFill>
+                    <a:blip r:embed="rId17"/>
+                    <a:stretch>
+                      <a:fillRect/>
+                    </a:stretch>
+                  </pic:blipFill>
+                  <pic:spPr>
+                    <a:xfrm>
+                      <a:off x="0" y="0"/>
+                      <a:ext cx="5731510" cy="2613025"/>
+                    </a:xfrm>
+                    <a:prstGeom prst="rect">
+                      <a:avLst/>
+                    </a:prstGeom>
+                  </pic:spPr>
+                </pic:pic>
+              </a:graphicData>
+            </a:graphic>
+          </wp:inline>
+        </w:drawing>
+      </w:r>
+    </w:p>
+    <w:p>
+      <w:pPr>
+        <w:ind w:left="360"/>
+        <w:jc w:val="both"/>
+        <w:rPr>
+          <w:color w:val="EE0000"/>
+          <w:u w:val="single"/>
+          <w:lang w:eastAsia="ko-KR"/>
+        </w:rPr>
+      </w:pPr>
+      <w:r>
+        <w:rPr>
+          <w:rFonts w:hint="eastAsia"/>
+          <w:color w:val="EE0000"/>
+          <w:u w:val="single"/>
+          <w:lang w:eastAsia="ko-KR"/>
+        </w:rPr>
+        <w:t xml:space="preserve">update the screenshot before </w:t>
+      </w:r>
+      <w:r>
+        <w:rPr>
+          <w:color w:val="EE0000"/>
+          <w:u w:val="single"/>
+          <w:lang w:eastAsia="ko-KR"/>
+        </w:rPr>
+        <w:t>submitting</w:t>
+      </w:r>
+    </w:p>
+    <w:p>
+      <w:pPr>
+        <w:pStyle w:val="1"/>
+        <w:jc w:val="both"/>
+      </w:pPr>
+      <w:bookmarkStart w:id="15" w:name="_Toc209964620"/>
+      <w:r>
         <w:t>Member's Thoughts on This Project</w:t>
       </w:r>
-      <w:bookmarkEnd w:id="12"/>
-    </w:p>
-    <w:p>
-      <w:pPr>
-        <w:pStyle w:val="Heading2"/>
-        <w:jc w:val="both"/>
-        <w:rPr>
-          <w:lang w:val="en-US"/>
-        </w:rPr>
-      </w:pPr>
-      <w:bookmarkStart w:id="13" w:name="_Toc209715224"/>
-      <w:r>
-        <w:rPr>
-          <w:lang w:val="en-US"/>
-        </w:rPr>
+      <w:bookmarkEnd w:id="15"/>
+    </w:p>
+    <w:p>
+      <w:pPr>
+        <w:pStyle w:val="2"/>
+        <w:jc w:val="both"/>
+      </w:pPr>
+      <w:bookmarkStart w:id="16" w:name="_Toc209964621"/>
+      <w:r>
         <w:t>Lessons Learned</w:t>
       </w:r>
-      <w:bookmarkEnd w:id="13"/>
-    </w:p>
-    <w:p>
-      <w:pPr>
-        <w:pStyle w:val="ListParagraph"/>
+      <w:bookmarkEnd w:id="16"/>
+    </w:p>
+    <w:p>
+      <w:pPr>
+        <w:pStyle w:val="a6"/>
         <w:numPr>
           <w:ilvl w:val="0"/>
           <w:numId w:val="7"/>
         </w:numPr>
         <w:jc w:val="both"/>
-        <w:rPr>
-          <w:lang w:val="en-US"/>
-        </w:rPr>
-      </w:pPr>
-      <w:r>
-        <w:rPr>
-          <w:lang w:val="en-US"/>
-        </w:rPr>
+      </w:pPr>
+      <w:r>
         <w:t>Even small programs benefit from modular design</w:t>
       </w:r>
     </w:p>
     <w:p>
       <w:pPr>
-        <w:pStyle w:val="ListParagraph"/>
+        <w:pStyle w:val="a6"/>
         <w:numPr>
           <w:ilvl w:val="0"/>
           <w:numId w:val="7"/>
         </w:numPr>
         <w:jc w:val="both"/>
-        <w:rPr>
-          <w:lang w:val="en-US"/>
-        </w:rPr>
-      </w:pPr>
-      <w:r>
-        <w:rPr>
-          <w:lang w:val="en-US"/>
-        </w:rPr>
-        <w:lastRenderedPageBreak/>
+      </w:pPr>
+      <w:r>
         <w:t>Pixel-level operations require attention to overflow/underflow</w:t>
       </w:r>
     </w:p>
     <w:p>
       <w:pPr>
-        <w:pStyle w:val="ListParagraph"/>
+        <w:pStyle w:val="a6"/>
         <w:numPr>
           <w:ilvl w:val="0"/>
           <w:numId w:val="7"/>
         </w:numPr>
         <w:jc w:val="both"/>
-        <w:rPr>
-          <w:lang w:val="en-US"/>
-        </w:rPr>
-      </w:pPr>
-      <w:r>
-        <w:rPr>
-          <w:lang w:val="en-US"/>
-        </w:rPr>
+      </w:pPr>
+      <w:r>
         <w:t>Collaboration and code review help catch subtle mistakes</w:t>
       </w:r>
     </w:p>
     <w:p>
       <w:pPr>
-        <w:pStyle w:val="Heading2"/>
-        <w:jc w:val="both"/>
-        <w:rPr>
-          <w:lang w:val="en-US"/>
-        </w:rPr>
-      </w:pPr>
-      <w:bookmarkStart w:id="14" w:name="_Toc209715225"/>
-      <w:r>
-        <w:rPr>
-          <w:lang w:val="en-US"/>
-        </w:rPr>
+        <w:pStyle w:val="2"/>
+        <w:jc w:val="both"/>
+      </w:pPr>
+      <w:bookmarkStart w:id="17" w:name="_Toc209964622"/>
+      <w:r>
         <w:t>Future Improvements</w:t>
       </w:r>
-      <w:bookmarkEnd w:id="14"/>
-    </w:p>
-    <w:p>
-      <w:pPr>
-        <w:pStyle w:val="ListParagraph"/>
+      <w:bookmarkEnd w:id="17"/>
+    </w:p>
+    <w:p>
+      <w:pPr>
+        <w:pStyle w:val="a6"/>
         <w:numPr>
           <w:ilvl w:val="0"/>
           <w:numId w:val="8"/>
         </w:numPr>
         <w:jc w:val="both"/>
-        <w:rPr>
-          <w:lang w:val="en-US"/>
-        </w:rPr>
-      </w:pPr>
-      <w:r>
-        <w:rPr>
-          <w:lang w:val="en-US"/>
-        </w:rPr>
-        <w:t>Support for blending with weights (alpha blending)</w:t>
-      </w:r>
-    </w:p>
-    <w:p>
-      <w:pPr>
-        <w:pStyle w:val="ListParagraph"/>
+      </w:pPr>
+      <w:r>
+        <w:t xml:space="preserve">Support for </w:t>
+      </w:r>
+      <w:proofErr w:type="gramStart"/>
+      <w:r>
+        <w:t>blending with</w:t>
+      </w:r>
+      <w:proofErr w:type="gramEnd"/>
+      <w:r>
+        <w:t xml:space="preserve"> weights (alpha blending)</w:t>
+      </w:r>
+    </w:p>
+    <w:p>
+      <w:pPr>
+        <w:pStyle w:val="a6"/>
         <w:numPr>
           <w:ilvl w:val="0"/>
           <w:numId w:val="8"/>
         </w:numPr>
         <w:jc w:val="both"/>
-        <w:rPr>
-          <w:lang w:val="en-US"/>
-        </w:rPr>
-      </w:pPr>
-      <w:r>
-        <w:rPr>
-          <w:lang w:val="en-US"/>
-        </w:rPr>
+      </w:pPr>
+      <w:r>
         <w:t>Adding more composite modes (multiply, divide, etc.)</w:t>
       </w:r>
     </w:p>
     <w:sectPr>
+      <w:headerReference w:type="even" r:id="rId18"/>
+      <w:headerReference w:type="default" r:id="rId19"/>
+      <w:footerReference w:type="even" r:id="rId20"/>
+      <w:footerReference w:type="default" r:id="rId21"/>
+      <w:headerReference w:type="first" r:id="rId22"/>
+      <w:footerReference w:type="first" r:id="rId23"/>
       <w:pgSz w:w="11906" w:h="16838"/>
       <w:pgMar w:top="1440" w:right="1440" w:bottom="1440" w:left="1440" w:header="708" w:footer="708" w:gutter="0"/>
       <w:pgNumType w:start="0"/>
@@ -2529,6 +3158,135 @@
 </w:document>
 </file>
 
+<file path=word/endnotes.xml><?xml version="1.0" encoding="utf-8"?>
+<w:endnotes xmlns:wpc="http://schemas.microsoft.com/office/word/2010/wordprocessingCanvas" xmlns:cx="http://schemas.microsoft.com/office/drawing/2014/chartex" xmlns:cx1="http://schemas.microsoft.com/office/drawing/2015/9/8/chartex" xmlns:cx2="http://schemas.microsoft.com/office/drawing/2015/10/21/chartex" xmlns:cx3="http://schemas.microsoft.com/office/drawing/2016/5/9/chartex" xmlns:cx4="http://schemas.microsoft.com/office/drawing/2016/5/10/chartex" xmlns:cx5="http://schemas.microsoft.com/office/drawing/2016/5/11/chartex" xmlns:cx6="http://schemas.microsoft.com/office/drawing/2016/5/12/chartex" xmlns:cx7="http://schemas.microsoft.com/office/drawing/2016/5/13/chartex" xmlns:cx8="http://schemas.microsoft.com/office/drawing/2016/5/14/chartex" xmlns:mc="http://schemas.openxmlformats.org/markup-compatibility/2006" xmlns:aink="http://schemas.microsoft.com/office/drawing/2016/ink" xmlns:am3d="http://schemas.microsoft.com/office/drawing/2017/model3d" xmlns:o="urn:schemas-microsoft-com:office:office" xmlns:oel="http://schemas.microsoft.com/office/2019/extlst" xmlns:r="http://schemas.openxmlformats.org/officeDocument/2006/relationships" xmlns:m="http://schemas.openxmlformats.org/officeDocument/2006/math" xmlns:v="urn:schemas-microsoft-com:vml" xmlns:wp14="http://schemas.microsoft.com/office/word/2010/wordprocessingDrawing" xmlns:wp="http://schemas.openxmlformats.org/drawingml/2006/wordprocessingDrawing" xmlns:w10="urn:schemas-microsoft-com:office:word" xmlns:w="http://schemas.openxmlformats.org/wordprocessingml/2006/main" xmlns:w14="http://schemas.microsoft.com/office/word/2010/wordml" xmlns:w15="http://schemas.microsoft.com/office/word/2012/wordml" xmlns:w16cex="http://schemas.microsoft.com/office/word/2018/wordml/cex" xmlns:w16cid="http://schemas.microsoft.com/office/word/2016/wordml/cid" xmlns:w16="http://schemas.microsoft.com/office/word/2018/wordml" xmlns:w16du="http://schemas.microsoft.com/office/word/2023/wordml/word16du" xmlns:w16sdtdh="http://schemas.microsoft.com/office/word/2020/wordml/sdtdatahash" xmlns:w16sdtfl="http://schemas.microsoft.com/office/word/2024/wordml/sdtformatlock" xmlns:w16se="http://schemas.microsoft.com/office/word/2015/wordml/symex" xmlns:wpg="http://schemas.microsoft.com/office/word/2010/wordprocessingGroup" xmlns:wpi="http://schemas.microsoft.com/office/word/2010/wordprocessingInk" xmlns:wne="http://schemas.microsoft.com/office/word/2006/wordml" xmlns:wps="http://schemas.microsoft.com/office/word/2010/wordprocessingShape" mc:Ignorable="w14 w15 w16se w16cid w16 w16cex w16sdtdh w16sdtfl w16du wp14">
+  <w:endnote w:type="separator" w:id="-1">
+    <w:p>
+      <w:pPr>
+        <w:spacing w:after="0" w:line="240" w:lineRule="auto"/>
+      </w:pPr>
+      <w:r>
+        <w:separator/>
+      </w:r>
+    </w:p>
+  </w:endnote>
+  <w:endnote w:type="continuationSeparator" w:id="0">
+    <w:p>
+      <w:pPr>
+        <w:spacing w:after="0" w:line="240" w:lineRule="auto"/>
+      </w:pPr>
+      <w:r>
+        <w:continuationSeparator/>
+      </w:r>
+    </w:p>
+  </w:endnote>
+</w:endnotes>
+</file>
+
+<file path=word/footer1.xml><?xml version="1.0" encoding="utf-8"?>
+<w:ftr xmlns:wpc="http://schemas.microsoft.com/office/word/2010/wordprocessingCanvas" xmlns:cx="http://schemas.microsoft.com/office/drawing/2014/chartex" xmlns:cx1="http://schemas.microsoft.com/office/drawing/2015/9/8/chartex" xmlns:cx2="http://schemas.microsoft.com/office/drawing/2015/10/21/chartex" xmlns:cx3="http://schemas.microsoft.com/office/drawing/2016/5/9/chartex" xmlns:cx4="http://schemas.microsoft.com/office/drawing/2016/5/10/chartex" xmlns:cx5="http://schemas.microsoft.com/office/drawing/2016/5/11/chartex" xmlns:cx6="http://schemas.microsoft.com/office/drawing/2016/5/12/chartex" xmlns:cx7="http://schemas.microsoft.com/office/drawing/2016/5/13/chartex" xmlns:cx8="http://schemas.microsoft.com/office/drawing/2016/5/14/chartex" xmlns:mc="http://schemas.openxmlformats.org/markup-compatibility/2006" xmlns:aink="http://schemas.microsoft.com/office/drawing/2016/ink" xmlns:am3d="http://schemas.microsoft.com/office/drawing/2017/model3d" xmlns:o="urn:schemas-microsoft-com:office:office" xmlns:oel="http://schemas.microsoft.com/office/2019/extlst" xmlns:r="http://schemas.openxmlformats.org/officeDocument/2006/relationships" xmlns:m="http://schemas.openxmlformats.org/officeDocument/2006/math" xmlns:v="urn:schemas-microsoft-com:vml" xmlns:wp14="http://schemas.microsoft.com/office/word/2010/wordprocessingDrawing" xmlns:wp="http://schemas.openxmlformats.org/drawingml/2006/wordprocessingDrawing" xmlns:w10="urn:schemas-microsoft-com:office:word" xmlns:w="http://schemas.openxmlformats.org/wordprocessingml/2006/main" xmlns:w14="http://schemas.microsoft.com/office/word/2010/wordml" xmlns:w15="http://schemas.microsoft.com/office/word/2012/wordml" xmlns:w16cex="http://schemas.microsoft.com/office/word/2018/wordml/cex" xmlns:w16cid="http://schemas.microsoft.com/office/word/2016/wordml/cid" xmlns:w16="http://schemas.microsoft.com/office/word/2018/wordml" xmlns:w16du="http://schemas.microsoft.com/office/word/2023/wordml/word16du" xmlns:w16sdtdh="http://schemas.microsoft.com/office/word/2020/wordml/sdtdatahash" xmlns:w16sdtfl="http://schemas.microsoft.com/office/word/2024/wordml/sdtformatlock" xmlns:w16se="http://schemas.microsoft.com/office/word/2015/wordml/symex" xmlns:wpg="http://schemas.microsoft.com/office/word/2010/wordprocessingGroup" xmlns:wpi="http://schemas.microsoft.com/office/word/2010/wordprocessingInk" xmlns:wne="http://schemas.microsoft.com/office/word/2006/wordml" xmlns:wps="http://schemas.microsoft.com/office/word/2010/wordprocessingShape" mc:Ignorable="w14 w15 w16se w16cid w16 w16cex w16sdtdh w16sdtfl w16du wp14">
+  <w:p>
+    <w:pPr>
+      <w:pStyle w:val="ad"/>
+    </w:pPr>
+  </w:p>
+</w:ftr>
+</file>
+
+<file path=word/footer2.xml><?xml version="1.0" encoding="utf-8"?>
+<w:ftr xmlns:wpc="http://schemas.microsoft.com/office/word/2010/wordprocessingCanvas" xmlns:cx="http://schemas.microsoft.com/office/drawing/2014/chartex" xmlns:cx1="http://schemas.microsoft.com/office/drawing/2015/9/8/chartex" xmlns:cx2="http://schemas.microsoft.com/office/drawing/2015/10/21/chartex" xmlns:cx3="http://schemas.microsoft.com/office/drawing/2016/5/9/chartex" xmlns:cx4="http://schemas.microsoft.com/office/drawing/2016/5/10/chartex" xmlns:cx5="http://schemas.microsoft.com/office/drawing/2016/5/11/chartex" xmlns:cx6="http://schemas.microsoft.com/office/drawing/2016/5/12/chartex" xmlns:cx7="http://schemas.microsoft.com/office/drawing/2016/5/13/chartex" xmlns:cx8="http://schemas.microsoft.com/office/drawing/2016/5/14/chartex" xmlns:mc="http://schemas.openxmlformats.org/markup-compatibility/2006" xmlns:aink="http://schemas.microsoft.com/office/drawing/2016/ink" xmlns:am3d="http://schemas.microsoft.com/office/drawing/2017/model3d" xmlns:o="urn:schemas-microsoft-com:office:office" xmlns:oel="http://schemas.microsoft.com/office/2019/extlst" xmlns:r="http://schemas.openxmlformats.org/officeDocument/2006/relationships" xmlns:m="http://schemas.openxmlformats.org/officeDocument/2006/math" xmlns:v="urn:schemas-microsoft-com:vml" xmlns:wp14="http://schemas.microsoft.com/office/word/2010/wordprocessingDrawing" xmlns:wp="http://schemas.openxmlformats.org/drawingml/2006/wordprocessingDrawing" xmlns:w10="urn:schemas-microsoft-com:office:word" xmlns:w="http://schemas.openxmlformats.org/wordprocessingml/2006/main" xmlns:w14="http://schemas.microsoft.com/office/word/2010/wordml" xmlns:w15="http://schemas.microsoft.com/office/word/2012/wordml" xmlns:w16cex="http://schemas.microsoft.com/office/word/2018/wordml/cex" xmlns:w16cid="http://schemas.microsoft.com/office/word/2016/wordml/cid" xmlns:w16="http://schemas.microsoft.com/office/word/2018/wordml" xmlns:w16du="http://schemas.microsoft.com/office/word/2023/wordml/word16du" xmlns:w16sdtdh="http://schemas.microsoft.com/office/word/2020/wordml/sdtdatahash" xmlns:w16sdtfl="http://schemas.microsoft.com/office/word/2024/wordml/sdtformatlock" xmlns:w16se="http://schemas.microsoft.com/office/word/2015/wordml/symex" xmlns:wpg="http://schemas.microsoft.com/office/word/2010/wordprocessingGroup" xmlns:wpi="http://schemas.microsoft.com/office/word/2010/wordprocessingInk" xmlns:wne="http://schemas.microsoft.com/office/word/2006/wordml" xmlns:wps="http://schemas.microsoft.com/office/word/2010/wordprocessingShape" mc:Ignorable="w14 w15 w16se w16cid w16 w16cex w16sdtdh w16sdtfl w16du wp14">
+  <w:p>
+    <w:pPr>
+      <w:pStyle w:val="ad"/>
+    </w:pPr>
+  </w:p>
+</w:ftr>
+</file>
+
+<file path=word/footer3.xml><?xml version="1.0" encoding="utf-8"?>
+<w:ftr xmlns:wpc="http://schemas.microsoft.com/office/word/2010/wordprocessingCanvas" xmlns:cx="http://schemas.microsoft.com/office/drawing/2014/chartex" xmlns:cx1="http://schemas.microsoft.com/office/drawing/2015/9/8/chartex" xmlns:cx2="http://schemas.microsoft.com/office/drawing/2015/10/21/chartex" xmlns:cx3="http://schemas.microsoft.com/office/drawing/2016/5/9/chartex" xmlns:cx4="http://schemas.microsoft.com/office/drawing/2016/5/10/chartex" xmlns:cx5="http://schemas.microsoft.com/office/drawing/2016/5/11/chartex" xmlns:cx6="http://schemas.microsoft.com/office/drawing/2016/5/12/chartex" xmlns:cx7="http://schemas.microsoft.com/office/drawing/2016/5/13/chartex" xmlns:cx8="http://schemas.microsoft.com/office/drawing/2016/5/14/chartex" xmlns:mc="http://schemas.openxmlformats.org/markup-compatibility/2006" xmlns:aink="http://schemas.microsoft.com/office/drawing/2016/ink" xmlns:am3d="http://schemas.microsoft.com/office/drawing/2017/model3d" xmlns:o="urn:schemas-microsoft-com:office:office" xmlns:oel="http://schemas.microsoft.com/office/2019/extlst" xmlns:r="http://schemas.openxmlformats.org/officeDocument/2006/relationships" xmlns:m="http://schemas.openxmlformats.org/officeDocument/2006/math" xmlns:v="urn:schemas-microsoft-com:vml" xmlns:wp14="http://schemas.microsoft.com/office/word/2010/wordprocessingDrawing" xmlns:wp="http://schemas.openxmlformats.org/drawingml/2006/wordprocessingDrawing" xmlns:w10="urn:schemas-microsoft-com:office:word" xmlns:w="http://schemas.openxmlformats.org/wordprocessingml/2006/main" xmlns:w14="http://schemas.microsoft.com/office/word/2010/wordml" xmlns:w15="http://schemas.microsoft.com/office/word/2012/wordml" xmlns:w16cex="http://schemas.microsoft.com/office/word/2018/wordml/cex" xmlns:w16cid="http://schemas.microsoft.com/office/word/2016/wordml/cid" xmlns:w16="http://schemas.microsoft.com/office/word/2018/wordml" xmlns:w16du="http://schemas.microsoft.com/office/word/2023/wordml/word16du" xmlns:w16sdtdh="http://schemas.microsoft.com/office/word/2020/wordml/sdtdatahash" xmlns:w16sdtfl="http://schemas.microsoft.com/office/word/2024/wordml/sdtformatlock" xmlns:w16se="http://schemas.microsoft.com/office/word/2015/wordml/symex" xmlns:wpg="http://schemas.microsoft.com/office/word/2010/wordprocessingGroup" xmlns:wpi="http://schemas.microsoft.com/office/word/2010/wordprocessingInk" xmlns:wne="http://schemas.microsoft.com/office/word/2006/wordml" xmlns:wps="http://schemas.microsoft.com/office/word/2010/wordprocessingShape" mc:Ignorable="w14 w15 w16se w16cid w16 w16cex w16sdtdh w16sdtfl w16du wp14">
+  <w:p>
+    <w:pPr>
+      <w:pStyle w:val="ad"/>
+      <w:rPr>
+        <w:lang w:eastAsia="ko-KR"/>
+      </w:rPr>
+    </w:pPr>
+  </w:p>
+  <w:p>
+    <w:pPr>
+      <w:pStyle w:val="ad"/>
+      <w:rPr>
+        <w:lang w:eastAsia="ko-KR"/>
+      </w:rPr>
+    </w:pPr>
+  </w:p>
+  <w:p>
+    <w:pPr>
+      <w:pStyle w:val="ad"/>
+      <w:rPr>
+        <w:lang w:eastAsia="ko-KR"/>
+      </w:rPr>
+    </w:pPr>
+  </w:p>
+</w:ftr>
+</file>
+
+<file path=word/footnotes.xml><?xml version="1.0" encoding="utf-8"?>
+<w:footnotes xmlns:wpc="http://schemas.microsoft.com/office/word/2010/wordprocessingCanvas" xmlns:cx="http://schemas.microsoft.com/office/drawing/2014/chartex" xmlns:cx1="http://schemas.microsoft.com/office/drawing/2015/9/8/chartex" xmlns:cx2="http://schemas.microsoft.com/office/drawing/2015/10/21/chartex" xmlns:cx3="http://schemas.microsoft.com/office/drawing/2016/5/9/chartex" xmlns:cx4="http://schemas.microsoft.com/office/drawing/2016/5/10/chartex" xmlns:cx5="http://schemas.microsoft.com/office/drawing/2016/5/11/chartex" xmlns:cx6="http://schemas.microsoft.com/office/drawing/2016/5/12/chartex" xmlns:cx7="http://schemas.microsoft.com/office/drawing/2016/5/13/chartex" xmlns:cx8="http://schemas.microsoft.com/office/drawing/2016/5/14/chartex" xmlns:mc="http://schemas.openxmlformats.org/markup-compatibility/2006" xmlns:aink="http://schemas.microsoft.com/office/drawing/2016/ink" xmlns:am3d="http://schemas.microsoft.com/office/drawing/2017/model3d" xmlns:o="urn:schemas-microsoft-com:office:office" xmlns:oel="http://schemas.microsoft.com/office/2019/extlst" xmlns:r="http://schemas.openxmlformats.org/officeDocument/2006/relationships" xmlns:m="http://schemas.openxmlformats.org/officeDocument/2006/math" xmlns:v="urn:schemas-microsoft-com:vml" xmlns:wp14="http://schemas.microsoft.com/office/word/2010/wordprocessingDrawing" xmlns:wp="http://schemas.openxmlformats.org/drawingml/2006/wordprocessingDrawing" xmlns:w10="urn:schemas-microsoft-com:office:word" xmlns:w="http://schemas.openxmlformats.org/wordprocessingml/2006/main" xmlns:w14="http://schemas.microsoft.com/office/word/2010/wordml" xmlns:w15="http://schemas.microsoft.com/office/word/2012/wordml" xmlns:w16cex="http://schemas.microsoft.com/office/word/2018/wordml/cex" xmlns:w16cid="http://schemas.microsoft.com/office/word/2016/wordml/cid" xmlns:w16="http://schemas.microsoft.com/office/word/2018/wordml" xmlns:w16du="http://schemas.microsoft.com/office/word/2023/wordml/word16du" xmlns:w16sdtdh="http://schemas.microsoft.com/office/word/2020/wordml/sdtdatahash" xmlns:w16sdtfl="http://schemas.microsoft.com/office/word/2024/wordml/sdtformatlock" xmlns:w16se="http://schemas.microsoft.com/office/word/2015/wordml/symex" xmlns:wpg="http://schemas.microsoft.com/office/word/2010/wordprocessingGroup" xmlns:wpi="http://schemas.microsoft.com/office/word/2010/wordprocessingInk" xmlns:wne="http://schemas.microsoft.com/office/word/2006/wordml" xmlns:wps="http://schemas.microsoft.com/office/word/2010/wordprocessingShape" mc:Ignorable="w14 w15 w16se w16cid w16 w16cex w16sdtdh w16sdtfl w16du wp14">
+  <w:footnote w:type="separator" w:id="-1">
+    <w:p>
+      <w:pPr>
+        <w:spacing w:after="0" w:line="240" w:lineRule="auto"/>
+      </w:pPr>
+      <w:r>
+        <w:separator/>
+      </w:r>
+    </w:p>
+  </w:footnote>
+  <w:footnote w:type="continuationSeparator" w:id="0">
+    <w:p>
+      <w:pPr>
+        <w:spacing w:after="0" w:line="240" w:lineRule="auto"/>
+      </w:pPr>
+      <w:r>
+        <w:continuationSeparator/>
+      </w:r>
+    </w:p>
+  </w:footnote>
+</w:footnotes>
+</file>
+
+<file path=word/header1.xml><?xml version="1.0" encoding="utf-8"?>
+<w:hdr xmlns:wpc="http://schemas.microsoft.com/office/word/2010/wordprocessingCanvas" xmlns:cx="http://schemas.microsoft.com/office/drawing/2014/chartex" xmlns:cx1="http://schemas.microsoft.com/office/drawing/2015/9/8/chartex" xmlns:cx2="http://schemas.microsoft.com/office/drawing/2015/10/21/chartex" xmlns:cx3="http://schemas.microsoft.com/office/drawing/2016/5/9/chartex" xmlns:cx4="http://schemas.microsoft.com/office/drawing/2016/5/10/chartex" xmlns:cx5="http://schemas.microsoft.com/office/drawing/2016/5/11/chartex" xmlns:cx6="http://schemas.microsoft.com/office/drawing/2016/5/12/chartex" xmlns:cx7="http://schemas.microsoft.com/office/drawing/2016/5/13/chartex" xmlns:cx8="http://schemas.microsoft.com/office/drawing/2016/5/14/chartex" xmlns:mc="http://schemas.openxmlformats.org/markup-compatibility/2006" xmlns:aink="http://schemas.microsoft.com/office/drawing/2016/ink" xmlns:am3d="http://schemas.microsoft.com/office/drawing/2017/model3d" xmlns:o="urn:schemas-microsoft-com:office:office" xmlns:oel="http://schemas.microsoft.com/office/2019/extlst" xmlns:r="http://schemas.openxmlformats.org/officeDocument/2006/relationships" xmlns:m="http://schemas.openxmlformats.org/officeDocument/2006/math" xmlns:v="urn:schemas-microsoft-com:vml" xmlns:wp14="http://schemas.microsoft.com/office/word/2010/wordprocessingDrawing" xmlns:wp="http://schemas.openxmlformats.org/drawingml/2006/wordprocessingDrawing" xmlns:w10="urn:schemas-microsoft-com:office:word" xmlns:w="http://schemas.openxmlformats.org/wordprocessingml/2006/main" xmlns:w14="http://schemas.microsoft.com/office/word/2010/wordml" xmlns:w15="http://schemas.microsoft.com/office/word/2012/wordml" xmlns:w16cex="http://schemas.microsoft.com/office/word/2018/wordml/cex" xmlns:w16cid="http://schemas.microsoft.com/office/word/2016/wordml/cid" xmlns:w16="http://schemas.microsoft.com/office/word/2018/wordml" xmlns:w16du="http://schemas.microsoft.com/office/word/2023/wordml/word16du" xmlns:w16sdtdh="http://schemas.microsoft.com/office/word/2020/wordml/sdtdatahash" xmlns:w16sdtfl="http://schemas.microsoft.com/office/word/2024/wordml/sdtformatlock" xmlns:w16se="http://schemas.microsoft.com/office/word/2015/wordml/symex" xmlns:wpg="http://schemas.microsoft.com/office/word/2010/wordprocessingGroup" xmlns:wpi="http://schemas.microsoft.com/office/word/2010/wordprocessingInk" xmlns:wne="http://schemas.microsoft.com/office/word/2006/wordml" xmlns:wps="http://schemas.microsoft.com/office/word/2010/wordprocessingShape" mc:Ignorable="w14 w15 w16se w16cid w16 w16cex w16sdtdh w16sdtfl w16du wp14">
+  <w:p>
+    <w:pPr>
+      <w:pStyle w:val="ac"/>
+    </w:pPr>
+  </w:p>
+</w:hdr>
+</file>
+
+<file path=word/header2.xml><?xml version="1.0" encoding="utf-8"?>
+<w:hdr xmlns:wpc="http://schemas.microsoft.com/office/word/2010/wordprocessingCanvas" xmlns:cx="http://schemas.microsoft.com/office/drawing/2014/chartex" xmlns:cx1="http://schemas.microsoft.com/office/drawing/2015/9/8/chartex" xmlns:cx2="http://schemas.microsoft.com/office/drawing/2015/10/21/chartex" xmlns:cx3="http://schemas.microsoft.com/office/drawing/2016/5/9/chartex" xmlns:cx4="http://schemas.microsoft.com/office/drawing/2016/5/10/chartex" xmlns:cx5="http://schemas.microsoft.com/office/drawing/2016/5/11/chartex" xmlns:cx6="http://schemas.microsoft.com/office/drawing/2016/5/12/chartex" xmlns:cx7="http://schemas.microsoft.com/office/drawing/2016/5/13/chartex" xmlns:cx8="http://schemas.microsoft.com/office/drawing/2016/5/14/chartex" xmlns:mc="http://schemas.openxmlformats.org/markup-compatibility/2006" xmlns:aink="http://schemas.microsoft.com/office/drawing/2016/ink" xmlns:am3d="http://schemas.microsoft.com/office/drawing/2017/model3d" xmlns:o="urn:schemas-microsoft-com:office:office" xmlns:oel="http://schemas.microsoft.com/office/2019/extlst" xmlns:r="http://schemas.openxmlformats.org/officeDocument/2006/relationships" xmlns:m="http://schemas.openxmlformats.org/officeDocument/2006/math" xmlns:v="urn:schemas-microsoft-com:vml" xmlns:wp14="http://schemas.microsoft.com/office/word/2010/wordprocessingDrawing" xmlns:wp="http://schemas.openxmlformats.org/drawingml/2006/wordprocessingDrawing" xmlns:w10="urn:schemas-microsoft-com:office:word" xmlns:w="http://schemas.openxmlformats.org/wordprocessingml/2006/main" xmlns:w14="http://schemas.microsoft.com/office/word/2010/wordml" xmlns:w15="http://schemas.microsoft.com/office/word/2012/wordml" xmlns:w16cex="http://schemas.microsoft.com/office/word/2018/wordml/cex" xmlns:w16cid="http://schemas.microsoft.com/office/word/2016/wordml/cid" xmlns:w16="http://schemas.microsoft.com/office/word/2018/wordml" xmlns:w16du="http://schemas.microsoft.com/office/word/2023/wordml/word16du" xmlns:w16sdtdh="http://schemas.microsoft.com/office/word/2020/wordml/sdtdatahash" xmlns:w16sdtfl="http://schemas.microsoft.com/office/word/2024/wordml/sdtformatlock" xmlns:w16se="http://schemas.microsoft.com/office/word/2015/wordml/symex" xmlns:wpg="http://schemas.microsoft.com/office/word/2010/wordprocessingGroup" xmlns:wpi="http://schemas.microsoft.com/office/word/2010/wordprocessingInk" xmlns:wne="http://schemas.microsoft.com/office/word/2006/wordml" xmlns:wps="http://schemas.microsoft.com/office/word/2010/wordprocessingShape" mc:Ignorable="w14 w15 w16se w16cid w16 w16cex w16sdtdh w16sdtfl w16du wp14">
+  <w:p>
+    <w:pPr>
+      <w:pStyle w:val="ac"/>
+    </w:pPr>
+  </w:p>
+</w:hdr>
+</file>
+
+<file path=word/header3.xml><?xml version="1.0" encoding="utf-8"?>
+<w:hdr xmlns:wpc="http://schemas.microsoft.com/office/word/2010/wordprocessingCanvas" xmlns:cx="http://schemas.microsoft.com/office/drawing/2014/chartex" xmlns:cx1="http://schemas.microsoft.com/office/drawing/2015/9/8/chartex" xmlns:cx2="http://schemas.microsoft.com/office/drawing/2015/10/21/chartex" xmlns:cx3="http://schemas.microsoft.com/office/drawing/2016/5/9/chartex" xmlns:cx4="http://schemas.microsoft.com/office/drawing/2016/5/10/chartex" xmlns:cx5="http://schemas.microsoft.com/office/drawing/2016/5/11/chartex" xmlns:cx6="http://schemas.microsoft.com/office/drawing/2016/5/12/chartex" xmlns:cx7="http://schemas.microsoft.com/office/drawing/2016/5/13/chartex" xmlns:cx8="http://schemas.microsoft.com/office/drawing/2016/5/14/chartex" xmlns:mc="http://schemas.openxmlformats.org/markup-compatibility/2006" xmlns:aink="http://schemas.microsoft.com/office/drawing/2016/ink" xmlns:am3d="http://schemas.microsoft.com/office/drawing/2017/model3d" xmlns:o="urn:schemas-microsoft-com:office:office" xmlns:oel="http://schemas.microsoft.com/office/2019/extlst" xmlns:r="http://schemas.openxmlformats.org/officeDocument/2006/relationships" xmlns:m="http://schemas.openxmlformats.org/officeDocument/2006/math" xmlns:v="urn:schemas-microsoft-com:vml" xmlns:wp14="http://schemas.microsoft.com/office/word/2010/wordprocessingDrawing" xmlns:wp="http://schemas.openxmlformats.org/drawingml/2006/wordprocessingDrawing" xmlns:w10="urn:schemas-microsoft-com:office:word" xmlns:w="http://schemas.openxmlformats.org/wordprocessingml/2006/main" xmlns:w14="http://schemas.microsoft.com/office/word/2010/wordml" xmlns:w15="http://schemas.microsoft.com/office/word/2012/wordml" xmlns:w16cex="http://schemas.microsoft.com/office/word/2018/wordml/cex" xmlns:w16cid="http://schemas.microsoft.com/office/word/2016/wordml/cid" xmlns:w16="http://schemas.microsoft.com/office/word/2018/wordml" xmlns:w16du="http://schemas.microsoft.com/office/word/2023/wordml/word16du" xmlns:w16sdtdh="http://schemas.microsoft.com/office/word/2020/wordml/sdtdatahash" xmlns:w16sdtfl="http://schemas.microsoft.com/office/word/2024/wordml/sdtformatlock" xmlns:w16se="http://schemas.microsoft.com/office/word/2015/wordml/symex" xmlns:wpg="http://schemas.microsoft.com/office/word/2010/wordprocessingGroup" xmlns:wpi="http://schemas.microsoft.com/office/word/2010/wordprocessingInk" xmlns:wne="http://schemas.microsoft.com/office/word/2006/wordml" xmlns:wps="http://schemas.microsoft.com/office/word/2010/wordprocessingShape" mc:Ignorable="w14 w15 w16se w16cid w16 w16cex w16sdtdh w16sdtfl w16du wp14">
+  <w:p>
+    <w:pPr>
+      <w:pStyle w:val="ac"/>
+    </w:pPr>
+  </w:p>
+</w:hdr>
+</file>
+
 <file path=word/numbering.xml><?xml version="1.0" encoding="utf-8"?>
 <w:numbering xmlns:wpc="http://schemas.microsoft.com/office/word/2010/wordprocessingCanvas" xmlns:cx="http://schemas.microsoft.com/office/drawing/2014/chartex" xmlns:cx1="http://schemas.microsoft.com/office/drawing/2015/9/8/chartex" xmlns:cx2="http://schemas.microsoft.com/office/drawing/2015/10/21/chartex" xmlns:cx3="http://schemas.microsoft.com/office/drawing/2016/5/9/chartex" xmlns:cx4="http://schemas.microsoft.com/office/drawing/2016/5/10/chartex" xmlns:cx5="http://schemas.microsoft.com/office/drawing/2016/5/11/chartex" xmlns:cx6="http://schemas.microsoft.com/office/drawing/2016/5/12/chartex" xmlns:cx7="http://schemas.microsoft.com/office/drawing/2016/5/13/chartex" xmlns:cx8="http://schemas.microsoft.com/office/drawing/2016/5/14/chartex" xmlns:mc="http://schemas.openxmlformats.org/markup-compatibility/2006" xmlns:aink="http://schemas.microsoft.com/office/drawing/2016/ink" xmlns:am3d="http://schemas.microsoft.com/office/drawing/2017/model3d" xmlns:o="urn:schemas-microsoft-com:office:office" xmlns:oel="http://schemas.microsoft.com/office/2019/extlst" xmlns:r="http://schemas.openxmlformats.org/officeDocument/2006/relationships" xmlns:m="http://schemas.openxmlformats.org/officeDocument/2006/math" xmlns:v="urn:schemas-microsoft-com:vml" xmlns:wp14="http://schemas.microsoft.com/office/word/2010/wordprocessingDrawing" xmlns:wp="http://schemas.openxmlformats.org/drawingml/2006/wordprocessingDrawing" xmlns:w10="urn:schemas-microsoft-com:office:word" xmlns:w="http://schemas.openxmlformats.org/wordprocessingml/2006/main" xmlns:w14="http://schemas.microsoft.com/office/word/2010/wordml" xmlns:w15="http://schemas.microsoft.com/office/word/2012/wordml" xmlns:w16cex="http://schemas.microsoft.com/office/word/2018/wordml/cex" xmlns:w16cid="http://schemas.microsoft.com/office/word/2016/wordml/cid" xmlns:w16="http://schemas.microsoft.com/office/word/2018/wordml" xmlns:w16du="http://schemas.microsoft.com/office/word/2023/wordml/word16du" xmlns:w16sdtdh="http://schemas.microsoft.com/office/word/2020/wordml/sdtdatahash" xmlns:w16sdtfl="http://schemas.microsoft.com/office/word/2024/wordml/sdtformatlock" xmlns:w16se="http://schemas.microsoft.com/office/word/2015/wordml/symex" xmlns:wpg="http://schemas.microsoft.com/office/word/2010/wordprocessingGroup" xmlns:wpi="http://schemas.microsoft.com/office/word/2010/wordprocessingInk" xmlns:wne="http://schemas.microsoft.com/office/word/2006/wordml" xmlns:wps="http://schemas.microsoft.com/office/word/2010/wordprocessingShape" mc:Ignorable="w14 w15 w16se w16cid w16 w16cex w16sdtdh w16sdtfl w16du wp14">
   <w:abstractNum w:abstractNumId="0" w15:restartNumberingAfterBreak="0">
@@ -2871,6 +3629,118 @@
     </w:lvl>
   </w:abstractNum>
   <w:abstractNum w:abstractNumId="3" w15:restartNumberingAfterBreak="0">
+    <w:nsid w:val="07E63026"/>
+    <w:multiLevelType w:val="hybridMultilevel"/>
+    <w:tmpl w:val="0898F36A"/>
+    <w:lvl w:ilvl="0" w:tplc="E62A73F6">
+      <w:numFmt w:val="bullet"/>
+      <w:lvlText w:val=""/>
+      <w:lvlJc w:val="left"/>
+      <w:pPr>
+        <w:ind w:left="800" w:hanging="360"/>
+      </w:pPr>
+      <w:rPr>
+        <w:rFonts w:ascii="Wingdings" w:eastAsiaTheme="minorEastAsia" w:hAnsi="Wingdings" w:cstheme="minorBidi" w:hint="default"/>
+      </w:rPr>
+    </w:lvl>
+    <w:lvl w:ilvl="1" w:tplc="04090003" w:tentative="1">
+      <w:start w:val="1"/>
+      <w:numFmt w:val="bullet"/>
+      <w:lvlText w:val=""/>
+      <w:lvlJc w:val="left"/>
+      <w:pPr>
+        <w:ind w:left="1320" w:hanging="440"/>
+      </w:pPr>
+      <w:rPr>
+        <w:rFonts w:ascii="Wingdings" w:hAnsi="Wingdings" w:hint="default"/>
+      </w:rPr>
+    </w:lvl>
+    <w:lvl w:ilvl="2" w:tplc="04090005" w:tentative="1">
+      <w:start w:val="1"/>
+      <w:numFmt w:val="bullet"/>
+      <w:lvlText w:val=""/>
+      <w:lvlJc w:val="left"/>
+      <w:pPr>
+        <w:ind w:left="1760" w:hanging="440"/>
+      </w:pPr>
+      <w:rPr>
+        <w:rFonts w:ascii="Wingdings" w:hAnsi="Wingdings" w:hint="default"/>
+      </w:rPr>
+    </w:lvl>
+    <w:lvl w:ilvl="3" w:tplc="04090001" w:tentative="1">
+      <w:start w:val="1"/>
+      <w:numFmt w:val="bullet"/>
+      <w:lvlText w:val=""/>
+      <w:lvlJc w:val="left"/>
+      <w:pPr>
+        <w:ind w:left="2200" w:hanging="440"/>
+      </w:pPr>
+      <w:rPr>
+        <w:rFonts w:ascii="Wingdings" w:hAnsi="Wingdings" w:hint="default"/>
+      </w:rPr>
+    </w:lvl>
+    <w:lvl w:ilvl="4" w:tplc="04090003" w:tentative="1">
+      <w:start w:val="1"/>
+      <w:numFmt w:val="bullet"/>
+      <w:lvlText w:val=""/>
+      <w:lvlJc w:val="left"/>
+      <w:pPr>
+        <w:ind w:left="2640" w:hanging="440"/>
+      </w:pPr>
+      <w:rPr>
+        <w:rFonts w:ascii="Wingdings" w:hAnsi="Wingdings" w:hint="default"/>
+      </w:rPr>
+    </w:lvl>
+    <w:lvl w:ilvl="5" w:tplc="04090005" w:tentative="1">
+      <w:start w:val="1"/>
+      <w:numFmt w:val="bullet"/>
+      <w:lvlText w:val=""/>
+      <w:lvlJc w:val="left"/>
+      <w:pPr>
+        <w:ind w:left="3080" w:hanging="440"/>
+      </w:pPr>
+      <w:rPr>
+        <w:rFonts w:ascii="Wingdings" w:hAnsi="Wingdings" w:hint="default"/>
+      </w:rPr>
+    </w:lvl>
+    <w:lvl w:ilvl="6" w:tplc="04090001" w:tentative="1">
+      <w:start w:val="1"/>
+      <w:numFmt w:val="bullet"/>
+      <w:lvlText w:val=""/>
+      <w:lvlJc w:val="left"/>
+      <w:pPr>
+        <w:ind w:left="3520" w:hanging="440"/>
+      </w:pPr>
+      <w:rPr>
+        <w:rFonts w:ascii="Wingdings" w:hAnsi="Wingdings" w:hint="default"/>
+      </w:rPr>
+    </w:lvl>
+    <w:lvl w:ilvl="7" w:tplc="04090003" w:tentative="1">
+      <w:start w:val="1"/>
+      <w:numFmt w:val="bullet"/>
+      <w:lvlText w:val=""/>
+      <w:lvlJc w:val="left"/>
+      <w:pPr>
+        <w:ind w:left="3960" w:hanging="440"/>
+      </w:pPr>
+      <w:rPr>
+        <w:rFonts w:ascii="Wingdings" w:hAnsi="Wingdings" w:hint="default"/>
+      </w:rPr>
+    </w:lvl>
+    <w:lvl w:ilvl="8" w:tplc="04090005" w:tentative="1">
+      <w:start w:val="1"/>
+      <w:numFmt w:val="bullet"/>
+      <w:lvlText w:val=""/>
+      <w:lvlJc w:val="left"/>
+      <w:pPr>
+        <w:ind w:left="4400" w:hanging="440"/>
+      </w:pPr>
+      <w:rPr>
+        <w:rFonts w:ascii="Wingdings" w:hAnsi="Wingdings" w:hint="default"/>
+      </w:rPr>
+    </w:lvl>
+  </w:abstractNum>
+  <w:abstractNum w:abstractNumId="4" w15:restartNumberingAfterBreak="0">
     <w:nsid w:val="0AA222E8"/>
     <w:multiLevelType w:val="hybridMultilevel"/>
     <w:tmpl w:val="975E6F28"/>
@@ -2983,7 +3853,7 @@
       </w:rPr>
     </w:lvl>
   </w:abstractNum>
-  <w:abstractNum w:abstractNumId="4" w15:restartNumberingAfterBreak="0">
+  <w:abstractNum w:abstractNumId="5" w15:restartNumberingAfterBreak="0">
     <w:nsid w:val="11E81777"/>
     <w:multiLevelType w:val="hybridMultilevel"/>
     <w:tmpl w:val="D4AED3DA"/>
@@ -3096,7 +3966,7 @@
       </w:rPr>
     </w:lvl>
   </w:abstractNum>
-  <w:abstractNum w:abstractNumId="5" w15:restartNumberingAfterBreak="0">
+  <w:abstractNum w:abstractNumId="6" w15:restartNumberingAfterBreak="0">
     <w:nsid w:val="50B43EC9"/>
     <w:multiLevelType w:val="hybridMultilevel"/>
     <w:tmpl w:val="DBE437C4"/>
@@ -3209,7 +4079,7 @@
       </w:rPr>
     </w:lvl>
   </w:abstractNum>
-  <w:abstractNum w:abstractNumId="6" w15:restartNumberingAfterBreak="0">
+  <w:abstractNum w:abstractNumId="7" w15:restartNumberingAfterBreak="0">
     <w:nsid w:val="526C3359"/>
     <w:multiLevelType w:val="hybridMultilevel"/>
     <w:tmpl w:val="42CAA792"/>
@@ -3322,7 +4192,7 @@
       </w:rPr>
     </w:lvl>
   </w:abstractNum>
-  <w:abstractNum w:abstractNumId="7" w15:restartNumberingAfterBreak="0">
+  <w:abstractNum w:abstractNumId="8" w15:restartNumberingAfterBreak="0">
     <w:nsid w:val="57EC420D"/>
     <w:multiLevelType w:val="hybridMultilevel"/>
     <w:tmpl w:val="87286D20"/>
@@ -3435,17 +4305,106 @@
       </w:rPr>
     </w:lvl>
   </w:abstractNum>
+  <w:abstractNum w:abstractNumId="9" w15:restartNumberingAfterBreak="0">
+    <w:nsid w:val="7DA45936"/>
+    <w:multiLevelType w:val="hybridMultilevel"/>
+    <w:tmpl w:val="96E07EFC"/>
+    <w:lvl w:ilvl="0" w:tplc="63E837AE">
+      <w:start w:val="1"/>
+      <w:numFmt w:val="decimal"/>
+      <w:lvlText w:val="%1."/>
+      <w:lvlJc w:val="left"/>
+      <w:pPr>
+        <w:ind w:left="720" w:hanging="360"/>
+      </w:pPr>
+      <w:rPr>
+        <w:rFonts w:hint="default"/>
+      </w:rPr>
+    </w:lvl>
+    <w:lvl w:ilvl="1" w:tplc="04090019" w:tentative="1">
+      <w:start w:val="1"/>
+      <w:numFmt w:val="upperLetter"/>
+      <w:lvlText w:val="%2."/>
+      <w:lvlJc w:val="left"/>
+      <w:pPr>
+        <w:ind w:left="1240" w:hanging="440"/>
+      </w:pPr>
+    </w:lvl>
+    <w:lvl w:ilvl="2" w:tplc="0409001B" w:tentative="1">
+      <w:start w:val="1"/>
+      <w:numFmt w:val="lowerRoman"/>
+      <w:lvlText w:val="%3."/>
+      <w:lvlJc w:val="right"/>
+      <w:pPr>
+        <w:ind w:left="1680" w:hanging="440"/>
+      </w:pPr>
+    </w:lvl>
+    <w:lvl w:ilvl="3" w:tplc="0409000F" w:tentative="1">
+      <w:start w:val="1"/>
+      <w:numFmt w:val="decimal"/>
+      <w:lvlText w:val="%4."/>
+      <w:lvlJc w:val="left"/>
+      <w:pPr>
+        <w:ind w:left="2120" w:hanging="440"/>
+      </w:pPr>
+    </w:lvl>
+    <w:lvl w:ilvl="4" w:tplc="04090019" w:tentative="1">
+      <w:start w:val="1"/>
+      <w:numFmt w:val="upperLetter"/>
+      <w:lvlText w:val="%5."/>
+      <w:lvlJc w:val="left"/>
+      <w:pPr>
+        <w:ind w:left="2560" w:hanging="440"/>
+      </w:pPr>
+    </w:lvl>
+    <w:lvl w:ilvl="5" w:tplc="0409001B" w:tentative="1">
+      <w:start w:val="1"/>
+      <w:numFmt w:val="lowerRoman"/>
+      <w:lvlText w:val="%6."/>
+      <w:lvlJc w:val="right"/>
+      <w:pPr>
+        <w:ind w:left="3000" w:hanging="440"/>
+      </w:pPr>
+    </w:lvl>
+    <w:lvl w:ilvl="6" w:tplc="0409000F" w:tentative="1">
+      <w:start w:val="1"/>
+      <w:numFmt w:val="decimal"/>
+      <w:lvlText w:val="%7."/>
+      <w:lvlJc w:val="left"/>
+      <w:pPr>
+        <w:ind w:left="3440" w:hanging="440"/>
+      </w:pPr>
+    </w:lvl>
+    <w:lvl w:ilvl="7" w:tplc="04090019" w:tentative="1">
+      <w:start w:val="1"/>
+      <w:numFmt w:val="upperLetter"/>
+      <w:lvlText w:val="%8."/>
+      <w:lvlJc w:val="left"/>
+      <w:pPr>
+        <w:ind w:left="3880" w:hanging="440"/>
+      </w:pPr>
+    </w:lvl>
+    <w:lvl w:ilvl="8" w:tplc="0409001B" w:tentative="1">
+      <w:start w:val="1"/>
+      <w:numFmt w:val="lowerRoman"/>
+      <w:lvlText w:val="%9."/>
+      <w:lvlJc w:val="right"/>
+      <w:pPr>
+        <w:ind w:left="4320" w:hanging="440"/>
+      </w:pPr>
+    </w:lvl>
+  </w:abstractNum>
   <w:num w:numId="1" w16cid:durableId="314989882">
-    <w:abstractNumId w:val="5"/>
+    <w:abstractNumId w:val="6"/>
   </w:num>
   <w:num w:numId="2" w16cid:durableId="960913941">
     <w:abstractNumId w:val="2"/>
   </w:num>
   <w:num w:numId="3" w16cid:durableId="820078393">
-    <w:abstractNumId w:val="7"/>
+    <w:abstractNumId w:val="8"/>
   </w:num>
   <w:num w:numId="4" w16cid:durableId="619343571">
-    <w:abstractNumId w:val="6"/>
+    <w:abstractNumId w:val="7"/>
   </w:num>
   <w:num w:numId="5" w16cid:durableId="1248423025">
     <w:abstractNumId w:val="1"/>
@@ -3454,10 +4413,16 @@
     <w:abstractNumId w:val="0"/>
   </w:num>
   <w:num w:numId="7" w16cid:durableId="1686129612">
-    <w:abstractNumId w:val="3"/>
+    <w:abstractNumId w:val="4"/>
   </w:num>
   <w:num w:numId="8" w16cid:durableId="635719755">
-    <w:abstractNumId w:val="4"/>
+    <w:abstractNumId w:val="5"/>
+  </w:num>
+  <w:num w:numId="9" w16cid:durableId="697391651">
+    <w:abstractNumId w:val="9"/>
+  </w:num>
+  <w:num w:numId="10" w16cid:durableId="1392076842">
+    <w:abstractNumId w:val="3"/>
   </w:num>
 </w:numbering>
 </file>
@@ -3467,11 +4432,11 @@
   <w:docDefaults>
     <w:rPrDefault>
       <w:rPr>
-        <w:rFonts w:asciiTheme="minorHAnsi" w:eastAsiaTheme="minorHAnsi" w:hAnsiTheme="minorHAnsi" w:cstheme="minorBidi"/>
+        <w:rFonts w:asciiTheme="minorHAnsi" w:eastAsiaTheme="minorEastAsia" w:hAnsiTheme="minorHAnsi" w:cstheme="minorBidi"/>
         <w:kern w:val="2"/>
         <w:sz w:val="24"/>
         <w:szCs w:val="24"/>
-        <w:lang w:eastAsia="en-US" w:bidi="ar-SA"/>
+        <w:lang w:val="en-US" w:eastAsia="en-US" w:bidi="ar-SA"/>
         <w14:ligatures w14:val="standardContextual"/>
       </w:rPr>
     </w:rPrDefault>
@@ -3859,15 +4824,15 @@
     <w:lsdException w:name="Unresolved Mention" w:semiHidden="1" w:unhideWhenUsed="1"/>
     <w:lsdException w:name="Smart Link" w:semiHidden="1" w:unhideWhenUsed="1"/>
   </w:latentStyles>
-  <w:style w:type="paragraph" w:default="1" w:styleId="Normal">
+  <w:style w:type="paragraph" w:default="1" w:styleId="a">
     <w:name w:val="Normal"/>
     <w:qFormat/>
   </w:style>
-  <w:style w:type="paragraph" w:styleId="Heading1">
+  <w:style w:type="paragraph" w:styleId="1">
     <w:name w:val="heading 1"/>
-    <w:basedOn w:val="Normal"/>
-    <w:next w:val="Normal"/>
-    <w:link w:val="Heading1Char"/>
+    <w:basedOn w:val="a"/>
+    <w:next w:val="a"/>
+    <w:link w:val="1Char"/>
     <w:uiPriority w:val="9"/>
     <w:qFormat/>
     <w:rsid w:val="009F503D"/>
@@ -3884,13 +4849,12 @@
       <w:szCs w:val="40"/>
     </w:rPr>
   </w:style>
-  <w:style w:type="paragraph" w:styleId="Heading2">
+  <w:style w:type="paragraph" w:styleId="2">
     <w:name w:val="heading 2"/>
-    <w:basedOn w:val="Normal"/>
-    <w:next w:val="Normal"/>
-    <w:link w:val="Heading2Char"/>
+    <w:basedOn w:val="a"/>
+    <w:next w:val="a"/>
+    <w:link w:val="2Char"/>
     <w:uiPriority w:val="9"/>
-    <w:semiHidden/>
     <w:unhideWhenUsed/>
     <w:qFormat/>
     <w:rsid w:val="009F503D"/>
@@ -3907,11 +4871,11 @@
       <w:szCs w:val="32"/>
     </w:rPr>
   </w:style>
-  <w:style w:type="paragraph" w:styleId="Heading3">
+  <w:style w:type="paragraph" w:styleId="3">
     <w:name w:val="heading 3"/>
-    <w:basedOn w:val="Normal"/>
-    <w:next w:val="Normal"/>
-    <w:link w:val="Heading3Char"/>
+    <w:basedOn w:val="a"/>
+    <w:next w:val="a"/>
+    <w:link w:val="3Char"/>
     <w:uiPriority w:val="9"/>
     <w:semiHidden/>
     <w:unhideWhenUsed/>
@@ -3930,11 +4894,11 @@
       <w:szCs w:val="28"/>
     </w:rPr>
   </w:style>
-  <w:style w:type="paragraph" w:styleId="Heading4">
+  <w:style w:type="paragraph" w:styleId="4">
     <w:name w:val="heading 4"/>
-    <w:basedOn w:val="Normal"/>
-    <w:next w:val="Normal"/>
-    <w:link w:val="Heading4Char"/>
+    <w:basedOn w:val="a"/>
+    <w:next w:val="a"/>
+    <w:link w:val="4Char"/>
     <w:uiPriority w:val="9"/>
     <w:semiHidden/>
     <w:unhideWhenUsed/>
@@ -3953,11 +4917,11 @@
       <w:color w:val="0F4761" w:themeColor="accent1" w:themeShade="BF"/>
     </w:rPr>
   </w:style>
-  <w:style w:type="paragraph" w:styleId="Heading5">
+  <w:style w:type="paragraph" w:styleId="5">
     <w:name w:val="heading 5"/>
-    <w:basedOn w:val="Normal"/>
-    <w:next w:val="Normal"/>
-    <w:link w:val="Heading5Char"/>
+    <w:basedOn w:val="a"/>
+    <w:next w:val="a"/>
+    <w:link w:val="5Char"/>
     <w:uiPriority w:val="9"/>
     <w:semiHidden/>
     <w:unhideWhenUsed/>
@@ -3974,11 +4938,11 @@
       <w:color w:val="0F4761" w:themeColor="accent1" w:themeShade="BF"/>
     </w:rPr>
   </w:style>
-  <w:style w:type="paragraph" w:styleId="Heading6">
+  <w:style w:type="paragraph" w:styleId="6">
     <w:name w:val="heading 6"/>
-    <w:basedOn w:val="Normal"/>
-    <w:next w:val="Normal"/>
-    <w:link w:val="Heading6Char"/>
+    <w:basedOn w:val="a"/>
+    <w:next w:val="a"/>
+    <w:link w:val="6Char"/>
     <w:uiPriority w:val="9"/>
     <w:semiHidden/>
     <w:unhideWhenUsed/>
@@ -3997,11 +4961,11 @@
       <w:color w:val="595959" w:themeColor="text1" w:themeTint="A6"/>
     </w:rPr>
   </w:style>
-  <w:style w:type="paragraph" w:styleId="Heading7">
+  <w:style w:type="paragraph" w:styleId="7">
     <w:name w:val="heading 7"/>
-    <w:basedOn w:val="Normal"/>
-    <w:next w:val="Normal"/>
-    <w:link w:val="Heading7Char"/>
+    <w:basedOn w:val="a"/>
+    <w:next w:val="a"/>
+    <w:link w:val="7Char"/>
     <w:uiPriority w:val="9"/>
     <w:semiHidden/>
     <w:unhideWhenUsed/>
@@ -4018,11 +4982,11 @@
       <w:color w:val="595959" w:themeColor="text1" w:themeTint="A6"/>
     </w:rPr>
   </w:style>
-  <w:style w:type="paragraph" w:styleId="Heading8">
+  <w:style w:type="paragraph" w:styleId="8">
     <w:name w:val="heading 8"/>
-    <w:basedOn w:val="Normal"/>
-    <w:next w:val="Normal"/>
-    <w:link w:val="Heading8Char"/>
+    <w:basedOn w:val="a"/>
+    <w:next w:val="a"/>
+    <w:link w:val="8Char"/>
     <w:uiPriority w:val="9"/>
     <w:semiHidden/>
     <w:unhideWhenUsed/>
@@ -4041,11 +5005,11 @@
       <w:color w:val="272727" w:themeColor="text1" w:themeTint="D8"/>
     </w:rPr>
   </w:style>
-  <w:style w:type="paragraph" w:styleId="Heading9">
+  <w:style w:type="paragraph" w:styleId="9">
     <w:name w:val="heading 9"/>
-    <w:basedOn w:val="Normal"/>
-    <w:next w:val="Normal"/>
-    <w:link w:val="Heading9Char"/>
+    <w:basedOn w:val="a"/>
+    <w:next w:val="a"/>
+    <w:link w:val="9Char"/>
     <w:uiPriority w:val="9"/>
     <w:semiHidden/>
     <w:unhideWhenUsed/>
@@ -4062,13 +5026,12 @@
       <w:color w:val="272727" w:themeColor="text1" w:themeTint="D8"/>
     </w:rPr>
   </w:style>
-  <w:style w:type="character" w:default="1" w:styleId="DefaultParagraphFont">
+  <w:style w:type="character" w:default="1" w:styleId="a0">
     <w:name w:val="Default Paragraph Font"/>
     <w:uiPriority w:val="1"/>
-    <w:semiHidden/>
     <w:unhideWhenUsed/>
   </w:style>
-  <w:style w:type="table" w:default="1" w:styleId="TableNormal">
+  <w:style w:type="table" w:default="1" w:styleId="a1">
     <w:name w:val="Normal Table"/>
     <w:uiPriority w:val="99"/>
     <w:semiHidden/>
@@ -4083,16 +5046,16 @@
       </w:tblCellMar>
     </w:tblPr>
   </w:style>
-  <w:style w:type="numbering" w:default="1" w:styleId="NoList">
+  <w:style w:type="numbering" w:default="1" w:styleId="a2">
     <w:name w:val="No List"/>
     <w:uiPriority w:val="99"/>
     <w:semiHidden/>
     <w:unhideWhenUsed/>
   </w:style>
-  <w:style w:type="character" w:customStyle="1" w:styleId="Heading1Char">
-    <w:name w:val="Heading 1 Char"/>
-    <w:basedOn w:val="DefaultParagraphFont"/>
-    <w:link w:val="Heading1"/>
+  <w:style w:type="character" w:customStyle="1" w:styleId="1Char">
+    <w:name w:val="제목 1 Char"/>
+    <w:basedOn w:val="a0"/>
+    <w:link w:val="1"/>
     <w:uiPriority w:val="9"/>
     <w:rsid w:val="009F503D"/>
     <w:rPr>
@@ -4102,12 +5065,11 @@
       <w:szCs w:val="40"/>
     </w:rPr>
   </w:style>
-  <w:style w:type="character" w:customStyle="1" w:styleId="Heading2Char">
-    <w:name w:val="Heading 2 Char"/>
-    <w:basedOn w:val="DefaultParagraphFont"/>
-    <w:link w:val="Heading2"/>
+  <w:style w:type="character" w:customStyle="1" w:styleId="2Char">
+    <w:name w:val="제목 2 Char"/>
+    <w:basedOn w:val="a0"/>
+    <w:link w:val="2"/>
     <w:uiPriority w:val="9"/>
-    <w:semiHidden/>
     <w:rsid w:val="009F503D"/>
     <w:rPr>
       <w:rFonts w:asciiTheme="majorHAnsi" w:eastAsiaTheme="majorEastAsia" w:hAnsiTheme="majorHAnsi" w:cstheme="majorBidi"/>
@@ -4116,10 +5078,10 @@
       <w:szCs w:val="32"/>
     </w:rPr>
   </w:style>
-  <w:style w:type="character" w:customStyle="1" w:styleId="Heading3Char">
-    <w:name w:val="Heading 3 Char"/>
-    <w:basedOn w:val="DefaultParagraphFont"/>
-    <w:link w:val="Heading3"/>
+  <w:style w:type="character" w:customStyle="1" w:styleId="3Char">
+    <w:name w:val="제목 3 Char"/>
+    <w:basedOn w:val="a0"/>
+    <w:link w:val="3"/>
     <w:uiPriority w:val="9"/>
     <w:semiHidden/>
     <w:rsid w:val="009F503D"/>
@@ -4130,10 +5092,10 @@
       <w:szCs w:val="28"/>
     </w:rPr>
   </w:style>
-  <w:style w:type="character" w:customStyle="1" w:styleId="Heading4Char">
-    <w:name w:val="Heading 4 Char"/>
-    <w:basedOn w:val="DefaultParagraphFont"/>
-    <w:link w:val="Heading4"/>
+  <w:style w:type="character" w:customStyle="1" w:styleId="4Char">
+    <w:name w:val="제목 4 Char"/>
+    <w:basedOn w:val="a0"/>
+    <w:link w:val="4"/>
     <w:uiPriority w:val="9"/>
     <w:semiHidden/>
     <w:rsid w:val="009F503D"/>
@@ -4144,10 +5106,10 @@
       <w:color w:val="0F4761" w:themeColor="accent1" w:themeShade="BF"/>
     </w:rPr>
   </w:style>
-  <w:style w:type="character" w:customStyle="1" w:styleId="Heading5Char">
-    <w:name w:val="Heading 5 Char"/>
-    <w:basedOn w:val="DefaultParagraphFont"/>
-    <w:link w:val="Heading5"/>
+  <w:style w:type="character" w:customStyle="1" w:styleId="5Char">
+    <w:name w:val="제목 5 Char"/>
+    <w:basedOn w:val="a0"/>
+    <w:link w:val="5"/>
     <w:uiPriority w:val="9"/>
     <w:semiHidden/>
     <w:rsid w:val="009F503D"/>
@@ -4156,10 +5118,10 @@
       <w:color w:val="0F4761" w:themeColor="accent1" w:themeShade="BF"/>
     </w:rPr>
   </w:style>
-  <w:style w:type="character" w:customStyle="1" w:styleId="Heading6Char">
-    <w:name w:val="Heading 6 Char"/>
-    <w:basedOn w:val="DefaultParagraphFont"/>
-    <w:link w:val="Heading6"/>
+  <w:style w:type="character" w:customStyle="1" w:styleId="6Char">
+    <w:name w:val="제목 6 Char"/>
+    <w:basedOn w:val="a0"/>
+    <w:link w:val="6"/>
     <w:uiPriority w:val="9"/>
     <w:semiHidden/>
     <w:rsid w:val="009F503D"/>
@@ -4170,10 +5132,10 @@
       <w:color w:val="595959" w:themeColor="text1" w:themeTint="A6"/>
     </w:rPr>
   </w:style>
-  <w:style w:type="character" w:customStyle="1" w:styleId="Heading7Char">
-    <w:name w:val="Heading 7 Char"/>
-    <w:basedOn w:val="DefaultParagraphFont"/>
-    <w:link w:val="Heading7"/>
+  <w:style w:type="character" w:customStyle="1" w:styleId="7Char">
+    <w:name w:val="제목 7 Char"/>
+    <w:basedOn w:val="a0"/>
+    <w:link w:val="7"/>
     <w:uiPriority w:val="9"/>
     <w:semiHidden/>
     <w:rsid w:val="009F503D"/>
@@ -4182,10 +5144,10 @@
       <w:color w:val="595959" w:themeColor="text1" w:themeTint="A6"/>
     </w:rPr>
   </w:style>
-  <w:style w:type="character" w:customStyle="1" w:styleId="Heading8Char">
-    <w:name w:val="Heading 8 Char"/>
-    <w:basedOn w:val="DefaultParagraphFont"/>
-    <w:link w:val="Heading8"/>
+  <w:style w:type="character" w:customStyle="1" w:styleId="8Char">
+    <w:name w:val="제목 8 Char"/>
+    <w:basedOn w:val="a0"/>
+    <w:link w:val="8"/>
     <w:uiPriority w:val="9"/>
     <w:semiHidden/>
     <w:rsid w:val="009F503D"/>
@@ -4196,10 +5158,10 @@
       <w:color w:val="272727" w:themeColor="text1" w:themeTint="D8"/>
     </w:rPr>
   </w:style>
-  <w:style w:type="character" w:customStyle="1" w:styleId="Heading9Char">
-    <w:name w:val="Heading 9 Char"/>
-    <w:basedOn w:val="DefaultParagraphFont"/>
-    <w:link w:val="Heading9"/>
+  <w:style w:type="character" w:customStyle="1" w:styleId="9Char">
+    <w:name w:val="제목 9 Char"/>
+    <w:basedOn w:val="a0"/>
+    <w:link w:val="9"/>
     <w:uiPriority w:val="9"/>
     <w:semiHidden/>
     <w:rsid w:val="009F503D"/>
@@ -4208,11 +5170,11 @@
       <w:color w:val="272727" w:themeColor="text1" w:themeTint="D8"/>
     </w:rPr>
   </w:style>
-  <w:style w:type="paragraph" w:styleId="Title">
+  <w:style w:type="paragraph" w:styleId="a3">
     <w:name w:val="Title"/>
-    <w:basedOn w:val="Normal"/>
-    <w:next w:val="Normal"/>
-    <w:link w:val="TitleChar"/>
+    <w:basedOn w:val="a"/>
+    <w:next w:val="a"/>
+    <w:link w:val="Char"/>
     <w:uiPriority w:val="10"/>
     <w:qFormat/>
     <w:rsid w:val="009F503D"/>
@@ -4228,10 +5190,10 @@
       <w:szCs w:val="56"/>
     </w:rPr>
   </w:style>
-  <w:style w:type="character" w:customStyle="1" w:styleId="TitleChar">
-    <w:name w:val="Title Char"/>
-    <w:basedOn w:val="DefaultParagraphFont"/>
-    <w:link w:val="Title"/>
+  <w:style w:type="character" w:customStyle="1" w:styleId="Char">
+    <w:name w:val="제목 Char"/>
+    <w:basedOn w:val="a0"/>
+    <w:link w:val="a3"/>
     <w:uiPriority w:val="10"/>
     <w:rsid w:val="009F503D"/>
     <w:rPr>
@@ -4242,11 +5204,11 @@
       <w:szCs w:val="56"/>
     </w:rPr>
   </w:style>
-  <w:style w:type="paragraph" w:styleId="Subtitle">
+  <w:style w:type="paragraph" w:styleId="a4">
     <w:name w:val="Subtitle"/>
-    <w:basedOn w:val="Normal"/>
-    <w:next w:val="Normal"/>
-    <w:link w:val="SubtitleChar"/>
+    <w:basedOn w:val="a"/>
+    <w:next w:val="a"/>
+    <w:link w:val="Char0"/>
     <w:uiPriority w:val="11"/>
     <w:qFormat/>
     <w:rsid w:val="009F503D"/>
@@ -4263,10 +5225,10 @@
       <w:szCs w:val="28"/>
     </w:rPr>
   </w:style>
-  <w:style w:type="character" w:customStyle="1" w:styleId="SubtitleChar">
-    <w:name w:val="Subtitle Char"/>
-    <w:basedOn w:val="DefaultParagraphFont"/>
-    <w:link w:val="Subtitle"/>
+  <w:style w:type="character" w:customStyle="1" w:styleId="Char0">
+    <w:name w:val="부제 Char"/>
+    <w:basedOn w:val="a0"/>
+    <w:link w:val="a4"/>
     <w:uiPriority w:val="11"/>
     <w:rsid w:val="009F503D"/>
     <w:rPr>
@@ -4277,11 +5239,11 @@
       <w:szCs w:val="28"/>
     </w:rPr>
   </w:style>
-  <w:style w:type="paragraph" w:styleId="Quote">
+  <w:style w:type="paragraph" w:styleId="a5">
     <w:name w:val="Quote"/>
-    <w:basedOn w:val="Normal"/>
-    <w:next w:val="Normal"/>
-    <w:link w:val="QuoteChar"/>
+    <w:basedOn w:val="a"/>
+    <w:next w:val="a"/>
+    <w:link w:val="Char1"/>
     <w:uiPriority w:val="29"/>
     <w:qFormat/>
     <w:rsid w:val="009F503D"/>
@@ -4295,10 +5257,10 @@
       <w:color w:val="404040" w:themeColor="text1" w:themeTint="BF"/>
     </w:rPr>
   </w:style>
-  <w:style w:type="character" w:customStyle="1" w:styleId="QuoteChar">
-    <w:name w:val="Quote Char"/>
-    <w:basedOn w:val="DefaultParagraphFont"/>
-    <w:link w:val="Quote"/>
+  <w:style w:type="character" w:customStyle="1" w:styleId="Char1">
+    <w:name w:val="인용 Char"/>
+    <w:basedOn w:val="a0"/>
+    <w:link w:val="a5"/>
     <w:uiPriority w:val="29"/>
     <w:rsid w:val="009F503D"/>
     <w:rPr>
@@ -4307,9 +5269,9 @@
       <w:color w:val="404040" w:themeColor="text1" w:themeTint="BF"/>
     </w:rPr>
   </w:style>
-  <w:style w:type="paragraph" w:styleId="ListParagraph">
+  <w:style w:type="paragraph" w:styleId="a6">
     <w:name w:val="List Paragraph"/>
-    <w:basedOn w:val="Normal"/>
+    <w:basedOn w:val="a"/>
     <w:uiPriority w:val="34"/>
     <w:qFormat/>
     <w:rsid w:val="009F503D"/>
@@ -4318,9 +5280,9 @@
       <w:contextualSpacing/>
     </w:pPr>
   </w:style>
-  <w:style w:type="character" w:styleId="IntenseEmphasis">
+  <w:style w:type="character" w:styleId="a7">
     <w:name w:val="Intense Emphasis"/>
-    <w:basedOn w:val="DefaultParagraphFont"/>
+    <w:basedOn w:val="a0"/>
     <w:uiPriority w:val="21"/>
     <w:qFormat/>
     <w:rsid w:val="009F503D"/>
@@ -4330,11 +5292,11 @@
       <w:color w:val="0F4761" w:themeColor="accent1" w:themeShade="BF"/>
     </w:rPr>
   </w:style>
-  <w:style w:type="paragraph" w:styleId="IntenseQuote">
+  <w:style w:type="paragraph" w:styleId="a8">
     <w:name w:val="Intense Quote"/>
-    <w:basedOn w:val="Normal"/>
-    <w:next w:val="Normal"/>
-    <w:link w:val="IntenseQuoteChar"/>
+    <w:basedOn w:val="a"/>
+    <w:next w:val="a"/>
+    <w:link w:val="Char2"/>
     <w:uiPriority w:val="30"/>
     <w:qFormat/>
     <w:rsid w:val="009F503D"/>
@@ -4353,10 +5315,10 @@
       <w:color w:val="0F4761" w:themeColor="accent1" w:themeShade="BF"/>
     </w:rPr>
   </w:style>
-  <w:style w:type="character" w:customStyle="1" w:styleId="IntenseQuoteChar">
-    <w:name w:val="Intense Quote Char"/>
-    <w:basedOn w:val="DefaultParagraphFont"/>
-    <w:link w:val="IntenseQuote"/>
+  <w:style w:type="character" w:customStyle="1" w:styleId="Char2">
+    <w:name w:val="강한 인용 Char"/>
+    <w:basedOn w:val="a0"/>
+    <w:link w:val="a8"/>
     <w:uiPriority w:val="30"/>
     <w:rsid w:val="009F503D"/>
     <w:rPr>
@@ -4365,9 +5327,9 @@
       <w:color w:val="0F4761" w:themeColor="accent1" w:themeShade="BF"/>
     </w:rPr>
   </w:style>
-  <w:style w:type="character" w:styleId="IntenseReference">
+  <w:style w:type="character" w:styleId="a9">
     <w:name w:val="Intense Reference"/>
-    <w:basedOn w:val="DefaultParagraphFont"/>
+    <w:basedOn w:val="a0"/>
     <w:uiPriority w:val="32"/>
     <w:qFormat/>
     <w:rsid w:val="009F503D"/>
@@ -4379,9 +5341,9 @@
       <w:spacing w:val="5"/>
     </w:rPr>
   </w:style>
-  <w:style w:type="paragraph" w:styleId="NoSpacing">
+  <w:style w:type="paragraph" w:styleId="aa">
     <w:name w:val="No Spacing"/>
-    <w:link w:val="NoSpacingChar"/>
+    <w:link w:val="Char3"/>
     <w:uiPriority w:val="1"/>
     <w:qFormat/>
     <w:rsid w:val="009F503D"/>
@@ -4389,18 +5351,16 @@
       <w:spacing w:after="0" w:line="240" w:lineRule="auto"/>
     </w:pPr>
     <w:rPr>
-      <w:rFonts w:eastAsiaTheme="minorEastAsia"/>
       <w:kern w:val="0"/>
       <w:sz w:val="22"/>
       <w:szCs w:val="22"/>
-      <w:lang w:val="en-US"/>
       <w14:ligatures w14:val="none"/>
     </w:rPr>
   </w:style>
-  <w:style w:type="character" w:customStyle="1" w:styleId="NoSpacingChar">
-    <w:name w:val="No Spacing Char"/>
-    <w:basedOn w:val="DefaultParagraphFont"/>
-    <w:link w:val="NoSpacing"/>
+  <w:style w:type="character" w:customStyle="1" w:styleId="Char3">
+    <w:name w:val="간격 없음 Char"/>
+    <w:basedOn w:val="a0"/>
+    <w:link w:val="aa"/>
     <w:uiPriority w:val="1"/>
     <w:rsid w:val="009F503D"/>
     <w:rPr>
@@ -4412,10 +5372,10 @@
       <w14:ligatures w14:val="none"/>
     </w:rPr>
   </w:style>
-  <w:style w:type="paragraph" w:styleId="TOCHeading">
+  <w:style w:type="paragraph" w:styleId="TOC">
     <w:name w:val="TOC Heading"/>
-    <w:basedOn w:val="Heading1"/>
-    <w:next w:val="Normal"/>
+    <w:basedOn w:val="1"/>
+    <w:next w:val="a"/>
     <w:uiPriority w:val="39"/>
     <w:unhideWhenUsed/>
     <w:qFormat/>
@@ -4428,14 +5388,13 @@
       <w:kern w:val="0"/>
       <w:sz w:val="32"/>
       <w:szCs w:val="32"/>
-      <w:lang w:val="en-US"/>
       <w14:ligatures w14:val="none"/>
     </w:rPr>
   </w:style>
-  <w:style w:type="paragraph" w:styleId="TOC1">
+  <w:style w:type="paragraph" w:styleId="10">
     <w:name w:val="toc 1"/>
-    <w:basedOn w:val="Normal"/>
-    <w:next w:val="Normal"/>
+    <w:basedOn w:val="a"/>
+    <w:next w:val="a"/>
     <w:autoRedefine/>
     <w:uiPriority w:val="39"/>
     <w:unhideWhenUsed/>
@@ -4444,10 +5403,10 @@
       <w:spacing w:after="100"/>
     </w:pPr>
   </w:style>
-  <w:style w:type="paragraph" w:styleId="TOC2">
+  <w:style w:type="paragraph" w:styleId="20">
     <w:name w:val="toc 2"/>
-    <w:basedOn w:val="Normal"/>
-    <w:next w:val="Normal"/>
+    <w:basedOn w:val="a"/>
+    <w:next w:val="a"/>
     <w:autoRedefine/>
     <w:uiPriority w:val="39"/>
     <w:unhideWhenUsed/>
@@ -4457,9 +5416,9 @@
       <w:ind w:left="240"/>
     </w:pPr>
   </w:style>
-  <w:style w:type="character" w:styleId="Hyperlink">
+  <w:style w:type="character" w:styleId="ab">
     <w:name w:val="Hyperlink"/>
-    <w:basedOn w:val="DefaultParagraphFont"/>
+    <w:basedOn w:val="a0"/>
     <w:uiPriority w:val="99"/>
     <w:unhideWhenUsed/>
     <w:rsid w:val="005F1A24"/>
@@ -4467,6 +5426,50 @@
       <w:color w:val="467886" w:themeColor="hyperlink"/>
       <w:u w:val="single"/>
     </w:rPr>
+  </w:style>
+  <w:style w:type="paragraph" w:styleId="ac">
+    <w:name w:val="header"/>
+    <w:basedOn w:val="a"/>
+    <w:link w:val="Char4"/>
+    <w:uiPriority w:val="99"/>
+    <w:unhideWhenUsed/>
+    <w:rsid w:val="00727E6C"/>
+    <w:pPr>
+      <w:tabs>
+        <w:tab w:val="center" w:pos="4513"/>
+        <w:tab w:val="right" w:pos="9026"/>
+      </w:tabs>
+      <w:snapToGrid w:val="0"/>
+    </w:pPr>
+  </w:style>
+  <w:style w:type="character" w:customStyle="1" w:styleId="Char4">
+    <w:name w:val="머리글 Char"/>
+    <w:basedOn w:val="a0"/>
+    <w:link w:val="ac"/>
+    <w:uiPriority w:val="99"/>
+    <w:rsid w:val="00727E6C"/>
+  </w:style>
+  <w:style w:type="paragraph" w:styleId="ad">
+    <w:name w:val="footer"/>
+    <w:basedOn w:val="a"/>
+    <w:link w:val="Char5"/>
+    <w:uiPriority w:val="99"/>
+    <w:unhideWhenUsed/>
+    <w:rsid w:val="00727E6C"/>
+    <w:pPr>
+      <w:tabs>
+        <w:tab w:val="center" w:pos="4513"/>
+        <w:tab w:val="right" w:pos="9026"/>
+      </w:tabs>
+      <w:snapToGrid w:val="0"/>
+    </w:pPr>
+  </w:style>
+  <w:style w:type="character" w:customStyle="1" w:styleId="Char5">
+    <w:name w:val="바닥글 Char"/>
+    <w:basedOn w:val="a0"/>
+    <w:link w:val="ad"/>
+    <w:uiPriority w:val="99"/>
+    <w:rsid w:val="00727E6C"/>
   </w:style>
 </w:styles>
 </file>

--- a/Docs/Documentation.docx
+++ b/Docs/Documentation.docx
@@ -459,7 +459,7 @@
           <w:r>
             <w:fldChar w:fldCharType="separate"/>
           </w:r>
-          <w:hyperlink w:anchor="_Toc209964606" w:history="1">
+          <w:hyperlink w:anchor="_Toc209965430" w:history="1">
             <w:r>
               <w:rPr>
                 <w:rStyle w:val="ab"/>
@@ -486,7 +486,7 @@
                 <w:noProof/>
                 <w:webHidden/>
               </w:rPr>
-              <w:instrText xml:space="preserve"> PAGEREF _Toc209964606 \h </w:instrText>
+              <w:instrText xml:space="preserve"> PAGEREF _Toc209965430 \h </w:instrText>
             </w:r>
             <w:r>
               <w:rPr>
@@ -529,7 +529,7 @@
               <w:lang w:eastAsia="ko-KR"/>
             </w:rPr>
           </w:pPr>
-          <w:hyperlink w:anchor="_Toc209964607" w:history="1">
+          <w:hyperlink w:anchor="_Toc209965431" w:history="1">
             <w:r>
               <w:rPr>
                 <w:rStyle w:val="ab"/>
@@ -556,7 +556,7 @@
                 <w:noProof/>
                 <w:webHidden/>
               </w:rPr>
-              <w:instrText xml:space="preserve"> PAGEREF _Toc209964607 \h </w:instrText>
+              <w:instrText xml:space="preserve"> PAGEREF _Toc209965431 \h </w:instrText>
             </w:r>
             <w:r>
               <w:rPr>
@@ -599,7 +599,7 @@
               <w:lang w:eastAsia="ko-KR"/>
             </w:rPr>
           </w:pPr>
-          <w:hyperlink w:anchor="_Toc209964608" w:history="1">
+          <w:hyperlink w:anchor="_Toc209965432" w:history="1">
             <w:r>
               <w:rPr>
                 <w:rStyle w:val="ab"/>
@@ -626,7 +626,7 @@
                 <w:noProof/>
                 <w:webHidden/>
               </w:rPr>
-              <w:instrText xml:space="preserve"> PAGEREF _Toc209964608 \h </w:instrText>
+              <w:instrText xml:space="preserve"> PAGEREF _Toc209965432 \h </w:instrText>
             </w:r>
             <w:r>
               <w:rPr>
@@ -669,7 +669,7 @@
               <w:lang w:eastAsia="ko-KR"/>
             </w:rPr>
           </w:pPr>
-          <w:hyperlink w:anchor="_Toc209964609" w:history="1">
+          <w:hyperlink w:anchor="_Toc209965433" w:history="1">
             <w:r>
               <w:rPr>
                 <w:rStyle w:val="ab"/>
@@ -696,7 +696,7 @@
                 <w:noProof/>
                 <w:webHidden/>
               </w:rPr>
-              <w:instrText xml:space="preserve"> PAGEREF _Toc209964609 \h </w:instrText>
+              <w:instrText xml:space="preserve"> PAGEREF _Toc209965433 \h </w:instrText>
             </w:r>
             <w:r>
               <w:rPr>
@@ -739,7 +739,7 @@
               <w:lang w:eastAsia="ko-KR"/>
             </w:rPr>
           </w:pPr>
-          <w:hyperlink w:anchor="_Toc209964610" w:history="1">
+          <w:hyperlink w:anchor="_Toc209965434" w:history="1">
             <w:r>
               <w:rPr>
                 <w:rStyle w:val="ab"/>
@@ -766,7 +766,7 @@
                 <w:noProof/>
                 <w:webHidden/>
               </w:rPr>
-              <w:instrText xml:space="preserve"> PAGEREF _Toc209964610 \h </w:instrText>
+              <w:instrText xml:space="preserve"> PAGEREF _Toc209965434 \h </w:instrText>
             </w:r>
             <w:r>
               <w:rPr>
@@ -809,7 +809,7 @@
               <w:lang w:eastAsia="ko-KR"/>
             </w:rPr>
           </w:pPr>
-          <w:hyperlink w:anchor="_Toc209964611" w:history="1">
+          <w:hyperlink w:anchor="_Toc209965435" w:history="1">
             <w:r>
               <w:rPr>
                 <w:rStyle w:val="ab"/>
@@ -836,7 +836,7 @@
                 <w:noProof/>
                 <w:webHidden/>
               </w:rPr>
-              <w:instrText xml:space="preserve"> PAGEREF _Toc209964611 \h </w:instrText>
+              <w:instrText xml:space="preserve"> PAGEREF _Toc209965435 \h </w:instrText>
             </w:r>
             <w:r>
               <w:rPr>
@@ -879,7 +879,7 @@
               <w:lang w:eastAsia="ko-KR"/>
             </w:rPr>
           </w:pPr>
-          <w:hyperlink w:anchor="_Toc209964612" w:history="1">
+          <w:hyperlink w:anchor="_Toc209965436" w:history="1">
             <w:r>
               <w:rPr>
                 <w:rStyle w:val="ab"/>
@@ -906,7 +906,7 @@
                 <w:noProof/>
                 <w:webHidden/>
               </w:rPr>
-              <w:instrText xml:space="preserve"> PAGEREF _Toc209964612 \h </w:instrText>
+              <w:instrText xml:space="preserve"> PAGEREF _Toc209965436 \h </w:instrText>
             </w:r>
             <w:r>
               <w:rPr>
@@ -949,7 +949,7 @@
               <w:lang w:eastAsia="ko-KR"/>
             </w:rPr>
           </w:pPr>
-          <w:hyperlink w:anchor="_Toc209964613" w:history="1">
+          <w:hyperlink w:anchor="_Toc209965437" w:history="1">
             <w:r>
               <w:rPr>
                 <w:rStyle w:val="ab"/>
@@ -977,7 +977,7 @@
                 <w:noProof/>
                 <w:webHidden/>
               </w:rPr>
-              <w:instrText xml:space="preserve"> PAGEREF _Toc209964613 \h </w:instrText>
+              <w:instrText xml:space="preserve"> PAGEREF _Toc209965437 \h </w:instrText>
             </w:r>
             <w:r>
               <w:rPr>
@@ -1020,7 +1020,7 @@
               <w:lang w:eastAsia="ko-KR"/>
             </w:rPr>
           </w:pPr>
-          <w:hyperlink w:anchor="_Toc209964614" w:history="1">
+          <w:hyperlink w:anchor="_Toc209965438" w:history="1">
             <w:r>
               <w:rPr>
                 <w:rStyle w:val="ab"/>
@@ -1047,7 +1047,7 @@
                 <w:noProof/>
                 <w:webHidden/>
               </w:rPr>
-              <w:instrText xml:space="preserve"> PAGEREF _Toc209964614 \h </w:instrText>
+              <w:instrText xml:space="preserve"> PAGEREF _Toc209965438 \h </w:instrText>
             </w:r>
             <w:r>
               <w:rPr>
@@ -1090,7 +1090,7 @@
               <w:lang w:eastAsia="ko-KR"/>
             </w:rPr>
           </w:pPr>
-          <w:hyperlink w:anchor="_Toc209964615" w:history="1">
+          <w:hyperlink w:anchor="_Toc209965439" w:history="1">
             <w:r>
               <w:rPr>
                 <w:rStyle w:val="ab"/>
@@ -1117,7 +1117,7 @@
                 <w:noProof/>
                 <w:webHidden/>
               </w:rPr>
-              <w:instrText xml:space="preserve"> PAGEREF _Toc209964615 \h </w:instrText>
+              <w:instrText xml:space="preserve"> PAGEREF _Toc209965439 \h </w:instrText>
             </w:r>
             <w:r>
               <w:rPr>
@@ -1160,7 +1160,7 @@
               <w:lang w:eastAsia="ko-KR"/>
             </w:rPr>
           </w:pPr>
-          <w:hyperlink w:anchor="_Toc209964616" w:history="1">
+          <w:hyperlink w:anchor="_Toc209965440" w:history="1">
             <w:r>
               <w:rPr>
                 <w:rStyle w:val="ab"/>
@@ -1187,7 +1187,7 @@
                 <w:noProof/>
                 <w:webHidden/>
               </w:rPr>
-              <w:instrText xml:space="preserve"> PAGEREF _Toc209964616 \h </w:instrText>
+              <w:instrText xml:space="preserve"> PAGEREF _Toc209965440 \h </w:instrText>
             </w:r>
             <w:r>
               <w:rPr>
@@ -1230,7 +1230,7 @@
               <w:lang w:eastAsia="ko-KR"/>
             </w:rPr>
           </w:pPr>
-          <w:hyperlink w:anchor="_Toc209964617" w:history="1">
+          <w:hyperlink w:anchor="_Toc209965441" w:history="1">
             <w:r>
               <w:rPr>
                 <w:rStyle w:val="ab"/>
@@ -1257,7 +1257,7 @@
                 <w:noProof/>
                 <w:webHidden/>
               </w:rPr>
-              <w:instrText xml:space="preserve"> PAGEREF _Toc209964617 \h </w:instrText>
+              <w:instrText xml:space="preserve"> PAGEREF _Toc209965441 \h </w:instrText>
             </w:r>
             <w:r>
               <w:rPr>
@@ -1300,7 +1300,7 @@
               <w:lang w:eastAsia="ko-KR"/>
             </w:rPr>
           </w:pPr>
-          <w:hyperlink w:anchor="_Toc209964618" w:history="1">
+          <w:hyperlink w:anchor="_Toc209965442" w:history="1">
             <w:r>
               <w:rPr>
                 <w:rStyle w:val="ab"/>
@@ -1327,7 +1327,7 @@
                 <w:noProof/>
                 <w:webHidden/>
               </w:rPr>
-              <w:instrText xml:space="preserve"> PAGEREF _Toc209964618 \h </w:instrText>
+              <w:instrText xml:space="preserve"> PAGEREF _Toc209965442 \h </w:instrText>
             </w:r>
             <w:r>
               <w:rPr>
@@ -1347,7 +1347,7 @@
                 <w:noProof/>
                 <w:webHidden/>
               </w:rPr>
-              <w:t>5</w:t>
+              <w:t>4</w:t>
             </w:r>
             <w:r>
               <w:rPr>
@@ -1370,7 +1370,7 @@
               <w:lang w:eastAsia="ko-KR"/>
             </w:rPr>
           </w:pPr>
-          <w:hyperlink w:anchor="_Toc209964619" w:history="1">
+          <w:hyperlink w:anchor="_Toc209965443" w:history="1">
             <w:r>
               <w:rPr>
                 <w:rStyle w:val="ab"/>
@@ -1398,7 +1398,7 @@
                 <w:noProof/>
                 <w:webHidden/>
               </w:rPr>
-              <w:instrText xml:space="preserve"> PAGEREF _Toc209964619 \h </w:instrText>
+              <w:instrText xml:space="preserve"> PAGEREF _Toc209965443 \h </w:instrText>
             </w:r>
             <w:r>
               <w:rPr>
@@ -1441,7 +1441,7 @@
               <w:lang w:eastAsia="ko-KR"/>
             </w:rPr>
           </w:pPr>
-          <w:hyperlink w:anchor="_Toc209964620" w:history="1">
+          <w:hyperlink w:anchor="_Toc209965444" w:history="1">
             <w:r>
               <w:rPr>
                 <w:rStyle w:val="ab"/>
@@ -1468,7 +1468,7 @@
                 <w:noProof/>
                 <w:webHidden/>
               </w:rPr>
-              <w:instrText xml:space="preserve"> PAGEREF _Toc209964620 \h </w:instrText>
+              <w:instrText xml:space="preserve"> PAGEREF _Toc209965444 \h </w:instrText>
             </w:r>
             <w:r>
               <w:rPr>
@@ -1511,7 +1511,7 @@
               <w:lang w:eastAsia="ko-KR"/>
             </w:rPr>
           </w:pPr>
-          <w:hyperlink w:anchor="_Toc209964621" w:history="1">
+          <w:hyperlink w:anchor="_Toc209965445" w:history="1">
             <w:r>
               <w:rPr>
                 <w:rStyle w:val="ab"/>
@@ -1538,7 +1538,7 @@
                 <w:noProof/>
                 <w:webHidden/>
               </w:rPr>
-              <w:instrText xml:space="preserve"> PAGEREF _Toc209964621 \h </w:instrText>
+              <w:instrText xml:space="preserve"> PAGEREF _Toc209965445 \h </w:instrText>
             </w:r>
             <w:r>
               <w:rPr>
@@ -1581,7 +1581,7 @@
               <w:lang w:eastAsia="ko-KR"/>
             </w:rPr>
           </w:pPr>
-          <w:hyperlink w:anchor="_Toc209964622" w:history="1">
+          <w:hyperlink w:anchor="_Toc209965446" w:history="1">
             <w:r>
               <w:rPr>
                 <w:rStyle w:val="ab"/>
@@ -1608,7 +1608,7 @@
                 <w:noProof/>
                 <w:webHidden/>
               </w:rPr>
-              <w:instrText xml:space="preserve"> PAGEREF _Toc209964622 \h </w:instrText>
+              <w:instrText xml:space="preserve"> PAGEREF _Toc209965446 \h </w:instrText>
             </w:r>
             <w:r>
               <w:rPr>
@@ -1718,33 +1718,21 @@
     <w:p>
       <w:pPr>
         <w:rPr>
+          <w:rFonts w:hint="eastAsia"/>
           <w:lang w:eastAsia="ko-KR"/>
         </w:rPr>
       </w:pPr>
     </w:p>
     <w:p>
       <w:pPr>
-        <w:rPr>
-          <w:lang w:eastAsia="ko-KR"/>
-        </w:rPr>
-      </w:pPr>
-    </w:p>
-    <w:p>
-      <w:pPr>
-        <w:rPr>
-          <w:lang w:eastAsia="ko-KR"/>
-        </w:rPr>
-      </w:pPr>
-    </w:p>
-    <w:p>
-      <w:pPr>
         <w:pStyle w:val="1"/>
         <w:jc w:val="both"/>
       </w:pPr>
       <w:bookmarkStart w:id="0" w:name="_Hlk198644379"/>
-      <w:bookmarkStart w:id="1" w:name="_Toc209964606"/>
+      <w:bookmarkStart w:id="1" w:name="_Toc209965430"/>
       <w:bookmarkEnd w:id="0"/>
       <w:r>
+        <w:lastRenderedPageBreak/>
         <w:t>Outline of Program</w:t>
       </w:r>
       <w:bookmarkEnd w:id="1"/>
@@ -1754,7 +1742,7 @@
         <w:pStyle w:val="2"/>
         <w:jc w:val="both"/>
       </w:pPr>
-      <w:bookmarkStart w:id="2" w:name="_Toc209964607"/>
+      <w:bookmarkStart w:id="2" w:name="_Toc209965431"/>
       <w:r>
         <w:t>Purpose</w:t>
       </w:r>
@@ -1773,7 +1761,7 @@
         <w:pStyle w:val="2"/>
         <w:jc w:val="both"/>
       </w:pPr>
-      <w:bookmarkStart w:id="3" w:name="_Toc209964608"/>
+      <w:bookmarkStart w:id="3" w:name="_Toc209965432"/>
       <w:r>
         <w:t>Functionality Overview</w:t>
       </w:r>
@@ -1870,7 +1858,7 @@
         <w:pStyle w:val="1"/>
         <w:jc w:val="both"/>
       </w:pPr>
-      <w:bookmarkStart w:id="4" w:name="_Toc209964609"/>
+      <w:bookmarkStart w:id="4" w:name="_Toc209965433"/>
       <w:r>
         <w:t>Design of Program</w:t>
       </w:r>
@@ -1881,7 +1869,7 @@
         <w:pStyle w:val="2"/>
         <w:jc w:val="both"/>
       </w:pPr>
-      <w:bookmarkStart w:id="5" w:name="_Toc209964610"/>
+      <w:bookmarkStart w:id="5" w:name="_Toc209965434"/>
       <w:r>
         <w:t>High-Level Design</w:t>
       </w:r>
@@ -1988,7 +1976,7 @@
         <w:pStyle w:val="2"/>
         <w:jc w:val="both"/>
       </w:pPr>
-      <w:bookmarkStart w:id="6" w:name="_Toc209964611"/>
+      <w:bookmarkStart w:id="6" w:name="_Toc209965435"/>
       <w:r>
         <w:t>Flow Diagram</w:t>
       </w:r>
@@ -2007,7 +1995,6 @@
         <w:rPr>
           <w:noProof/>
         </w:rPr>
-        <w:lastRenderedPageBreak/>
         <w:drawing>
           <wp:inline distT="0" distB="0" distL="0" distR="0" wp14:anchorId="26F15733" wp14:editId="3A8364E8">
             <wp:extent cx="5720080" cy="1722755"/>
@@ -2063,8 +2050,9 @@
         <w:pStyle w:val="2"/>
         <w:jc w:val="both"/>
       </w:pPr>
-      <w:bookmarkStart w:id="7" w:name="_Toc209964612"/>
-      <w:r>
+      <w:bookmarkStart w:id="7" w:name="_Toc209965436"/>
+      <w:r>
+        <w:lastRenderedPageBreak/>
         <w:t>Implementation Notes</w:t>
       </w:r>
       <w:bookmarkEnd w:id="7"/>
@@ -2100,11 +2088,10 @@
         <w:pStyle w:val="2"/>
         <w:jc w:val="both"/>
         <w:rPr>
-          <w:rFonts w:hint="eastAsia"/>
           <w:lang w:eastAsia="ko-KR"/>
         </w:rPr>
       </w:pPr>
-      <w:bookmarkStart w:id="8" w:name="_Toc209964613"/>
+      <w:bookmarkStart w:id="8" w:name="_Toc209965437"/>
       <w:r>
         <w:rPr>
           <w:rFonts w:hint="eastAsia"/>
@@ -2236,12 +2223,13 @@
       </w:pPr>
       <w:r>
         <w:rPr>
+          <w:noProof/>
           <w:lang w:eastAsia="ko-KR"/>
         </w:rPr>
         <w:drawing>
-          <wp:inline distT="0" distB="0" distL="0" distR="0" wp14:anchorId="65187CC5" wp14:editId="2FA674D6">
-            <wp:extent cx="2200275" cy="2204581"/>
-            <wp:effectExtent l="0" t="0" r="0" b="5715"/>
+          <wp:inline distT="0" distB="0" distL="0" distR="0" wp14:anchorId="65187CC5" wp14:editId="0A19EE43">
+            <wp:extent cx="2617940" cy="2221161"/>
+            <wp:effectExtent l="0" t="0" r="0" b="8255"/>
             <wp:docPr id="1571883683" name="그림 1" descr="스크린샷, 텍스트이(가) 표시된 사진&#10;&#10;AI 생성 콘텐츠는 정확하지 않을 수 있습니다."/>
             <wp:cNvGraphicFramePr>
               <a:graphicFrameLocks xmlns:a="http://schemas.openxmlformats.org/drawingml/2006/main" noChangeAspect="1"/>
@@ -2262,7 +2250,7 @@
                   <pic:spPr>
                     <a:xfrm flipV="1">
                       <a:off x="0" y="0"/>
-                      <a:ext cx="2222448" cy="2226797"/>
+                      <a:ext cx="2672164" cy="2267167"/>
                     </a:xfrm>
                     <a:prstGeom prst="rect">
                       <a:avLst/>
@@ -2281,9 +2269,12 @@
         <w:t xml:space="preserve"> </w:t>
       </w:r>
       <w:r>
+        <w:rPr>
+          <w:noProof/>
+        </w:rPr>
         <w:drawing>
-          <wp:inline distT="0" distB="0" distL="0" distR="0" wp14:anchorId="0AD8E133" wp14:editId="73F255AD">
-            <wp:extent cx="2884805" cy="2229633"/>
+          <wp:inline distT="0" distB="0" distL="0" distR="0" wp14:anchorId="0AD8E133" wp14:editId="05654738">
+            <wp:extent cx="2630466" cy="1701940"/>
             <wp:effectExtent l="0" t="0" r="0" b="0"/>
             <wp:docPr id="1518787111" name="그림 1" descr="스크린샷, 멀티미디어 소프트웨어, 컴퓨터, 그래픽 소프트웨어이(가) 표시된 사진&#10;&#10;AI 생성 콘텐츠는 정확하지 않을 수 있습니다."/>
             <wp:cNvGraphicFramePr>
@@ -2305,7 +2296,7 @@
                   <pic:spPr>
                     <a:xfrm>
                       <a:off x="0" y="0"/>
-                      <a:ext cx="2906908" cy="2246716"/>
+                      <a:ext cx="2676264" cy="1731572"/>
                     </a:xfrm>
                     <a:prstGeom prst="rect">
                       <a:avLst/>
@@ -2326,9 +2317,6 @@
           <w:numId w:val="2"/>
         </w:numPr>
         <w:jc w:val="both"/>
-        <w:rPr>
-          <w:rFonts w:hint="eastAsia"/>
-        </w:rPr>
       </w:pPr>
       <w:r>
         <w:rPr>
@@ -2405,12 +2393,13 @@
       </w:pPr>
       <w:r>
         <w:rPr>
+          <w:noProof/>
           <w:lang w:eastAsia="ko-KR"/>
         </w:rPr>
         <w:drawing>
-          <wp:inline distT="0" distB="0" distL="0" distR="0" wp14:anchorId="3995BB12" wp14:editId="4036862B">
-            <wp:extent cx="2718148" cy="1569575"/>
-            <wp:effectExtent l="0" t="0" r="6350" b="0"/>
+          <wp:inline distT="0" distB="0" distL="0" distR="0" wp14:anchorId="3995BB12" wp14:editId="01E1A724">
+            <wp:extent cx="3068877" cy="1772101"/>
+            <wp:effectExtent l="0" t="0" r="0" b="0"/>
             <wp:docPr id="1541290022" name="그림 1" descr="텍스트, 스크린샷, 도표, 소프트웨어이(가) 표시된 사진&#10;&#10;AI 생성 콘텐츠는 정확하지 않을 수 있습니다."/>
             <wp:cNvGraphicFramePr>
               <a:graphicFrameLocks xmlns:a="http://schemas.openxmlformats.org/drawingml/2006/main" noChangeAspect="1"/>
@@ -2431,7 +2420,7 @@
                   <pic:spPr>
                     <a:xfrm>
                       <a:off x="0" y="0"/>
-                      <a:ext cx="2724939" cy="1573496"/>
+                      <a:ext cx="3096357" cy="1787969"/>
                     </a:xfrm>
                     <a:prstGeom prst="rect">
                       <a:avLst/>
@@ -2476,18 +2465,18 @@
         <w:ind w:leftChars="300" w:left="720"/>
         <w:jc w:val="both"/>
         <w:rPr>
-          <w:rFonts w:hint="eastAsia"/>
           <w:lang w:eastAsia="ko-KR"/>
         </w:rPr>
       </w:pPr>
       <w:r>
         <w:rPr>
+          <w:noProof/>
           <w:lang w:eastAsia="ko-KR"/>
         </w:rPr>
         <w:drawing>
-          <wp:inline distT="0" distB="0" distL="0" distR="0" wp14:anchorId="7FFE6732" wp14:editId="78E2557F">
-            <wp:extent cx="1853852" cy="3071169"/>
-            <wp:effectExtent l="0" t="0" r="0" b="0"/>
+          <wp:inline distT="0" distB="0" distL="0" distR="0" wp14:anchorId="7FFE6732" wp14:editId="031FD143">
+            <wp:extent cx="1290181" cy="2137368"/>
+            <wp:effectExtent l="0" t="0" r="5715" b="0"/>
             <wp:docPr id="2131733288" name="그림 1" descr="스크린샷, 다채로움, 그래픽이(가) 표시된 사진&#10;&#10;AI 생성 콘텐츠는 정확하지 않을 수 있습니다."/>
             <wp:cNvGraphicFramePr>
               <a:graphicFrameLocks xmlns:a="http://schemas.openxmlformats.org/drawingml/2006/main" noChangeAspect="1"/>
@@ -2508,7 +2497,7 @@
                   <pic:spPr>
                     <a:xfrm>
                       <a:off x="0" y="0"/>
-                      <a:ext cx="1861305" cy="3083516"/>
+                      <a:ext cx="1310502" cy="2171032"/>
                     </a:xfrm>
                     <a:prstGeom prst="rect">
                       <a:avLst/>
@@ -2526,7 +2515,7 @@
         <w:pStyle w:val="1"/>
         <w:jc w:val="both"/>
       </w:pPr>
-      <w:bookmarkStart w:id="9" w:name="_Toc209964614"/>
+      <w:bookmarkStart w:id="9" w:name="_Toc209965438"/>
       <w:r>
         <w:t>Time spent</w:t>
       </w:r>
@@ -2613,7 +2602,7 @@
         <w:pStyle w:val="1"/>
         <w:jc w:val="both"/>
       </w:pPr>
-      <w:bookmarkStart w:id="10" w:name="_Toc209964615"/>
+      <w:bookmarkStart w:id="10" w:name="_Toc209965439"/>
       <w:r>
         <w:t>Process of Project and Record of Project Meetings</w:t>
       </w:r>
@@ -2624,7 +2613,7 @@
         <w:pStyle w:val="2"/>
         <w:jc w:val="both"/>
       </w:pPr>
-      <w:bookmarkStart w:id="11" w:name="_Toc209964616"/>
+      <w:bookmarkStart w:id="11" w:name="_Toc209965440"/>
       <w:r>
         <w:t>Meeting 1 – Project Kickoff</w:t>
       </w:r>
@@ -2677,7 +2666,7 @@
         <w:pStyle w:val="2"/>
         <w:jc w:val="both"/>
       </w:pPr>
-      <w:bookmarkStart w:id="12" w:name="_Toc209964617"/>
+      <w:bookmarkStart w:id="12" w:name="_Toc209965441"/>
       <w:r>
         <w:t>Meeting 2 – Review &amp; Integration</w:t>
       </w:r>
@@ -2740,9 +2729,8 @@
         <w:pStyle w:val="2"/>
         <w:jc w:val="both"/>
       </w:pPr>
-      <w:bookmarkStart w:id="13" w:name="_Toc209964618"/>
-      <w:r>
-        <w:lastRenderedPageBreak/>
+      <w:bookmarkStart w:id="13" w:name="_Toc209965442"/>
+      <w:r>
         <w:t>Records</w:t>
       </w:r>
       <w:bookmarkEnd w:id="13"/>
@@ -2787,6 +2775,7 @@
           <w:rFonts w:hint="eastAsia"/>
           <w:lang w:eastAsia="ko-KR"/>
         </w:rPr>
+        <w:lastRenderedPageBreak/>
         <w:t>Adjusting schedule</w:t>
       </w:r>
     </w:p>
@@ -2939,7 +2928,7 @@
           <w:lang w:eastAsia="ko-KR"/>
         </w:rPr>
       </w:pPr>
-      <w:bookmarkStart w:id="14" w:name="_Toc209964619"/>
+      <w:bookmarkStart w:id="14" w:name="_Toc209965443"/>
       <w:r>
         <w:rPr>
           <w:lang w:eastAsia="ko-KR"/>
@@ -3039,7 +3028,7 @@
         <w:pStyle w:val="1"/>
         <w:jc w:val="both"/>
       </w:pPr>
-      <w:bookmarkStart w:id="15" w:name="_Toc209964620"/>
+      <w:bookmarkStart w:id="15" w:name="_Toc209965444"/>
       <w:r>
         <w:t>Member's Thoughts on This Project</w:t>
       </w:r>
@@ -3050,7 +3039,7 @@
         <w:pStyle w:val="2"/>
         <w:jc w:val="both"/>
       </w:pPr>
-      <w:bookmarkStart w:id="16" w:name="_Toc209964621"/>
+      <w:bookmarkStart w:id="16" w:name="_Toc209965445"/>
       <w:r>
         <w:t>Lessons Learned</w:t>
       </w:r>
@@ -3100,7 +3089,7 @@
         <w:pStyle w:val="2"/>
         <w:jc w:val="both"/>
       </w:pPr>
-      <w:bookmarkStart w:id="17" w:name="_Toc209964622"/>
+      <w:bookmarkStart w:id="17" w:name="_Toc209965446"/>
       <w:r>
         <w:t>Future Improvements</w:t>
       </w:r>
@@ -5029,6 +5018,7 @@
   <w:style w:type="character" w:default="1" w:styleId="a0">
     <w:name w:val="Default Paragraph Font"/>
     <w:uiPriority w:val="1"/>
+    <w:semiHidden/>
     <w:unhideWhenUsed/>
   </w:style>
   <w:style w:type="table" w:default="1" w:styleId="a1">

--- a/Docs/Documentation.docx
+++ b/Docs/Documentation.docx
@@ -247,7 +247,26 @@
               <w:szCs w:val="28"/>
               <w:lang w:eastAsia="ko-KR"/>
             </w:rPr>
-            <w:t xml:space="preserve">50251*66 </w:t>
+            <w:t>50251</w:t>
+          </w:r>
+          <w:r>
+            <w:rPr>
+              <w:b/>
+              <w:bCs/>
+              <w:szCs w:val="28"/>
+              <w:lang w:eastAsia="ko-KR"/>
+            </w:rPr>
+            <w:t>5</w:t>
+          </w:r>
+          <w:r>
+            <w:rPr>
+              <w:rFonts w:hint="eastAsia"/>
+              <w:b/>
+              <w:bCs/>
+              <w:szCs w:val="28"/>
+              <w:lang w:eastAsia="ko-KR"/>
+            </w:rPr>
+            <w:t xml:space="preserve">66 </w:t>
           </w:r>
           <w:r>
             <w:rPr>
@@ -269,7 +288,6 @@
             </w:rPr>
             <w:t xml:space="preserve"> </w:t>
           </w:r>
-          <w:proofErr w:type="spellStart"/>
           <w:r>
             <w:rPr>
               <w:rFonts w:hint="eastAsia"/>
@@ -280,7 +298,6 @@
             </w:rPr>
             <w:t>고레츠키</w:t>
           </w:r>
-          <w:proofErr w:type="spellEnd"/>
         </w:p>
         <w:p>
           <w:pPr>
@@ -432,7 +449,7 @@
       <w:sdtContent>
         <w:p>
           <w:pPr>
-            <w:pStyle w:val="TOC"/>
+            <w:pStyle w:val="TOCHeading"/>
           </w:pPr>
           <w:r>
             <w:t>Contents</w:t>
@@ -440,14 +457,13 @@
         </w:p>
         <w:p>
           <w:pPr>
-            <w:pStyle w:val="10"/>
+            <w:pStyle w:val="TOC1"/>
             <w:tabs>
               <w:tab w:val="right" w:leader="dot" w:pos="9016"/>
             </w:tabs>
             <w:rPr>
               <w:noProof/>
-              <w:sz w:val="22"/>
-              <w:lang w:eastAsia="ko-KR"/>
+              <w:lang w:val="en-DE" w:eastAsia="en-DE"/>
             </w:rPr>
           </w:pPr>
           <w:r>
@@ -459,10 +475,10 @@
           <w:r>
             <w:fldChar w:fldCharType="separate"/>
           </w:r>
-          <w:hyperlink w:anchor="_Toc209965430" w:history="1">
-            <w:r>
-              <w:rPr>
-                <w:rStyle w:val="ab"/>
+          <w:hyperlink w:anchor="_Toc211251751" w:history="1">
+            <w:r>
+              <w:rPr>
+                <w:rStyle w:val="Hyperlink"/>
                 <w:noProof/>
               </w:rPr>
               <w:t>Outline of Program</w:t>
@@ -486,7 +502,7 @@
                 <w:noProof/>
                 <w:webHidden/>
               </w:rPr>
-              <w:instrText xml:space="preserve"> PAGEREF _Toc209965430 \h </w:instrText>
+              <w:instrText xml:space="preserve"> PAGEREF _Toc211251751 \h </w:instrText>
             </w:r>
             <w:r>
               <w:rPr>
@@ -519,20 +535,19 @@
         </w:p>
         <w:p>
           <w:pPr>
-            <w:pStyle w:val="20"/>
+            <w:pStyle w:val="TOC2"/>
             <w:tabs>
               <w:tab w:val="right" w:leader="dot" w:pos="9016"/>
             </w:tabs>
             <w:rPr>
               <w:noProof/>
-              <w:sz w:val="22"/>
-              <w:lang w:eastAsia="ko-KR"/>
+              <w:lang w:val="en-DE" w:eastAsia="en-DE"/>
             </w:rPr>
           </w:pPr>
-          <w:hyperlink w:anchor="_Toc209965431" w:history="1">
-            <w:r>
-              <w:rPr>
-                <w:rStyle w:val="ab"/>
+          <w:hyperlink w:anchor="_Toc211251752" w:history="1">
+            <w:r>
+              <w:rPr>
+                <w:rStyle w:val="Hyperlink"/>
                 <w:noProof/>
               </w:rPr>
               <w:t>Purpose</w:t>
@@ -556,7 +571,7 @@
                 <w:noProof/>
                 <w:webHidden/>
               </w:rPr>
-              <w:instrText xml:space="preserve"> PAGEREF _Toc209965431 \h </w:instrText>
+              <w:instrText xml:space="preserve"> PAGEREF _Toc211251752 \h </w:instrText>
             </w:r>
             <w:r>
               <w:rPr>
@@ -589,20 +604,19 @@
         </w:p>
         <w:p>
           <w:pPr>
-            <w:pStyle w:val="20"/>
+            <w:pStyle w:val="TOC2"/>
             <w:tabs>
               <w:tab w:val="right" w:leader="dot" w:pos="9016"/>
             </w:tabs>
             <w:rPr>
               <w:noProof/>
-              <w:sz w:val="22"/>
-              <w:lang w:eastAsia="ko-KR"/>
+              <w:lang w:val="en-DE" w:eastAsia="en-DE"/>
             </w:rPr>
           </w:pPr>
-          <w:hyperlink w:anchor="_Toc209965432" w:history="1">
-            <w:r>
-              <w:rPr>
-                <w:rStyle w:val="ab"/>
+          <w:hyperlink w:anchor="_Toc211251753" w:history="1">
+            <w:r>
+              <w:rPr>
+                <w:rStyle w:val="Hyperlink"/>
                 <w:noProof/>
               </w:rPr>
               <w:t>Functionality Overview</w:t>
@@ -626,7 +640,7 @@
                 <w:noProof/>
                 <w:webHidden/>
               </w:rPr>
-              <w:instrText xml:space="preserve"> PAGEREF _Toc209965432 \h </w:instrText>
+              <w:instrText xml:space="preserve"> PAGEREF _Toc211251753 \h </w:instrText>
             </w:r>
             <w:r>
               <w:rPr>
@@ -659,20 +673,19 @@
         </w:p>
         <w:p>
           <w:pPr>
-            <w:pStyle w:val="10"/>
+            <w:pStyle w:val="TOC1"/>
             <w:tabs>
               <w:tab w:val="right" w:leader="dot" w:pos="9016"/>
             </w:tabs>
             <w:rPr>
               <w:noProof/>
-              <w:sz w:val="22"/>
-              <w:lang w:eastAsia="ko-KR"/>
+              <w:lang w:val="en-DE" w:eastAsia="en-DE"/>
             </w:rPr>
           </w:pPr>
-          <w:hyperlink w:anchor="_Toc209965433" w:history="1">
-            <w:r>
-              <w:rPr>
-                <w:rStyle w:val="ab"/>
+          <w:hyperlink w:anchor="_Toc211251754" w:history="1">
+            <w:r>
+              <w:rPr>
+                <w:rStyle w:val="Hyperlink"/>
                 <w:noProof/>
               </w:rPr>
               <w:t>Design of Program</w:t>
@@ -696,7 +709,7 @@
                 <w:noProof/>
                 <w:webHidden/>
               </w:rPr>
-              <w:instrText xml:space="preserve"> PAGEREF _Toc209965433 \h </w:instrText>
+              <w:instrText xml:space="preserve"> PAGEREF _Toc211251754 \h </w:instrText>
             </w:r>
             <w:r>
               <w:rPr>
@@ -729,20 +742,19 @@
         </w:p>
         <w:p>
           <w:pPr>
-            <w:pStyle w:val="20"/>
+            <w:pStyle w:val="TOC2"/>
             <w:tabs>
               <w:tab w:val="right" w:leader="dot" w:pos="9016"/>
             </w:tabs>
             <w:rPr>
               <w:noProof/>
-              <w:sz w:val="22"/>
-              <w:lang w:eastAsia="ko-KR"/>
+              <w:lang w:val="en-DE" w:eastAsia="en-DE"/>
             </w:rPr>
           </w:pPr>
-          <w:hyperlink w:anchor="_Toc209965434" w:history="1">
-            <w:r>
-              <w:rPr>
-                <w:rStyle w:val="ab"/>
+          <w:hyperlink w:anchor="_Toc211251755" w:history="1">
+            <w:r>
+              <w:rPr>
+                <w:rStyle w:val="Hyperlink"/>
                 <w:noProof/>
               </w:rPr>
               <w:t>High-Level Design</w:t>
@@ -766,7 +778,7 @@
                 <w:noProof/>
                 <w:webHidden/>
               </w:rPr>
-              <w:instrText xml:space="preserve"> PAGEREF _Toc209965434 \h </w:instrText>
+              <w:instrText xml:space="preserve"> PAGEREF _Toc211251755 \h </w:instrText>
             </w:r>
             <w:r>
               <w:rPr>
@@ -799,20 +811,19 @@
         </w:p>
         <w:p>
           <w:pPr>
-            <w:pStyle w:val="20"/>
+            <w:pStyle w:val="TOC2"/>
             <w:tabs>
               <w:tab w:val="right" w:leader="dot" w:pos="9016"/>
             </w:tabs>
             <w:rPr>
               <w:noProof/>
-              <w:sz w:val="22"/>
-              <w:lang w:eastAsia="ko-KR"/>
+              <w:lang w:val="en-DE" w:eastAsia="en-DE"/>
             </w:rPr>
           </w:pPr>
-          <w:hyperlink w:anchor="_Toc209965435" w:history="1">
-            <w:r>
-              <w:rPr>
-                <w:rStyle w:val="ab"/>
+          <w:hyperlink w:anchor="_Toc211251756" w:history="1">
+            <w:r>
+              <w:rPr>
+                <w:rStyle w:val="Hyperlink"/>
                 <w:noProof/>
               </w:rPr>
               <w:t>Flow Diagram</w:t>
@@ -836,7 +847,7 @@
                 <w:noProof/>
                 <w:webHidden/>
               </w:rPr>
-              <w:instrText xml:space="preserve"> PAGEREF _Toc209965435 \h </w:instrText>
+              <w:instrText xml:space="preserve"> PAGEREF _Toc211251756 \h </w:instrText>
             </w:r>
             <w:r>
               <w:rPr>
@@ -869,20 +880,19 @@
         </w:p>
         <w:p>
           <w:pPr>
-            <w:pStyle w:val="20"/>
+            <w:pStyle w:val="TOC2"/>
             <w:tabs>
               <w:tab w:val="right" w:leader="dot" w:pos="9016"/>
             </w:tabs>
             <w:rPr>
               <w:noProof/>
-              <w:sz w:val="22"/>
-              <w:lang w:eastAsia="ko-KR"/>
+              <w:lang w:val="en-DE" w:eastAsia="en-DE"/>
             </w:rPr>
           </w:pPr>
-          <w:hyperlink w:anchor="_Toc209965436" w:history="1">
-            <w:r>
-              <w:rPr>
-                <w:rStyle w:val="ab"/>
+          <w:hyperlink w:anchor="_Toc211251757" w:history="1">
+            <w:r>
+              <w:rPr>
+                <w:rStyle w:val="Hyperlink"/>
                 <w:noProof/>
               </w:rPr>
               <w:t>Implementation Notes</w:t>
@@ -906,7 +916,7 @@
                 <w:noProof/>
                 <w:webHidden/>
               </w:rPr>
-              <w:instrText xml:space="preserve"> PAGEREF _Toc209965436 \h </w:instrText>
+              <w:instrText xml:space="preserve"> PAGEREF _Toc211251757 \h </w:instrText>
             </w:r>
             <w:r>
               <w:rPr>
@@ -939,20 +949,19 @@
         </w:p>
         <w:p>
           <w:pPr>
-            <w:pStyle w:val="20"/>
+            <w:pStyle w:val="TOC2"/>
             <w:tabs>
               <w:tab w:val="right" w:leader="dot" w:pos="9016"/>
             </w:tabs>
             <w:rPr>
               <w:noProof/>
-              <w:sz w:val="22"/>
-              <w:lang w:eastAsia="ko-KR"/>
+              <w:lang w:val="en-DE" w:eastAsia="en-DE"/>
             </w:rPr>
           </w:pPr>
-          <w:hyperlink w:anchor="_Toc209965437" w:history="1">
-            <w:r>
-              <w:rPr>
-                <w:rStyle w:val="ab"/>
+          <w:hyperlink w:anchor="_Toc211251758" w:history="1">
+            <w:r>
+              <w:rPr>
+                <w:rStyle w:val="Hyperlink"/>
                 <w:noProof/>
                 <w:lang w:eastAsia="ko-KR"/>
               </w:rPr>
@@ -977,7 +986,7 @@
                 <w:noProof/>
                 <w:webHidden/>
               </w:rPr>
-              <w:instrText xml:space="preserve"> PAGEREF _Toc209965437 \h </w:instrText>
+              <w:instrText xml:space="preserve"> PAGEREF _Toc211251758 \h </w:instrText>
             </w:r>
             <w:r>
               <w:rPr>
@@ -1010,20 +1019,19 @@
         </w:p>
         <w:p>
           <w:pPr>
-            <w:pStyle w:val="10"/>
+            <w:pStyle w:val="TOC1"/>
             <w:tabs>
               <w:tab w:val="right" w:leader="dot" w:pos="9016"/>
             </w:tabs>
             <w:rPr>
               <w:noProof/>
-              <w:sz w:val="22"/>
-              <w:lang w:eastAsia="ko-KR"/>
+              <w:lang w:val="en-DE" w:eastAsia="en-DE"/>
             </w:rPr>
           </w:pPr>
-          <w:hyperlink w:anchor="_Toc209965438" w:history="1">
-            <w:r>
-              <w:rPr>
-                <w:rStyle w:val="ab"/>
+          <w:hyperlink w:anchor="_Toc211251759" w:history="1">
+            <w:r>
+              <w:rPr>
+                <w:rStyle w:val="Hyperlink"/>
                 <w:noProof/>
               </w:rPr>
               <w:t>Time spent</w:t>
@@ -1047,7 +1055,7 @@
                 <w:noProof/>
                 <w:webHidden/>
               </w:rPr>
-              <w:instrText xml:space="preserve"> PAGEREF _Toc209965438 \h </w:instrText>
+              <w:instrText xml:space="preserve"> PAGEREF _Toc211251759 \h </w:instrText>
             </w:r>
             <w:r>
               <w:rPr>
@@ -1080,20 +1088,19 @@
         </w:p>
         <w:p>
           <w:pPr>
-            <w:pStyle w:val="10"/>
+            <w:pStyle w:val="TOC1"/>
             <w:tabs>
               <w:tab w:val="right" w:leader="dot" w:pos="9016"/>
             </w:tabs>
             <w:rPr>
               <w:noProof/>
-              <w:sz w:val="22"/>
-              <w:lang w:eastAsia="ko-KR"/>
+              <w:lang w:val="en-DE" w:eastAsia="en-DE"/>
             </w:rPr>
           </w:pPr>
-          <w:hyperlink w:anchor="_Toc209965439" w:history="1">
-            <w:r>
-              <w:rPr>
-                <w:rStyle w:val="ab"/>
+          <w:hyperlink w:anchor="_Toc211251760" w:history="1">
+            <w:r>
+              <w:rPr>
+                <w:rStyle w:val="Hyperlink"/>
                 <w:noProof/>
               </w:rPr>
               <w:t>Process of Project and Record of Project Meetings</w:t>
@@ -1117,7 +1124,7 @@
                 <w:noProof/>
                 <w:webHidden/>
               </w:rPr>
-              <w:instrText xml:space="preserve"> PAGEREF _Toc209965439 \h </w:instrText>
+              <w:instrText xml:space="preserve"> PAGEREF _Toc211251760 \h </w:instrText>
             </w:r>
             <w:r>
               <w:rPr>
@@ -1137,7 +1144,7 @@
                 <w:noProof/>
                 <w:webHidden/>
               </w:rPr>
-              <w:t>4</w:t>
+              <w:t>5</w:t>
             </w:r>
             <w:r>
               <w:rPr>
@@ -1150,20 +1157,19 @@
         </w:p>
         <w:p>
           <w:pPr>
-            <w:pStyle w:val="20"/>
+            <w:pStyle w:val="TOC2"/>
             <w:tabs>
               <w:tab w:val="right" w:leader="dot" w:pos="9016"/>
             </w:tabs>
             <w:rPr>
               <w:noProof/>
-              <w:sz w:val="22"/>
-              <w:lang w:eastAsia="ko-KR"/>
+              <w:lang w:val="en-DE" w:eastAsia="en-DE"/>
             </w:rPr>
           </w:pPr>
-          <w:hyperlink w:anchor="_Toc209965440" w:history="1">
-            <w:r>
-              <w:rPr>
-                <w:rStyle w:val="ab"/>
+          <w:hyperlink w:anchor="_Toc211251761" w:history="1">
+            <w:r>
+              <w:rPr>
+                <w:rStyle w:val="Hyperlink"/>
                 <w:noProof/>
               </w:rPr>
               <w:t>Meeting 1 – Project Kickoff</w:t>
@@ -1187,7 +1193,7 @@
                 <w:noProof/>
                 <w:webHidden/>
               </w:rPr>
-              <w:instrText xml:space="preserve"> PAGEREF _Toc209965440 \h </w:instrText>
+              <w:instrText xml:space="preserve"> PAGEREF _Toc211251761 \h </w:instrText>
             </w:r>
             <w:r>
               <w:rPr>
@@ -1207,7 +1213,7 @@
                 <w:noProof/>
                 <w:webHidden/>
               </w:rPr>
-              <w:t>4</w:t>
+              <w:t>5</w:t>
             </w:r>
             <w:r>
               <w:rPr>
@@ -1220,20 +1226,19 @@
         </w:p>
         <w:p>
           <w:pPr>
-            <w:pStyle w:val="20"/>
+            <w:pStyle w:val="TOC2"/>
             <w:tabs>
               <w:tab w:val="right" w:leader="dot" w:pos="9016"/>
             </w:tabs>
             <w:rPr>
               <w:noProof/>
-              <w:sz w:val="22"/>
-              <w:lang w:eastAsia="ko-KR"/>
+              <w:lang w:val="en-DE" w:eastAsia="en-DE"/>
             </w:rPr>
           </w:pPr>
-          <w:hyperlink w:anchor="_Toc209965441" w:history="1">
-            <w:r>
-              <w:rPr>
-                <w:rStyle w:val="ab"/>
+          <w:hyperlink w:anchor="_Toc211251762" w:history="1">
+            <w:r>
+              <w:rPr>
+                <w:rStyle w:val="Hyperlink"/>
                 <w:noProof/>
               </w:rPr>
               <w:t>Meeting 2 – Review &amp; Integration</w:t>
@@ -1257,7 +1262,7 @@
                 <w:noProof/>
                 <w:webHidden/>
               </w:rPr>
-              <w:instrText xml:space="preserve"> PAGEREF _Toc209965441 \h </w:instrText>
+              <w:instrText xml:space="preserve"> PAGEREF _Toc211251762 \h </w:instrText>
             </w:r>
             <w:r>
               <w:rPr>
@@ -1277,7 +1282,7 @@
                 <w:noProof/>
                 <w:webHidden/>
               </w:rPr>
-              <w:t>4</w:t>
+              <w:t>5</w:t>
             </w:r>
             <w:r>
               <w:rPr>
@@ -1290,20 +1295,19 @@
         </w:p>
         <w:p>
           <w:pPr>
-            <w:pStyle w:val="20"/>
+            <w:pStyle w:val="TOC2"/>
             <w:tabs>
               <w:tab w:val="right" w:leader="dot" w:pos="9016"/>
             </w:tabs>
             <w:rPr>
               <w:noProof/>
-              <w:sz w:val="22"/>
-              <w:lang w:eastAsia="ko-KR"/>
+              <w:lang w:val="en-DE" w:eastAsia="en-DE"/>
             </w:rPr>
           </w:pPr>
-          <w:hyperlink w:anchor="_Toc209965442" w:history="1">
-            <w:r>
-              <w:rPr>
-                <w:rStyle w:val="ab"/>
+          <w:hyperlink w:anchor="_Toc211251763" w:history="1">
+            <w:r>
+              <w:rPr>
+                <w:rStyle w:val="Hyperlink"/>
                 <w:noProof/>
               </w:rPr>
               <w:t>Records</w:t>
@@ -1327,7 +1331,7 @@
                 <w:noProof/>
                 <w:webHidden/>
               </w:rPr>
-              <w:instrText xml:space="preserve"> PAGEREF _Toc209965442 \h </w:instrText>
+              <w:instrText xml:space="preserve"> PAGEREF _Toc211251763 \h </w:instrText>
             </w:r>
             <w:r>
               <w:rPr>
@@ -1347,7 +1351,7 @@
                 <w:noProof/>
                 <w:webHidden/>
               </w:rPr>
-              <w:t>4</w:t>
+              <w:t>5</w:t>
             </w:r>
             <w:r>
               <w:rPr>
@@ -1360,20 +1364,19 @@
         </w:p>
         <w:p>
           <w:pPr>
-            <w:pStyle w:val="20"/>
+            <w:pStyle w:val="TOC2"/>
             <w:tabs>
               <w:tab w:val="right" w:leader="dot" w:pos="9016"/>
             </w:tabs>
             <w:rPr>
               <w:noProof/>
-              <w:sz w:val="22"/>
-              <w:lang w:eastAsia="ko-KR"/>
+              <w:lang w:val="en-DE" w:eastAsia="en-DE"/>
             </w:rPr>
           </w:pPr>
-          <w:hyperlink w:anchor="_Toc209965443" w:history="1">
-            <w:r>
-              <w:rPr>
-                <w:rStyle w:val="ab"/>
+          <w:hyperlink w:anchor="_Toc211251764" w:history="1">
+            <w:r>
+              <w:rPr>
+                <w:rStyle w:val="Hyperlink"/>
                 <w:noProof/>
                 <w:lang w:eastAsia="ko-KR"/>
               </w:rPr>
@@ -1398,7 +1401,7 @@
                 <w:noProof/>
                 <w:webHidden/>
               </w:rPr>
-              <w:instrText xml:space="preserve"> PAGEREF _Toc209965443 \h </w:instrText>
+              <w:instrText xml:space="preserve"> PAGEREF _Toc211251764 \h </w:instrText>
             </w:r>
             <w:r>
               <w:rPr>
@@ -1431,20 +1434,19 @@
         </w:p>
         <w:p>
           <w:pPr>
-            <w:pStyle w:val="10"/>
+            <w:pStyle w:val="TOC1"/>
             <w:tabs>
               <w:tab w:val="right" w:leader="dot" w:pos="9016"/>
             </w:tabs>
             <w:rPr>
               <w:noProof/>
-              <w:sz w:val="22"/>
-              <w:lang w:eastAsia="ko-KR"/>
+              <w:lang w:val="en-DE" w:eastAsia="en-DE"/>
             </w:rPr>
           </w:pPr>
-          <w:hyperlink w:anchor="_Toc209965444" w:history="1">
-            <w:r>
-              <w:rPr>
-                <w:rStyle w:val="ab"/>
+          <w:hyperlink w:anchor="_Toc211251765" w:history="1">
+            <w:r>
+              <w:rPr>
+                <w:rStyle w:val="Hyperlink"/>
                 <w:noProof/>
               </w:rPr>
               <w:t>Member's Thoughts on This Project</w:t>
@@ -1468,7 +1470,7 @@
                 <w:noProof/>
                 <w:webHidden/>
               </w:rPr>
-              <w:instrText xml:space="preserve"> PAGEREF _Toc209965444 \h </w:instrText>
+              <w:instrText xml:space="preserve"> PAGEREF _Toc211251765 \h </w:instrText>
             </w:r>
             <w:r>
               <w:rPr>
@@ -1501,20 +1503,19 @@
         </w:p>
         <w:p>
           <w:pPr>
-            <w:pStyle w:val="20"/>
+            <w:pStyle w:val="TOC2"/>
             <w:tabs>
               <w:tab w:val="right" w:leader="dot" w:pos="9016"/>
             </w:tabs>
             <w:rPr>
               <w:noProof/>
-              <w:sz w:val="22"/>
-              <w:lang w:eastAsia="ko-KR"/>
+              <w:lang w:val="en-DE" w:eastAsia="en-DE"/>
             </w:rPr>
           </w:pPr>
-          <w:hyperlink w:anchor="_Toc209965445" w:history="1">
-            <w:r>
-              <w:rPr>
-                <w:rStyle w:val="ab"/>
+          <w:hyperlink w:anchor="_Toc211251766" w:history="1">
+            <w:r>
+              <w:rPr>
+                <w:rStyle w:val="Hyperlink"/>
                 <w:noProof/>
               </w:rPr>
               <w:t>Lessons Learned</w:t>
@@ -1538,7 +1539,7 @@
                 <w:noProof/>
                 <w:webHidden/>
               </w:rPr>
-              <w:instrText xml:space="preserve"> PAGEREF _Toc209965445 \h </w:instrText>
+              <w:instrText xml:space="preserve"> PAGEREF _Toc211251766 \h </w:instrText>
             </w:r>
             <w:r>
               <w:rPr>
@@ -1571,20 +1572,19 @@
         </w:p>
         <w:p>
           <w:pPr>
-            <w:pStyle w:val="20"/>
+            <w:pStyle w:val="TOC2"/>
             <w:tabs>
               <w:tab w:val="right" w:leader="dot" w:pos="9016"/>
             </w:tabs>
             <w:rPr>
               <w:noProof/>
-              <w:sz w:val="22"/>
-              <w:lang w:eastAsia="ko-KR"/>
+              <w:lang w:val="en-DE" w:eastAsia="en-DE"/>
             </w:rPr>
           </w:pPr>
-          <w:hyperlink w:anchor="_Toc209965446" w:history="1">
-            <w:r>
-              <w:rPr>
-                <w:rStyle w:val="ab"/>
+          <w:hyperlink w:anchor="_Toc211251767" w:history="1">
+            <w:r>
+              <w:rPr>
+                <w:rStyle w:val="Hyperlink"/>
                 <w:noProof/>
               </w:rPr>
               <w:t>Future Improvements</w:t>
@@ -1608,7 +1608,7 @@
                 <w:noProof/>
                 <w:webHidden/>
               </w:rPr>
-              <w:instrText xml:space="preserve"> PAGEREF _Toc209965446 \h </w:instrText>
+              <w:instrText xml:space="preserve"> PAGEREF _Toc211251767 \h </w:instrText>
             </w:r>
             <w:r>
               <w:rPr>
@@ -1718,18 +1718,17 @@
     <w:p>
       <w:pPr>
         <w:rPr>
-          <w:rFonts w:hint="eastAsia"/>
-          <w:lang w:eastAsia="ko-KR"/>
-        </w:rPr>
-      </w:pPr>
-    </w:p>
-    <w:p>
-      <w:pPr>
-        <w:pStyle w:val="1"/>
+          <w:lang w:eastAsia="ko-KR"/>
+        </w:rPr>
+      </w:pPr>
+    </w:p>
+    <w:p>
+      <w:pPr>
+        <w:pStyle w:val="Heading1"/>
         <w:jc w:val="both"/>
       </w:pPr>
       <w:bookmarkStart w:id="0" w:name="_Hlk198644379"/>
-      <w:bookmarkStart w:id="1" w:name="_Toc209965430"/>
+      <w:bookmarkStart w:id="1" w:name="_Toc211251751"/>
       <w:bookmarkEnd w:id="0"/>
       <w:r>
         <w:lastRenderedPageBreak/>
@@ -1739,10 +1738,10 @@
     </w:p>
     <w:p>
       <w:pPr>
-        <w:pStyle w:val="2"/>
-        <w:jc w:val="both"/>
-      </w:pPr>
-      <w:bookmarkStart w:id="2" w:name="_Toc209965431"/>
+        <w:pStyle w:val="Heading2"/>
+        <w:jc w:val="both"/>
+      </w:pPr>
+      <w:bookmarkStart w:id="2" w:name="_Toc211251752"/>
       <w:r>
         <w:t>Purpose</w:t>
       </w:r>
@@ -1758,10 +1757,10 @@
     </w:p>
     <w:p>
       <w:pPr>
-        <w:pStyle w:val="2"/>
-        <w:jc w:val="both"/>
-      </w:pPr>
-      <w:bookmarkStart w:id="3" w:name="_Toc209965432"/>
+        <w:pStyle w:val="Heading2"/>
+        <w:jc w:val="both"/>
+      </w:pPr>
+      <w:bookmarkStart w:id="3" w:name="_Toc211251753"/>
       <w:r>
         <w:t>Functionality Overview</w:t>
       </w:r>
@@ -1769,7 +1768,7 @@
     </w:p>
     <w:p>
       <w:pPr>
-        <w:pStyle w:val="a6"/>
+        <w:pStyle w:val="ListParagraph"/>
         <w:numPr>
           <w:ilvl w:val="0"/>
           <w:numId w:val="1"/>
@@ -1790,7 +1789,7 @@
     </w:p>
     <w:p>
       <w:pPr>
-        <w:pStyle w:val="a6"/>
+        <w:pStyle w:val="ListParagraph"/>
         <w:numPr>
           <w:ilvl w:val="0"/>
           <w:numId w:val="1"/>
@@ -1803,7 +1802,7 @@
     </w:p>
     <w:p>
       <w:pPr>
-        <w:pStyle w:val="a6"/>
+        <w:pStyle w:val="ListParagraph"/>
         <w:numPr>
           <w:ilvl w:val="1"/>
           <w:numId w:val="1"/>
@@ -1816,7 +1815,7 @@
     </w:p>
     <w:p>
       <w:pPr>
-        <w:pStyle w:val="a6"/>
+        <w:pStyle w:val="ListParagraph"/>
         <w:numPr>
           <w:ilvl w:val="1"/>
           <w:numId w:val="1"/>
@@ -1829,7 +1828,7 @@
     </w:p>
     <w:p>
       <w:pPr>
-        <w:pStyle w:val="a6"/>
+        <w:pStyle w:val="ListParagraph"/>
         <w:numPr>
           <w:ilvl w:val="0"/>
           <w:numId w:val="1"/>
@@ -1842,7 +1841,7 @@
     </w:p>
     <w:p>
       <w:pPr>
-        <w:pStyle w:val="a6"/>
+        <w:pStyle w:val="ListParagraph"/>
         <w:numPr>
           <w:ilvl w:val="0"/>
           <w:numId w:val="1"/>
@@ -1855,10 +1854,10 @@
     </w:p>
     <w:p>
       <w:pPr>
-        <w:pStyle w:val="1"/>
-        <w:jc w:val="both"/>
-      </w:pPr>
-      <w:bookmarkStart w:id="4" w:name="_Toc209965433"/>
+        <w:pStyle w:val="Heading1"/>
+        <w:jc w:val="both"/>
+      </w:pPr>
+      <w:bookmarkStart w:id="4" w:name="_Toc211251754"/>
       <w:r>
         <w:t>Design of Program</w:t>
       </w:r>
@@ -1866,10 +1865,10 @@
     </w:p>
     <w:p>
       <w:pPr>
-        <w:pStyle w:val="2"/>
-        <w:jc w:val="both"/>
-      </w:pPr>
-      <w:bookmarkStart w:id="5" w:name="_Toc209965434"/>
+        <w:pStyle w:val="Heading2"/>
+        <w:jc w:val="both"/>
+      </w:pPr>
+      <w:bookmarkStart w:id="5" w:name="_Toc211251755"/>
       <w:r>
         <w:t>High-Level Design</w:t>
       </w:r>
@@ -1877,7 +1876,7 @@
     </w:p>
     <w:p>
       <w:pPr>
-        <w:pStyle w:val="a6"/>
+        <w:pStyle w:val="ListParagraph"/>
         <w:numPr>
           <w:ilvl w:val="0"/>
           <w:numId w:val="2"/>
@@ -1896,7 +1895,7 @@
     </w:p>
     <w:p>
       <w:pPr>
-        <w:pStyle w:val="a6"/>
+        <w:pStyle w:val="ListParagraph"/>
         <w:numPr>
           <w:ilvl w:val="0"/>
           <w:numId w:val="2"/>
@@ -1915,7 +1914,7 @@
     </w:p>
     <w:p>
       <w:pPr>
-        <w:pStyle w:val="a6"/>
+        <w:pStyle w:val="ListParagraph"/>
         <w:numPr>
           <w:ilvl w:val="0"/>
           <w:numId w:val="3"/>
@@ -1928,7 +1927,7 @@
     </w:p>
     <w:p>
       <w:pPr>
-        <w:pStyle w:val="a6"/>
+        <w:pStyle w:val="ListParagraph"/>
         <w:numPr>
           <w:ilvl w:val="0"/>
           <w:numId w:val="3"/>
@@ -1941,7 +1940,7 @@
     </w:p>
     <w:p>
       <w:pPr>
-        <w:pStyle w:val="a6"/>
+        <w:pStyle w:val="ListParagraph"/>
         <w:numPr>
           <w:ilvl w:val="0"/>
           <w:numId w:val="3"/>
@@ -1954,7 +1953,7 @@
     </w:p>
     <w:p>
       <w:pPr>
-        <w:pStyle w:val="a6"/>
+        <w:pStyle w:val="ListParagraph"/>
         <w:numPr>
           <w:ilvl w:val="0"/>
           <w:numId w:val="2"/>
@@ -1973,10 +1972,10 @@
     </w:p>
     <w:p>
       <w:pPr>
-        <w:pStyle w:val="2"/>
-        <w:jc w:val="both"/>
-      </w:pPr>
-      <w:bookmarkStart w:id="6" w:name="_Toc209965435"/>
+        <w:pStyle w:val="Heading2"/>
+        <w:jc w:val="both"/>
+      </w:pPr>
+      <w:bookmarkStart w:id="6" w:name="_Toc211251756"/>
       <w:r>
         <w:t>Flow Diagram</w:t>
       </w:r>
@@ -2047,10 +2046,10 @@
     </w:p>
     <w:p>
       <w:pPr>
-        <w:pStyle w:val="2"/>
-        <w:jc w:val="both"/>
-      </w:pPr>
-      <w:bookmarkStart w:id="7" w:name="_Toc209965436"/>
+        <w:pStyle w:val="Heading2"/>
+        <w:jc w:val="both"/>
+      </w:pPr>
+      <w:bookmarkStart w:id="7" w:name="_Toc211251757"/>
       <w:r>
         <w:lastRenderedPageBreak/>
         <w:t>Implementation Notes</w:t>
@@ -2059,7 +2058,7 @@
     </w:p>
     <w:p>
       <w:pPr>
-        <w:pStyle w:val="a6"/>
+        <w:pStyle w:val="ListParagraph"/>
         <w:numPr>
           <w:ilvl w:val="0"/>
           <w:numId w:val="2"/>
@@ -2072,7 +2071,7 @@
     </w:p>
     <w:p>
       <w:pPr>
-        <w:pStyle w:val="a6"/>
+        <w:pStyle w:val="ListParagraph"/>
         <w:numPr>
           <w:ilvl w:val="0"/>
           <w:numId w:val="2"/>
@@ -2085,13 +2084,13 @@
     </w:p>
     <w:p>
       <w:pPr>
-        <w:pStyle w:val="2"/>
-        <w:jc w:val="both"/>
-        <w:rPr>
-          <w:lang w:eastAsia="ko-KR"/>
-        </w:rPr>
-      </w:pPr>
-      <w:bookmarkStart w:id="8" w:name="_Toc209965437"/>
+        <w:pStyle w:val="Heading2"/>
+        <w:jc w:val="both"/>
+        <w:rPr>
+          <w:lang w:eastAsia="ko-KR"/>
+        </w:rPr>
+      </w:pPr>
+      <w:bookmarkStart w:id="8" w:name="_Toc211251758"/>
       <w:r>
         <w:rPr>
           <w:rFonts w:hint="eastAsia"/>
@@ -2116,7 +2115,7 @@
     </w:p>
     <w:p>
       <w:pPr>
-        <w:pStyle w:val="a6"/>
+        <w:pStyle w:val="ListParagraph"/>
         <w:numPr>
           <w:ilvl w:val="0"/>
           <w:numId w:val="2"/>
@@ -2141,7 +2140,20 @@
           <w:rFonts w:hint="eastAsia"/>
           <w:lang w:eastAsia="ko-KR"/>
         </w:rPr>
-        <w:t>ImageProcessingDoc.cpp</w:t>
+        <w:t>ImageProcessin</w:t>
+      </w:r>
+      <w:r>
+        <w:rPr>
+          <w:lang w:eastAsia="ko-KR"/>
+        </w:rPr>
+        <w:t>g</w:t>
+      </w:r>
+      <w:r>
+        <w:rPr>
+          <w:rFonts w:hint="eastAsia"/>
+          <w:lang w:eastAsia="ko-KR"/>
+        </w:rPr>
+        <w:t>.cpp</w:t>
       </w:r>
       <w:r>
         <w:rPr>
@@ -2152,7 +2164,7 @@
     </w:p>
     <w:p>
       <w:pPr>
-        <w:pStyle w:val="a6"/>
+        <w:pStyle w:val="ListParagraph"/>
         <w:numPr>
           <w:ilvl w:val="0"/>
           <w:numId w:val="2"/>
@@ -2160,14 +2172,29 @@
         <w:jc w:val="both"/>
       </w:pPr>
       <w:r>
-        <w:t>After the code is executed, the program runs as shown below</w:t>
-      </w:r>
-      <w:r>
-        <w:rPr>
-          <w:rFonts w:hint="eastAsia"/>
-          <w:lang w:eastAsia="ko-KR"/>
-        </w:rPr>
-        <w:t xml:space="preserve">. Then, click </w:t>
+        <w:t xml:space="preserve">After the code is executed, the program </w:t>
+      </w:r>
+      <w:r>
+        <w:t>runs,</w:t>
+      </w:r>
+      <w:r>
+        <w:t xml:space="preserve"> </w:t>
+      </w:r>
+      <w:r>
+        <w:t>and a window opens</w:t>
+      </w:r>
+    </w:p>
+    <w:p>
+      <w:pPr>
+        <w:pStyle w:val="ListParagraph"/>
+        <w:numPr>
+          <w:ilvl w:val="0"/>
+          <w:numId w:val="2"/>
+        </w:numPr>
+        <w:jc w:val="both"/>
+      </w:pPr>
+      <w:r>
+        <w:t xml:space="preserve">Choose the </w:t>
       </w:r>
       <w:r>
         <w:rPr>
@@ -2176,10 +2203,6 @@
         <w:t>‘</w:t>
       </w:r>
       <w:r>
-        <w:rPr>
-          <w:rFonts w:hint="eastAsia"/>
-          <w:lang w:eastAsia="ko-KR"/>
-        </w:rPr>
         <w:t>File</w:t>
       </w:r>
       <w:r>
@@ -2189,48 +2212,23 @@
         <w:t>’</w:t>
       </w:r>
       <w:r>
-        <w:rPr>
-          <w:rFonts w:hint="eastAsia"/>
-          <w:lang w:eastAsia="ko-KR"/>
-        </w:rPr>
-        <w:t xml:space="preserve"> Tab and open the images(</w:t>
-      </w:r>
-      <w:r>
-        <w:rPr>
-          <w:rFonts w:hint="eastAsia"/>
-          <w:lang w:eastAsia="ko-KR"/>
-        </w:rPr>
-        <w:t>‘</w:t>
-      </w:r>
-      <w:r>
-        <w:rPr>
-          <w:lang w:eastAsia="ko-KR"/>
-        </w:rPr>
-        <w:t>squid_head.png’, ‘squid_body.png, ‘squid_points.png</w:t>
-      </w:r>
-      <w:r>
-        <w:rPr>
-          <w:rFonts w:hint="eastAsia"/>
-          <w:lang w:eastAsia="ko-KR"/>
-        </w:rPr>
-        <w:t>) at the same time</w:t>
-      </w:r>
-    </w:p>
-    <w:p>
-      <w:pPr>
-        <w:pStyle w:val="a6"/>
-        <w:jc w:val="both"/>
+        <w:t xml:space="preserve"> option in the menu bar of the program as shown below</w:t>
+      </w:r>
+    </w:p>
+    <w:p>
+      <w:pPr>
+        <w:ind w:left="360"/>
+        <w:jc w:val="center"/>
       </w:pPr>
       <w:r>
         <w:rPr>
           <w:noProof/>
-          <w:lang w:eastAsia="ko-KR"/>
         </w:rPr>
         <w:drawing>
-          <wp:inline distT="0" distB="0" distL="0" distR="0" wp14:anchorId="65187CC5" wp14:editId="0A19EE43">
-            <wp:extent cx="2617940" cy="2221161"/>
-            <wp:effectExtent l="0" t="0" r="0" b="8255"/>
-            <wp:docPr id="1571883683" name="그림 1" descr="스크린샷, 텍스트이(가) 표시된 사진&#10;&#10;AI 생성 콘텐츠는 정확하지 않을 수 있습니다."/>
+          <wp:inline distT="0" distB="0" distL="0" distR="0" wp14:anchorId="0DC3290F" wp14:editId="578D1158">
+            <wp:extent cx="3569677" cy="2707402"/>
+            <wp:effectExtent l="0" t="0" r="0" b="0"/>
+            <wp:docPr id="1389321525" name="Picture 4"/>
             <wp:cNvGraphicFramePr>
               <a:graphicFrameLocks xmlns:a="http://schemas.openxmlformats.org/drawingml/2006/main" noChangeAspect="1"/>
             </wp:cNvGraphicFramePr>
@@ -2238,23 +2236,36 @@
               <a:graphicData uri="http://schemas.openxmlformats.org/drawingml/2006/picture">
                 <pic:pic xmlns:pic="http://schemas.openxmlformats.org/drawingml/2006/picture">
                   <pic:nvPicPr>
-                    <pic:cNvPr id="1571883683" name="그림 1" descr="스크린샷, 텍스트이(가) 표시된 사진&#10;&#10;AI 생성 콘텐츠는 정확하지 않을 수 있습니다."/>
-                    <pic:cNvPicPr/>
+                    <pic:cNvPr id="0" name="Picture 4"/>
+                    <pic:cNvPicPr>
+                      <a:picLocks noChangeAspect="1" noChangeArrowheads="1"/>
+                    </pic:cNvPicPr>
                   </pic:nvPicPr>
                   <pic:blipFill>
-                    <a:blip r:embed="rId11"/>
+                    <a:blip r:embed="rId11">
+                      <a:extLst>
+                        <a:ext uri="{28A0092B-C50C-407E-A947-70E740481C1C}">
+                          <a14:useLocalDpi xmlns:a14="http://schemas.microsoft.com/office/drawing/2010/main" val="0"/>
+                        </a:ext>
+                      </a:extLst>
+                    </a:blip>
+                    <a:srcRect/>
                     <a:stretch>
                       <a:fillRect/>
                     </a:stretch>
                   </pic:blipFill>
-                  <pic:spPr>
-                    <a:xfrm flipV="1">
+                  <pic:spPr bwMode="auto">
+                    <a:xfrm>
                       <a:off x="0" y="0"/>
-                      <a:ext cx="2672164" cy="2267167"/>
+                      <a:ext cx="3583869" cy="2718166"/>
                     </a:xfrm>
                     <a:prstGeom prst="rect">
                       <a:avLst/>
                     </a:prstGeom>
+                    <a:noFill/>
+                    <a:ln>
+                      <a:noFill/>
+                    </a:ln>
                   </pic:spPr>
                 </pic:pic>
               </a:graphicData>
@@ -2262,20 +2273,246 @@
           </wp:inline>
         </w:drawing>
       </w:r>
+    </w:p>
+    <w:p>
+      <w:pPr>
+        <w:pStyle w:val="ListParagraph"/>
+        <w:numPr>
+          <w:ilvl w:val="0"/>
+          <w:numId w:val="2"/>
+        </w:numPr>
+        <w:jc w:val="both"/>
+      </w:pPr>
+      <w:r>
+        <w:rPr>
+          <w:lang w:eastAsia="ko-KR"/>
+        </w:rPr>
+        <w:t xml:space="preserve">Open all </w:t>
+      </w:r>
+      <w:r>
+        <w:rPr>
+          <w:rFonts w:hint="eastAsia"/>
+          <w:lang w:eastAsia="ko-KR"/>
+        </w:rPr>
+        <w:t xml:space="preserve">the </w:t>
+      </w:r>
+      <w:proofErr w:type="gramStart"/>
+      <w:r>
+        <w:rPr>
+          <w:rFonts w:hint="eastAsia"/>
+          <w:lang w:eastAsia="ko-KR"/>
+        </w:rPr>
+        <w:t>images(</w:t>
+      </w:r>
+      <w:proofErr w:type="gramEnd"/>
+      <w:r>
+        <w:rPr>
+          <w:lang w:eastAsia="ko-KR"/>
+        </w:rPr>
+        <w:t>‘</w:t>
+      </w:r>
+      <w:r>
+        <w:rPr>
+          <w:lang w:eastAsia="ko-KR"/>
+        </w:rPr>
+        <w:t>squid_head.png</w:t>
+      </w:r>
+      <w:proofErr w:type="gramStart"/>
+      <w:r>
+        <w:rPr>
+          <w:lang w:eastAsia="ko-KR"/>
+        </w:rPr>
+        <w:t>’</w:t>
+      </w:r>
+      <w:r>
+        <w:rPr>
+          <w:lang w:eastAsia="ko-KR"/>
+        </w:rPr>
+        <w:t>,</w:t>
+      </w:r>
+      <w:r>
+        <w:rPr>
+          <w:lang w:eastAsia="ko-KR"/>
+        </w:rPr>
+        <w:t xml:space="preserve"> ‘</w:t>
+      </w:r>
+      <w:proofErr w:type="gramEnd"/>
+      <w:r>
+        <w:rPr>
+          <w:lang w:eastAsia="ko-KR"/>
+        </w:rPr>
+        <w:t>squid_body.png</w:t>
+      </w:r>
+      <w:r>
+        <w:rPr>
+          <w:lang w:eastAsia="ko-KR"/>
+        </w:rPr>
+        <w:t>’</w:t>
+      </w:r>
+      <w:r>
+        <w:rPr>
+          <w:lang w:eastAsia="ko-KR"/>
+        </w:rPr>
+        <w:t xml:space="preserve"> and </w:t>
+      </w:r>
+      <w:r>
+        <w:rPr>
+          <w:lang w:eastAsia="ko-KR"/>
+        </w:rPr>
+        <w:t>‘squid_points.png</w:t>
+      </w:r>
+      <w:r>
+        <w:rPr>
+          <w:lang w:eastAsia="ko-KR"/>
+        </w:rPr>
+        <w:t>’</w:t>
+      </w:r>
+      <w:r>
+        <w:rPr>
+          <w:lang w:eastAsia="ko-KR"/>
+        </w:rPr>
+        <w:t xml:space="preserve"> </w:t>
+      </w:r>
+      <w:r>
+        <w:rPr>
+          <w:lang w:eastAsia="ko-KR"/>
+        </w:rPr>
+        <w:t xml:space="preserve">that can </w:t>
+      </w:r>
+      <w:proofErr w:type="gramStart"/>
+      <w:r>
+        <w:rPr>
+          <w:lang w:eastAsia="ko-KR"/>
+        </w:rPr>
+        <w:t>found</w:t>
+      </w:r>
+      <w:proofErr w:type="gramEnd"/>
+      <w:r>
+        <w:rPr>
+          <w:lang w:eastAsia="ko-KR"/>
+        </w:rPr>
+        <w:t xml:space="preserve"> in the same directory as the ImageProcessing.cpp in folder </w:t>
+      </w:r>
+      <w:r>
+        <w:rPr>
+          <w:lang w:eastAsia="ko-KR"/>
+        </w:rPr>
+        <w:t>‘</w:t>
+      </w:r>
+      <w:r>
+        <w:rPr>
+          <w:lang w:eastAsia="ko-KR"/>
+        </w:rPr>
+        <w:t>Term_Project_01_Sample Images</w:t>
+      </w:r>
+      <w:r>
+        <w:rPr>
+          <w:lang w:eastAsia="ko-KR"/>
+        </w:rPr>
+        <w:t>’</w:t>
+      </w:r>
+      <w:r>
+        <w:rPr>
+          <w:rFonts w:hint="eastAsia"/>
+          <w:lang w:eastAsia="ko-KR"/>
+        </w:rPr>
+        <w:t xml:space="preserve">) </w:t>
+      </w:r>
+      <w:r>
+        <w:rPr>
+          <w:lang w:eastAsia="ko-KR"/>
+        </w:rPr>
+        <w:t>one after another</w:t>
+      </w:r>
+    </w:p>
+    <w:p>
+      <w:pPr>
+        <w:pStyle w:val="ListParagraph"/>
+        <w:jc w:val="both"/>
+        <w:rPr>
+          <w:lang w:eastAsia="ko-KR"/>
+        </w:rPr>
+      </w:pPr>
+      <w:r>
+        <w:rPr>
+          <w:lang w:eastAsia="ko-KR"/>
+        </w:rPr>
+        <w:t>(</w:t>
+      </w:r>
+      <w:r>
+        <w:rPr>
+          <w:b/>
+          <w:bCs/>
+          <w:lang w:eastAsia="ko-KR"/>
+        </w:rPr>
+        <w:t>Automatic way</w:t>
+      </w:r>
+      <w:r>
+        <w:rPr>
+          <w:lang w:eastAsia="ko-KR"/>
+        </w:rPr>
+        <w:t xml:space="preserve">: open all the images by choosing </w:t>
+      </w:r>
+      <w:r>
+        <w:rPr>
+          <w:lang w:eastAsia="ko-KR"/>
+        </w:rPr>
+        <w:t>‘</w:t>
+      </w:r>
+      <w:r>
+        <w:rPr>
+          <w:lang w:eastAsia="ko-KR"/>
+        </w:rPr>
+        <w:t>Open Squid Images option</w:t>
+      </w:r>
+      <w:r>
+        <w:rPr>
+          <w:lang w:eastAsia="ko-KR"/>
+        </w:rPr>
+        <w:t>’</w:t>
+      </w:r>
+      <w:r>
+        <w:rPr>
+          <w:lang w:eastAsia="ko-KR"/>
+        </w:rPr>
+        <w:t>)</w:t>
+      </w:r>
+    </w:p>
+    <w:p>
+      <w:pPr>
+        <w:pStyle w:val="ListParagraph"/>
+        <w:numPr>
+          <w:ilvl w:val="0"/>
+          <w:numId w:val="11"/>
+        </w:numPr>
+        <w:jc w:val="both"/>
+      </w:pPr>
+      <w:r>
+        <w:t>A</w:t>
+      </w:r>
+      <w:r>
+        <w:t>ll three pictures</w:t>
+      </w:r>
+      <w:r>
+        <w:t xml:space="preserve"> now</w:t>
+      </w:r>
+      <w:r>
+        <w:t xml:space="preserve"> are opened as shown below</w:t>
+      </w:r>
+    </w:p>
+    <w:p>
+      <w:pPr>
+        <w:pStyle w:val="ListParagraph"/>
+        <w:jc w:val="center"/>
+      </w:pPr>
       <w:r>
         <w:rPr>
           <w:noProof/>
         </w:rPr>
-        <w:t xml:space="preserve"> </w:t>
-      </w:r>
-      <w:r>
-        <w:rPr>
-          <w:noProof/>
-        </w:rPr>
         <w:drawing>
-          <wp:inline distT="0" distB="0" distL="0" distR="0" wp14:anchorId="0AD8E133" wp14:editId="05654738">
-            <wp:extent cx="2630466" cy="1701940"/>
-            <wp:effectExtent l="0" t="0" r="0" b="0"/>
+          <wp:inline distT="0" distB="0" distL="0" distR="0" wp14:anchorId="0AD8E133" wp14:editId="546E2792">
+            <wp:extent cx="3764186" cy="2435469"/>
+            <wp:effectExtent l="0" t="0" r="8255" b="3175"/>
             <wp:docPr id="1518787111" name="그림 1" descr="스크린샷, 멀티미디어 소프트웨어, 컴퓨터, 그래픽 소프트웨어이(가) 표시된 사진&#10;&#10;AI 생성 콘텐츠는 정확하지 않을 수 있습니다."/>
             <wp:cNvGraphicFramePr>
               <a:graphicFrameLocks xmlns:a="http://schemas.openxmlformats.org/drawingml/2006/main" noChangeAspect="1"/>
@@ -2296,7 +2533,7 @@
                   <pic:spPr>
                     <a:xfrm>
                       <a:off x="0" y="0"/>
-                      <a:ext cx="2676264" cy="1731572"/>
+                      <a:ext cx="3916237" cy="2533848"/>
                     </a:xfrm>
                     <a:prstGeom prst="rect">
                       <a:avLst/>
@@ -2311,7 +2548,7 @@
     </w:p>
     <w:p>
       <w:pPr>
-        <w:pStyle w:val="a6"/>
+        <w:pStyle w:val="ListParagraph"/>
         <w:numPr>
           <w:ilvl w:val="0"/>
           <w:numId w:val="2"/>
@@ -2320,10 +2557,17 @@
       </w:pPr>
       <w:r>
         <w:rPr>
+          <w:lang w:eastAsia="ko-KR"/>
+        </w:rPr>
+        <w:lastRenderedPageBreak/>
+        <w:t>C</w:t>
+      </w:r>
+      <w:r>
+        <w:rPr>
           <w:rFonts w:hint="eastAsia"/>
           <w:lang w:eastAsia="ko-KR"/>
         </w:rPr>
-        <w:t xml:space="preserve">If the images are called, click </w:t>
+        <w:t xml:space="preserve">lick </w:t>
       </w:r>
       <w:r>
         <w:rPr>
@@ -2377,28 +2621,67 @@
           <w:rFonts w:hint="eastAsia"/>
           <w:lang w:eastAsia="ko-KR"/>
         </w:rPr>
-        <w:t>. You can choose the Second Image and operation.</w:t>
-      </w:r>
+        <w:t xml:space="preserve">. You can choose the </w:t>
+      </w:r>
+      <w:r>
+        <w:rPr>
+          <w:lang w:eastAsia="ko-KR"/>
+        </w:rPr>
+        <w:t>s</w:t>
+      </w:r>
+      <w:r>
+        <w:rPr>
+          <w:rFonts w:hint="eastAsia"/>
+          <w:lang w:eastAsia="ko-KR"/>
+        </w:rPr>
+        <w:t xml:space="preserve">econd </w:t>
+      </w:r>
+      <w:r>
+        <w:rPr>
+          <w:lang w:eastAsia="ko-KR"/>
+        </w:rPr>
+        <w:t>i</w:t>
+      </w:r>
+      <w:r>
+        <w:rPr>
+          <w:rFonts w:hint="eastAsia"/>
+          <w:lang w:eastAsia="ko-KR"/>
+        </w:rPr>
+        <w:t xml:space="preserve">mage and </w:t>
+      </w:r>
+      <w:r>
+        <w:rPr>
+          <w:lang w:eastAsia="ko-KR"/>
+        </w:rPr>
+        <w:t xml:space="preserve">the </w:t>
+      </w:r>
+      <w:r>
+        <w:rPr>
+          <w:rFonts w:hint="eastAsia"/>
+          <w:lang w:eastAsia="ko-KR"/>
+        </w:rPr>
+        <w:t>operation</w:t>
+      </w:r>
+      <w:r>
+        <w:rPr>
+          <w:lang w:eastAsia="ko-KR"/>
+        </w:rPr>
+        <w:t>:</w:t>
+      </w:r>
+    </w:p>
+    <w:p>
+      <w:pPr>
+        <w:pStyle w:val="ListParagraph"/>
+        <w:jc w:val="center"/>
+      </w:pPr>
       <w:r>
         <w:rPr>
           <w:noProof/>
-        </w:rPr>
-        <w:t xml:space="preserve"> </w:t>
-      </w:r>
-    </w:p>
-    <w:p>
-      <w:pPr>
-        <w:pStyle w:val="a6"/>
-        <w:jc w:val="both"/>
-      </w:pPr>
-      <w:r>
-        <w:rPr>
-          <w:noProof/>
           <w:lang w:eastAsia="ko-KR"/>
         </w:rPr>
         <w:drawing>
-          <wp:inline distT="0" distB="0" distL="0" distR="0" wp14:anchorId="3995BB12" wp14:editId="01E1A724">
-            <wp:extent cx="3068877" cy="1772101"/>
+          <wp:inline distT="0" distB="0" distL="0" distR="0" wp14:anchorId="3995BB12" wp14:editId="51A7D1DB">
+            <wp:extent cx="3760892" cy="2171700"/>
             <wp:effectExtent l="0" t="0" r="0" b="0"/>
             <wp:docPr id="1541290022" name="그림 1" descr="텍스트, 스크린샷, 도표, 소프트웨어이(가) 표시된 사진&#10;&#10;AI 생성 콘텐츠는 정확하지 않을 수 있습니다."/>
             <wp:cNvGraphicFramePr>
@@ -2420,7 +2703,7 @@
                   <pic:spPr>
                     <a:xfrm>
                       <a:off x="0" y="0"/>
-                      <a:ext cx="3096357" cy="1787969"/>
+                      <a:ext cx="3804883" cy="2197102"/>
                     </a:xfrm>
                     <a:prstGeom prst="rect">
                       <a:avLst/>
@@ -2435,35 +2718,233 @@
     </w:p>
     <w:p>
       <w:pPr>
-        <w:pStyle w:val="a6"/>
+        <w:pStyle w:val="ListParagraph"/>
         <w:numPr>
           <w:ilvl w:val="0"/>
           <w:numId w:val="2"/>
         </w:numPr>
         <w:jc w:val="both"/>
       </w:pPr>
+      <w:r>
+        <w:rPr>
+          <w:lang w:eastAsia="ko-KR"/>
+        </w:rPr>
+        <w:t xml:space="preserve">Add </w:t>
+      </w:r>
+      <w:r>
+        <w:rPr>
+          <w:lang w:eastAsia="ko-KR"/>
+        </w:rPr>
+        <w:t>‘</w:t>
+      </w:r>
+      <w:proofErr w:type="spellStart"/>
+      <w:r>
+        <w:rPr>
+          <w:lang w:eastAsia="ko-KR"/>
+        </w:rPr>
+        <w:t>squid_</w:t>
+      </w:r>
+      <w:r>
+        <w:rPr>
+          <w:lang w:eastAsia="ko-KR"/>
+        </w:rPr>
+        <w:t>body</w:t>
+      </w:r>
+      <w:proofErr w:type="spellEnd"/>
+      <w:r>
+        <w:rPr>
+          <w:lang w:eastAsia="ko-KR"/>
+        </w:rPr>
+        <w:t>’</w:t>
+      </w:r>
+      <w:r>
+        <w:rPr>
+          <w:lang w:eastAsia="ko-KR"/>
+        </w:rPr>
+        <w:t>,</w:t>
+      </w:r>
+      <w:r>
+        <w:rPr>
+          <w:lang w:eastAsia="ko-KR"/>
+        </w:rPr>
+        <w:t xml:space="preserve"> </w:t>
+      </w:r>
+      <w:r>
+        <w:rPr>
+          <w:lang w:eastAsia="ko-KR"/>
+        </w:rPr>
+        <w:t xml:space="preserve">to </w:t>
+      </w:r>
+      <w:r>
+        <w:rPr>
+          <w:lang w:eastAsia="ko-KR"/>
+        </w:rPr>
+        <w:t>‘</w:t>
+      </w:r>
+      <w:proofErr w:type="spellStart"/>
+      <w:r>
+        <w:rPr>
+          <w:lang w:eastAsia="ko-KR"/>
+        </w:rPr>
+        <w:t>squid_</w:t>
+      </w:r>
+      <w:r>
+        <w:rPr>
+          <w:lang w:eastAsia="ko-KR"/>
+        </w:rPr>
+        <w:t>head</w:t>
+      </w:r>
+      <w:proofErr w:type="spellEnd"/>
+      <w:r>
+        <w:rPr>
+          <w:lang w:eastAsia="ko-KR"/>
+        </w:rPr>
+        <w:t>’</w:t>
+      </w:r>
+      <w:r>
+        <w:rPr>
+          <w:lang w:eastAsia="ko-KR"/>
+        </w:rPr>
+        <w:t xml:space="preserve">, then subtract </w:t>
+      </w:r>
+      <w:r>
+        <w:rPr>
+          <w:lang w:eastAsia="ko-KR"/>
+        </w:rPr>
+        <w:t>‘</w:t>
+      </w:r>
+      <w:proofErr w:type="spellStart"/>
+      <w:r>
+        <w:rPr>
+          <w:lang w:eastAsia="ko-KR"/>
+        </w:rPr>
+        <w:t>squid_points</w:t>
+      </w:r>
+      <w:proofErr w:type="spellEnd"/>
+      <w:r>
+        <w:rPr>
+          <w:lang w:eastAsia="ko-KR"/>
+        </w:rPr>
+        <w:t>’</w:t>
+      </w:r>
+      <w:r>
+        <w:rPr>
+          <w:lang w:eastAsia="ko-KR"/>
+        </w:rPr>
+        <w:t xml:space="preserve"> </w:t>
+      </w:r>
+      <w:r>
+        <w:rPr>
+          <w:lang w:eastAsia="ko-KR"/>
+        </w:rPr>
+        <w:t>from the result of this addition</w:t>
+      </w:r>
+    </w:p>
+    <w:p>
+      <w:pPr>
+        <w:pStyle w:val="ListParagraph"/>
+        <w:jc w:val="both"/>
+        <w:rPr>
+          <w:lang w:eastAsia="ko-KR"/>
+        </w:rPr>
+      </w:pPr>
+      <w:r>
+        <w:rPr>
+          <w:lang w:eastAsia="ko-KR"/>
+        </w:rPr>
+        <w:t>(</w:t>
+      </w:r>
+      <w:r>
+        <w:rPr>
+          <w:b/>
+          <w:bCs/>
+          <w:lang w:eastAsia="ko-KR"/>
+        </w:rPr>
+        <w:t>Automatic way</w:t>
+      </w:r>
+      <w:r>
+        <w:rPr>
+          <w:lang w:eastAsia="ko-KR"/>
+        </w:rPr>
+        <w:t xml:space="preserve">: </w:t>
+      </w:r>
+      <w:r>
+        <w:rPr>
+          <w:lang w:eastAsia="ko-KR"/>
+        </w:rPr>
+        <w:t>choose</w:t>
+      </w:r>
+      <w:r>
+        <w:rPr>
+          <w:lang w:eastAsia="ko-KR"/>
+        </w:rPr>
+        <w:t xml:space="preserve"> </w:t>
+      </w:r>
+      <w:r>
+        <w:rPr>
+          <w:lang w:eastAsia="ko-KR"/>
+        </w:rPr>
+        <w:t>‘</w:t>
+      </w:r>
+      <w:r>
+        <w:rPr>
+          <w:lang w:eastAsia="ko-KR"/>
+        </w:rPr>
+        <w:t>Auto Composite</w:t>
+      </w:r>
+      <w:r>
+        <w:rPr>
+          <w:lang w:eastAsia="ko-KR"/>
+        </w:rPr>
+        <w:t xml:space="preserve"> Squid Images</w:t>
+      </w:r>
+      <w:r>
+        <w:rPr>
+          <w:lang w:eastAsia="ko-KR"/>
+        </w:rPr>
+        <w:t>’</w:t>
+      </w:r>
+      <w:r>
+        <w:rPr>
+          <w:lang w:eastAsia="ko-KR"/>
+        </w:rPr>
+        <w:t xml:space="preserve"> </w:t>
+      </w:r>
+      <w:r>
+        <w:rPr>
+          <w:lang w:eastAsia="ko-KR"/>
+        </w:rPr>
+        <w:t>option)</w:t>
+      </w:r>
+    </w:p>
+    <w:p>
+      <w:pPr>
+        <w:pStyle w:val="ListParagraph"/>
+        <w:numPr>
+          <w:ilvl w:val="0"/>
+          <w:numId w:val="2"/>
+        </w:numPr>
+        <w:jc w:val="both"/>
+      </w:pPr>
       <w:proofErr w:type="gramStart"/>
       <w:r>
         <w:rPr>
-          <w:rFonts w:hint="eastAsia"/>
-          <w:lang w:eastAsia="ko-KR"/>
-        </w:rPr>
-        <w:lastRenderedPageBreak/>
-        <w:t>Final result</w:t>
+          <w:lang w:eastAsia="ko-KR"/>
+        </w:rPr>
+        <w:t>Result is</w:t>
       </w:r>
       <w:proofErr w:type="gramEnd"/>
       <w:r>
         <w:rPr>
-          <w:rFonts w:hint="eastAsia"/>
-          <w:lang w:eastAsia="ko-KR"/>
-        </w:rPr>
-        <w:t xml:space="preserve"> looks like below.</w:t>
+          <w:lang w:eastAsia="ko-KR"/>
+        </w:rPr>
+        <w:t xml:space="preserve"> shown below</w:t>
       </w:r>
     </w:p>
     <w:p>
       <w:pPr>
         <w:ind w:leftChars="300" w:left="720"/>
-        <w:jc w:val="both"/>
+        <w:jc w:val="center"/>
         <w:rPr>
           <w:lang w:eastAsia="ko-KR"/>
         </w:rPr>
@@ -2474,9 +2955,9 @@
           <w:lang w:eastAsia="ko-KR"/>
         </w:rPr>
         <w:drawing>
-          <wp:inline distT="0" distB="0" distL="0" distR="0" wp14:anchorId="7FFE6732" wp14:editId="031FD143">
-            <wp:extent cx="1290181" cy="2137368"/>
-            <wp:effectExtent l="0" t="0" r="5715" b="0"/>
+          <wp:inline distT="0" distB="0" distL="0" distR="0" wp14:anchorId="7FFE6732" wp14:editId="7D44D632">
+            <wp:extent cx="1873479" cy="3103684"/>
+            <wp:effectExtent l="0" t="0" r="0" b="1905"/>
             <wp:docPr id="2131733288" name="그림 1" descr="스크린샷, 다채로움, 그래픽이(가) 표시된 사진&#10;&#10;AI 생성 콘텐츠는 정확하지 않을 수 있습니다."/>
             <wp:cNvGraphicFramePr>
               <a:graphicFrameLocks xmlns:a="http://schemas.openxmlformats.org/drawingml/2006/main" noChangeAspect="1"/>
@@ -2497,7 +2978,7 @@
                   <pic:spPr>
                     <a:xfrm>
                       <a:off x="0" y="0"/>
-                      <a:ext cx="1310502" cy="2171032"/>
+                      <a:ext cx="1918121" cy="3177640"/>
                     </a:xfrm>
                     <a:prstGeom prst="rect">
                       <a:avLst/>
@@ -2512,10 +2993,10 @@
     </w:p>
     <w:p>
       <w:pPr>
-        <w:pStyle w:val="1"/>
-        <w:jc w:val="both"/>
-      </w:pPr>
-      <w:bookmarkStart w:id="9" w:name="_Toc209965438"/>
+        <w:pStyle w:val="Heading1"/>
+        <w:jc w:val="both"/>
+      </w:pPr>
+      <w:bookmarkStart w:id="9" w:name="_Toc211251759"/>
       <w:r>
         <w:t>Time spent</w:t>
       </w:r>
@@ -2599,21 +3080,22 @@
     </w:p>
     <w:p>
       <w:pPr>
-        <w:pStyle w:val="1"/>
-        <w:jc w:val="both"/>
-      </w:pPr>
-      <w:bookmarkStart w:id="10" w:name="_Toc209965439"/>
-      <w:r>
+        <w:pStyle w:val="Heading1"/>
+        <w:jc w:val="both"/>
+      </w:pPr>
+      <w:bookmarkStart w:id="10" w:name="_Toc211251760"/>
+      <w:r>
+        <w:lastRenderedPageBreak/>
         <w:t>Process of Project and Record of Project Meetings</w:t>
       </w:r>
       <w:bookmarkEnd w:id="10"/>
     </w:p>
     <w:p>
       <w:pPr>
-        <w:pStyle w:val="2"/>
-        <w:jc w:val="both"/>
-      </w:pPr>
-      <w:bookmarkStart w:id="11" w:name="_Toc209965440"/>
+        <w:pStyle w:val="Heading2"/>
+        <w:jc w:val="both"/>
+      </w:pPr>
+      <w:bookmarkStart w:id="11" w:name="_Toc211251761"/>
       <w:r>
         <w:t>Meeting 1 – Project Kickoff</w:t>
       </w:r>
@@ -2621,7 +3103,7 @@
     </w:p>
     <w:p>
       <w:pPr>
-        <w:pStyle w:val="a6"/>
+        <w:pStyle w:val="ListParagraph"/>
         <w:numPr>
           <w:ilvl w:val="0"/>
           <w:numId w:val="4"/>
@@ -2634,7 +3116,7 @@
     </w:p>
     <w:p>
       <w:pPr>
-        <w:pStyle w:val="a6"/>
+        <w:pStyle w:val="ListParagraph"/>
         <w:numPr>
           <w:ilvl w:val="0"/>
           <w:numId w:val="4"/>
@@ -2650,7 +3132,7 @@
     </w:p>
     <w:p>
       <w:pPr>
-        <w:pStyle w:val="a6"/>
+        <w:pStyle w:val="ListParagraph"/>
         <w:numPr>
           <w:ilvl w:val="0"/>
           <w:numId w:val="4"/>
@@ -2663,10 +3145,10 @@
     </w:p>
     <w:p>
       <w:pPr>
-        <w:pStyle w:val="2"/>
-        <w:jc w:val="both"/>
-      </w:pPr>
-      <w:bookmarkStart w:id="12" w:name="_Toc209965441"/>
+        <w:pStyle w:val="Heading2"/>
+        <w:jc w:val="both"/>
+      </w:pPr>
+      <w:bookmarkStart w:id="12" w:name="_Toc211251762"/>
       <w:r>
         <w:t>Meeting 2 – Review &amp; Integration</w:t>
       </w:r>
@@ -2674,7 +3156,7 @@
     </w:p>
     <w:p>
       <w:pPr>
-        <w:pStyle w:val="a6"/>
+        <w:pStyle w:val="ListParagraph"/>
         <w:numPr>
           <w:ilvl w:val="0"/>
           <w:numId w:val="5"/>
@@ -2687,7 +3169,7 @@
     </w:p>
     <w:p>
       <w:pPr>
-        <w:pStyle w:val="a6"/>
+        <w:pStyle w:val="ListParagraph"/>
         <w:numPr>
           <w:ilvl w:val="0"/>
           <w:numId w:val="5"/>
@@ -2700,7 +3182,7 @@
     </w:p>
     <w:p>
       <w:pPr>
-        <w:pStyle w:val="a6"/>
+        <w:pStyle w:val="ListParagraph"/>
         <w:numPr>
           <w:ilvl w:val="0"/>
           <w:numId w:val="5"/>
@@ -2713,7 +3195,7 @@
     </w:p>
     <w:p>
       <w:pPr>
-        <w:pStyle w:val="a6"/>
+        <w:pStyle w:val="ListParagraph"/>
         <w:numPr>
           <w:ilvl w:val="0"/>
           <w:numId w:val="5"/>
@@ -2726,10 +3208,10 @@
     </w:p>
     <w:p>
       <w:pPr>
-        <w:pStyle w:val="2"/>
-        <w:jc w:val="both"/>
-      </w:pPr>
-      <w:bookmarkStart w:id="13" w:name="_Toc209965442"/>
+        <w:pStyle w:val="Heading2"/>
+        <w:jc w:val="both"/>
+      </w:pPr>
+      <w:bookmarkStart w:id="13" w:name="_Toc211251763"/>
       <w:r>
         <w:t>Records</w:t>
       </w:r>
@@ -2737,33 +3219,7 @@
     </w:p>
     <w:p>
       <w:pPr>
-        <w:pStyle w:val="a6"/>
-        <w:numPr>
-          <w:ilvl w:val="0"/>
-          <w:numId w:val="6"/>
-        </w:numPr>
-        <w:jc w:val="both"/>
-      </w:pPr>
-      <w:r>
-        <w:t>TODO: KakaoTalk screenshots</w:t>
-      </w:r>
-    </w:p>
-    <w:p>
-      <w:pPr>
-        <w:pStyle w:val="a6"/>
-        <w:numPr>
-          <w:ilvl w:val="0"/>
-          <w:numId w:val="6"/>
-        </w:numPr>
-        <w:jc w:val="both"/>
-      </w:pPr>
-      <w:r>
-        <w:t>Example: discussion on how to handle overflow/underflow</w:t>
-      </w:r>
-    </w:p>
-    <w:p>
-      <w:pPr>
-        <w:pStyle w:val="a6"/>
+        <w:pStyle w:val="ListParagraph"/>
         <w:numPr>
           <w:ilvl w:val="0"/>
           <w:numId w:val="9"/>
@@ -2775,23 +3231,32 @@
           <w:rFonts w:hint="eastAsia"/>
           <w:lang w:eastAsia="ko-KR"/>
         </w:rPr>
-        <w:lastRenderedPageBreak/>
         <w:t>Adjusting schedule</w:t>
       </w:r>
     </w:p>
     <w:p>
       <w:pPr>
-        <w:pStyle w:val="a6"/>
-        <w:jc w:val="both"/>
-      </w:pPr>
-      <w:r>
+        <w:pStyle w:val="ListParagraph"/>
+        <w:jc w:val="center"/>
         <w:rPr>
           <w:noProof/>
           <w:lang w:eastAsia="ko-KR"/>
         </w:rPr>
+      </w:pPr>
+    </w:p>
+    <w:p>
+      <w:pPr>
+        <w:pStyle w:val="ListParagraph"/>
+        <w:jc w:val="center"/>
+      </w:pPr>
+      <w:r>
+        <w:rPr>
+          <w:noProof/>
+          <w:lang w:eastAsia="ko-KR"/>
+        </w:rPr>
         <w:drawing>
-          <wp:inline distT="0" distB="0" distL="0" distR="0" wp14:anchorId="3047C4F1" wp14:editId="4C5B16A2">
-            <wp:extent cx="2442575" cy="3950832"/>
+          <wp:inline distT="0" distB="0" distL="0" distR="0" wp14:anchorId="3047C4F1" wp14:editId="7F21DE83">
+            <wp:extent cx="2628900" cy="1549951"/>
             <wp:effectExtent l="0" t="0" r="0" b="0"/>
             <wp:docPr id="733733043" name="그림 1" descr="텍스트, 스크린샷, 웹사이트, 웹 페이지이(가) 표시된 사진&#10;&#10;AI 생성 콘텐츠는 정확하지 않을 수 있습니다."/>
             <wp:cNvGraphicFramePr>
@@ -2804,20 +3269,29 @@
                     <pic:cNvPr id="733733043" name="그림 1" descr="텍스트, 스크린샷, 웹사이트, 웹 페이지이(가) 표시된 사진&#10;&#10;AI 생성 콘텐츠는 정확하지 않을 수 있습니다."/>
                     <pic:cNvPicPr/>
                   </pic:nvPicPr>
-                  <pic:blipFill>
+                  <pic:blipFill rotWithShape="1">
                     <a:blip r:embed="rId15"/>
+                    <a:srcRect t="63549"/>
                     <a:stretch>
                       <a:fillRect/>
                     </a:stretch>
                   </pic:blipFill>
-                  <pic:spPr>
+                  <pic:spPr bwMode="auto">
                     <a:xfrm>
                       <a:off x="0" y="0"/>
-                      <a:ext cx="2448785" cy="3960876"/>
+                      <a:ext cx="2663065" cy="1570094"/>
                     </a:xfrm>
                     <a:prstGeom prst="rect">
                       <a:avLst/>
                     </a:prstGeom>
+                    <a:ln>
+                      <a:noFill/>
+                    </a:ln>
+                    <a:extLst>
+                      <a:ext uri="{53640926-AAD7-44D8-BBD7-CCE9431645EC}">
+                        <a14:shadowObscured xmlns:a14="http://schemas.microsoft.com/office/drawing/2010/main"/>
+                      </a:ext>
+                    </a:extLst>
                   </pic:spPr>
                 </pic:pic>
               </a:graphicData>
@@ -2828,7 +3302,13 @@
     </w:p>
     <w:p>
       <w:pPr>
-        <w:pStyle w:val="a6"/>
+        <w:pStyle w:val="ListParagraph"/>
+        <w:jc w:val="both"/>
+      </w:pPr>
+    </w:p>
+    <w:p>
+      <w:pPr>
+        <w:pStyle w:val="ListParagraph"/>
         <w:numPr>
           <w:ilvl w:val="0"/>
           <w:numId w:val="9"/>
@@ -2853,7 +3333,7 @@
     <w:p>
       <w:pPr>
         <w:ind w:leftChars="300" w:left="720"/>
-        <w:jc w:val="both"/>
+        <w:jc w:val="center"/>
         <w:rPr>
           <w:lang w:eastAsia="ko-KR"/>
         </w:rPr>
@@ -2864,9 +3344,9 @@
           <w:lang w:eastAsia="ko-KR"/>
         </w:rPr>
         <w:drawing>
-          <wp:inline distT="0" distB="0" distL="0" distR="0" wp14:anchorId="28392541" wp14:editId="3C92E276">
-            <wp:extent cx="2442210" cy="2621785"/>
-            <wp:effectExtent l="0" t="0" r="0" b="7620"/>
+          <wp:inline distT="0" distB="0" distL="0" distR="0" wp14:anchorId="28392541" wp14:editId="0930D331">
+            <wp:extent cx="2629021" cy="2822331"/>
+            <wp:effectExtent l="0" t="0" r="0" b="0"/>
             <wp:docPr id="1715088586" name="그림 1" descr="텍스트, 스크린샷이(가) 표시된 사진&#10;&#10;AI 생성 콘텐츠는 정확하지 않을 수 있습니다."/>
             <wp:cNvGraphicFramePr>
               <a:graphicFrameLocks xmlns:a="http://schemas.openxmlformats.org/drawingml/2006/main" noChangeAspect="1"/>
@@ -2887,7 +3367,7 @@
                   <pic:spPr>
                     <a:xfrm>
                       <a:off x="0" y="0"/>
-                      <a:ext cx="2455119" cy="2635643"/>
+                      <a:ext cx="2659572" cy="2855129"/>
                     </a:xfrm>
                     <a:prstGeom prst="rect">
                       <a:avLst/>
@@ -2902,7 +3382,7 @@
     </w:p>
     <w:p>
       <w:pPr>
-        <w:pStyle w:val="a6"/>
+        <w:pStyle w:val="ListParagraph"/>
         <w:numPr>
           <w:ilvl w:val="0"/>
           <w:numId w:val="9"/>
@@ -2917,23 +3397,23 @@
           <w:rFonts w:hint="eastAsia"/>
           <w:lang w:eastAsia="ko-KR"/>
         </w:rPr>
+        <w:lastRenderedPageBreak/>
         <w:t>Next step</w:t>
       </w:r>
     </w:p>
     <w:p>
       <w:pPr>
-        <w:pStyle w:val="2"/>
-        <w:jc w:val="both"/>
-        <w:rPr>
-          <w:lang w:eastAsia="ko-KR"/>
-        </w:rPr>
-      </w:pPr>
-      <w:bookmarkStart w:id="14" w:name="_Toc209965443"/>
-      <w:r>
-        <w:rPr>
-          <w:lang w:eastAsia="ko-KR"/>
-        </w:rPr>
-        <w:lastRenderedPageBreak/>
+        <w:pStyle w:val="Heading2"/>
+        <w:jc w:val="both"/>
+        <w:rPr>
+          <w:lang w:eastAsia="ko-KR"/>
+        </w:rPr>
+      </w:pPr>
+      <w:bookmarkStart w:id="14" w:name="_Toc211251764"/>
+      <w:r>
+        <w:rPr>
+          <w:lang w:eastAsia="ko-KR"/>
+        </w:rPr>
         <w:t>GitHub</w:t>
       </w:r>
       <w:r>
@@ -3025,10 +3505,10 @@
     </w:p>
     <w:p>
       <w:pPr>
-        <w:pStyle w:val="1"/>
-        <w:jc w:val="both"/>
-      </w:pPr>
-      <w:bookmarkStart w:id="15" w:name="_Toc209965444"/>
+        <w:pStyle w:val="Heading1"/>
+        <w:jc w:val="both"/>
+      </w:pPr>
+      <w:bookmarkStart w:id="15" w:name="_Toc211251765"/>
       <w:r>
         <w:t>Member's Thoughts on This Project</w:t>
       </w:r>
@@ -3036,10 +3516,10 @@
     </w:p>
     <w:p>
       <w:pPr>
-        <w:pStyle w:val="2"/>
-        <w:jc w:val="both"/>
-      </w:pPr>
-      <w:bookmarkStart w:id="16" w:name="_Toc209965445"/>
+        <w:pStyle w:val="Heading2"/>
+        <w:jc w:val="both"/>
+      </w:pPr>
+      <w:bookmarkStart w:id="16" w:name="_Toc211251766"/>
       <w:r>
         <w:t>Lessons Learned</w:t>
       </w:r>
@@ -3047,7 +3527,7 @@
     </w:p>
     <w:p>
       <w:pPr>
-        <w:pStyle w:val="a6"/>
+        <w:pStyle w:val="ListParagraph"/>
         <w:numPr>
           <w:ilvl w:val="0"/>
           <w:numId w:val="7"/>
@@ -3060,7 +3540,7 @@
     </w:p>
     <w:p>
       <w:pPr>
-        <w:pStyle w:val="a6"/>
+        <w:pStyle w:val="ListParagraph"/>
         <w:numPr>
           <w:ilvl w:val="0"/>
           <w:numId w:val="7"/>
@@ -3073,7 +3553,7 @@
     </w:p>
     <w:p>
       <w:pPr>
-        <w:pStyle w:val="a6"/>
+        <w:pStyle w:val="ListParagraph"/>
         <w:numPr>
           <w:ilvl w:val="0"/>
           <w:numId w:val="7"/>
@@ -3086,10 +3566,10 @@
     </w:p>
     <w:p>
       <w:pPr>
-        <w:pStyle w:val="2"/>
-        <w:jc w:val="both"/>
-      </w:pPr>
-      <w:bookmarkStart w:id="17" w:name="_Toc209965446"/>
+        <w:pStyle w:val="Heading2"/>
+        <w:jc w:val="both"/>
+      </w:pPr>
+      <w:bookmarkStart w:id="17" w:name="_Toc211251767"/>
       <w:r>
         <w:t>Future Improvements</w:t>
       </w:r>
@@ -3097,7 +3577,7 @@
     </w:p>
     <w:p>
       <w:pPr>
-        <w:pStyle w:val="a6"/>
+        <w:pStyle w:val="ListParagraph"/>
         <w:numPr>
           <w:ilvl w:val="0"/>
           <w:numId w:val="8"/>
@@ -3118,7 +3598,7 @@
     </w:p>
     <w:p>
       <w:pPr>
-        <w:pStyle w:val="a6"/>
+        <w:pStyle w:val="ListParagraph"/>
         <w:numPr>
           <w:ilvl w:val="0"/>
           <w:numId w:val="8"/>
@@ -3176,7 +3656,7 @@
 <w:ftr xmlns:wpc="http://schemas.microsoft.com/office/word/2010/wordprocessingCanvas" xmlns:cx="http://schemas.microsoft.com/office/drawing/2014/chartex" xmlns:cx1="http://schemas.microsoft.com/office/drawing/2015/9/8/chartex" xmlns:cx2="http://schemas.microsoft.com/office/drawing/2015/10/21/chartex" xmlns:cx3="http://schemas.microsoft.com/office/drawing/2016/5/9/chartex" xmlns:cx4="http://schemas.microsoft.com/office/drawing/2016/5/10/chartex" xmlns:cx5="http://schemas.microsoft.com/office/drawing/2016/5/11/chartex" xmlns:cx6="http://schemas.microsoft.com/office/drawing/2016/5/12/chartex" xmlns:cx7="http://schemas.microsoft.com/office/drawing/2016/5/13/chartex" xmlns:cx8="http://schemas.microsoft.com/office/drawing/2016/5/14/chartex" xmlns:mc="http://schemas.openxmlformats.org/markup-compatibility/2006" xmlns:aink="http://schemas.microsoft.com/office/drawing/2016/ink" xmlns:am3d="http://schemas.microsoft.com/office/drawing/2017/model3d" xmlns:o="urn:schemas-microsoft-com:office:office" xmlns:oel="http://schemas.microsoft.com/office/2019/extlst" xmlns:r="http://schemas.openxmlformats.org/officeDocument/2006/relationships" xmlns:m="http://schemas.openxmlformats.org/officeDocument/2006/math" xmlns:v="urn:schemas-microsoft-com:vml" xmlns:wp14="http://schemas.microsoft.com/office/word/2010/wordprocessingDrawing" xmlns:wp="http://schemas.openxmlformats.org/drawingml/2006/wordprocessingDrawing" xmlns:w10="urn:schemas-microsoft-com:office:word" xmlns:w="http://schemas.openxmlformats.org/wordprocessingml/2006/main" xmlns:w14="http://schemas.microsoft.com/office/word/2010/wordml" xmlns:w15="http://schemas.microsoft.com/office/word/2012/wordml" xmlns:w16cex="http://schemas.microsoft.com/office/word/2018/wordml/cex" xmlns:w16cid="http://schemas.microsoft.com/office/word/2016/wordml/cid" xmlns:w16="http://schemas.microsoft.com/office/word/2018/wordml" xmlns:w16du="http://schemas.microsoft.com/office/word/2023/wordml/word16du" xmlns:w16sdtdh="http://schemas.microsoft.com/office/word/2020/wordml/sdtdatahash" xmlns:w16sdtfl="http://schemas.microsoft.com/office/word/2024/wordml/sdtformatlock" xmlns:w16se="http://schemas.microsoft.com/office/word/2015/wordml/symex" xmlns:wpg="http://schemas.microsoft.com/office/word/2010/wordprocessingGroup" xmlns:wpi="http://schemas.microsoft.com/office/word/2010/wordprocessingInk" xmlns:wne="http://schemas.microsoft.com/office/word/2006/wordml" xmlns:wps="http://schemas.microsoft.com/office/word/2010/wordprocessingShape" mc:Ignorable="w14 w15 w16se w16cid w16 w16cex w16sdtdh w16sdtfl w16du wp14">
   <w:p>
     <w:pPr>
-      <w:pStyle w:val="ad"/>
+      <w:pStyle w:val="Footer"/>
     </w:pPr>
   </w:p>
 </w:ftr>
@@ -3186,7 +3666,7 @@
 <w:ftr xmlns:wpc="http://schemas.microsoft.com/office/word/2010/wordprocessingCanvas" xmlns:cx="http://schemas.microsoft.com/office/drawing/2014/chartex" xmlns:cx1="http://schemas.microsoft.com/office/drawing/2015/9/8/chartex" xmlns:cx2="http://schemas.microsoft.com/office/drawing/2015/10/21/chartex" xmlns:cx3="http://schemas.microsoft.com/office/drawing/2016/5/9/chartex" xmlns:cx4="http://schemas.microsoft.com/office/drawing/2016/5/10/chartex" xmlns:cx5="http://schemas.microsoft.com/office/drawing/2016/5/11/chartex" xmlns:cx6="http://schemas.microsoft.com/office/drawing/2016/5/12/chartex" xmlns:cx7="http://schemas.microsoft.com/office/drawing/2016/5/13/chartex" xmlns:cx8="http://schemas.microsoft.com/office/drawing/2016/5/14/chartex" xmlns:mc="http://schemas.openxmlformats.org/markup-compatibility/2006" xmlns:aink="http://schemas.microsoft.com/office/drawing/2016/ink" xmlns:am3d="http://schemas.microsoft.com/office/drawing/2017/model3d" xmlns:o="urn:schemas-microsoft-com:office:office" xmlns:oel="http://schemas.microsoft.com/office/2019/extlst" xmlns:r="http://schemas.openxmlformats.org/officeDocument/2006/relationships" xmlns:m="http://schemas.openxmlformats.org/officeDocument/2006/math" xmlns:v="urn:schemas-microsoft-com:vml" xmlns:wp14="http://schemas.microsoft.com/office/word/2010/wordprocessingDrawing" xmlns:wp="http://schemas.openxmlformats.org/drawingml/2006/wordprocessingDrawing" xmlns:w10="urn:schemas-microsoft-com:office:word" xmlns:w="http://schemas.openxmlformats.org/wordprocessingml/2006/main" xmlns:w14="http://schemas.microsoft.com/office/word/2010/wordml" xmlns:w15="http://schemas.microsoft.com/office/word/2012/wordml" xmlns:w16cex="http://schemas.microsoft.com/office/word/2018/wordml/cex" xmlns:w16cid="http://schemas.microsoft.com/office/word/2016/wordml/cid" xmlns:w16="http://schemas.microsoft.com/office/word/2018/wordml" xmlns:w16du="http://schemas.microsoft.com/office/word/2023/wordml/word16du" xmlns:w16sdtdh="http://schemas.microsoft.com/office/word/2020/wordml/sdtdatahash" xmlns:w16sdtfl="http://schemas.microsoft.com/office/word/2024/wordml/sdtformatlock" xmlns:w16se="http://schemas.microsoft.com/office/word/2015/wordml/symex" xmlns:wpg="http://schemas.microsoft.com/office/word/2010/wordprocessingGroup" xmlns:wpi="http://schemas.microsoft.com/office/word/2010/wordprocessingInk" xmlns:wne="http://schemas.microsoft.com/office/word/2006/wordml" xmlns:wps="http://schemas.microsoft.com/office/word/2010/wordprocessingShape" mc:Ignorable="w14 w15 w16se w16cid w16 w16cex w16sdtdh w16sdtfl w16du wp14">
   <w:p>
     <w:pPr>
-      <w:pStyle w:val="ad"/>
+      <w:pStyle w:val="Footer"/>
     </w:pPr>
   </w:p>
 </w:ftr>
@@ -3196,7 +3676,7 @@
 <w:ftr xmlns:wpc="http://schemas.microsoft.com/office/word/2010/wordprocessingCanvas" xmlns:cx="http://schemas.microsoft.com/office/drawing/2014/chartex" xmlns:cx1="http://schemas.microsoft.com/office/drawing/2015/9/8/chartex" xmlns:cx2="http://schemas.microsoft.com/office/drawing/2015/10/21/chartex" xmlns:cx3="http://schemas.microsoft.com/office/drawing/2016/5/9/chartex" xmlns:cx4="http://schemas.microsoft.com/office/drawing/2016/5/10/chartex" xmlns:cx5="http://schemas.microsoft.com/office/drawing/2016/5/11/chartex" xmlns:cx6="http://schemas.microsoft.com/office/drawing/2016/5/12/chartex" xmlns:cx7="http://schemas.microsoft.com/office/drawing/2016/5/13/chartex" xmlns:cx8="http://schemas.microsoft.com/office/drawing/2016/5/14/chartex" xmlns:mc="http://schemas.openxmlformats.org/markup-compatibility/2006" xmlns:aink="http://schemas.microsoft.com/office/drawing/2016/ink" xmlns:am3d="http://schemas.microsoft.com/office/drawing/2017/model3d" xmlns:o="urn:schemas-microsoft-com:office:office" xmlns:oel="http://schemas.microsoft.com/office/2019/extlst" xmlns:r="http://schemas.openxmlformats.org/officeDocument/2006/relationships" xmlns:m="http://schemas.openxmlformats.org/officeDocument/2006/math" xmlns:v="urn:schemas-microsoft-com:vml" xmlns:wp14="http://schemas.microsoft.com/office/word/2010/wordprocessingDrawing" xmlns:wp="http://schemas.openxmlformats.org/drawingml/2006/wordprocessingDrawing" xmlns:w10="urn:schemas-microsoft-com:office:word" xmlns:w="http://schemas.openxmlformats.org/wordprocessingml/2006/main" xmlns:w14="http://schemas.microsoft.com/office/word/2010/wordml" xmlns:w15="http://schemas.microsoft.com/office/word/2012/wordml" xmlns:w16cex="http://schemas.microsoft.com/office/word/2018/wordml/cex" xmlns:w16cid="http://schemas.microsoft.com/office/word/2016/wordml/cid" xmlns:w16="http://schemas.microsoft.com/office/word/2018/wordml" xmlns:w16du="http://schemas.microsoft.com/office/word/2023/wordml/word16du" xmlns:w16sdtdh="http://schemas.microsoft.com/office/word/2020/wordml/sdtdatahash" xmlns:w16sdtfl="http://schemas.microsoft.com/office/word/2024/wordml/sdtformatlock" xmlns:w16se="http://schemas.microsoft.com/office/word/2015/wordml/symex" xmlns:wpg="http://schemas.microsoft.com/office/word/2010/wordprocessingGroup" xmlns:wpi="http://schemas.microsoft.com/office/word/2010/wordprocessingInk" xmlns:wne="http://schemas.microsoft.com/office/word/2006/wordml" xmlns:wps="http://schemas.microsoft.com/office/word/2010/wordprocessingShape" mc:Ignorable="w14 w15 w16se w16cid w16 w16cex w16sdtdh w16sdtfl w16du wp14">
   <w:p>
     <w:pPr>
-      <w:pStyle w:val="ad"/>
+      <w:pStyle w:val="Footer"/>
       <w:rPr>
         <w:lang w:eastAsia="ko-KR"/>
       </w:rPr>
@@ -3204,7 +3684,7 @@
   </w:p>
   <w:p>
     <w:pPr>
-      <w:pStyle w:val="ad"/>
+      <w:pStyle w:val="Footer"/>
       <w:rPr>
         <w:lang w:eastAsia="ko-KR"/>
       </w:rPr>
@@ -3212,7 +3692,7 @@
   </w:p>
   <w:p>
     <w:pPr>
-      <w:pStyle w:val="ad"/>
+      <w:pStyle w:val="Footer"/>
       <w:rPr>
         <w:lang w:eastAsia="ko-KR"/>
       </w:rPr>
@@ -3250,7 +3730,7 @@
 <w:hdr xmlns:wpc="http://schemas.microsoft.com/office/word/2010/wordprocessingCanvas" xmlns:cx="http://schemas.microsoft.com/office/drawing/2014/chartex" xmlns:cx1="http://schemas.microsoft.com/office/drawing/2015/9/8/chartex" xmlns:cx2="http://schemas.microsoft.com/office/drawing/2015/10/21/chartex" xmlns:cx3="http://schemas.microsoft.com/office/drawing/2016/5/9/chartex" xmlns:cx4="http://schemas.microsoft.com/office/drawing/2016/5/10/chartex" xmlns:cx5="http://schemas.microsoft.com/office/drawing/2016/5/11/chartex" xmlns:cx6="http://schemas.microsoft.com/office/drawing/2016/5/12/chartex" xmlns:cx7="http://schemas.microsoft.com/office/drawing/2016/5/13/chartex" xmlns:cx8="http://schemas.microsoft.com/office/drawing/2016/5/14/chartex" xmlns:mc="http://schemas.openxmlformats.org/markup-compatibility/2006" xmlns:aink="http://schemas.microsoft.com/office/drawing/2016/ink" xmlns:am3d="http://schemas.microsoft.com/office/drawing/2017/model3d" xmlns:o="urn:schemas-microsoft-com:office:office" xmlns:oel="http://schemas.microsoft.com/office/2019/extlst" xmlns:r="http://schemas.openxmlformats.org/officeDocument/2006/relationships" xmlns:m="http://schemas.openxmlformats.org/officeDocument/2006/math" xmlns:v="urn:schemas-microsoft-com:vml" xmlns:wp14="http://schemas.microsoft.com/office/word/2010/wordprocessingDrawing" xmlns:wp="http://schemas.openxmlformats.org/drawingml/2006/wordprocessingDrawing" xmlns:w10="urn:schemas-microsoft-com:office:word" xmlns:w="http://schemas.openxmlformats.org/wordprocessingml/2006/main" xmlns:w14="http://schemas.microsoft.com/office/word/2010/wordml" xmlns:w15="http://schemas.microsoft.com/office/word/2012/wordml" xmlns:w16cex="http://schemas.microsoft.com/office/word/2018/wordml/cex" xmlns:w16cid="http://schemas.microsoft.com/office/word/2016/wordml/cid" xmlns:w16="http://schemas.microsoft.com/office/word/2018/wordml" xmlns:w16du="http://schemas.microsoft.com/office/word/2023/wordml/word16du" xmlns:w16sdtdh="http://schemas.microsoft.com/office/word/2020/wordml/sdtdatahash" xmlns:w16sdtfl="http://schemas.microsoft.com/office/word/2024/wordml/sdtformatlock" xmlns:w16se="http://schemas.microsoft.com/office/word/2015/wordml/symex" xmlns:wpg="http://schemas.microsoft.com/office/word/2010/wordprocessingGroup" xmlns:wpi="http://schemas.microsoft.com/office/word/2010/wordprocessingInk" xmlns:wne="http://schemas.microsoft.com/office/word/2006/wordml" xmlns:wps="http://schemas.microsoft.com/office/word/2010/wordprocessingShape" mc:Ignorable="w14 w15 w16se w16cid w16 w16cex w16sdtdh w16sdtfl w16du wp14">
   <w:p>
     <w:pPr>
-      <w:pStyle w:val="ac"/>
+      <w:pStyle w:val="Header"/>
     </w:pPr>
   </w:p>
 </w:hdr>
@@ -3260,7 +3740,7 @@
 <w:hdr xmlns:wpc="http://schemas.microsoft.com/office/word/2010/wordprocessingCanvas" xmlns:cx="http://schemas.microsoft.com/office/drawing/2014/chartex" xmlns:cx1="http://schemas.microsoft.com/office/drawing/2015/9/8/chartex" xmlns:cx2="http://schemas.microsoft.com/office/drawing/2015/10/21/chartex" xmlns:cx3="http://schemas.microsoft.com/office/drawing/2016/5/9/chartex" xmlns:cx4="http://schemas.microsoft.com/office/drawing/2016/5/10/chartex" xmlns:cx5="http://schemas.microsoft.com/office/drawing/2016/5/11/chartex" xmlns:cx6="http://schemas.microsoft.com/office/drawing/2016/5/12/chartex" xmlns:cx7="http://schemas.microsoft.com/office/drawing/2016/5/13/chartex" xmlns:cx8="http://schemas.microsoft.com/office/drawing/2016/5/14/chartex" xmlns:mc="http://schemas.openxmlformats.org/markup-compatibility/2006" xmlns:aink="http://schemas.microsoft.com/office/drawing/2016/ink" xmlns:am3d="http://schemas.microsoft.com/office/drawing/2017/model3d" xmlns:o="urn:schemas-microsoft-com:office:office" xmlns:oel="http://schemas.microsoft.com/office/2019/extlst" xmlns:r="http://schemas.openxmlformats.org/officeDocument/2006/relationships" xmlns:m="http://schemas.openxmlformats.org/officeDocument/2006/math" xmlns:v="urn:schemas-microsoft-com:vml" xmlns:wp14="http://schemas.microsoft.com/office/word/2010/wordprocessingDrawing" xmlns:wp="http://schemas.openxmlformats.org/drawingml/2006/wordprocessingDrawing" xmlns:w10="urn:schemas-microsoft-com:office:word" xmlns:w="http://schemas.openxmlformats.org/wordprocessingml/2006/main" xmlns:w14="http://schemas.microsoft.com/office/word/2010/wordml" xmlns:w15="http://schemas.microsoft.com/office/word/2012/wordml" xmlns:w16cex="http://schemas.microsoft.com/office/word/2018/wordml/cex" xmlns:w16cid="http://schemas.microsoft.com/office/word/2016/wordml/cid" xmlns:w16="http://schemas.microsoft.com/office/word/2018/wordml" xmlns:w16du="http://schemas.microsoft.com/office/word/2023/wordml/word16du" xmlns:w16sdtdh="http://schemas.microsoft.com/office/word/2020/wordml/sdtdatahash" xmlns:w16sdtfl="http://schemas.microsoft.com/office/word/2024/wordml/sdtformatlock" xmlns:w16se="http://schemas.microsoft.com/office/word/2015/wordml/symex" xmlns:wpg="http://schemas.microsoft.com/office/word/2010/wordprocessingGroup" xmlns:wpi="http://schemas.microsoft.com/office/word/2010/wordprocessingInk" xmlns:wne="http://schemas.microsoft.com/office/word/2006/wordml" xmlns:wps="http://schemas.microsoft.com/office/word/2010/wordprocessingShape" mc:Ignorable="w14 w15 w16se w16cid w16 w16cex w16sdtdh w16sdtfl w16du wp14">
   <w:p>
     <w:pPr>
-      <w:pStyle w:val="ac"/>
+      <w:pStyle w:val="Header"/>
     </w:pPr>
   </w:p>
 </w:hdr>
@@ -3270,7 +3750,7 @@
 <w:hdr xmlns:wpc="http://schemas.microsoft.com/office/word/2010/wordprocessingCanvas" xmlns:cx="http://schemas.microsoft.com/office/drawing/2014/chartex" xmlns:cx1="http://schemas.microsoft.com/office/drawing/2015/9/8/chartex" xmlns:cx2="http://schemas.microsoft.com/office/drawing/2015/10/21/chartex" xmlns:cx3="http://schemas.microsoft.com/office/drawing/2016/5/9/chartex" xmlns:cx4="http://schemas.microsoft.com/office/drawing/2016/5/10/chartex" xmlns:cx5="http://schemas.microsoft.com/office/drawing/2016/5/11/chartex" xmlns:cx6="http://schemas.microsoft.com/office/drawing/2016/5/12/chartex" xmlns:cx7="http://schemas.microsoft.com/office/drawing/2016/5/13/chartex" xmlns:cx8="http://schemas.microsoft.com/office/drawing/2016/5/14/chartex" xmlns:mc="http://schemas.openxmlformats.org/markup-compatibility/2006" xmlns:aink="http://schemas.microsoft.com/office/drawing/2016/ink" xmlns:am3d="http://schemas.microsoft.com/office/drawing/2017/model3d" xmlns:o="urn:schemas-microsoft-com:office:office" xmlns:oel="http://schemas.microsoft.com/office/2019/extlst" xmlns:r="http://schemas.openxmlformats.org/officeDocument/2006/relationships" xmlns:m="http://schemas.openxmlformats.org/officeDocument/2006/math" xmlns:v="urn:schemas-microsoft-com:vml" xmlns:wp14="http://schemas.microsoft.com/office/word/2010/wordprocessingDrawing" xmlns:wp="http://schemas.openxmlformats.org/drawingml/2006/wordprocessingDrawing" xmlns:w10="urn:schemas-microsoft-com:office:word" xmlns:w="http://schemas.openxmlformats.org/wordprocessingml/2006/main" xmlns:w14="http://schemas.microsoft.com/office/word/2010/wordml" xmlns:w15="http://schemas.microsoft.com/office/word/2012/wordml" xmlns:w16cex="http://schemas.microsoft.com/office/word/2018/wordml/cex" xmlns:w16cid="http://schemas.microsoft.com/office/word/2016/wordml/cid" xmlns:w16="http://schemas.microsoft.com/office/word/2018/wordml" xmlns:w16du="http://schemas.microsoft.com/office/word/2023/wordml/word16du" xmlns:w16sdtdh="http://schemas.microsoft.com/office/word/2020/wordml/sdtdatahash" xmlns:w16sdtfl="http://schemas.microsoft.com/office/word/2024/wordml/sdtformatlock" xmlns:w16se="http://schemas.microsoft.com/office/word/2015/wordml/symex" xmlns:wpg="http://schemas.microsoft.com/office/word/2010/wordprocessingGroup" xmlns:wpi="http://schemas.microsoft.com/office/word/2010/wordprocessingInk" xmlns:wne="http://schemas.microsoft.com/office/word/2006/wordml" xmlns:wps="http://schemas.microsoft.com/office/word/2010/wordprocessingShape" mc:Ignorable="w14 w15 w16se w16cid w16 w16cex w16sdtdh w16sdtfl w16du wp14">
   <w:p>
     <w:pPr>
-      <w:pStyle w:val="ac"/>
+      <w:pStyle w:val="Header"/>
     </w:pPr>
   </w:p>
 </w:hdr>
@@ -3843,6 +4323,119 @@
     </w:lvl>
   </w:abstractNum>
   <w:abstractNum w:abstractNumId="5" w15:restartNumberingAfterBreak="0">
+    <w:nsid w:val="0CCE620C"/>
+    <w:multiLevelType w:val="hybridMultilevel"/>
+    <w:tmpl w:val="55D64376"/>
+    <w:lvl w:ilvl="0" w:tplc="20000001">
+      <w:start w:val="1"/>
+      <w:numFmt w:val="bullet"/>
+      <w:lvlText w:val=""/>
+      <w:lvlJc w:val="left"/>
+      <w:pPr>
+        <w:ind w:left="720" w:hanging="360"/>
+      </w:pPr>
+      <w:rPr>
+        <w:rFonts w:ascii="Symbol" w:hAnsi="Symbol" w:hint="default"/>
+      </w:rPr>
+    </w:lvl>
+    <w:lvl w:ilvl="1" w:tplc="20000003" w:tentative="1">
+      <w:start w:val="1"/>
+      <w:numFmt w:val="bullet"/>
+      <w:lvlText w:val="o"/>
+      <w:lvlJc w:val="left"/>
+      <w:pPr>
+        <w:ind w:left="1440" w:hanging="360"/>
+      </w:pPr>
+      <w:rPr>
+        <w:rFonts w:ascii="Courier New" w:hAnsi="Courier New" w:cs="Courier New" w:hint="default"/>
+      </w:rPr>
+    </w:lvl>
+    <w:lvl w:ilvl="2" w:tplc="20000005" w:tentative="1">
+      <w:start w:val="1"/>
+      <w:numFmt w:val="bullet"/>
+      <w:lvlText w:val=""/>
+      <w:lvlJc w:val="left"/>
+      <w:pPr>
+        <w:ind w:left="2160" w:hanging="360"/>
+      </w:pPr>
+      <w:rPr>
+        <w:rFonts w:ascii="Wingdings" w:hAnsi="Wingdings" w:hint="default"/>
+      </w:rPr>
+    </w:lvl>
+    <w:lvl w:ilvl="3" w:tplc="20000001" w:tentative="1">
+      <w:start w:val="1"/>
+      <w:numFmt w:val="bullet"/>
+      <w:lvlText w:val=""/>
+      <w:lvlJc w:val="left"/>
+      <w:pPr>
+        <w:ind w:left="2880" w:hanging="360"/>
+      </w:pPr>
+      <w:rPr>
+        <w:rFonts w:ascii="Symbol" w:hAnsi="Symbol" w:hint="default"/>
+      </w:rPr>
+    </w:lvl>
+    <w:lvl w:ilvl="4" w:tplc="20000003" w:tentative="1">
+      <w:start w:val="1"/>
+      <w:numFmt w:val="bullet"/>
+      <w:lvlText w:val="o"/>
+      <w:lvlJc w:val="left"/>
+      <w:pPr>
+        <w:ind w:left="3600" w:hanging="360"/>
+      </w:pPr>
+      <w:rPr>
+        <w:rFonts w:ascii="Courier New" w:hAnsi="Courier New" w:cs="Courier New" w:hint="default"/>
+      </w:rPr>
+    </w:lvl>
+    <w:lvl w:ilvl="5" w:tplc="20000005" w:tentative="1">
+      <w:start w:val="1"/>
+      <w:numFmt w:val="bullet"/>
+      <w:lvlText w:val=""/>
+      <w:lvlJc w:val="left"/>
+      <w:pPr>
+        <w:ind w:left="4320" w:hanging="360"/>
+      </w:pPr>
+      <w:rPr>
+        <w:rFonts w:ascii="Wingdings" w:hAnsi="Wingdings" w:hint="default"/>
+      </w:rPr>
+    </w:lvl>
+    <w:lvl w:ilvl="6" w:tplc="20000001" w:tentative="1">
+      <w:start w:val="1"/>
+      <w:numFmt w:val="bullet"/>
+      <w:lvlText w:val=""/>
+      <w:lvlJc w:val="left"/>
+      <w:pPr>
+        <w:ind w:left="5040" w:hanging="360"/>
+      </w:pPr>
+      <w:rPr>
+        <w:rFonts w:ascii="Symbol" w:hAnsi="Symbol" w:hint="default"/>
+      </w:rPr>
+    </w:lvl>
+    <w:lvl w:ilvl="7" w:tplc="20000003" w:tentative="1">
+      <w:start w:val="1"/>
+      <w:numFmt w:val="bullet"/>
+      <w:lvlText w:val="o"/>
+      <w:lvlJc w:val="left"/>
+      <w:pPr>
+        <w:ind w:left="5760" w:hanging="360"/>
+      </w:pPr>
+      <w:rPr>
+        <w:rFonts w:ascii="Courier New" w:hAnsi="Courier New" w:cs="Courier New" w:hint="default"/>
+      </w:rPr>
+    </w:lvl>
+    <w:lvl w:ilvl="8" w:tplc="20000005" w:tentative="1">
+      <w:start w:val="1"/>
+      <w:numFmt w:val="bullet"/>
+      <w:lvlText w:val=""/>
+      <w:lvlJc w:val="left"/>
+      <w:pPr>
+        <w:ind w:left="6480" w:hanging="360"/>
+      </w:pPr>
+      <w:rPr>
+        <w:rFonts w:ascii="Wingdings" w:hAnsi="Wingdings" w:hint="default"/>
+      </w:rPr>
+    </w:lvl>
+  </w:abstractNum>
+  <w:abstractNum w:abstractNumId="6" w15:restartNumberingAfterBreak="0">
     <w:nsid w:val="11E81777"/>
     <w:multiLevelType w:val="hybridMultilevel"/>
     <w:tmpl w:val="D4AED3DA"/>
@@ -3955,7 +4548,7 @@
       </w:rPr>
     </w:lvl>
   </w:abstractNum>
-  <w:abstractNum w:abstractNumId="6" w15:restartNumberingAfterBreak="0">
+  <w:abstractNum w:abstractNumId="7" w15:restartNumberingAfterBreak="0">
     <w:nsid w:val="50B43EC9"/>
     <w:multiLevelType w:val="hybridMultilevel"/>
     <w:tmpl w:val="DBE437C4"/>
@@ -4068,7 +4661,7 @@
       </w:rPr>
     </w:lvl>
   </w:abstractNum>
-  <w:abstractNum w:abstractNumId="7" w15:restartNumberingAfterBreak="0">
+  <w:abstractNum w:abstractNumId="8" w15:restartNumberingAfterBreak="0">
     <w:nsid w:val="526C3359"/>
     <w:multiLevelType w:val="hybridMultilevel"/>
     <w:tmpl w:val="42CAA792"/>
@@ -4181,7 +4774,7 @@
       </w:rPr>
     </w:lvl>
   </w:abstractNum>
-  <w:abstractNum w:abstractNumId="8" w15:restartNumberingAfterBreak="0">
+  <w:abstractNum w:abstractNumId="9" w15:restartNumberingAfterBreak="0">
     <w:nsid w:val="57EC420D"/>
     <w:multiLevelType w:val="hybridMultilevel"/>
     <w:tmpl w:val="87286D20"/>
@@ -4294,7 +4887,7 @@
       </w:rPr>
     </w:lvl>
   </w:abstractNum>
-  <w:abstractNum w:abstractNumId="9" w15:restartNumberingAfterBreak="0">
+  <w:abstractNum w:abstractNumId="10" w15:restartNumberingAfterBreak="0">
     <w:nsid w:val="7DA45936"/>
     <w:multiLevelType w:val="hybridMultilevel"/>
     <w:tmpl w:val="96E07EFC"/>
@@ -4384,16 +4977,16 @@
     </w:lvl>
   </w:abstractNum>
   <w:num w:numId="1" w16cid:durableId="314989882">
-    <w:abstractNumId w:val="6"/>
+    <w:abstractNumId w:val="7"/>
   </w:num>
   <w:num w:numId="2" w16cid:durableId="960913941">
     <w:abstractNumId w:val="2"/>
   </w:num>
   <w:num w:numId="3" w16cid:durableId="820078393">
-    <w:abstractNumId w:val="8"/>
+    <w:abstractNumId w:val="9"/>
   </w:num>
   <w:num w:numId="4" w16cid:durableId="619343571">
-    <w:abstractNumId w:val="7"/>
+    <w:abstractNumId w:val="8"/>
   </w:num>
   <w:num w:numId="5" w16cid:durableId="1248423025">
     <w:abstractNumId w:val="1"/>
@@ -4405,13 +4998,16 @@
     <w:abstractNumId w:val="4"/>
   </w:num>
   <w:num w:numId="8" w16cid:durableId="635719755">
-    <w:abstractNumId w:val="5"/>
+    <w:abstractNumId w:val="6"/>
   </w:num>
   <w:num w:numId="9" w16cid:durableId="697391651">
-    <w:abstractNumId w:val="9"/>
+    <w:abstractNumId w:val="10"/>
   </w:num>
   <w:num w:numId="10" w16cid:durableId="1392076842">
     <w:abstractNumId w:val="3"/>
+  </w:num>
+  <w:num w:numId="11" w16cid:durableId="1714035503">
+    <w:abstractNumId w:val="5"/>
   </w:num>
 </w:numbering>
 </file>
@@ -4813,15 +5409,15 @@
     <w:lsdException w:name="Unresolved Mention" w:semiHidden="1" w:unhideWhenUsed="1"/>
     <w:lsdException w:name="Smart Link" w:semiHidden="1" w:unhideWhenUsed="1"/>
   </w:latentStyles>
-  <w:style w:type="paragraph" w:default="1" w:styleId="a">
+  <w:style w:type="paragraph" w:default="1" w:styleId="Normal">
     <w:name w:val="Normal"/>
     <w:qFormat/>
   </w:style>
-  <w:style w:type="paragraph" w:styleId="1">
+  <w:style w:type="paragraph" w:styleId="Heading1">
     <w:name w:val="heading 1"/>
-    <w:basedOn w:val="a"/>
-    <w:next w:val="a"/>
-    <w:link w:val="1Char"/>
+    <w:basedOn w:val="Normal"/>
+    <w:next w:val="Normal"/>
+    <w:link w:val="Heading1Char"/>
     <w:uiPriority w:val="9"/>
     <w:qFormat/>
     <w:rsid w:val="009F503D"/>
@@ -4838,11 +5434,11 @@
       <w:szCs w:val="40"/>
     </w:rPr>
   </w:style>
-  <w:style w:type="paragraph" w:styleId="2">
+  <w:style w:type="paragraph" w:styleId="Heading2">
     <w:name w:val="heading 2"/>
-    <w:basedOn w:val="a"/>
-    <w:next w:val="a"/>
-    <w:link w:val="2Char"/>
+    <w:basedOn w:val="Normal"/>
+    <w:next w:val="Normal"/>
+    <w:link w:val="Heading2Char"/>
     <w:uiPriority w:val="9"/>
     <w:unhideWhenUsed/>
     <w:qFormat/>
@@ -4860,11 +5456,11 @@
       <w:szCs w:val="32"/>
     </w:rPr>
   </w:style>
-  <w:style w:type="paragraph" w:styleId="3">
+  <w:style w:type="paragraph" w:styleId="Heading3">
     <w:name w:val="heading 3"/>
-    <w:basedOn w:val="a"/>
-    <w:next w:val="a"/>
-    <w:link w:val="3Char"/>
+    <w:basedOn w:val="Normal"/>
+    <w:next w:val="Normal"/>
+    <w:link w:val="Heading3Char"/>
     <w:uiPriority w:val="9"/>
     <w:semiHidden/>
     <w:unhideWhenUsed/>
@@ -4883,11 +5479,11 @@
       <w:szCs w:val="28"/>
     </w:rPr>
   </w:style>
-  <w:style w:type="paragraph" w:styleId="4">
+  <w:style w:type="paragraph" w:styleId="Heading4">
     <w:name w:val="heading 4"/>
-    <w:basedOn w:val="a"/>
-    <w:next w:val="a"/>
-    <w:link w:val="4Char"/>
+    <w:basedOn w:val="Normal"/>
+    <w:next w:val="Normal"/>
+    <w:link w:val="Heading4Char"/>
     <w:uiPriority w:val="9"/>
     <w:semiHidden/>
     <w:unhideWhenUsed/>
@@ -4906,11 +5502,11 @@
       <w:color w:val="0F4761" w:themeColor="accent1" w:themeShade="BF"/>
     </w:rPr>
   </w:style>
-  <w:style w:type="paragraph" w:styleId="5">
+  <w:style w:type="paragraph" w:styleId="Heading5">
     <w:name w:val="heading 5"/>
-    <w:basedOn w:val="a"/>
-    <w:next w:val="a"/>
-    <w:link w:val="5Char"/>
+    <w:basedOn w:val="Normal"/>
+    <w:next w:val="Normal"/>
+    <w:link w:val="Heading5Char"/>
     <w:uiPriority w:val="9"/>
     <w:semiHidden/>
     <w:unhideWhenUsed/>
@@ -4927,11 +5523,11 @@
       <w:color w:val="0F4761" w:themeColor="accent1" w:themeShade="BF"/>
     </w:rPr>
   </w:style>
-  <w:style w:type="paragraph" w:styleId="6">
+  <w:style w:type="paragraph" w:styleId="Heading6">
     <w:name w:val="heading 6"/>
-    <w:basedOn w:val="a"/>
-    <w:next w:val="a"/>
-    <w:link w:val="6Char"/>
+    <w:basedOn w:val="Normal"/>
+    <w:next w:val="Normal"/>
+    <w:link w:val="Heading6Char"/>
     <w:uiPriority w:val="9"/>
     <w:semiHidden/>
     <w:unhideWhenUsed/>
@@ -4950,11 +5546,11 @@
       <w:color w:val="595959" w:themeColor="text1" w:themeTint="A6"/>
     </w:rPr>
   </w:style>
-  <w:style w:type="paragraph" w:styleId="7">
+  <w:style w:type="paragraph" w:styleId="Heading7">
     <w:name w:val="heading 7"/>
-    <w:basedOn w:val="a"/>
-    <w:next w:val="a"/>
-    <w:link w:val="7Char"/>
+    <w:basedOn w:val="Normal"/>
+    <w:next w:val="Normal"/>
+    <w:link w:val="Heading7Char"/>
     <w:uiPriority w:val="9"/>
     <w:semiHidden/>
     <w:unhideWhenUsed/>
@@ -4971,11 +5567,11 @@
       <w:color w:val="595959" w:themeColor="text1" w:themeTint="A6"/>
     </w:rPr>
   </w:style>
-  <w:style w:type="paragraph" w:styleId="8">
+  <w:style w:type="paragraph" w:styleId="Heading8">
     <w:name w:val="heading 8"/>
-    <w:basedOn w:val="a"/>
-    <w:next w:val="a"/>
-    <w:link w:val="8Char"/>
+    <w:basedOn w:val="Normal"/>
+    <w:next w:val="Normal"/>
+    <w:link w:val="Heading8Char"/>
     <w:uiPriority w:val="9"/>
     <w:semiHidden/>
     <w:unhideWhenUsed/>
@@ -4994,11 +5590,11 @@
       <w:color w:val="272727" w:themeColor="text1" w:themeTint="D8"/>
     </w:rPr>
   </w:style>
-  <w:style w:type="paragraph" w:styleId="9">
+  <w:style w:type="paragraph" w:styleId="Heading9">
     <w:name w:val="heading 9"/>
-    <w:basedOn w:val="a"/>
-    <w:next w:val="a"/>
-    <w:link w:val="9Char"/>
+    <w:basedOn w:val="Normal"/>
+    <w:next w:val="Normal"/>
+    <w:link w:val="Heading9Char"/>
     <w:uiPriority w:val="9"/>
     <w:semiHidden/>
     <w:unhideWhenUsed/>
@@ -5015,13 +5611,13 @@
       <w:color w:val="272727" w:themeColor="text1" w:themeTint="D8"/>
     </w:rPr>
   </w:style>
-  <w:style w:type="character" w:default="1" w:styleId="a0">
+  <w:style w:type="character" w:default="1" w:styleId="DefaultParagraphFont">
     <w:name w:val="Default Paragraph Font"/>
     <w:uiPriority w:val="1"/>
     <w:semiHidden/>
     <w:unhideWhenUsed/>
   </w:style>
-  <w:style w:type="table" w:default="1" w:styleId="a1">
+  <w:style w:type="table" w:default="1" w:styleId="TableNormal">
     <w:name w:val="Normal Table"/>
     <w:uiPriority w:val="99"/>
     <w:semiHidden/>
@@ -5036,16 +5632,16 @@
       </w:tblCellMar>
     </w:tblPr>
   </w:style>
-  <w:style w:type="numbering" w:default="1" w:styleId="a2">
+  <w:style w:type="numbering" w:default="1" w:styleId="NoList">
     <w:name w:val="No List"/>
     <w:uiPriority w:val="99"/>
     <w:semiHidden/>
     <w:unhideWhenUsed/>
   </w:style>
-  <w:style w:type="character" w:customStyle="1" w:styleId="1Char">
-    <w:name w:val="제목 1 Char"/>
-    <w:basedOn w:val="a0"/>
-    <w:link w:val="1"/>
+  <w:style w:type="character" w:customStyle="1" w:styleId="Heading1Char">
+    <w:name w:val="Heading 1 Char"/>
+    <w:basedOn w:val="DefaultParagraphFont"/>
+    <w:link w:val="Heading1"/>
     <w:uiPriority w:val="9"/>
     <w:rsid w:val="009F503D"/>
     <w:rPr>
@@ -5055,10 +5651,10 @@
       <w:szCs w:val="40"/>
     </w:rPr>
   </w:style>
-  <w:style w:type="character" w:customStyle="1" w:styleId="2Char">
-    <w:name w:val="제목 2 Char"/>
-    <w:basedOn w:val="a0"/>
-    <w:link w:val="2"/>
+  <w:style w:type="character" w:customStyle="1" w:styleId="Heading2Char">
+    <w:name w:val="Heading 2 Char"/>
+    <w:basedOn w:val="DefaultParagraphFont"/>
+    <w:link w:val="Heading2"/>
     <w:uiPriority w:val="9"/>
     <w:rsid w:val="009F503D"/>
     <w:rPr>
@@ -5068,10 +5664,10 @@
       <w:szCs w:val="32"/>
     </w:rPr>
   </w:style>
-  <w:style w:type="character" w:customStyle="1" w:styleId="3Char">
-    <w:name w:val="제목 3 Char"/>
-    <w:basedOn w:val="a0"/>
-    <w:link w:val="3"/>
+  <w:style w:type="character" w:customStyle="1" w:styleId="Heading3Char">
+    <w:name w:val="Heading 3 Char"/>
+    <w:basedOn w:val="DefaultParagraphFont"/>
+    <w:link w:val="Heading3"/>
     <w:uiPriority w:val="9"/>
     <w:semiHidden/>
     <w:rsid w:val="009F503D"/>
@@ -5082,10 +5678,10 @@
       <w:szCs w:val="28"/>
     </w:rPr>
   </w:style>
-  <w:style w:type="character" w:customStyle="1" w:styleId="4Char">
-    <w:name w:val="제목 4 Char"/>
-    <w:basedOn w:val="a0"/>
-    <w:link w:val="4"/>
+  <w:style w:type="character" w:customStyle="1" w:styleId="Heading4Char">
+    <w:name w:val="Heading 4 Char"/>
+    <w:basedOn w:val="DefaultParagraphFont"/>
+    <w:link w:val="Heading4"/>
     <w:uiPriority w:val="9"/>
     <w:semiHidden/>
     <w:rsid w:val="009F503D"/>
@@ -5096,10 +5692,10 @@
       <w:color w:val="0F4761" w:themeColor="accent1" w:themeShade="BF"/>
     </w:rPr>
   </w:style>
-  <w:style w:type="character" w:customStyle="1" w:styleId="5Char">
-    <w:name w:val="제목 5 Char"/>
-    <w:basedOn w:val="a0"/>
-    <w:link w:val="5"/>
+  <w:style w:type="character" w:customStyle="1" w:styleId="Heading5Char">
+    <w:name w:val="Heading 5 Char"/>
+    <w:basedOn w:val="DefaultParagraphFont"/>
+    <w:link w:val="Heading5"/>
     <w:uiPriority w:val="9"/>
     <w:semiHidden/>
     <w:rsid w:val="009F503D"/>
@@ -5108,10 +5704,10 @@
       <w:color w:val="0F4761" w:themeColor="accent1" w:themeShade="BF"/>
     </w:rPr>
   </w:style>
-  <w:style w:type="character" w:customStyle="1" w:styleId="6Char">
-    <w:name w:val="제목 6 Char"/>
-    <w:basedOn w:val="a0"/>
-    <w:link w:val="6"/>
+  <w:style w:type="character" w:customStyle="1" w:styleId="Heading6Char">
+    <w:name w:val="Heading 6 Char"/>
+    <w:basedOn w:val="DefaultParagraphFont"/>
+    <w:link w:val="Heading6"/>
     <w:uiPriority w:val="9"/>
     <w:semiHidden/>
     <w:rsid w:val="009F503D"/>
@@ -5122,10 +5718,10 @@
       <w:color w:val="595959" w:themeColor="text1" w:themeTint="A6"/>
     </w:rPr>
   </w:style>
-  <w:style w:type="character" w:customStyle="1" w:styleId="7Char">
-    <w:name w:val="제목 7 Char"/>
-    <w:basedOn w:val="a0"/>
-    <w:link w:val="7"/>
+  <w:style w:type="character" w:customStyle="1" w:styleId="Heading7Char">
+    <w:name w:val="Heading 7 Char"/>
+    <w:basedOn w:val="DefaultParagraphFont"/>
+    <w:link w:val="Heading7"/>
     <w:uiPriority w:val="9"/>
     <w:semiHidden/>
     <w:rsid w:val="009F503D"/>
@@ -5134,10 +5730,10 @@
       <w:color w:val="595959" w:themeColor="text1" w:themeTint="A6"/>
     </w:rPr>
   </w:style>
-  <w:style w:type="character" w:customStyle="1" w:styleId="8Char">
-    <w:name w:val="제목 8 Char"/>
-    <w:basedOn w:val="a0"/>
-    <w:link w:val="8"/>
+  <w:style w:type="character" w:customStyle="1" w:styleId="Heading8Char">
+    <w:name w:val="Heading 8 Char"/>
+    <w:basedOn w:val="DefaultParagraphFont"/>
+    <w:link w:val="Heading8"/>
     <w:uiPriority w:val="9"/>
     <w:semiHidden/>
     <w:rsid w:val="009F503D"/>
@@ -5148,10 +5744,10 @@
       <w:color w:val="272727" w:themeColor="text1" w:themeTint="D8"/>
     </w:rPr>
   </w:style>
-  <w:style w:type="character" w:customStyle="1" w:styleId="9Char">
-    <w:name w:val="제목 9 Char"/>
-    <w:basedOn w:val="a0"/>
-    <w:link w:val="9"/>
+  <w:style w:type="character" w:customStyle="1" w:styleId="Heading9Char">
+    <w:name w:val="Heading 9 Char"/>
+    <w:basedOn w:val="DefaultParagraphFont"/>
+    <w:link w:val="Heading9"/>
     <w:uiPriority w:val="9"/>
     <w:semiHidden/>
     <w:rsid w:val="009F503D"/>
@@ -5160,11 +5756,11 @@
       <w:color w:val="272727" w:themeColor="text1" w:themeTint="D8"/>
     </w:rPr>
   </w:style>
-  <w:style w:type="paragraph" w:styleId="a3">
+  <w:style w:type="paragraph" w:styleId="Title">
     <w:name w:val="Title"/>
-    <w:basedOn w:val="a"/>
-    <w:next w:val="a"/>
-    <w:link w:val="Char"/>
+    <w:basedOn w:val="Normal"/>
+    <w:next w:val="Normal"/>
+    <w:link w:val="TitleChar"/>
     <w:uiPriority w:val="10"/>
     <w:qFormat/>
     <w:rsid w:val="009F503D"/>
@@ -5180,10 +5776,10 @@
       <w:szCs w:val="56"/>
     </w:rPr>
   </w:style>
-  <w:style w:type="character" w:customStyle="1" w:styleId="Char">
-    <w:name w:val="제목 Char"/>
-    <w:basedOn w:val="a0"/>
-    <w:link w:val="a3"/>
+  <w:style w:type="character" w:customStyle="1" w:styleId="TitleChar">
+    <w:name w:val="Title Char"/>
+    <w:basedOn w:val="DefaultParagraphFont"/>
+    <w:link w:val="Title"/>
     <w:uiPriority w:val="10"/>
     <w:rsid w:val="009F503D"/>
     <w:rPr>
@@ -5194,11 +5790,11 @@
       <w:szCs w:val="56"/>
     </w:rPr>
   </w:style>
-  <w:style w:type="paragraph" w:styleId="a4">
+  <w:style w:type="paragraph" w:styleId="Subtitle">
     <w:name w:val="Subtitle"/>
-    <w:basedOn w:val="a"/>
-    <w:next w:val="a"/>
-    <w:link w:val="Char0"/>
+    <w:basedOn w:val="Normal"/>
+    <w:next w:val="Normal"/>
+    <w:link w:val="SubtitleChar"/>
     <w:uiPriority w:val="11"/>
     <w:qFormat/>
     <w:rsid w:val="009F503D"/>
@@ -5215,10 +5811,10 @@
       <w:szCs w:val="28"/>
     </w:rPr>
   </w:style>
-  <w:style w:type="character" w:customStyle="1" w:styleId="Char0">
-    <w:name w:val="부제 Char"/>
-    <w:basedOn w:val="a0"/>
-    <w:link w:val="a4"/>
+  <w:style w:type="character" w:customStyle="1" w:styleId="SubtitleChar">
+    <w:name w:val="Subtitle Char"/>
+    <w:basedOn w:val="DefaultParagraphFont"/>
+    <w:link w:val="Subtitle"/>
     <w:uiPriority w:val="11"/>
     <w:rsid w:val="009F503D"/>
     <w:rPr>
@@ -5229,11 +5825,11 @@
       <w:szCs w:val="28"/>
     </w:rPr>
   </w:style>
-  <w:style w:type="paragraph" w:styleId="a5">
+  <w:style w:type="paragraph" w:styleId="Quote">
     <w:name w:val="Quote"/>
-    <w:basedOn w:val="a"/>
-    <w:next w:val="a"/>
-    <w:link w:val="Char1"/>
+    <w:basedOn w:val="Normal"/>
+    <w:next w:val="Normal"/>
+    <w:link w:val="QuoteChar"/>
     <w:uiPriority w:val="29"/>
     <w:qFormat/>
     <w:rsid w:val="009F503D"/>
@@ -5247,10 +5843,10 @@
       <w:color w:val="404040" w:themeColor="text1" w:themeTint="BF"/>
     </w:rPr>
   </w:style>
-  <w:style w:type="character" w:customStyle="1" w:styleId="Char1">
-    <w:name w:val="인용 Char"/>
-    <w:basedOn w:val="a0"/>
-    <w:link w:val="a5"/>
+  <w:style w:type="character" w:customStyle="1" w:styleId="QuoteChar">
+    <w:name w:val="Quote Char"/>
+    <w:basedOn w:val="DefaultParagraphFont"/>
+    <w:link w:val="Quote"/>
     <w:uiPriority w:val="29"/>
     <w:rsid w:val="009F503D"/>
     <w:rPr>
@@ -5259,9 +5855,9 @@
       <w:color w:val="404040" w:themeColor="text1" w:themeTint="BF"/>
     </w:rPr>
   </w:style>
-  <w:style w:type="paragraph" w:styleId="a6">
+  <w:style w:type="paragraph" w:styleId="ListParagraph">
     <w:name w:val="List Paragraph"/>
-    <w:basedOn w:val="a"/>
+    <w:basedOn w:val="Normal"/>
     <w:uiPriority w:val="34"/>
     <w:qFormat/>
     <w:rsid w:val="009F503D"/>
@@ -5270,9 +5866,9 @@
       <w:contextualSpacing/>
     </w:pPr>
   </w:style>
-  <w:style w:type="character" w:styleId="a7">
+  <w:style w:type="character" w:styleId="IntenseEmphasis">
     <w:name w:val="Intense Emphasis"/>
-    <w:basedOn w:val="a0"/>
+    <w:basedOn w:val="DefaultParagraphFont"/>
     <w:uiPriority w:val="21"/>
     <w:qFormat/>
     <w:rsid w:val="009F503D"/>
@@ -5282,11 +5878,11 @@
       <w:color w:val="0F4761" w:themeColor="accent1" w:themeShade="BF"/>
     </w:rPr>
   </w:style>
-  <w:style w:type="paragraph" w:styleId="a8">
+  <w:style w:type="paragraph" w:styleId="IntenseQuote">
     <w:name w:val="Intense Quote"/>
-    <w:basedOn w:val="a"/>
-    <w:next w:val="a"/>
-    <w:link w:val="Char2"/>
+    <w:basedOn w:val="Normal"/>
+    <w:next w:val="Normal"/>
+    <w:link w:val="IntenseQuoteChar"/>
     <w:uiPriority w:val="30"/>
     <w:qFormat/>
     <w:rsid w:val="009F503D"/>
@@ -5305,10 +5901,10 @@
       <w:color w:val="0F4761" w:themeColor="accent1" w:themeShade="BF"/>
     </w:rPr>
   </w:style>
-  <w:style w:type="character" w:customStyle="1" w:styleId="Char2">
-    <w:name w:val="강한 인용 Char"/>
-    <w:basedOn w:val="a0"/>
-    <w:link w:val="a8"/>
+  <w:style w:type="character" w:customStyle="1" w:styleId="IntenseQuoteChar">
+    <w:name w:val="Intense Quote Char"/>
+    <w:basedOn w:val="DefaultParagraphFont"/>
+    <w:link w:val="IntenseQuote"/>
     <w:uiPriority w:val="30"/>
     <w:rsid w:val="009F503D"/>
     <w:rPr>
@@ -5317,9 +5913,9 @@
       <w:color w:val="0F4761" w:themeColor="accent1" w:themeShade="BF"/>
     </w:rPr>
   </w:style>
-  <w:style w:type="character" w:styleId="a9">
+  <w:style w:type="character" w:styleId="IntenseReference">
     <w:name w:val="Intense Reference"/>
-    <w:basedOn w:val="a0"/>
+    <w:basedOn w:val="DefaultParagraphFont"/>
     <w:uiPriority w:val="32"/>
     <w:qFormat/>
     <w:rsid w:val="009F503D"/>
@@ -5331,9 +5927,9 @@
       <w:spacing w:val="5"/>
     </w:rPr>
   </w:style>
-  <w:style w:type="paragraph" w:styleId="aa">
+  <w:style w:type="paragraph" w:styleId="NoSpacing">
     <w:name w:val="No Spacing"/>
-    <w:link w:val="Char3"/>
+    <w:link w:val="NoSpacingChar"/>
     <w:uiPriority w:val="1"/>
     <w:qFormat/>
     <w:rsid w:val="009F503D"/>
@@ -5347,10 +5943,10 @@
       <w14:ligatures w14:val="none"/>
     </w:rPr>
   </w:style>
-  <w:style w:type="character" w:customStyle="1" w:styleId="Char3">
-    <w:name w:val="간격 없음 Char"/>
-    <w:basedOn w:val="a0"/>
-    <w:link w:val="aa"/>
+  <w:style w:type="character" w:customStyle="1" w:styleId="NoSpacingChar">
+    <w:name w:val="No Spacing Char"/>
+    <w:basedOn w:val="DefaultParagraphFont"/>
+    <w:link w:val="NoSpacing"/>
     <w:uiPriority w:val="1"/>
     <w:rsid w:val="009F503D"/>
     <w:rPr>
@@ -5362,10 +5958,10 @@
       <w14:ligatures w14:val="none"/>
     </w:rPr>
   </w:style>
-  <w:style w:type="paragraph" w:styleId="TOC">
+  <w:style w:type="paragraph" w:styleId="TOCHeading">
     <w:name w:val="TOC Heading"/>
-    <w:basedOn w:val="1"/>
-    <w:next w:val="a"/>
+    <w:basedOn w:val="Heading1"/>
+    <w:next w:val="Normal"/>
     <w:uiPriority w:val="39"/>
     <w:unhideWhenUsed/>
     <w:qFormat/>
@@ -5381,10 +5977,10 @@
       <w14:ligatures w14:val="none"/>
     </w:rPr>
   </w:style>
-  <w:style w:type="paragraph" w:styleId="10">
+  <w:style w:type="paragraph" w:styleId="TOC1">
     <w:name w:val="toc 1"/>
-    <w:basedOn w:val="a"/>
-    <w:next w:val="a"/>
+    <w:basedOn w:val="Normal"/>
+    <w:next w:val="Normal"/>
     <w:autoRedefine/>
     <w:uiPriority w:val="39"/>
     <w:unhideWhenUsed/>
@@ -5393,10 +5989,10 @@
       <w:spacing w:after="100"/>
     </w:pPr>
   </w:style>
-  <w:style w:type="paragraph" w:styleId="20">
+  <w:style w:type="paragraph" w:styleId="TOC2">
     <w:name w:val="toc 2"/>
-    <w:basedOn w:val="a"/>
-    <w:next w:val="a"/>
+    <w:basedOn w:val="Normal"/>
+    <w:next w:val="Normal"/>
     <w:autoRedefine/>
     <w:uiPriority w:val="39"/>
     <w:unhideWhenUsed/>
@@ -5406,9 +6002,9 @@
       <w:ind w:left="240"/>
     </w:pPr>
   </w:style>
-  <w:style w:type="character" w:styleId="ab">
+  <w:style w:type="character" w:styleId="Hyperlink">
     <w:name w:val="Hyperlink"/>
-    <w:basedOn w:val="a0"/>
+    <w:basedOn w:val="DefaultParagraphFont"/>
     <w:uiPriority w:val="99"/>
     <w:unhideWhenUsed/>
     <w:rsid w:val="005F1A24"/>
@@ -5417,10 +6013,10 @@
       <w:u w:val="single"/>
     </w:rPr>
   </w:style>
-  <w:style w:type="paragraph" w:styleId="ac">
+  <w:style w:type="paragraph" w:styleId="Header">
     <w:name w:val="header"/>
-    <w:basedOn w:val="a"/>
-    <w:link w:val="Char4"/>
+    <w:basedOn w:val="Normal"/>
+    <w:link w:val="HeaderChar"/>
     <w:uiPriority w:val="99"/>
     <w:unhideWhenUsed/>
     <w:rsid w:val="00727E6C"/>
@@ -5432,17 +6028,17 @@
       <w:snapToGrid w:val="0"/>
     </w:pPr>
   </w:style>
-  <w:style w:type="character" w:customStyle="1" w:styleId="Char4">
-    <w:name w:val="머리글 Char"/>
-    <w:basedOn w:val="a0"/>
-    <w:link w:val="ac"/>
+  <w:style w:type="character" w:customStyle="1" w:styleId="HeaderChar">
+    <w:name w:val="Header Char"/>
+    <w:basedOn w:val="DefaultParagraphFont"/>
+    <w:link w:val="Header"/>
     <w:uiPriority w:val="99"/>
     <w:rsid w:val="00727E6C"/>
   </w:style>
-  <w:style w:type="paragraph" w:styleId="ad">
+  <w:style w:type="paragraph" w:styleId="Footer">
     <w:name w:val="footer"/>
-    <w:basedOn w:val="a"/>
-    <w:link w:val="Char5"/>
+    <w:basedOn w:val="Normal"/>
+    <w:link w:val="FooterChar"/>
     <w:uiPriority w:val="99"/>
     <w:unhideWhenUsed/>
     <w:rsid w:val="00727E6C"/>
@@ -5454,10 +6050,10 @@
       <w:snapToGrid w:val="0"/>
     </w:pPr>
   </w:style>
-  <w:style w:type="character" w:customStyle="1" w:styleId="Char5">
-    <w:name w:val="바닥글 Char"/>
-    <w:basedOn w:val="a0"/>
-    <w:link w:val="ad"/>
+  <w:style w:type="character" w:customStyle="1" w:styleId="FooterChar">
+    <w:name w:val="Footer Char"/>
+    <w:basedOn w:val="DefaultParagraphFont"/>
+    <w:link w:val="Footer"/>
     <w:uiPriority w:val="99"/>
     <w:rsid w:val="00727E6C"/>
   </w:style>

--- a/Docs/Documentation.docx
+++ b/Docs/Documentation.docx
@@ -449,7 +449,7 @@
       <w:sdtContent>
         <w:p>
           <w:pPr>
-            <w:pStyle w:val="TOCHeading"/>
+            <w:pStyle w:val="TOC"/>
           </w:pPr>
           <w:r>
             <w:t>Contents</w:t>
@@ -457,13 +457,13 @@
         </w:p>
         <w:p>
           <w:pPr>
-            <w:pStyle w:val="TOC1"/>
+            <w:pStyle w:val="10"/>
             <w:tabs>
               <w:tab w:val="right" w:leader="dot" w:pos="9016"/>
             </w:tabs>
             <w:rPr>
               <w:noProof/>
-              <w:lang w:val="en-DE" w:eastAsia="en-DE"/>
+              <w:lang/>
             </w:rPr>
           </w:pPr>
           <w:r>
@@ -478,7 +478,7 @@
           <w:hyperlink w:anchor="_Toc211251751" w:history="1">
             <w:r>
               <w:rPr>
-                <w:rStyle w:val="Hyperlink"/>
+                <w:rStyle w:val="ab"/>
                 <w:noProof/>
               </w:rPr>
               <w:t>Outline of Program</w:t>
@@ -535,19 +535,19 @@
         </w:p>
         <w:p>
           <w:pPr>
-            <w:pStyle w:val="TOC2"/>
+            <w:pStyle w:val="20"/>
             <w:tabs>
               <w:tab w:val="right" w:leader="dot" w:pos="9016"/>
             </w:tabs>
             <w:rPr>
               <w:noProof/>
-              <w:lang w:val="en-DE" w:eastAsia="en-DE"/>
+              <w:lang/>
             </w:rPr>
           </w:pPr>
           <w:hyperlink w:anchor="_Toc211251752" w:history="1">
             <w:r>
               <w:rPr>
-                <w:rStyle w:val="Hyperlink"/>
+                <w:rStyle w:val="ab"/>
                 <w:noProof/>
               </w:rPr>
               <w:t>Purpose</w:t>
@@ -604,19 +604,19 @@
         </w:p>
         <w:p>
           <w:pPr>
-            <w:pStyle w:val="TOC2"/>
+            <w:pStyle w:val="20"/>
             <w:tabs>
               <w:tab w:val="right" w:leader="dot" w:pos="9016"/>
             </w:tabs>
             <w:rPr>
               <w:noProof/>
-              <w:lang w:val="en-DE" w:eastAsia="en-DE"/>
+              <w:lang/>
             </w:rPr>
           </w:pPr>
           <w:hyperlink w:anchor="_Toc211251753" w:history="1">
             <w:r>
               <w:rPr>
-                <w:rStyle w:val="Hyperlink"/>
+                <w:rStyle w:val="ab"/>
                 <w:noProof/>
               </w:rPr>
               <w:t>Functionality Overview</w:t>
@@ -673,19 +673,19 @@
         </w:p>
         <w:p>
           <w:pPr>
-            <w:pStyle w:val="TOC1"/>
+            <w:pStyle w:val="10"/>
             <w:tabs>
               <w:tab w:val="right" w:leader="dot" w:pos="9016"/>
             </w:tabs>
             <w:rPr>
               <w:noProof/>
-              <w:lang w:val="en-DE" w:eastAsia="en-DE"/>
+              <w:lang/>
             </w:rPr>
           </w:pPr>
           <w:hyperlink w:anchor="_Toc211251754" w:history="1">
             <w:r>
               <w:rPr>
-                <w:rStyle w:val="Hyperlink"/>
+                <w:rStyle w:val="ab"/>
                 <w:noProof/>
               </w:rPr>
               <w:t>Design of Program</w:t>
@@ -742,19 +742,19 @@
         </w:p>
         <w:p>
           <w:pPr>
-            <w:pStyle w:val="TOC2"/>
+            <w:pStyle w:val="20"/>
             <w:tabs>
               <w:tab w:val="right" w:leader="dot" w:pos="9016"/>
             </w:tabs>
             <w:rPr>
               <w:noProof/>
-              <w:lang w:val="en-DE" w:eastAsia="en-DE"/>
+              <w:lang/>
             </w:rPr>
           </w:pPr>
           <w:hyperlink w:anchor="_Toc211251755" w:history="1">
             <w:r>
               <w:rPr>
-                <w:rStyle w:val="Hyperlink"/>
+                <w:rStyle w:val="ab"/>
                 <w:noProof/>
               </w:rPr>
               <w:t>High-Level Design</w:t>
@@ -811,19 +811,19 @@
         </w:p>
         <w:p>
           <w:pPr>
-            <w:pStyle w:val="TOC2"/>
+            <w:pStyle w:val="20"/>
             <w:tabs>
               <w:tab w:val="right" w:leader="dot" w:pos="9016"/>
             </w:tabs>
             <w:rPr>
               <w:noProof/>
-              <w:lang w:val="en-DE" w:eastAsia="en-DE"/>
+              <w:lang/>
             </w:rPr>
           </w:pPr>
           <w:hyperlink w:anchor="_Toc211251756" w:history="1">
             <w:r>
               <w:rPr>
-                <w:rStyle w:val="Hyperlink"/>
+                <w:rStyle w:val="ab"/>
                 <w:noProof/>
               </w:rPr>
               <w:t>Flow Diagram</w:t>
@@ -880,19 +880,19 @@
         </w:p>
         <w:p>
           <w:pPr>
-            <w:pStyle w:val="TOC2"/>
+            <w:pStyle w:val="20"/>
             <w:tabs>
               <w:tab w:val="right" w:leader="dot" w:pos="9016"/>
             </w:tabs>
             <w:rPr>
               <w:noProof/>
-              <w:lang w:val="en-DE" w:eastAsia="en-DE"/>
+              <w:lang/>
             </w:rPr>
           </w:pPr>
           <w:hyperlink w:anchor="_Toc211251757" w:history="1">
             <w:r>
               <w:rPr>
-                <w:rStyle w:val="Hyperlink"/>
+                <w:rStyle w:val="ab"/>
                 <w:noProof/>
               </w:rPr>
               <w:t>Implementation Notes</w:t>
@@ -949,19 +949,19 @@
         </w:p>
         <w:p>
           <w:pPr>
-            <w:pStyle w:val="TOC2"/>
+            <w:pStyle w:val="20"/>
             <w:tabs>
               <w:tab w:val="right" w:leader="dot" w:pos="9016"/>
             </w:tabs>
             <w:rPr>
               <w:noProof/>
-              <w:lang w:val="en-DE" w:eastAsia="en-DE"/>
+              <w:lang/>
             </w:rPr>
           </w:pPr>
           <w:hyperlink w:anchor="_Toc211251758" w:history="1">
             <w:r>
               <w:rPr>
-                <w:rStyle w:val="Hyperlink"/>
+                <w:rStyle w:val="ab"/>
                 <w:noProof/>
                 <w:lang w:eastAsia="ko-KR"/>
               </w:rPr>
@@ -1019,19 +1019,19 @@
         </w:p>
         <w:p>
           <w:pPr>
-            <w:pStyle w:val="TOC1"/>
+            <w:pStyle w:val="10"/>
             <w:tabs>
               <w:tab w:val="right" w:leader="dot" w:pos="9016"/>
             </w:tabs>
             <w:rPr>
               <w:noProof/>
-              <w:lang w:val="en-DE" w:eastAsia="en-DE"/>
+              <w:lang/>
             </w:rPr>
           </w:pPr>
           <w:hyperlink w:anchor="_Toc211251759" w:history="1">
             <w:r>
               <w:rPr>
-                <w:rStyle w:val="Hyperlink"/>
+                <w:rStyle w:val="ab"/>
                 <w:noProof/>
               </w:rPr>
               <w:t>Time spent</w:t>
@@ -1088,19 +1088,19 @@
         </w:p>
         <w:p>
           <w:pPr>
-            <w:pStyle w:val="TOC1"/>
+            <w:pStyle w:val="10"/>
             <w:tabs>
               <w:tab w:val="right" w:leader="dot" w:pos="9016"/>
             </w:tabs>
             <w:rPr>
               <w:noProof/>
-              <w:lang w:val="en-DE" w:eastAsia="en-DE"/>
+              <w:lang/>
             </w:rPr>
           </w:pPr>
           <w:hyperlink w:anchor="_Toc211251760" w:history="1">
             <w:r>
               <w:rPr>
-                <w:rStyle w:val="Hyperlink"/>
+                <w:rStyle w:val="ab"/>
                 <w:noProof/>
               </w:rPr>
               <w:t>Process of Project and Record of Project Meetings</w:t>
@@ -1157,19 +1157,19 @@
         </w:p>
         <w:p>
           <w:pPr>
-            <w:pStyle w:val="TOC2"/>
+            <w:pStyle w:val="20"/>
             <w:tabs>
               <w:tab w:val="right" w:leader="dot" w:pos="9016"/>
             </w:tabs>
             <w:rPr>
               <w:noProof/>
-              <w:lang w:val="en-DE" w:eastAsia="en-DE"/>
+              <w:lang/>
             </w:rPr>
           </w:pPr>
           <w:hyperlink w:anchor="_Toc211251761" w:history="1">
             <w:r>
               <w:rPr>
-                <w:rStyle w:val="Hyperlink"/>
+                <w:rStyle w:val="ab"/>
                 <w:noProof/>
               </w:rPr>
               <w:t>Meeting 1 – Project Kickoff</w:t>
@@ -1226,19 +1226,19 @@
         </w:p>
         <w:p>
           <w:pPr>
-            <w:pStyle w:val="TOC2"/>
+            <w:pStyle w:val="20"/>
             <w:tabs>
               <w:tab w:val="right" w:leader="dot" w:pos="9016"/>
             </w:tabs>
             <w:rPr>
               <w:noProof/>
-              <w:lang w:val="en-DE" w:eastAsia="en-DE"/>
+              <w:lang/>
             </w:rPr>
           </w:pPr>
           <w:hyperlink w:anchor="_Toc211251762" w:history="1">
             <w:r>
               <w:rPr>
-                <w:rStyle w:val="Hyperlink"/>
+                <w:rStyle w:val="ab"/>
                 <w:noProof/>
               </w:rPr>
               <w:t>Meeting 2 – Review &amp; Integration</w:t>
@@ -1295,19 +1295,19 @@
         </w:p>
         <w:p>
           <w:pPr>
-            <w:pStyle w:val="TOC2"/>
+            <w:pStyle w:val="20"/>
             <w:tabs>
               <w:tab w:val="right" w:leader="dot" w:pos="9016"/>
             </w:tabs>
             <w:rPr>
               <w:noProof/>
-              <w:lang w:val="en-DE" w:eastAsia="en-DE"/>
+              <w:lang/>
             </w:rPr>
           </w:pPr>
           <w:hyperlink w:anchor="_Toc211251763" w:history="1">
             <w:r>
               <w:rPr>
-                <w:rStyle w:val="Hyperlink"/>
+                <w:rStyle w:val="ab"/>
                 <w:noProof/>
               </w:rPr>
               <w:t>Records</w:t>
@@ -1364,19 +1364,19 @@
         </w:p>
         <w:p>
           <w:pPr>
-            <w:pStyle w:val="TOC2"/>
+            <w:pStyle w:val="20"/>
             <w:tabs>
               <w:tab w:val="right" w:leader="dot" w:pos="9016"/>
             </w:tabs>
             <w:rPr>
               <w:noProof/>
-              <w:lang w:val="en-DE" w:eastAsia="en-DE"/>
+              <w:lang/>
             </w:rPr>
           </w:pPr>
           <w:hyperlink w:anchor="_Toc211251764" w:history="1">
             <w:r>
               <w:rPr>
-                <w:rStyle w:val="Hyperlink"/>
+                <w:rStyle w:val="ab"/>
                 <w:noProof/>
                 <w:lang w:eastAsia="ko-KR"/>
               </w:rPr>
@@ -1434,19 +1434,19 @@
         </w:p>
         <w:p>
           <w:pPr>
-            <w:pStyle w:val="TOC1"/>
+            <w:pStyle w:val="10"/>
             <w:tabs>
               <w:tab w:val="right" w:leader="dot" w:pos="9016"/>
             </w:tabs>
             <w:rPr>
               <w:noProof/>
-              <w:lang w:val="en-DE" w:eastAsia="en-DE"/>
+              <w:lang/>
             </w:rPr>
           </w:pPr>
           <w:hyperlink w:anchor="_Toc211251765" w:history="1">
             <w:r>
               <w:rPr>
-                <w:rStyle w:val="Hyperlink"/>
+                <w:rStyle w:val="ab"/>
                 <w:noProof/>
               </w:rPr>
               <w:t>Member's Thoughts on This Project</w:t>
@@ -1503,19 +1503,19 @@
         </w:p>
         <w:p>
           <w:pPr>
-            <w:pStyle w:val="TOC2"/>
+            <w:pStyle w:val="20"/>
             <w:tabs>
               <w:tab w:val="right" w:leader="dot" w:pos="9016"/>
             </w:tabs>
             <w:rPr>
               <w:noProof/>
-              <w:lang w:val="en-DE" w:eastAsia="en-DE"/>
+              <w:lang/>
             </w:rPr>
           </w:pPr>
           <w:hyperlink w:anchor="_Toc211251766" w:history="1">
             <w:r>
               <w:rPr>
-                <w:rStyle w:val="Hyperlink"/>
+                <w:rStyle w:val="ab"/>
                 <w:noProof/>
               </w:rPr>
               <w:t>Lessons Learned</w:t>
@@ -1572,19 +1572,19 @@
         </w:p>
         <w:p>
           <w:pPr>
-            <w:pStyle w:val="TOC2"/>
+            <w:pStyle w:val="20"/>
             <w:tabs>
               <w:tab w:val="right" w:leader="dot" w:pos="9016"/>
             </w:tabs>
             <w:rPr>
               <w:noProof/>
-              <w:lang w:val="en-DE" w:eastAsia="en-DE"/>
+              <w:lang/>
             </w:rPr>
           </w:pPr>
           <w:hyperlink w:anchor="_Toc211251767" w:history="1">
             <w:r>
               <w:rPr>
-                <w:rStyle w:val="Hyperlink"/>
+                <w:rStyle w:val="ab"/>
                 <w:noProof/>
               </w:rPr>
               <w:t>Future Improvements</w:t>
@@ -1724,7 +1724,7 @@
     </w:p>
     <w:p>
       <w:pPr>
-        <w:pStyle w:val="Heading1"/>
+        <w:pStyle w:val="1"/>
         <w:jc w:val="both"/>
       </w:pPr>
       <w:bookmarkStart w:id="0" w:name="_Hlk198644379"/>
@@ -1738,7 +1738,7 @@
     </w:p>
     <w:p>
       <w:pPr>
-        <w:pStyle w:val="Heading2"/>
+        <w:pStyle w:val="2"/>
         <w:jc w:val="both"/>
       </w:pPr>
       <w:bookmarkStart w:id="2" w:name="_Toc211251752"/>
@@ -1757,7 +1757,7 @@
     </w:p>
     <w:p>
       <w:pPr>
-        <w:pStyle w:val="Heading2"/>
+        <w:pStyle w:val="2"/>
         <w:jc w:val="both"/>
       </w:pPr>
       <w:bookmarkStart w:id="3" w:name="_Toc211251753"/>
@@ -1768,7 +1768,7 @@
     </w:p>
     <w:p>
       <w:pPr>
-        <w:pStyle w:val="ListParagraph"/>
+        <w:pStyle w:val="a6"/>
         <w:numPr>
           <w:ilvl w:val="0"/>
           <w:numId w:val="1"/>
@@ -1789,7 +1789,7 @@
     </w:p>
     <w:p>
       <w:pPr>
-        <w:pStyle w:val="ListParagraph"/>
+        <w:pStyle w:val="a6"/>
         <w:numPr>
           <w:ilvl w:val="0"/>
           <w:numId w:val="1"/>
@@ -1802,7 +1802,7 @@
     </w:p>
     <w:p>
       <w:pPr>
-        <w:pStyle w:val="ListParagraph"/>
+        <w:pStyle w:val="a6"/>
         <w:numPr>
           <w:ilvl w:val="1"/>
           <w:numId w:val="1"/>
@@ -1815,7 +1815,7 @@
     </w:p>
     <w:p>
       <w:pPr>
-        <w:pStyle w:val="ListParagraph"/>
+        <w:pStyle w:val="a6"/>
         <w:numPr>
           <w:ilvl w:val="1"/>
           <w:numId w:val="1"/>
@@ -1828,7 +1828,7 @@
     </w:p>
     <w:p>
       <w:pPr>
-        <w:pStyle w:val="ListParagraph"/>
+        <w:pStyle w:val="a6"/>
         <w:numPr>
           <w:ilvl w:val="0"/>
           <w:numId w:val="1"/>
@@ -1841,7 +1841,7 @@
     </w:p>
     <w:p>
       <w:pPr>
-        <w:pStyle w:val="ListParagraph"/>
+        <w:pStyle w:val="a6"/>
         <w:numPr>
           <w:ilvl w:val="0"/>
           <w:numId w:val="1"/>
@@ -1854,7 +1854,7 @@
     </w:p>
     <w:p>
       <w:pPr>
-        <w:pStyle w:val="Heading1"/>
+        <w:pStyle w:val="1"/>
         <w:jc w:val="both"/>
       </w:pPr>
       <w:bookmarkStart w:id="4" w:name="_Toc211251754"/>
@@ -1865,7 +1865,7 @@
     </w:p>
     <w:p>
       <w:pPr>
-        <w:pStyle w:val="Heading2"/>
+        <w:pStyle w:val="2"/>
         <w:jc w:val="both"/>
       </w:pPr>
       <w:bookmarkStart w:id="5" w:name="_Toc211251755"/>
@@ -1876,7 +1876,7 @@
     </w:p>
     <w:p>
       <w:pPr>
-        <w:pStyle w:val="ListParagraph"/>
+        <w:pStyle w:val="a6"/>
         <w:numPr>
           <w:ilvl w:val="0"/>
           <w:numId w:val="2"/>
@@ -1895,7 +1895,7 @@
     </w:p>
     <w:p>
       <w:pPr>
-        <w:pStyle w:val="ListParagraph"/>
+        <w:pStyle w:val="a6"/>
         <w:numPr>
           <w:ilvl w:val="0"/>
           <w:numId w:val="2"/>
@@ -1914,7 +1914,7 @@
     </w:p>
     <w:p>
       <w:pPr>
-        <w:pStyle w:val="ListParagraph"/>
+        <w:pStyle w:val="a6"/>
         <w:numPr>
           <w:ilvl w:val="0"/>
           <w:numId w:val="3"/>
@@ -1927,7 +1927,7 @@
     </w:p>
     <w:p>
       <w:pPr>
-        <w:pStyle w:val="ListParagraph"/>
+        <w:pStyle w:val="a6"/>
         <w:numPr>
           <w:ilvl w:val="0"/>
           <w:numId w:val="3"/>
@@ -1940,7 +1940,7 @@
     </w:p>
     <w:p>
       <w:pPr>
-        <w:pStyle w:val="ListParagraph"/>
+        <w:pStyle w:val="a6"/>
         <w:numPr>
           <w:ilvl w:val="0"/>
           <w:numId w:val="3"/>
@@ -1953,7 +1953,7 @@
     </w:p>
     <w:p>
       <w:pPr>
-        <w:pStyle w:val="ListParagraph"/>
+        <w:pStyle w:val="a6"/>
         <w:numPr>
           <w:ilvl w:val="0"/>
           <w:numId w:val="2"/>
@@ -1972,7 +1972,7 @@
     </w:p>
     <w:p>
       <w:pPr>
-        <w:pStyle w:val="Heading2"/>
+        <w:pStyle w:val="2"/>
         <w:jc w:val="both"/>
       </w:pPr>
       <w:bookmarkStart w:id="6" w:name="_Toc211251756"/>
@@ -2046,7 +2046,7 @@
     </w:p>
     <w:p>
       <w:pPr>
-        <w:pStyle w:val="Heading2"/>
+        <w:pStyle w:val="2"/>
         <w:jc w:val="both"/>
       </w:pPr>
       <w:bookmarkStart w:id="7" w:name="_Toc211251757"/>
@@ -2058,7 +2058,7 @@
     </w:p>
     <w:p>
       <w:pPr>
-        <w:pStyle w:val="ListParagraph"/>
+        <w:pStyle w:val="a6"/>
         <w:numPr>
           <w:ilvl w:val="0"/>
           <w:numId w:val="2"/>
@@ -2071,7 +2071,7 @@
     </w:p>
     <w:p>
       <w:pPr>
-        <w:pStyle w:val="ListParagraph"/>
+        <w:pStyle w:val="a6"/>
         <w:numPr>
           <w:ilvl w:val="0"/>
           <w:numId w:val="2"/>
@@ -2084,7 +2084,7 @@
     </w:p>
     <w:p>
       <w:pPr>
-        <w:pStyle w:val="Heading2"/>
+        <w:pStyle w:val="2"/>
         <w:jc w:val="both"/>
         <w:rPr>
           <w:lang w:eastAsia="ko-KR"/>
@@ -2115,7 +2115,7 @@
     </w:p>
     <w:p>
       <w:pPr>
-        <w:pStyle w:val="ListParagraph"/>
+        <w:pStyle w:val="a6"/>
         <w:numPr>
           <w:ilvl w:val="0"/>
           <w:numId w:val="2"/>
@@ -2164,7 +2164,7 @@
     </w:p>
     <w:p>
       <w:pPr>
-        <w:pStyle w:val="ListParagraph"/>
+        <w:pStyle w:val="a6"/>
         <w:numPr>
           <w:ilvl w:val="0"/>
           <w:numId w:val="2"/>
@@ -2186,7 +2186,7 @@
     </w:p>
     <w:p>
       <w:pPr>
-        <w:pStyle w:val="ListParagraph"/>
+        <w:pStyle w:val="a6"/>
         <w:numPr>
           <w:ilvl w:val="0"/>
           <w:numId w:val="2"/>
@@ -2276,7 +2276,7 @@
     </w:p>
     <w:p>
       <w:pPr>
-        <w:pStyle w:val="ListParagraph"/>
+        <w:pStyle w:val="a6"/>
         <w:numPr>
           <w:ilvl w:val="0"/>
           <w:numId w:val="2"/>
@@ -2315,104 +2315,90 @@
         <w:rPr>
           <w:lang w:eastAsia="ko-KR"/>
         </w:rPr>
-        <w:t>squid_head.png</w:t>
+        <w:t>squid_head.png’</w:t>
+      </w:r>
+      <w:r>
+        <w:rPr>
+          <w:lang w:eastAsia="ko-KR"/>
+        </w:rPr>
+        <w:t>,</w:t>
+      </w:r>
+      <w:r>
+        <w:rPr>
+          <w:lang w:eastAsia="ko-KR"/>
+        </w:rPr>
+        <w:t xml:space="preserve"> ‘squid_body.png</w:t>
+      </w:r>
+      <w:r>
+        <w:rPr>
+          <w:lang w:eastAsia="ko-KR"/>
+        </w:rPr>
+        <w:t>’</w:t>
+      </w:r>
+      <w:r>
+        <w:rPr>
+          <w:lang w:eastAsia="ko-KR"/>
+        </w:rPr>
+        <w:t xml:space="preserve"> and </w:t>
+      </w:r>
+      <w:r>
+        <w:rPr>
+          <w:lang w:eastAsia="ko-KR"/>
+        </w:rPr>
+        <w:t>‘squid_points.png</w:t>
+      </w:r>
+      <w:r>
+        <w:rPr>
+          <w:lang w:eastAsia="ko-KR"/>
+        </w:rPr>
+        <w:t>’</w:t>
+      </w:r>
+      <w:r>
+        <w:rPr>
+          <w:lang w:eastAsia="ko-KR"/>
+        </w:rPr>
+        <w:t xml:space="preserve"> </w:t>
+      </w:r>
+      <w:r>
+        <w:rPr>
+          <w:lang w:eastAsia="ko-KR"/>
+        </w:rPr>
+        <w:t xml:space="preserve">that can </w:t>
       </w:r>
       <w:proofErr w:type="gramStart"/>
       <w:r>
         <w:rPr>
           <w:lang w:eastAsia="ko-KR"/>
         </w:rPr>
+        <w:t>found</w:t>
+      </w:r>
+      <w:proofErr w:type="gramEnd"/>
+      <w:r>
+        <w:rPr>
+          <w:lang w:eastAsia="ko-KR"/>
+        </w:rPr>
+        <w:t xml:space="preserve"> in the same directory as the ImageProcessing.cpp in folder </w:t>
+      </w:r>
+      <w:r>
+        <w:rPr>
+          <w:lang w:eastAsia="ko-KR"/>
+        </w:rPr>
+        <w:t>‘</w:t>
+      </w:r>
+      <w:r>
+        <w:rPr>
+          <w:lang w:eastAsia="ko-KR"/>
+        </w:rPr>
+        <w:t>Term_Project_01_Sample Images</w:t>
+      </w:r>
+      <w:r>
+        <w:rPr>
+          <w:lang w:eastAsia="ko-KR"/>
+        </w:rPr>
         <w:t>’</w:t>
       </w:r>
       <w:r>
         <w:rPr>
-          <w:lang w:eastAsia="ko-KR"/>
-        </w:rPr>
-        <w:t>,</w:t>
-      </w:r>
-      <w:r>
-        <w:rPr>
-          <w:lang w:eastAsia="ko-KR"/>
-        </w:rPr>
-        <w:t xml:space="preserve"> ‘</w:t>
-      </w:r>
-      <w:proofErr w:type="gramEnd"/>
-      <w:r>
-        <w:rPr>
-          <w:lang w:eastAsia="ko-KR"/>
-        </w:rPr>
-        <w:t>squid_body.png</w:t>
-      </w:r>
-      <w:r>
-        <w:rPr>
-          <w:lang w:eastAsia="ko-KR"/>
-        </w:rPr>
-        <w:t>’</w:t>
-      </w:r>
-      <w:r>
-        <w:rPr>
-          <w:lang w:eastAsia="ko-KR"/>
-        </w:rPr>
-        <w:t xml:space="preserve"> and </w:t>
-      </w:r>
-      <w:r>
-        <w:rPr>
-          <w:lang w:eastAsia="ko-KR"/>
-        </w:rPr>
-        <w:t>‘squid_points.png</w:t>
-      </w:r>
-      <w:r>
-        <w:rPr>
-          <w:lang w:eastAsia="ko-KR"/>
-        </w:rPr>
-        <w:t>’</w:t>
-      </w:r>
-      <w:r>
-        <w:rPr>
-          <w:lang w:eastAsia="ko-KR"/>
-        </w:rPr>
-        <w:t xml:space="preserve"> </w:t>
-      </w:r>
-      <w:r>
-        <w:rPr>
-          <w:lang w:eastAsia="ko-KR"/>
-        </w:rPr>
-        <w:t xml:space="preserve">that can </w:t>
-      </w:r>
-      <w:proofErr w:type="gramStart"/>
-      <w:r>
-        <w:rPr>
-          <w:lang w:eastAsia="ko-KR"/>
-        </w:rPr>
-        <w:t>found</w:t>
-      </w:r>
-      <w:proofErr w:type="gramEnd"/>
-      <w:r>
-        <w:rPr>
-          <w:lang w:eastAsia="ko-KR"/>
-        </w:rPr>
-        <w:t xml:space="preserve"> in the same directory as the ImageProcessing.cpp in folder </w:t>
-      </w:r>
-      <w:r>
-        <w:rPr>
-          <w:lang w:eastAsia="ko-KR"/>
-        </w:rPr>
-        <w:t>‘</w:t>
-      </w:r>
-      <w:r>
-        <w:rPr>
-          <w:lang w:eastAsia="ko-KR"/>
-        </w:rPr>
-        <w:t>Term_Project_01_Sample Images</w:t>
-      </w:r>
-      <w:r>
-        <w:rPr>
-          <w:lang w:eastAsia="ko-KR"/>
-        </w:rPr>
-        <w:t>’</w:t>
-      </w:r>
-      <w:r>
-        <w:rPr>
           <w:rFonts w:hint="eastAsia"/>
           <w:lang w:eastAsia="ko-KR"/>
         </w:rPr>
@@ -2427,7 +2413,7 @@
     </w:p>
     <w:p>
       <w:pPr>
-        <w:pStyle w:val="ListParagraph"/>
+        <w:pStyle w:val="a6"/>
         <w:jc w:val="both"/>
         <w:rPr>
           <w:lang w:eastAsia="ko-KR"/>
@@ -2480,7 +2466,7 @@
     </w:p>
     <w:p>
       <w:pPr>
-        <w:pStyle w:val="ListParagraph"/>
+        <w:pStyle w:val="a6"/>
         <w:numPr>
           <w:ilvl w:val="0"/>
           <w:numId w:val="11"/>
@@ -2502,7 +2488,7 @@
     </w:p>
     <w:p>
       <w:pPr>
-        <w:pStyle w:val="ListParagraph"/>
+        <w:pStyle w:val="a6"/>
         <w:jc w:val="center"/>
       </w:pPr>
       <w:r>
@@ -2548,7 +2534,7 @@
     </w:p>
     <w:p>
       <w:pPr>
-        <w:pStyle w:val="ListParagraph"/>
+        <w:pStyle w:val="a6"/>
         <w:numPr>
           <w:ilvl w:val="0"/>
           <w:numId w:val="2"/>
@@ -2671,7 +2657,7 @@
     </w:p>
     <w:p>
       <w:pPr>
-        <w:pStyle w:val="ListParagraph"/>
+        <w:pStyle w:val="a6"/>
         <w:jc w:val="center"/>
       </w:pPr>
       <w:r>
@@ -2718,7 +2704,7 @@
     </w:p>
     <w:p>
       <w:pPr>
-        <w:pStyle w:val="ListParagraph"/>
+        <w:pStyle w:val="a6"/>
         <w:numPr>
           <w:ilvl w:val="0"/>
           <w:numId w:val="2"/>
@@ -2831,18 +2817,12 @@
         <w:rPr>
           <w:lang w:eastAsia="ko-KR"/>
         </w:rPr>
-        <w:t xml:space="preserve"> </w:t>
-      </w:r>
-      <w:r>
-        <w:rPr>
-          <w:lang w:eastAsia="ko-KR"/>
-        </w:rPr>
-        <w:t>from the result of this addition</w:t>
-      </w:r>
-    </w:p>
-    <w:p>
-      <w:pPr>
-        <w:pStyle w:val="ListParagraph"/>
+        <w:t xml:space="preserve"> from the result of this addition</w:t>
+      </w:r>
+    </w:p>
+    <w:p>
+      <w:pPr>
+        <w:pStyle w:val="a6"/>
         <w:jc w:val="both"/>
         <w:rPr>
           <w:lang w:eastAsia="ko-KR"/>
@@ -2866,19 +2846,7 @@
         <w:rPr>
           <w:lang w:eastAsia="ko-KR"/>
         </w:rPr>
-        <w:t xml:space="preserve">: </w:t>
-      </w:r>
-      <w:r>
-        <w:rPr>
-          <w:lang w:eastAsia="ko-KR"/>
-        </w:rPr>
-        <w:t>choose</w:t>
-      </w:r>
-      <w:r>
-        <w:rPr>
-          <w:lang w:eastAsia="ko-KR"/>
-        </w:rPr>
-        <w:t xml:space="preserve"> </w:t>
+        <w:t xml:space="preserve">: choose </w:t>
       </w:r>
       <w:r>
         <w:rPr>
@@ -2890,13 +2858,7 @@
         <w:rPr>
           <w:lang w:eastAsia="ko-KR"/>
         </w:rPr>
-        <w:t>Auto Composite</w:t>
-      </w:r>
-      <w:r>
-        <w:rPr>
-          <w:lang w:eastAsia="ko-KR"/>
-        </w:rPr>
-        <w:t xml:space="preserve"> Squid Images</w:t>
+        <w:t>Auto Composite Squid Images</w:t>
       </w:r>
       <w:r>
         <w:rPr>
@@ -2908,37 +2870,23 @@
         <w:rPr>
           <w:lang w:eastAsia="ko-KR"/>
         </w:rPr>
-        <w:t xml:space="preserve"> </w:t>
-      </w:r>
-      <w:r>
-        <w:rPr>
-          <w:lang w:eastAsia="ko-KR"/>
-        </w:rPr>
-        <w:t>option)</w:t>
-      </w:r>
-    </w:p>
-    <w:p>
-      <w:pPr>
-        <w:pStyle w:val="ListParagraph"/>
+        <w:t xml:space="preserve"> option)</w:t>
+      </w:r>
+    </w:p>
+    <w:p>
+      <w:pPr>
+        <w:pStyle w:val="a6"/>
         <w:numPr>
           <w:ilvl w:val="0"/>
           <w:numId w:val="2"/>
         </w:numPr>
         <w:jc w:val="both"/>
       </w:pPr>
-      <w:proofErr w:type="gramStart"/>
-      <w:r>
-        <w:rPr>
-          <w:lang w:eastAsia="ko-KR"/>
-        </w:rPr>
-        <w:t>Result is</w:t>
-      </w:r>
-      <w:proofErr w:type="gramEnd"/>
-      <w:r>
-        <w:rPr>
-          <w:lang w:eastAsia="ko-KR"/>
-        </w:rPr>
-        <w:t xml:space="preserve"> shown below</w:t>
+      <w:r>
+        <w:rPr>
+          <w:lang w:eastAsia="ko-KR"/>
+        </w:rPr>
+        <w:t>Result is shown below</w:t>
       </w:r>
     </w:p>
     <w:p>
@@ -2993,7 +2941,7 @@
     </w:p>
     <w:p>
       <w:pPr>
-        <w:pStyle w:val="Heading1"/>
+        <w:pStyle w:val="1"/>
         <w:jc w:val="both"/>
       </w:pPr>
       <w:bookmarkStart w:id="9" w:name="_Toc211251759"/>
@@ -3080,7 +3028,7 @@
     </w:p>
     <w:p>
       <w:pPr>
-        <w:pStyle w:val="Heading1"/>
+        <w:pStyle w:val="1"/>
         <w:jc w:val="both"/>
       </w:pPr>
       <w:bookmarkStart w:id="10" w:name="_Toc211251760"/>
@@ -3092,7 +3040,7 @@
     </w:p>
     <w:p>
       <w:pPr>
-        <w:pStyle w:val="Heading2"/>
+        <w:pStyle w:val="2"/>
         <w:jc w:val="both"/>
       </w:pPr>
       <w:bookmarkStart w:id="11" w:name="_Toc211251761"/>
@@ -3103,7 +3051,7 @@
     </w:p>
     <w:p>
       <w:pPr>
-        <w:pStyle w:val="ListParagraph"/>
+        <w:pStyle w:val="a6"/>
         <w:numPr>
           <w:ilvl w:val="0"/>
           <w:numId w:val="4"/>
@@ -3116,7 +3064,7 @@
     </w:p>
     <w:p>
       <w:pPr>
-        <w:pStyle w:val="ListParagraph"/>
+        <w:pStyle w:val="a6"/>
         <w:numPr>
           <w:ilvl w:val="0"/>
           <w:numId w:val="4"/>
@@ -3132,7 +3080,7 @@
     </w:p>
     <w:p>
       <w:pPr>
-        <w:pStyle w:val="ListParagraph"/>
+        <w:pStyle w:val="a6"/>
         <w:numPr>
           <w:ilvl w:val="0"/>
           <w:numId w:val="4"/>
@@ -3145,7 +3093,7 @@
     </w:p>
     <w:p>
       <w:pPr>
-        <w:pStyle w:val="Heading2"/>
+        <w:pStyle w:val="2"/>
         <w:jc w:val="both"/>
       </w:pPr>
       <w:bookmarkStart w:id="12" w:name="_Toc211251762"/>
@@ -3156,7 +3104,7 @@
     </w:p>
     <w:p>
       <w:pPr>
-        <w:pStyle w:val="ListParagraph"/>
+        <w:pStyle w:val="a6"/>
         <w:numPr>
           <w:ilvl w:val="0"/>
           <w:numId w:val="5"/>
@@ -3169,7 +3117,7 @@
     </w:p>
     <w:p>
       <w:pPr>
-        <w:pStyle w:val="ListParagraph"/>
+        <w:pStyle w:val="a6"/>
         <w:numPr>
           <w:ilvl w:val="0"/>
           <w:numId w:val="5"/>
@@ -3182,7 +3130,7 @@
     </w:p>
     <w:p>
       <w:pPr>
-        <w:pStyle w:val="ListParagraph"/>
+        <w:pStyle w:val="a6"/>
         <w:numPr>
           <w:ilvl w:val="0"/>
           <w:numId w:val="5"/>
@@ -3195,7 +3143,7 @@
     </w:p>
     <w:p>
       <w:pPr>
-        <w:pStyle w:val="ListParagraph"/>
+        <w:pStyle w:val="a6"/>
         <w:numPr>
           <w:ilvl w:val="0"/>
           <w:numId w:val="5"/>
@@ -3208,7 +3156,7 @@
     </w:p>
     <w:p>
       <w:pPr>
-        <w:pStyle w:val="Heading2"/>
+        <w:pStyle w:val="2"/>
         <w:jc w:val="both"/>
       </w:pPr>
       <w:bookmarkStart w:id="13" w:name="_Toc211251763"/>
@@ -3219,7 +3167,7 @@
     </w:p>
     <w:p>
       <w:pPr>
-        <w:pStyle w:val="ListParagraph"/>
+        <w:pStyle w:val="a6"/>
         <w:numPr>
           <w:ilvl w:val="0"/>
           <w:numId w:val="9"/>
@@ -3236,7 +3184,7 @@
     </w:p>
     <w:p>
       <w:pPr>
-        <w:pStyle w:val="ListParagraph"/>
+        <w:pStyle w:val="a6"/>
         <w:jc w:val="center"/>
         <w:rPr>
           <w:noProof/>
@@ -3246,7 +3194,7 @@
     </w:p>
     <w:p>
       <w:pPr>
-        <w:pStyle w:val="ListParagraph"/>
+        <w:pStyle w:val="a6"/>
         <w:jc w:val="center"/>
       </w:pPr>
       <w:r>
@@ -3302,13 +3250,13 @@
     </w:p>
     <w:p>
       <w:pPr>
-        <w:pStyle w:val="ListParagraph"/>
+        <w:pStyle w:val="a6"/>
         <w:jc w:val="both"/>
       </w:pPr>
     </w:p>
     <w:p>
       <w:pPr>
-        <w:pStyle w:val="ListParagraph"/>
+        <w:pStyle w:val="a6"/>
         <w:numPr>
           <w:ilvl w:val="0"/>
           <w:numId w:val="9"/>
@@ -3382,7 +3330,7 @@
     </w:p>
     <w:p>
       <w:pPr>
-        <w:pStyle w:val="ListParagraph"/>
+        <w:pStyle w:val="a6"/>
         <w:numPr>
           <w:ilvl w:val="0"/>
           <w:numId w:val="9"/>
@@ -3394,41 +3342,16 @@
       </w:pPr>
       <w:r>
         <w:rPr>
-          <w:rFonts w:hint="eastAsia"/>
           <w:lang w:eastAsia="ko-KR"/>
         </w:rPr>
         <w:lastRenderedPageBreak/>
-        <w:t>Next step</w:t>
-      </w:r>
-    </w:p>
-    <w:p>
-      <w:pPr>
-        <w:pStyle w:val="Heading2"/>
-        <w:jc w:val="both"/>
-        <w:rPr>
-          <w:lang w:eastAsia="ko-KR"/>
-        </w:rPr>
-      </w:pPr>
-      <w:bookmarkStart w:id="14" w:name="_Toc211251764"/>
-      <w:r>
-        <w:rPr>
-          <w:lang w:eastAsia="ko-KR"/>
-        </w:rPr>
-        <w:t>GitHub</w:t>
-      </w:r>
-      <w:r>
-        <w:rPr>
-          <w:rFonts w:hint="eastAsia"/>
-          <w:lang w:eastAsia="ko-KR"/>
-        </w:rPr>
-        <w:t xml:space="preserve"> records</w:t>
-      </w:r>
-      <w:bookmarkEnd w:id="14"/>
-    </w:p>
-    <w:p>
-      <w:pPr>
-        <w:ind w:left="360"/>
-        <w:jc w:val="both"/>
+        <w:t>Cross check for executing</w:t>
+      </w:r>
+    </w:p>
+    <w:p>
+      <w:pPr>
+        <w:pStyle w:val="a6"/>
+        <w:jc w:val="center"/>
         <w:rPr>
           <w:lang w:eastAsia="ko-KR"/>
         </w:rPr>
@@ -3439,10 +3362,10 @@
           <w:lang w:eastAsia="ko-KR"/>
         </w:rPr>
         <w:drawing>
-          <wp:inline distT="0" distB="0" distL="0" distR="0" wp14:anchorId="7B4A7BAE" wp14:editId="22E0CE4D">
-            <wp:extent cx="5731510" cy="2613025"/>
-            <wp:effectExtent l="0" t="0" r="2540" b="0"/>
-            <wp:docPr id="1320335147" name="그림 1" descr="텍스트, 스크린샷, 소프트웨어, 멀티미디어 소프트웨어이(가) 표시된 사진&#10;&#10;AI 생성 콘텐츠는 정확하지 않을 수 있습니다."/>
+          <wp:inline distT="0" distB="0" distL="0" distR="0" wp14:anchorId="504D1BD0" wp14:editId="6007E2E7">
+            <wp:extent cx="3638550" cy="4142792"/>
+            <wp:effectExtent l="0" t="0" r="0" b="0"/>
+            <wp:docPr id="59404191" name="그림 1" descr="텍스트, 스크린샷, 소프트웨어, 웹 페이지이(가) 표시된 사진&#10;&#10;AI 생성 콘텐츠는 정확하지 않을 수 있습니다."/>
             <wp:cNvGraphicFramePr>
               <a:graphicFrameLocks xmlns:a="http://schemas.openxmlformats.org/drawingml/2006/main" noChangeAspect="1"/>
             </wp:cNvGraphicFramePr>
@@ -3450,11 +3373,326 @@
               <a:graphicData uri="http://schemas.openxmlformats.org/drawingml/2006/picture">
                 <pic:pic xmlns:pic="http://schemas.openxmlformats.org/drawingml/2006/picture">
                   <pic:nvPicPr>
-                    <pic:cNvPr id="1320335147" name="그림 1" descr="텍스트, 스크린샷, 소프트웨어, 멀티미디어 소프트웨어이(가) 표시된 사진&#10;&#10;AI 생성 콘텐츠는 정확하지 않을 수 있습니다."/>
+                    <pic:cNvPr id="1643819118" name="그림 1" descr="텍스트, 스크린샷, 소프트웨어, 웹 페이지이(가) 표시된 사진&#10;&#10;AI 생성 콘텐츠는 정확하지 않을 수 있습니다."/>
+                    <pic:cNvPicPr/>
+                  </pic:nvPicPr>
+                  <pic:blipFill rotWithShape="1">
+                    <a:blip r:embed="rId17" cstate="print">
+                      <a:extLst>
+                        <a:ext uri="{28A0092B-C50C-407E-A947-70E740481C1C}">
+                          <a14:useLocalDpi xmlns:a14="http://schemas.microsoft.com/office/drawing/2010/main" val="0"/>
+                        </a:ext>
+                      </a:extLst>
+                    </a:blip>
+                    <a:srcRect b="42329"/>
+                    <a:stretch>
+                      <a:fillRect/>
+                    </a:stretch>
+                  </pic:blipFill>
+                  <pic:spPr bwMode="auto">
+                    <a:xfrm>
+                      <a:off x="0" y="0"/>
+                      <a:ext cx="3705325" cy="4218821"/>
+                    </a:xfrm>
+                    <a:prstGeom prst="rect">
+                      <a:avLst/>
+                    </a:prstGeom>
+                    <a:ln>
+                      <a:noFill/>
+                    </a:ln>
+                    <a:extLst>
+                      <a:ext uri="{53640926-AAD7-44D8-BBD7-CCE9431645EC}">
+                        <a14:shadowObscured xmlns:a14="http://schemas.microsoft.com/office/drawing/2010/main"/>
+                      </a:ext>
+                    </a:extLst>
+                  </pic:spPr>
+                </pic:pic>
+              </a:graphicData>
+            </a:graphic>
+          </wp:inline>
+        </w:drawing>
+      </w:r>
+      <w:r>
+        <w:rPr>
+          <w:noProof/>
+          <w:lang w:eastAsia="ko-KR"/>
+        </w:rPr>
+        <w:drawing>
+          <wp:inline distT="0" distB="0" distL="0" distR="0" wp14:anchorId="4A25AB3D" wp14:editId="147B7A1A">
+            <wp:extent cx="3638504" cy="1567491"/>
+            <wp:effectExtent l="0" t="0" r="0" b="0"/>
+            <wp:docPr id="1643819118" name="그림 1" descr="텍스트, 스크린샷, 소프트웨어, 웹 페이지이(가) 표시된 사진&#10;&#10;AI 생성 콘텐츠는 정확하지 않을 수 있습니다."/>
+            <wp:cNvGraphicFramePr>
+              <a:graphicFrameLocks xmlns:a="http://schemas.openxmlformats.org/drawingml/2006/main" noChangeAspect="1"/>
+            </wp:cNvGraphicFramePr>
+            <a:graphic xmlns:a="http://schemas.openxmlformats.org/drawingml/2006/main">
+              <a:graphicData uri="http://schemas.openxmlformats.org/drawingml/2006/picture">
+                <pic:pic xmlns:pic="http://schemas.openxmlformats.org/drawingml/2006/picture">
+                  <pic:nvPicPr>
+                    <pic:cNvPr id="1643819118" name="그림 1" descr="텍스트, 스크린샷, 소프트웨어, 웹 페이지이(가) 표시된 사진&#10;&#10;AI 생성 콘텐츠는 정확하지 않을 수 있습니다."/>
+                    <pic:cNvPicPr/>
+                  </pic:nvPicPr>
+                  <pic:blipFill rotWithShape="1">
+                    <a:blip r:embed="rId17" cstate="print">
+                      <a:extLst>
+                        <a:ext uri="{28A0092B-C50C-407E-A947-70E740481C1C}">
+                          <a14:useLocalDpi xmlns:a14="http://schemas.microsoft.com/office/drawing/2010/main" val="0"/>
+                        </a:ext>
+                      </a:extLst>
+                    </a:blip>
+                    <a:srcRect t="78179"/>
+                    <a:stretch>
+                      <a:fillRect/>
+                    </a:stretch>
+                  </pic:blipFill>
+                  <pic:spPr bwMode="auto">
+                    <a:xfrm>
+                      <a:off x="0" y="0"/>
+                      <a:ext cx="3705325" cy="1596278"/>
+                    </a:xfrm>
+                    <a:prstGeom prst="rect">
+                      <a:avLst/>
+                    </a:prstGeom>
+                    <a:ln>
+                      <a:noFill/>
+                    </a:ln>
+                    <a:extLst>
+                      <a:ext uri="{53640926-AAD7-44D8-BBD7-CCE9431645EC}">
+                        <a14:shadowObscured xmlns:a14="http://schemas.microsoft.com/office/drawing/2010/main"/>
+                      </a:ext>
+                    </a:extLst>
+                  </pic:spPr>
+                </pic:pic>
+              </a:graphicData>
+            </a:graphic>
+          </wp:inline>
+        </w:drawing>
+      </w:r>
+    </w:p>
+    <w:p>
+      <w:pPr>
+        <w:pStyle w:val="a6"/>
+        <w:jc w:val="center"/>
+        <w:rPr>
+          <w:lang w:eastAsia="ko-KR"/>
+        </w:rPr>
+      </w:pPr>
+    </w:p>
+    <w:p>
+      <w:pPr>
+        <w:pStyle w:val="a6"/>
+        <w:numPr>
+          <w:ilvl w:val="0"/>
+          <w:numId w:val="9"/>
+        </w:numPr>
+        <w:jc w:val="both"/>
+        <w:rPr>
+          <w:lang w:eastAsia="ko-KR"/>
+        </w:rPr>
+      </w:pPr>
+      <w:r>
+        <w:rPr>
+          <w:lang w:eastAsia="ko-KR"/>
+        </w:rPr>
+        <w:t>Additional process for automatic process</w:t>
+      </w:r>
+    </w:p>
+    <w:p>
+      <w:pPr>
+        <w:pStyle w:val="a6"/>
+        <w:jc w:val="center"/>
+        <w:rPr>
+          <w:lang w:eastAsia="ko-KR"/>
+        </w:rPr>
+      </w:pPr>
+      <w:r>
+        <w:rPr>
+          <w:noProof/>
+          <w:lang w:eastAsia="ko-KR"/>
+        </w:rPr>
+        <w:drawing>
+          <wp:inline distT="0" distB="0" distL="0" distR="0" wp14:anchorId="77E65837" wp14:editId="3D8E3B08">
+            <wp:extent cx="3625215" cy="2304661"/>
+            <wp:effectExtent l="0" t="0" r="0" b="0"/>
+            <wp:docPr id="1465154711" name="그림 3" descr="텍스트, 소프트웨어, 웹사이트, 웹 페이지이(가) 표시된 사진&#10;&#10;AI 생성 콘텐츠는 정확하지 않을 수 있습니다."/>
+            <wp:cNvGraphicFramePr>
+              <a:graphicFrameLocks xmlns:a="http://schemas.openxmlformats.org/drawingml/2006/main" noChangeAspect="1"/>
+            </wp:cNvGraphicFramePr>
+            <a:graphic xmlns:a="http://schemas.openxmlformats.org/drawingml/2006/main">
+              <a:graphicData uri="http://schemas.openxmlformats.org/drawingml/2006/picture">
+                <pic:pic xmlns:pic="http://schemas.openxmlformats.org/drawingml/2006/picture">
+                  <pic:nvPicPr>
+                    <pic:cNvPr id="635817342" name="그림 3" descr="텍스트, 소프트웨어, 웹사이트, 웹 페이지이(가) 표시된 사진&#10;&#10;AI 생성 콘텐츠는 정확하지 않을 수 있습니다."/>
+                    <pic:cNvPicPr/>
+                  </pic:nvPicPr>
+                  <pic:blipFill rotWithShape="1">
+                    <a:blip r:embed="rId18" cstate="print">
+                      <a:extLst>
+                        <a:ext uri="{28A0092B-C50C-407E-A947-70E740481C1C}">
+                          <a14:useLocalDpi xmlns:a14="http://schemas.microsoft.com/office/drawing/2010/main" val="0"/>
+                        </a:ext>
+                      </a:extLst>
+                    </a:blip>
+                    <a:srcRect t="1" b="73986"/>
+                    <a:stretch>
+                      <a:fillRect/>
+                    </a:stretch>
+                  </pic:blipFill>
+                  <pic:spPr bwMode="auto">
+                    <a:xfrm>
+                      <a:off x="0" y="0"/>
+                      <a:ext cx="3626485" cy="2305468"/>
+                    </a:xfrm>
+                    <a:prstGeom prst="rect">
+                      <a:avLst/>
+                    </a:prstGeom>
+                    <a:ln>
+                      <a:noFill/>
+                    </a:ln>
+                    <a:extLst>
+                      <a:ext uri="{53640926-AAD7-44D8-BBD7-CCE9431645EC}">
+                        <a14:shadowObscured xmlns:a14="http://schemas.microsoft.com/office/drawing/2010/main"/>
+                      </a:ext>
+                    </a:extLst>
+                  </pic:spPr>
+                </pic:pic>
+              </a:graphicData>
+            </a:graphic>
+          </wp:inline>
+        </w:drawing>
+      </w:r>
+    </w:p>
+    <w:p>
+      <w:pPr>
+        <w:pStyle w:val="a6"/>
+        <w:jc w:val="center"/>
+        <w:rPr>
+          <w:lang w:eastAsia="ko-KR"/>
+        </w:rPr>
+      </w:pPr>
+      <w:r>
+        <w:rPr>
+          <w:noProof/>
+          <w:lang w:eastAsia="ko-KR"/>
+        </w:rPr>
+        <w:lastRenderedPageBreak/>
+        <w:drawing>
+          <wp:inline distT="0" distB="0" distL="0" distR="0" wp14:anchorId="0700FCBE" wp14:editId="790B321B">
+            <wp:extent cx="3614420" cy="6512767"/>
+            <wp:effectExtent l="0" t="0" r="5080" b="2540"/>
+            <wp:docPr id="635817342" name="그림 3" descr="텍스트, 소프트웨어, 웹사이트, 웹 페이지이(가) 표시된 사진&#10;&#10;AI 생성 콘텐츠는 정확하지 않을 수 있습니다."/>
+            <wp:cNvGraphicFramePr>
+              <a:graphicFrameLocks xmlns:a="http://schemas.openxmlformats.org/drawingml/2006/main" noChangeAspect="1"/>
+            </wp:cNvGraphicFramePr>
+            <a:graphic xmlns:a="http://schemas.openxmlformats.org/drawingml/2006/main">
+              <a:graphicData uri="http://schemas.openxmlformats.org/drawingml/2006/picture">
+                <pic:pic xmlns:pic="http://schemas.openxmlformats.org/drawingml/2006/picture">
+                  <pic:nvPicPr>
+                    <pic:cNvPr id="635817342" name="그림 3" descr="텍스트, 소프트웨어, 웹사이트, 웹 페이지이(가) 표시된 사진&#10;&#10;AI 생성 콘텐츠는 정확하지 않을 수 있습니다."/>
+                    <pic:cNvPicPr/>
+                  </pic:nvPicPr>
+                  <pic:blipFill rotWithShape="1">
+                    <a:blip r:embed="rId18" cstate="print">
+                      <a:extLst>
+                        <a:ext uri="{28A0092B-C50C-407E-A947-70E740481C1C}">
+                          <a14:useLocalDpi xmlns:a14="http://schemas.microsoft.com/office/drawing/2010/main" val="0"/>
+                        </a:ext>
+                      </a:extLst>
+                    </a:blip>
+                    <a:srcRect t="26019" b="230"/>
+                    <a:stretch>
+                      <a:fillRect/>
+                    </a:stretch>
+                  </pic:blipFill>
+                  <pic:spPr bwMode="auto">
+                    <a:xfrm>
+                      <a:off x="0" y="0"/>
+                      <a:ext cx="3626485" cy="6534507"/>
+                    </a:xfrm>
+                    <a:prstGeom prst="rect">
+                      <a:avLst/>
+                    </a:prstGeom>
+                    <a:ln>
+                      <a:noFill/>
+                    </a:ln>
+                    <a:extLst>
+                      <a:ext uri="{53640926-AAD7-44D8-BBD7-CCE9431645EC}">
+                        <a14:shadowObscured xmlns:a14="http://schemas.microsoft.com/office/drawing/2010/main"/>
+                      </a:ext>
+                    </a:extLst>
+                  </pic:spPr>
+                </pic:pic>
+              </a:graphicData>
+            </a:graphic>
+          </wp:inline>
+        </w:drawing>
+      </w:r>
+    </w:p>
+    <w:p>
+      <w:pPr>
+        <w:pStyle w:val="2"/>
+        <w:jc w:val="both"/>
+        <w:rPr>
+          <w:lang w:eastAsia="ko-KR"/>
+        </w:rPr>
+      </w:pPr>
+      <w:bookmarkStart w:id="14" w:name="_Toc211251764"/>
+      <w:r>
+        <w:rPr>
+          <w:lang w:eastAsia="ko-KR"/>
+        </w:rPr>
+        <w:lastRenderedPageBreak/>
+        <w:t>GitHub</w:t>
+      </w:r>
+      <w:r>
+        <w:rPr>
+          <w:rFonts w:hint="eastAsia"/>
+          <w:lang w:eastAsia="ko-KR"/>
+        </w:rPr>
+        <w:t xml:space="preserve"> records</w:t>
+      </w:r>
+      <w:bookmarkEnd w:id="14"/>
+    </w:p>
+    <w:p>
+      <w:pPr>
+        <w:ind w:left="360"/>
+        <w:jc w:val="both"/>
+        <w:rPr>
+          <w:color w:val="EE0000"/>
+          <w:u w:val="single"/>
+          <w:lang w:eastAsia="ko-KR"/>
+        </w:rPr>
+      </w:pPr>
+      <w:r>
+        <w:rPr>
+          <w:noProof/>
+          <w:color w:val="EE0000"/>
+          <w:u w:val="single"/>
+          <w:lang w:eastAsia="ko-KR"/>
+        </w:rPr>
+        <w:drawing>
+          <wp:inline distT="0" distB="0" distL="0" distR="0" wp14:anchorId="3E26F3AD" wp14:editId="79416C7F">
+            <wp:extent cx="5731510" cy="3277870"/>
+            <wp:effectExtent l="0" t="0" r="0" b="0"/>
+            <wp:docPr id="64333867" name="그림 4"/>
+            <wp:cNvGraphicFramePr>
+              <a:graphicFrameLocks xmlns:a="http://schemas.openxmlformats.org/drawingml/2006/main" noChangeAspect="1"/>
+            </wp:cNvGraphicFramePr>
+            <a:graphic xmlns:a="http://schemas.openxmlformats.org/drawingml/2006/main">
+              <a:graphicData uri="http://schemas.openxmlformats.org/drawingml/2006/picture">
+                <pic:pic xmlns:pic="http://schemas.openxmlformats.org/drawingml/2006/picture">
+                  <pic:nvPicPr>
+                    <pic:cNvPr id="64333867" name="그림 64333867"/>
                     <pic:cNvPicPr/>
                   </pic:nvPicPr>
                   <pic:blipFill>
-                    <a:blip r:embed="rId17"/>
+                    <a:blip r:embed="rId19" cstate="print">
+                      <a:extLst>
+                        <a:ext uri="{28A0092B-C50C-407E-A947-70E740481C1C}">
+                          <a14:useLocalDpi xmlns:a14="http://schemas.microsoft.com/office/drawing/2010/main" val="0"/>
+                        </a:ext>
+                      </a:extLst>
+                    </a:blip>
                     <a:stretch>
                       <a:fillRect/>
                     </a:stretch>
@@ -3462,7 +3700,7 @@
                   <pic:spPr>
                     <a:xfrm>
                       <a:off x="0" y="0"/>
-                      <a:ext cx="5731510" cy="2613025"/>
+                      <a:ext cx="5731510" cy="3277870"/>
                     </a:xfrm>
                     <a:prstGeom prst="rect">
                       <a:avLst/>
@@ -3474,38 +3712,166 @@
           </wp:inline>
         </w:drawing>
       </w:r>
-    </w:p>
-    <w:p>
-      <w:pPr>
-        <w:ind w:left="360"/>
-        <w:jc w:val="both"/>
-        <w:rPr>
+      <w:r>
+        <w:rPr>
+          <w:noProof/>
           <w:color w:val="EE0000"/>
           <w:u w:val="single"/>
           <w:lang w:eastAsia="ko-KR"/>
         </w:rPr>
-      </w:pPr>
-      <w:r>
-        <w:rPr>
-          <w:rFonts w:hint="eastAsia"/>
+        <w:drawing>
+          <wp:inline distT="0" distB="0" distL="0" distR="0" wp14:anchorId="3EA9876B" wp14:editId="1111F71A">
+            <wp:extent cx="5731510" cy="581025"/>
+            <wp:effectExtent l="0" t="0" r="0" b="3175"/>
+            <wp:docPr id="1686265102" name="그림 5"/>
+            <wp:cNvGraphicFramePr>
+              <a:graphicFrameLocks xmlns:a="http://schemas.openxmlformats.org/drawingml/2006/main" noChangeAspect="1"/>
+            </wp:cNvGraphicFramePr>
+            <a:graphic xmlns:a="http://schemas.openxmlformats.org/drawingml/2006/main">
+              <a:graphicData uri="http://schemas.openxmlformats.org/drawingml/2006/picture">
+                <pic:pic xmlns:pic="http://schemas.openxmlformats.org/drawingml/2006/picture">
+                  <pic:nvPicPr>
+                    <pic:cNvPr id="1686265102" name="그림 1686265102"/>
+                    <pic:cNvPicPr/>
+                  </pic:nvPicPr>
+                  <pic:blipFill>
+                    <a:blip r:embed="rId20" cstate="print">
+                      <a:extLst>
+                        <a:ext uri="{28A0092B-C50C-407E-A947-70E740481C1C}">
+                          <a14:useLocalDpi xmlns:a14="http://schemas.microsoft.com/office/drawing/2010/main" val="0"/>
+                        </a:ext>
+                      </a:extLst>
+                    </a:blip>
+                    <a:stretch>
+                      <a:fillRect/>
+                    </a:stretch>
+                  </pic:blipFill>
+                  <pic:spPr>
+                    <a:xfrm>
+                      <a:off x="0" y="0"/>
+                      <a:ext cx="5731510" cy="581025"/>
+                    </a:xfrm>
+                    <a:prstGeom prst="rect">
+                      <a:avLst/>
+                    </a:prstGeom>
+                  </pic:spPr>
+                </pic:pic>
+              </a:graphicData>
+            </a:graphic>
+          </wp:inline>
+        </w:drawing>
+      </w:r>
+      <w:r>
+        <w:rPr>
+          <w:noProof/>
           <w:color w:val="EE0000"/>
           <w:u w:val="single"/>
           <w:lang w:eastAsia="ko-KR"/>
         </w:rPr>
-        <w:t xml:space="preserve">update the screenshot before </w:t>
-      </w:r>
-      <w:r>
-        <w:rPr>
+        <w:drawing>
+          <wp:inline distT="0" distB="0" distL="0" distR="0" wp14:anchorId="44F502F5" wp14:editId="00C1421D">
+            <wp:extent cx="5731510" cy="886836"/>
+            <wp:effectExtent l="0" t="0" r="0" b="2540"/>
+            <wp:docPr id="2069966497" name="그림 6" descr="텍스트, 스크린샷이(가) 표시된 사진&#10;&#10;AI 생성 콘텐츠는 정확하지 않을 수 있습니다."/>
+            <wp:cNvGraphicFramePr>
+              <a:graphicFrameLocks xmlns:a="http://schemas.openxmlformats.org/drawingml/2006/main" noChangeAspect="1"/>
+            </wp:cNvGraphicFramePr>
+            <a:graphic xmlns:a="http://schemas.openxmlformats.org/drawingml/2006/main">
+              <a:graphicData uri="http://schemas.openxmlformats.org/drawingml/2006/picture">
+                <pic:pic xmlns:pic="http://schemas.openxmlformats.org/drawingml/2006/picture">
+                  <pic:nvPicPr>
+                    <pic:cNvPr id="2069966497" name="그림 6" descr="텍스트, 스크린샷이(가) 표시된 사진&#10;&#10;AI 생성 콘텐츠는 정확하지 않을 수 있습니다."/>
+                    <pic:cNvPicPr/>
+                  </pic:nvPicPr>
+                  <pic:blipFill rotWithShape="1">
+                    <a:blip r:embed="rId21" cstate="print">
+                      <a:extLst>
+                        <a:ext uri="{28A0092B-C50C-407E-A947-70E740481C1C}">
+                          <a14:useLocalDpi xmlns:a14="http://schemas.microsoft.com/office/drawing/2010/main" val="0"/>
+                        </a:ext>
+                      </a:extLst>
+                    </a:blip>
+                    <a:srcRect t="40240"/>
+                    <a:stretch>
+                      <a:fillRect/>
+                    </a:stretch>
+                  </pic:blipFill>
+                  <pic:spPr bwMode="auto">
+                    <a:xfrm>
+                      <a:off x="0" y="0"/>
+                      <a:ext cx="5731510" cy="886836"/>
+                    </a:xfrm>
+                    <a:prstGeom prst="rect">
+                      <a:avLst/>
+                    </a:prstGeom>
+                    <a:ln>
+                      <a:noFill/>
+                    </a:ln>
+                    <a:extLst>
+                      <a:ext uri="{53640926-AAD7-44D8-BBD7-CCE9431645EC}">
+                        <a14:shadowObscured xmlns:a14="http://schemas.microsoft.com/office/drawing/2010/main"/>
+                      </a:ext>
+                    </a:extLst>
+                  </pic:spPr>
+                </pic:pic>
+              </a:graphicData>
+            </a:graphic>
+          </wp:inline>
+        </w:drawing>
+      </w:r>
+      <w:r>
+        <w:rPr>
+          <w:noProof/>
           <w:color w:val="EE0000"/>
           <w:u w:val="single"/>
           <w:lang w:eastAsia="ko-KR"/>
         </w:rPr>
-        <w:t>submitting</w:t>
-      </w:r>
-    </w:p>
-    <w:p>
-      <w:pPr>
-        <w:pStyle w:val="Heading1"/>
+        <w:drawing>
+          <wp:inline distT="0" distB="0" distL="0" distR="0" wp14:anchorId="65C75016" wp14:editId="3A91A705">
+            <wp:extent cx="5731510" cy="833120"/>
+            <wp:effectExtent l="0" t="0" r="0" b="5080"/>
+            <wp:docPr id="1153650610" name="그림 7" descr="텍스트, 소프트웨어, 멀티미디어 소프트웨어, 스크린샷이(가) 표시된 사진&#10;&#10;AI 생성 콘텐츠는 정확하지 않을 수 있습니다."/>
+            <wp:cNvGraphicFramePr>
+              <a:graphicFrameLocks xmlns:a="http://schemas.openxmlformats.org/drawingml/2006/main" noChangeAspect="1"/>
+            </wp:cNvGraphicFramePr>
+            <a:graphic xmlns:a="http://schemas.openxmlformats.org/drawingml/2006/main">
+              <a:graphicData uri="http://schemas.openxmlformats.org/drawingml/2006/picture">
+                <pic:pic xmlns:pic="http://schemas.openxmlformats.org/drawingml/2006/picture">
+                  <pic:nvPicPr>
+                    <pic:cNvPr id="1153650610" name="그림 7" descr="텍스트, 소프트웨어, 멀티미디어 소프트웨어, 스크린샷이(가) 표시된 사진&#10;&#10;AI 생성 콘텐츠는 정확하지 않을 수 있습니다."/>
+                    <pic:cNvPicPr/>
+                  </pic:nvPicPr>
+                  <pic:blipFill>
+                    <a:blip r:embed="rId22" cstate="print">
+                      <a:extLst>
+                        <a:ext uri="{28A0092B-C50C-407E-A947-70E740481C1C}">
+                          <a14:useLocalDpi xmlns:a14="http://schemas.microsoft.com/office/drawing/2010/main" val="0"/>
+                        </a:ext>
+                      </a:extLst>
+                    </a:blip>
+                    <a:stretch>
+                      <a:fillRect/>
+                    </a:stretch>
+                  </pic:blipFill>
+                  <pic:spPr>
+                    <a:xfrm>
+                      <a:off x="0" y="0"/>
+                      <a:ext cx="5731510" cy="833120"/>
+                    </a:xfrm>
+                    <a:prstGeom prst="rect">
+                      <a:avLst/>
+                    </a:prstGeom>
+                  </pic:spPr>
+                </pic:pic>
+              </a:graphicData>
+            </a:graphic>
+          </wp:inline>
+        </w:drawing>
+      </w:r>
+    </w:p>
+    <w:p>
+      <w:pPr>
+        <w:pStyle w:val="1"/>
         <w:jc w:val="both"/>
       </w:pPr>
       <w:bookmarkStart w:id="15" w:name="_Toc211251765"/>
@@ -3516,7 +3882,7 @@
     </w:p>
     <w:p>
       <w:pPr>
-        <w:pStyle w:val="Heading2"/>
+        <w:pStyle w:val="2"/>
         <w:jc w:val="both"/>
       </w:pPr>
       <w:bookmarkStart w:id="16" w:name="_Toc211251766"/>
@@ -3527,7 +3893,7 @@
     </w:p>
     <w:p>
       <w:pPr>
-        <w:pStyle w:val="ListParagraph"/>
+        <w:pStyle w:val="a6"/>
         <w:numPr>
           <w:ilvl w:val="0"/>
           <w:numId w:val="7"/>
@@ -3540,7 +3906,7 @@
     </w:p>
     <w:p>
       <w:pPr>
-        <w:pStyle w:val="ListParagraph"/>
+        <w:pStyle w:val="a6"/>
         <w:numPr>
           <w:ilvl w:val="0"/>
           <w:numId w:val="7"/>
@@ -3553,7 +3919,7 @@
     </w:p>
     <w:p>
       <w:pPr>
-        <w:pStyle w:val="ListParagraph"/>
+        <w:pStyle w:val="a6"/>
         <w:numPr>
           <w:ilvl w:val="0"/>
           <w:numId w:val="7"/>
@@ -3566,7 +3932,7 @@
     </w:p>
     <w:p>
       <w:pPr>
-        <w:pStyle w:val="Heading2"/>
+        <w:pStyle w:val="2"/>
         <w:jc w:val="both"/>
       </w:pPr>
       <w:bookmarkStart w:id="17" w:name="_Toc211251767"/>
@@ -3577,7 +3943,7 @@
     </w:p>
     <w:p>
       <w:pPr>
-        <w:pStyle w:val="ListParagraph"/>
+        <w:pStyle w:val="a6"/>
         <w:numPr>
           <w:ilvl w:val="0"/>
           <w:numId w:val="8"/>
@@ -3585,20 +3951,12 @@
         <w:jc w:val="both"/>
       </w:pPr>
       <w:r>
-        <w:t xml:space="preserve">Support for </w:t>
-      </w:r>
-      <w:proofErr w:type="gramStart"/>
-      <w:r>
-        <w:t>blending with</w:t>
-      </w:r>
-      <w:proofErr w:type="gramEnd"/>
-      <w:r>
-        <w:t xml:space="preserve"> weights (alpha blending)</w:t>
-      </w:r>
-    </w:p>
-    <w:p>
-      <w:pPr>
-        <w:pStyle w:val="ListParagraph"/>
+        <w:t>Support for blending with weights (alpha blending)</w:t>
+      </w:r>
+    </w:p>
+    <w:p>
+      <w:pPr>
+        <w:pStyle w:val="a6"/>
         <w:numPr>
           <w:ilvl w:val="0"/>
           <w:numId w:val="8"/>
@@ -3610,12 +3968,12 @@
       </w:r>
     </w:p>
     <w:sectPr>
-      <w:headerReference w:type="even" r:id="rId18"/>
-      <w:headerReference w:type="default" r:id="rId19"/>
-      <w:footerReference w:type="even" r:id="rId20"/>
-      <w:footerReference w:type="default" r:id="rId21"/>
-      <w:headerReference w:type="first" r:id="rId22"/>
-      <w:footerReference w:type="first" r:id="rId23"/>
+      <w:headerReference w:type="even" r:id="rId23"/>
+      <w:headerReference w:type="default" r:id="rId24"/>
+      <w:footerReference w:type="even" r:id="rId25"/>
+      <w:footerReference w:type="default" r:id="rId26"/>
+      <w:headerReference w:type="first" r:id="rId27"/>
+      <w:footerReference w:type="first" r:id="rId28"/>
       <w:pgSz w:w="11906" w:h="16838"/>
       <w:pgMar w:top="1440" w:right="1440" w:bottom="1440" w:left="1440" w:header="708" w:footer="708" w:gutter="0"/>
       <w:pgNumType w:start="0"/>
@@ -3656,7 +4014,7 @@
 <w:ftr xmlns:wpc="http://schemas.microsoft.com/office/word/2010/wordprocessingCanvas" xmlns:cx="http://schemas.microsoft.com/office/drawing/2014/chartex" xmlns:cx1="http://schemas.microsoft.com/office/drawing/2015/9/8/chartex" xmlns:cx2="http://schemas.microsoft.com/office/drawing/2015/10/21/chartex" xmlns:cx3="http://schemas.microsoft.com/office/drawing/2016/5/9/chartex" xmlns:cx4="http://schemas.microsoft.com/office/drawing/2016/5/10/chartex" xmlns:cx5="http://schemas.microsoft.com/office/drawing/2016/5/11/chartex" xmlns:cx6="http://schemas.microsoft.com/office/drawing/2016/5/12/chartex" xmlns:cx7="http://schemas.microsoft.com/office/drawing/2016/5/13/chartex" xmlns:cx8="http://schemas.microsoft.com/office/drawing/2016/5/14/chartex" xmlns:mc="http://schemas.openxmlformats.org/markup-compatibility/2006" xmlns:aink="http://schemas.microsoft.com/office/drawing/2016/ink" xmlns:am3d="http://schemas.microsoft.com/office/drawing/2017/model3d" xmlns:o="urn:schemas-microsoft-com:office:office" xmlns:oel="http://schemas.microsoft.com/office/2019/extlst" xmlns:r="http://schemas.openxmlformats.org/officeDocument/2006/relationships" xmlns:m="http://schemas.openxmlformats.org/officeDocument/2006/math" xmlns:v="urn:schemas-microsoft-com:vml" xmlns:wp14="http://schemas.microsoft.com/office/word/2010/wordprocessingDrawing" xmlns:wp="http://schemas.openxmlformats.org/drawingml/2006/wordprocessingDrawing" xmlns:w10="urn:schemas-microsoft-com:office:word" xmlns:w="http://schemas.openxmlformats.org/wordprocessingml/2006/main" xmlns:w14="http://schemas.microsoft.com/office/word/2010/wordml" xmlns:w15="http://schemas.microsoft.com/office/word/2012/wordml" xmlns:w16cex="http://schemas.microsoft.com/office/word/2018/wordml/cex" xmlns:w16cid="http://schemas.microsoft.com/office/word/2016/wordml/cid" xmlns:w16="http://schemas.microsoft.com/office/word/2018/wordml" xmlns:w16du="http://schemas.microsoft.com/office/word/2023/wordml/word16du" xmlns:w16sdtdh="http://schemas.microsoft.com/office/word/2020/wordml/sdtdatahash" xmlns:w16sdtfl="http://schemas.microsoft.com/office/word/2024/wordml/sdtformatlock" xmlns:w16se="http://schemas.microsoft.com/office/word/2015/wordml/symex" xmlns:wpg="http://schemas.microsoft.com/office/word/2010/wordprocessingGroup" xmlns:wpi="http://schemas.microsoft.com/office/word/2010/wordprocessingInk" xmlns:wne="http://schemas.microsoft.com/office/word/2006/wordml" xmlns:wps="http://schemas.microsoft.com/office/word/2010/wordprocessingShape" mc:Ignorable="w14 w15 w16se w16cid w16 w16cex w16sdtdh w16sdtfl w16du wp14">
   <w:p>
     <w:pPr>
-      <w:pStyle w:val="Footer"/>
+      <w:pStyle w:val="ad"/>
     </w:pPr>
   </w:p>
 </w:ftr>
@@ -3666,7 +4024,7 @@
 <w:ftr xmlns:wpc="http://schemas.microsoft.com/office/word/2010/wordprocessingCanvas" xmlns:cx="http://schemas.microsoft.com/office/drawing/2014/chartex" xmlns:cx1="http://schemas.microsoft.com/office/drawing/2015/9/8/chartex" xmlns:cx2="http://schemas.microsoft.com/office/drawing/2015/10/21/chartex" xmlns:cx3="http://schemas.microsoft.com/office/drawing/2016/5/9/chartex" xmlns:cx4="http://schemas.microsoft.com/office/drawing/2016/5/10/chartex" xmlns:cx5="http://schemas.microsoft.com/office/drawing/2016/5/11/chartex" xmlns:cx6="http://schemas.microsoft.com/office/drawing/2016/5/12/chartex" xmlns:cx7="http://schemas.microsoft.com/office/drawing/2016/5/13/chartex" xmlns:cx8="http://schemas.microsoft.com/office/drawing/2016/5/14/chartex" xmlns:mc="http://schemas.openxmlformats.org/markup-compatibility/2006" xmlns:aink="http://schemas.microsoft.com/office/drawing/2016/ink" xmlns:am3d="http://schemas.microsoft.com/office/drawing/2017/model3d" xmlns:o="urn:schemas-microsoft-com:office:office" xmlns:oel="http://schemas.microsoft.com/office/2019/extlst" xmlns:r="http://schemas.openxmlformats.org/officeDocument/2006/relationships" xmlns:m="http://schemas.openxmlformats.org/officeDocument/2006/math" xmlns:v="urn:schemas-microsoft-com:vml" xmlns:wp14="http://schemas.microsoft.com/office/word/2010/wordprocessingDrawing" xmlns:wp="http://schemas.openxmlformats.org/drawingml/2006/wordprocessingDrawing" xmlns:w10="urn:schemas-microsoft-com:office:word" xmlns:w="http://schemas.openxmlformats.org/wordprocessingml/2006/main" xmlns:w14="http://schemas.microsoft.com/office/word/2010/wordml" xmlns:w15="http://schemas.microsoft.com/office/word/2012/wordml" xmlns:w16cex="http://schemas.microsoft.com/office/word/2018/wordml/cex" xmlns:w16cid="http://schemas.microsoft.com/office/word/2016/wordml/cid" xmlns:w16="http://schemas.microsoft.com/office/word/2018/wordml" xmlns:w16du="http://schemas.microsoft.com/office/word/2023/wordml/word16du" xmlns:w16sdtdh="http://schemas.microsoft.com/office/word/2020/wordml/sdtdatahash" xmlns:w16sdtfl="http://schemas.microsoft.com/office/word/2024/wordml/sdtformatlock" xmlns:w16se="http://schemas.microsoft.com/office/word/2015/wordml/symex" xmlns:wpg="http://schemas.microsoft.com/office/word/2010/wordprocessingGroup" xmlns:wpi="http://schemas.microsoft.com/office/word/2010/wordprocessingInk" xmlns:wne="http://schemas.microsoft.com/office/word/2006/wordml" xmlns:wps="http://schemas.microsoft.com/office/word/2010/wordprocessingShape" mc:Ignorable="w14 w15 w16se w16cid w16 w16cex w16sdtdh w16sdtfl w16du wp14">
   <w:p>
     <w:pPr>
-      <w:pStyle w:val="Footer"/>
+      <w:pStyle w:val="ad"/>
     </w:pPr>
   </w:p>
 </w:ftr>
@@ -3676,7 +4034,7 @@
 <w:ftr xmlns:wpc="http://schemas.microsoft.com/office/word/2010/wordprocessingCanvas" xmlns:cx="http://schemas.microsoft.com/office/drawing/2014/chartex" xmlns:cx1="http://schemas.microsoft.com/office/drawing/2015/9/8/chartex" xmlns:cx2="http://schemas.microsoft.com/office/drawing/2015/10/21/chartex" xmlns:cx3="http://schemas.microsoft.com/office/drawing/2016/5/9/chartex" xmlns:cx4="http://schemas.microsoft.com/office/drawing/2016/5/10/chartex" xmlns:cx5="http://schemas.microsoft.com/office/drawing/2016/5/11/chartex" xmlns:cx6="http://schemas.microsoft.com/office/drawing/2016/5/12/chartex" xmlns:cx7="http://schemas.microsoft.com/office/drawing/2016/5/13/chartex" xmlns:cx8="http://schemas.microsoft.com/office/drawing/2016/5/14/chartex" xmlns:mc="http://schemas.openxmlformats.org/markup-compatibility/2006" xmlns:aink="http://schemas.microsoft.com/office/drawing/2016/ink" xmlns:am3d="http://schemas.microsoft.com/office/drawing/2017/model3d" xmlns:o="urn:schemas-microsoft-com:office:office" xmlns:oel="http://schemas.microsoft.com/office/2019/extlst" xmlns:r="http://schemas.openxmlformats.org/officeDocument/2006/relationships" xmlns:m="http://schemas.openxmlformats.org/officeDocument/2006/math" xmlns:v="urn:schemas-microsoft-com:vml" xmlns:wp14="http://schemas.microsoft.com/office/word/2010/wordprocessingDrawing" xmlns:wp="http://schemas.openxmlformats.org/drawingml/2006/wordprocessingDrawing" xmlns:w10="urn:schemas-microsoft-com:office:word" xmlns:w="http://schemas.openxmlformats.org/wordprocessingml/2006/main" xmlns:w14="http://schemas.microsoft.com/office/word/2010/wordml" xmlns:w15="http://schemas.microsoft.com/office/word/2012/wordml" xmlns:w16cex="http://schemas.microsoft.com/office/word/2018/wordml/cex" xmlns:w16cid="http://schemas.microsoft.com/office/word/2016/wordml/cid" xmlns:w16="http://schemas.microsoft.com/office/word/2018/wordml" xmlns:w16du="http://schemas.microsoft.com/office/word/2023/wordml/word16du" xmlns:w16sdtdh="http://schemas.microsoft.com/office/word/2020/wordml/sdtdatahash" xmlns:w16sdtfl="http://schemas.microsoft.com/office/word/2024/wordml/sdtformatlock" xmlns:w16se="http://schemas.microsoft.com/office/word/2015/wordml/symex" xmlns:wpg="http://schemas.microsoft.com/office/word/2010/wordprocessingGroup" xmlns:wpi="http://schemas.microsoft.com/office/word/2010/wordprocessingInk" xmlns:wne="http://schemas.microsoft.com/office/word/2006/wordml" xmlns:wps="http://schemas.microsoft.com/office/word/2010/wordprocessingShape" mc:Ignorable="w14 w15 w16se w16cid w16 w16cex w16sdtdh w16sdtfl w16du wp14">
   <w:p>
     <w:pPr>
-      <w:pStyle w:val="Footer"/>
+      <w:pStyle w:val="ad"/>
       <w:rPr>
         <w:lang w:eastAsia="ko-KR"/>
       </w:rPr>
@@ -3684,7 +4042,7 @@
   </w:p>
   <w:p>
     <w:pPr>
-      <w:pStyle w:val="Footer"/>
+      <w:pStyle w:val="ad"/>
       <w:rPr>
         <w:lang w:eastAsia="ko-KR"/>
       </w:rPr>
@@ -3692,7 +4050,7 @@
   </w:p>
   <w:p>
     <w:pPr>
-      <w:pStyle w:val="Footer"/>
+      <w:pStyle w:val="ad"/>
       <w:rPr>
         <w:lang w:eastAsia="ko-KR"/>
       </w:rPr>
@@ -3730,7 +4088,7 @@
 <w:hdr xmlns:wpc="http://schemas.microsoft.com/office/word/2010/wordprocessingCanvas" xmlns:cx="http://schemas.microsoft.com/office/drawing/2014/chartex" xmlns:cx1="http://schemas.microsoft.com/office/drawing/2015/9/8/chartex" xmlns:cx2="http://schemas.microsoft.com/office/drawing/2015/10/21/chartex" xmlns:cx3="http://schemas.microsoft.com/office/drawing/2016/5/9/chartex" xmlns:cx4="http://schemas.microsoft.com/office/drawing/2016/5/10/chartex" xmlns:cx5="http://schemas.microsoft.com/office/drawing/2016/5/11/chartex" xmlns:cx6="http://schemas.microsoft.com/office/drawing/2016/5/12/chartex" xmlns:cx7="http://schemas.microsoft.com/office/drawing/2016/5/13/chartex" xmlns:cx8="http://schemas.microsoft.com/office/drawing/2016/5/14/chartex" xmlns:mc="http://schemas.openxmlformats.org/markup-compatibility/2006" xmlns:aink="http://schemas.microsoft.com/office/drawing/2016/ink" xmlns:am3d="http://schemas.microsoft.com/office/drawing/2017/model3d" xmlns:o="urn:schemas-microsoft-com:office:office" xmlns:oel="http://schemas.microsoft.com/office/2019/extlst" xmlns:r="http://schemas.openxmlformats.org/officeDocument/2006/relationships" xmlns:m="http://schemas.openxmlformats.org/officeDocument/2006/math" xmlns:v="urn:schemas-microsoft-com:vml" xmlns:wp14="http://schemas.microsoft.com/office/word/2010/wordprocessingDrawing" xmlns:wp="http://schemas.openxmlformats.org/drawingml/2006/wordprocessingDrawing" xmlns:w10="urn:schemas-microsoft-com:office:word" xmlns:w="http://schemas.openxmlformats.org/wordprocessingml/2006/main" xmlns:w14="http://schemas.microsoft.com/office/word/2010/wordml" xmlns:w15="http://schemas.microsoft.com/office/word/2012/wordml" xmlns:w16cex="http://schemas.microsoft.com/office/word/2018/wordml/cex" xmlns:w16cid="http://schemas.microsoft.com/office/word/2016/wordml/cid" xmlns:w16="http://schemas.microsoft.com/office/word/2018/wordml" xmlns:w16du="http://schemas.microsoft.com/office/word/2023/wordml/word16du" xmlns:w16sdtdh="http://schemas.microsoft.com/office/word/2020/wordml/sdtdatahash" xmlns:w16sdtfl="http://schemas.microsoft.com/office/word/2024/wordml/sdtformatlock" xmlns:w16se="http://schemas.microsoft.com/office/word/2015/wordml/symex" xmlns:wpg="http://schemas.microsoft.com/office/word/2010/wordprocessingGroup" xmlns:wpi="http://schemas.microsoft.com/office/word/2010/wordprocessingInk" xmlns:wne="http://schemas.microsoft.com/office/word/2006/wordml" xmlns:wps="http://schemas.microsoft.com/office/word/2010/wordprocessingShape" mc:Ignorable="w14 w15 w16se w16cid w16 w16cex w16sdtdh w16sdtfl w16du wp14">
   <w:p>
     <w:pPr>
-      <w:pStyle w:val="Header"/>
+      <w:pStyle w:val="ac"/>
     </w:pPr>
   </w:p>
 </w:hdr>
@@ -3740,7 +4098,7 @@
 <w:hdr xmlns:wpc="http://schemas.microsoft.com/office/word/2010/wordprocessingCanvas" xmlns:cx="http://schemas.microsoft.com/office/drawing/2014/chartex" xmlns:cx1="http://schemas.microsoft.com/office/drawing/2015/9/8/chartex" xmlns:cx2="http://schemas.microsoft.com/office/drawing/2015/10/21/chartex" xmlns:cx3="http://schemas.microsoft.com/office/drawing/2016/5/9/chartex" xmlns:cx4="http://schemas.microsoft.com/office/drawing/2016/5/10/chartex" xmlns:cx5="http://schemas.microsoft.com/office/drawing/2016/5/11/chartex" xmlns:cx6="http://schemas.microsoft.com/office/drawing/2016/5/12/chartex" xmlns:cx7="http://schemas.microsoft.com/office/drawing/2016/5/13/chartex" xmlns:cx8="http://schemas.microsoft.com/office/drawing/2016/5/14/chartex" xmlns:mc="http://schemas.openxmlformats.org/markup-compatibility/2006" xmlns:aink="http://schemas.microsoft.com/office/drawing/2016/ink" xmlns:am3d="http://schemas.microsoft.com/office/drawing/2017/model3d" xmlns:o="urn:schemas-microsoft-com:office:office" xmlns:oel="http://schemas.microsoft.com/office/2019/extlst" xmlns:r="http://schemas.openxmlformats.org/officeDocument/2006/relationships" xmlns:m="http://schemas.openxmlformats.org/officeDocument/2006/math" xmlns:v="urn:schemas-microsoft-com:vml" xmlns:wp14="http://schemas.microsoft.com/office/word/2010/wordprocessingDrawing" xmlns:wp="http://schemas.openxmlformats.org/drawingml/2006/wordprocessingDrawing" xmlns:w10="urn:schemas-microsoft-com:office:word" xmlns:w="http://schemas.openxmlformats.org/wordprocessingml/2006/main" xmlns:w14="http://schemas.microsoft.com/office/word/2010/wordml" xmlns:w15="http://schemas.microsoft.com/office/word/2012/wordml" xmlns:w16cex="http://schemas.microsoft.com/office/word/2018/wordml/cex" xmlns:w16cid="http://schemas.microsoft.com/office/word/2016/wordml/cid" xmlns:w16="http://schemas.microsoft.com/office/word/2018/wordml" xmlns:w16du="http://schemas.microsoft.com/office/word/2023/wordml/word16du" xmlns:w16sdtdh="http://schemas.microsoft.com/office/word/2020/wordml/sdtdatahash" xmlns:w16sdtfl="http://schemas.microsoft.com/office/word/2024/wordml/sdtformatlock" xmlns:w16se="http://schemas.microsoft.com/office/word/2015/wordml/symex" xmlns:wpg="http://schemas.microsoft.com/office/word/2010/wordprocessingGroup" xmlns:wpi="http://schemas.microsoft.com/office/word/2010/wordprocessingInk" xmlns:wne="http://schemas.microsoft.com/office/word/2006/wordml" xmlns:wps="http://schemas.microsoft.com/office/word/2010/wordprocessingShape" mc:Ignorable="w14 w15 w16se w16cid w16 w16cex w16sdtdh w16sdtfl w16du wp14">
   <w:p>
     <w:pPr>
-      <w:pStyle w:val="Header"/>
+      <w:pStyle w:val="ac"/>
     </w:pPr>
   </w:p>
 </w:hdr>
@@ -3750,7 +4108,7 @@
 <w:hdr xmlns:wpc="http://schemas.microsoft.com/office/word/2010/wordprocessingCanvas" xmlns:cx="http://schemas.microsoft.com/office/drawing/2014/chartex" xmlns:cx1="http://schemas.microsoft.com/office/drawing/2015/9/8/chartex" xmlns:cx2="http://schemas.microsoft.com/office/drawing/2015/10/21/chartex" xmlns:cx3="http://schemas.microsoft.com/office/drawing/2016/5/9/chartex" xmlns:cx4="http://schemas.microsoft.com/office/drawing/2016/5/10/chartex" xmlns:cx5="http://schemas.microsoft.com/office/drawing/2016/5/11/chartex" xmlns:cx6="http://schemas.microsoft.com/office/drawing/2016/5/12/chartex" xmlns:cx7="http://schemas.microsoft.com/office/drawing/2016/5/13/chartex" xmlns:cx8="http://schemas.microsoft.com/office/drawing/2016/5/14/chartex" xmlns:mc="http://schemas.openxmlformats.org/markup-compatibility/2006" xmlns:aink="http://schemas.microsoft.com/office/drawing/2016/ink" xmlns:am3d="http://schemas.microsoft.com/office/drawing/2017/model3d" xmlns:o="urn:schemas-microsoft-com:office:office" xmlns:oel="http://schemas.microsoft.com/office/2019/extlst" xmlns:r="http://schemas.openxmlformats.org/officeDocument/2006/relationships" xmlns:m="http://schemas.openxmlformats.org/officeDocument/2006/math" xmlns:v="urn:schemas-microsoft-com:vml" xmlns:wp14="http://schemas.microsoft.com/office/word/2010/wordprocessingDrawing" xmlns:wp="http://schemas.openxmlformats.org/drawingml/2006/wordprocessingDrawing" xmlns:w10="urn:schemas-microsoft-com:office:word" xmlns:w="http://schemas.openxmlformats.org/wordprocessingml/2006/main" xmlns:w14="http://schemas.microsoft.com/office/word/2010/wordml" xmlns:w15="http://schemas.microsoft.com/office/word/2012/wordml" xmlns:w16cex="http://schemas.microsoft.com/office/word/2018/wordml/cex" xmlns:w16cid="http://schemas.microsoft.com/office/word/2016/wordml/cid" xmlns:w16="http://schemas.microsoft.com/office/word/2018/wordml" xmlns:w16du="http://schemas.microsoft.com/office/word/2023/wordml/word16du" xmlns:w16sdtdh="http://schemas.microsoft.com/office/word/2020/wordml/sdtdatahash" xmlns:w16sdtfl="http://schemas.microsoft.com/office/word/2024/wordml/sdtformatlock" xmlns:w16se="http://schemas.microsoft.com/office/word/2015/wordml/symex" xmlns:wpg="http://schemas.microsoft.com/office/word/2010/wordprocessingGroup" xmlns:wpi="http://schemas.microsoft.com/office/word/2010/wordprocessingInk" xmlns:wne="http://schemas.microsoft.com/office/word/2006/wordml" xmlns:wps="http://schemas.microsoft.com/office/word/2010/wordprocessingShape" mc:Ignorable="w14 w15 w16se w16cid w16 w16cex w16sdtdh w16sdtfl w16du wp14">
   <w:p>
     <w:pPr>
-      <w:pStyle w:val="Header"/>
+      <w:pStyle w:val="ac"/>
     </w:pPr>
   </w:p>
 </w:hdr>
@@ -5409,15 +5767,15 @@
     <w:lsdException w:name="Unresolved Mention" w:semiHidden="1" w:unhideWhenUsed="1"/>
     <w:lsdException w:name="Smart Link" w:semiHidden="1" w:unhideWhenUsed="1"/>
   </w:latentStyles>
-  <w:style w:type="paragraph" w:default="1" w:styleId="Normal">
+  <w:style w:type="paragraph" w:default="1" w:styleId="a">
     <w:name w:val="Normal"/>
     <w:qFormat/>
   </w:style>
-  <w:style w:type="paragraph" w:styleId="Heading1">
+  <w:style w:type="paragraph" w:styleId="1">
     <w:name w:val="heading 1"/>
-    <w:basedOn w:val="Normal"/>
-    <w:next w:val="Normal"/>
-    <w:link w:val="Heading1Char"/>
+    <w:basedOn w:val="a"/>
+    <w:next w:val="a"/>
+    <w:link w:val="1Char"/>
     <w:uiPriority w:val="9"/>
     <w:qFormat/>
     <w:rsid w:val="009F503D"/>
@@ -5434,11 +5792,11 @@
       <w:szCs w:val="40"/>
     </w:rPr>
   </w:style>
-  <w:style w:type="paragraph" w:styleId="Heading2">
+  <w:style w:type="paragraph" w:styleId="2">
     <w:name w:val="heading 2"/>
-    <w:basedOn w:val="Normal"/>
-    <w:next w:val="Normal"/>
-    <w:link w:val="Heading2Char"/>
+    <w:basedOn w:val="a"/>
+    <w:next w:val="a"/>
+    <w:link w:val="2Char"/>
     <w:uiPriority w:val="9"/>
     <w:unhideWhenUsed/>
     <w:qFormat/>
@@ -5456,11 +5814,11 @@
       <w:szCs w:val="32"/>
     </w:rPr>
   </w:style>
-  <w:style w:type="paragraph" w:styleId="Heading3">
+  <w:style w:type="paragraph" w:styleId="3">
     <w:name w:val="heading 3"/>
-    <w:basedOn w:val="Normal"/>
-    <w:next w:val="Normal"/>
-    <w:link w:val="Heading3Char"/>
+    <w:basedOn w:val="a"/>
+    <w:next w:val="a"/>
+    <w:link w:val="3Char"/>
     <w:uiPriority w:val="9"/>
     <w:semiHidden/>
     <w:unhideWhenUsed/>
@@ -5479,11 +5837,11 @@
       <w:szCs w:val="28"/>
     </w:rPr>
   </w:style>
-  <w:style w:type="paragraph" w:styleId="Heading4">
+  <w:style w:type="paragraph" w:styleId="4">
     <w:name w:val="heading 4"/>
-    <w:basedOn w:val="Normal"/>
-    <w:next w:val="Normal"/>
-    <w:link w:val="Heading4Char"/>
+    <w:basedOn w:val="a"/>
+    <w:next w:val="a"/>
+    <w:link w:val="4Char"/>
     <w:uiPriority w:val="9"/>
     <w:semiHidden/>
     <w:unhideWhenUsed/>
@@ -5502,11 +5860,11 @@
       <w:color w:val="0F4761" w:themeColor="accent1" w:themeShade="BF"/>
     </w:rPr>
   </w:style>
-  <w:style w:type="paragraph" w:styleId="Heading5">
+  <w:style w:type="paragraph" w:styleId="5">
     <w:name w:val="heading 5"/>
-    <w:basedOn w:val="Normal"/>
-    <w:next w:val="Normal"/>
-    <w:link w:val="Heading5Char"/>
+    <w:basedOn w:val="a"/>
+    <w:next w:val="a"/>
+    <w:link w:val="5Char"/>
     <w:uiPriority w:val="9"/>
     <w:semiHidden/>
     <w:unhideWhenUsed/>
@@ -5523,11 +5881,11 @@
       <w:color w:val="0F4761" w:themeColor="accent1" w:themeShade="BF"/>
     </w:rPr>
   </w:style>
-  <w:style w:type="paragraph" w:styleId="Heading6">
+  <w:style w:type="paragraph" w:styleId="6">
     <w:name w:val="heading 6"/>
-    <w:basedOn w:val="Normal"/>
-    <w:next w:val="Normal"/>
-    <w:link w:val="Heading6Char"/>
+    <w:basedOn w:val="a"/>
+    <w:next w:val="a"/>
+    <w:link w:val="6Char"/>
     <w:uiPriority w:val="9"/>
     <w:semiHidden/>
     <w:unhideWhenUsed/>
@@ -5546,11 +5904,11 @@
       <w:color w:val="595959" w:themeColor="text1" w:themeTint="A6"/>
     </w:rPr>
   </w:style>
-  <w:style w:type="paragraph" w:styleId="Heading7">
+  <w:style w:type="paragraph" w:styleId="7">
     <w:name w:val="heading 7"/>
-    <w:basedOn w:val="Normal"/>
-    <w:next w:val="Normal"/>
-    <w:link w:val="Heading7Char"/>
+    <w:basedOn w:val="a"/>
+    <w:next w:val="a"/>
+    <w:link w:val="7Char"/>
     <w:uiPriority w:val="9"/>
     <w:semiHidden/>
     <w:unhideWhenUsed/>
@@ -5567,11 +5925,11 @@
       <w:color w:val="595959" w:themeColor="text1" w:themeTint="A6"/>
     </w:rPr>
   </w:style>
-  <w:style w:type="paragraph" w:styleId="Heading8">
+  <w:style w:type="paragraph" w:styleId="8">
     <w:name w:val="heading 8"/>
-    <w:basedOn w:val="Normal"/>
-    <w:next w:val="Normal"/>
-    <w:link w:val="Heading8Char"/>
+    <w:basedOn w:val="a"/>
+    <w:next w:val="a"/>
+    <w:link w:val="8Char"/>
     <w:uiPriority w:val="9"/>
     <w:semiHidden/>
     <w:unhideWhenUsed/>
@@ -5590,11 +5948,11 @@
       <w:color w:val="272727" w:themeColor="text1" w:themeTint="D8"/>
     </w:rPr>
   </w:style>
-  <w:style w:type="paragraph" w:styleId="Heading9">
+  <w:style w:type="paragraph" w:styleId="9">
     <w:name w:val="heading 9"/>
-    <w:basedOn w:val="Normal"/>
-    <w:next w:val="Normal"/>
-    <w:link w:val="Heading9Char"/>
+    <w:basedOn w:val="a"/>
+    <w:next w:val="a"/>
+    <w:link w:val="9Char"/>
     <w:uiPriority w:val="9"/>
     <w:semiHidden/>
     <w:unhideWhenUsed/>
@@ -5611,13 +5969,13 @@
       <w:color w:val="272727" w:themeColor="text1" w:themeTint="D8"/>
     </w:rPr>
   </w:style>
-  <w:style w:type="character" w:default="1" w:styleId="DefaultParagraphFont">
+  <w:style w:type="character" w:default="1" w:styleId="a0">
     <w:name w:val="Default Paragraph Font"/>
     <w:uiPriority w:val="1"/>
     <w:semiHidden/>
     <w:unhideWhenUsed/>
   </w:style>
-  <w:style w:type="table" w:default="1" w:styleId="TableNormal">
+  <w:style w:type="table" w:default="1" w:styleId="a1">
     <w:name w:val="Normal Table"/>
     <w:uiPriority w:val="99"/>
     <w:semiHidden/>
@@ -5632,16 +5990,16 @@
       </w:tblCellMar>
     </w:tblPr>
   </w:style>
-  <w:style w:type="numbering" w:default="1" w:styleId="NoList">
+  <w:style w:type="numbering" w:default="1" w:styleId="a2">
     <w:name w:val="No List"/>
     <w:uiPriority w:val="99"/>
     <w:semiHidden/>
     <w:unhideWhenUsed/>
   </w:style>
-  <w:style w:type="character" w:customStyle="1" w:styleId="Heading1Char">
-    <w:name w:val="Heading 1 Char"/>
-    <w:basedOn w:val="DefaultParagraphFont"/>
-    <w:link w:val="Heading1"/>
+  <w:style w:type="character" w:customStyle="1" w:styleId="1Char">
+    <w:name w:val="제목 1 Char"/>
+    <w:basedOn w:val="a0"/>
+    <w:link w:val="1"/>
     <w:uiPriority w:val="9"/>
     <w:rsid w:val="009F503D"/>
     <w:rPr>
@@ -5651,10 +6009,10 @@
       <w:szCs w:val="40"/>
     </w:rPr>
   </w:style>
-  <w:style w:type="character" w:customStyle="1" w:styleId="Heading2Char">
-    <w:name w:val="Heading 2 Char"/>
-    <w:basedOn w:val="DefaultParagraphFont"/>
-    <w:link w:val="Heading2"/>
+  <w:style w:type="character" w:customStyle="1" w:styleId="2Char">
+    <w:name w:val="제목 2 Char"/>
+    <w:basedOn w:val="a0"/>
+    <w:link w:val="2"/>
     <w:uiPriority w:val="9"/>
     <w:rsid w:val="009F503D"/>
     <w:rPr>
@@ -5664,10 +6022,10 @@
       <w:szCs w:val="32"/>
     </w:rPr>
   </w:style>
-  <w:style w:type="character" w:customStyle="1" w:styleId="Heading3Char">
-    <w:name w:val="Heading 3 Char"/>
-    <w:basedOn w:val="DefaultParagraphFont"/>
-    <w:link w:val="Heading3"/>
+  <w:style w:type="character" w:customStyle="1" w:styleId="3Char">
+    <w:name w:val="제목 3 Char"/>
+    <w:basedOn w:val="a0"/>
+    <w:link w:val="3"/>
     <w:uiPriority w:val="9"/>
     <w:semiHidden/>
     <w:rsid w:val="009F503D"/>
@@ -5678,10 +6036,10 @@
       <w:szCs w:val="28"/>
     </w:rPr>
   </w:style>
-  <w:style w:type="character" w:customStyle="1" w:styleId="Heading4Char">
-    <w:name w:val="Heading 4 Char"/>
-    <w:basedOn w:val="DefaultParagraphFont"/>
-    <w:link w:val="Heading4"/>
+  <w:style w:type="character" w:customStyle="1" w:styleId="4Char">
+    <w:name w:val="제목 4 Char"/>
+    <w:basedOn w:val="a0"/>
+    <w:link w:val="4"/>
     <w:uiPriority w:val="9"/>
     <w:semiHidden/>
     <w:rsid w:val="009F503D"/>
@@ -5692,10 +6050,10 @@
       <w:color w:val="0F4761" w:themeColor="accent1" w:themeShade="BF"/>
     </w:rPr>
   </w:style>
-  <w:style w:type="character" w:customStyle="1" w:styleId="Heading5Char">
-    <w:name w:val="Heading 5 Char"/>
-    <w:basedOn w:val="DefaultParagraphFont"/>
-    <w:link w:val="Heading5"/>
+  <w:style w:type="character" w:customStyle="1" w:styleId="5Char">
+    <w:name w:val="제목 5 Char"/>
+    <w:basedOn w:val="a0"/>
+    <w:link w:val="5"/>
     <w:uiPriority w:val="9"/>
     <w:semiHidden/>
     <w:rsid w:val="009F503D"/>
@@ -5704,10 +6062,10 @@
       <w:color w:val="0F4761" w:themeColor="accent1" w:themeShade="BF"/>
     </w:rPr>
   </w:style>
-  <w:style w:type="character" w:customStyle="1" w:styleId="Heading6Char">
-    <w:name w:val="Heading 6 Char"/>
-    <w:basedOn w:val="DefaultParagraphFont"/>
-    <w:link w:val="Heading6"/>
+  <w:style w:type="character" w:customStyle="1" w:styleId="6Char">
+    <w:name w:val="제목 6 Char"/>
+    <w:basedOn w:val="a0"/>
+    <w:link w:val="6"/>
     <w:uiPriority w:val="9"/>
     <w:semiHidden/>
     <w:rsid w:val="009F503D"/>
@@ -5718,10 +6076,10 @@
       <w:color w:val="595959" w:themeColor="text1" w:themeTint="A6"/>
     </w:rPr>
   </w:style>
-  <w:style w:type="character" w:customStyle="1" w:styleId="Heading7Char">
-    <w:name w:val="Heading 7 Char"/>
-    <w:basedOn w:val="DefaultParagraphFont"/>
-    <w:link w:val="Heading7"/>
+  <w:style w:type="character" w:customStyle="1" w:styleId="7Char">
+    <w:name w:val="제목 7 Char"/>
+    <w:basedOn w:val="a0"/>
+    <w:link w:val="7"/>
     <w:uiPriority w:val="9"/>
     <w:semiHidden/>
     <w:rsid w:val="009F503D"/>
@@ -5730,10 +6088,10 @@
       <w:color w:val="595959" w:themeColor="text1" w:themeTint="A6"/>
     </w:rPr>
   </w:style>
-  <w:style w:type="character" w:customStyle="1" w:styleId="Heading8Char">
-    <w:name w:val="Heading 8 Char"/>
-    <w:basedOn w:val="DefaultParagraphFont"/>
-    <w:link w:val="Heading8"/>
+  <w:style w:type="character" w:customStyle="1" w:styleId="8Char">
+    <w:name w:val="제목 8 Char"/>
+    <w:basedOn w:val="a0"/>
+    <w:link w:val="8"/>
     <w:uiPriority w:val="9"/>
     <w:semiHidden/>
     <w:rsid w:val="009F503D"/>
@@ -5744,10 +6102,10 @@
       <w:color w:val="272727" w:themeColor="text1" w:themeTint="D8"/>
     </w:rPr>
   </w:style>
-  <w:style w:type="character" w:customStyle="1" w:styleId="Heading9Char">
-    <w:name w:val="Heading 9 Char"/>
-    <w:basedOn w:val="DefaultParagraphFont"/>
-    <w:link w:val="Heading9"/>
+  <w:style w:type="character" w:customStyle="1" w:styleId="9Char">
+    <w:name w:val="제목 9 Char"/>
+    <w:basedOn w:val="a0"/>
+    <w:link w:val="9"/>
     <w:uiPriority w:val="9"/>
     <w:semiHidden/>
     <w:rsid w:val="009F503D"/>
@@ -5756,11 +6114,11 @@
       <w:color w:val="272727" w:themeColor="text1" w:themeTint="D8"/>
     </w:rPr>
   </w:style>
-  <w:style w:type="paragraph" w:styleId="Title">
+  <w:style w:type="paragraph" w:styleId="a3">
     <w:name w:val="Title"/>
-    <w:basedOn w:val="Normal"/>
-    <w:next w:val="Normal"/>
-    <w:link w:val="TitleChar"/>
+    <w:basedOn w:val="a"/>
+    <w:next w:val="a"/>
+    <w:link w:val="Char"/>
     <w:uiPriority w:val="10"/>
     <w:qFormat/>
     <w:rsid w:val="009F503D"/>
@@ -5776,10 +6134,10 @@
       <w:szCs w:val="56"/>
     </w:rPr>
   </w:style>
-  <w:style w:type="character" w:customStyle="1" w:styleId="TitleChar">
-    <w:name w:val="Title Char"/>
-    <w:basedOn w:val="DefaultParagraphFont"/>
-    <w:link w:val="Title"/>
+  <w:style w:type="character" w:customStyle="1" w:styleId="Char">
+    <w:name w:val="제목 Char"/>
+    <w:basedOn w:val="a0"/>
+    <w:link w:val="a3"/>
     <w:uiPriority w:val="10"/>
     <w:rsid w:val="009F503D"/>
     <w:rPr>
@@ -5790,11 +6148,11 @@
       <w:szCs w:val="56"/>
     </w:rPr>
   </w:style>
-  <w:style w:type="paragraph" w:styleId="Subtitle">
+  <w:style w:type="paragraph" w:styleId="a4">
     <w:name w:val="Subtitle"/>
-    <w:basedOn w:val="Normal"/>
-    <w:next w:val="Normal"/>
-    <w:link w:val="SubtitleChar"/>
+    <w:basedOn w:val="a"/>
+    <w:next w:val="a"/>
+    <w:link w:val="Char0"/>
     <w:uiPriority w:val="11"/>
     <w:qFormat/>
     <w:rsid w:val="009F503D"/>
@@ -5811,10 +6169,10 @@
       <w:szCs w:val="28"/>
     </w:rPr>
   </w:style>
-  <w:style w:type="character" w:customStyle="1" w:styleId="SubtitleChar">
-    <w:name w:val="Subtitle Char"/>
-    <w:basedOn w:val="DefaultParagraphFont"/>
-    <w:link w:val="Subtitle"/>
+  <w:style w:type="character" w:customStyle="1" w:styleId="Char0">
+    <w:name w:val="부제 Char"/>
+    <w:basedOn w:val="a0"/>
+    <w:link w:val="a4"/>
     <w:uiPriority w:val="11"/>
     <w:rsid w:val="009F503D"/>
     <w:rPr>
@@ -5825,11 +6183,11 @@
       <w:szCs w:val="28"/>
     </w:rPr>
   </w:style>
-  <w:style w:type="paragraph" w:styleId="Quote">
+  <w:style w:type="paragraph" w:styleId="a5">
     <w:name w:val="Quote"/>
-    <w:basedOn w:val="Normal"/>
-    <w:next w:val="Normal"/>
-    <w:link w:val="QuoteChar"/>
+    <w:basedOn w:val="a"/>
+    <w:next w:val="a"/>
+    <w:link w:val="Char1"/>
     <w:uiPriority w:val="29"/>
     <w:qFormat/>
     <w:rsid w:val="009F503D"/>
@@ -5843,10 +6201,10 @@
       <w:color w:val="404040" w:themeColor="text1" w:themeTint="BF"/>
     </w:rPr>
   </w:style>
-  <w:style w:type="character" w:customStyle="1" w:styleId="QuoteChar">
-    <w:name w:val="Quote Char"/>
-    <w:basedOn w:val="DefaultParagraphFont"/>
-    <w:link w:val="Quote"/>
+  <w:style w:type="character" w:customStyle="1" w:styleId="Char1">
+    <w:name w:val="인용 Char"/>
+    <w:basedOn w:val="a0"/>
+    <w:link w:val="a5"/>
     <w:uiPriority w:val="29"/>
     <w:rsid w:val="009F503D"/>
     <w:rPr>
@@ -5855,9 +6213,9 @@
       <w:color w:val="404040" w:themeColor="text1" w:themeTint="BF"/>
     </w:rPr>
   </w:style>
-  <w:style w:type="paragraph" w:styleId="ListParagraph">
+  <w:style w:type="paragraph" w:styleId="a6">
     <w:name w:val="List Paragraph"/>
-    <w:basedOn w:val="Normal"/>
+    <w:basedOn w:val="a"/>
     <w:uiPriority w:val="34"/>
     <w:qFormat/>
     <w:rsid w:val="009F503D"/>
@@ -5866,9 +6224,9 @@
       <w:contextualSpacing/>
     </w:pPr>
   </w:style>
-  <w:style w:type="character" w:styleId="IntenseEmphasis">
+  <w:style w:type="character" w:styleId="a7">
     <w:name w:val="Intense Emphasis"/>
-    <w:basedOn w:val="DefaultParagraphFont"/>
+    <w:basedOn w:val="a0"/>
     <w:uiPriority w:val="21"/>
     <w:qFormat/>
     <w:rsid w:val="009F503D"/>
@@ -5878,11 +6236,11 @@
       <w:color w:val="0F4761" w:themeColor="accent1" w:themeShade="BF"/>
     </w:rPr>
   </w:style>
-  <w:style w:type="paragraph" w:styleId="IntenseQuote">
+  <w:style w:type="paragraph" w:styleId="a8">
     <w:name w:val="Intense Quote"/>
-    <w:basedOn w:val="Normal"/>
-    <w:next w:val="Normal"/>
-    <w:link w:val="IntenseQuoteChar"/>
+    <w:basedOn w:val="a"/>
+    <w:next w:val="a"/>
+    <w:link w:val="Char2"/>
     <w:uiPriority w:val="30"/>
     <w:qFormat/>
     <w:rsid w:val="009F503D"/>
@@ -5901,10 +6259,10 @@
       <w:color w:val="0F4761" w:themeColor="accent1" w:themeShade="BF"/>
     </w:rPr>
   </w:style>
-  <w:style w:type="character" w:customStyle="1" w:styleId="IntenseQuoteChar">
-    <w:name w:val="Intense Quote Char"/>
-    <w:basedOn w:val="DefaultParagraphFont"/>
-    <w:link w:val="IntenseQuote"/>
+  <w:style w:type="character" w:customStyle="1" w:styleId="Char2">
+    <w:name w:val="강한 인용 Char"/>
+    <w:basedOn w:val="a0"/>
+    <w:link w:val="a8"/>
     <w:uiPriority w:val="30"/>
     <w:rsid w:val="009F503D"/>
     <w:rPr>
@@ -5913,9 +6271,9 @@
       <w:color w:val="0F4761" w:themeColor="accent1" w:themeShade="BF"/>
     </w:rPr>
   </w:style>
-  <w:style w:type="character" w:styleId="IntenseReference">
+  <w:style w:type="character" w:styleId="a9">
     <w:name w:val="Intense Reference"/>
-    <w:basedOn w:val="DefaultParagraphFont"/>
+    <w:basedOn w:val="a0"/>
     <w:uiPriority w:val="32"/>
     <w:qFormat/>
     <w:rsid w:val="009F503D"/>
@@ -5927,9 +6285,9 @@
       <w:spacing w:val="5"/>
     </w:rPr>
   </w:style>
-  <w:style w:type="paragraph" w:styleId="NoSpacing">
+  <w:style w:type="paragraph" w:styleId="aa">
     <w:name w:val="No Spacing"/>
-    <w:link w:val="NoSpacingChar"/>
+    <w:link w:val="Char3"/>
     <w:uiPriority w:val="1"/>
     <w:qFormat/>
     <w:rsid w:val="009F503D"/>
@@ -5943,10 +6301,10 @@
       <w14:ligatures w14:val="none"/>
     </w:rPr>
   </w:style>
-  <w:style w:type="character" w:customStyle="1" w:styleId="NoSpacingChar">
-    <w:name w:val="No Spacing Char"/>
-    <w:basedOn w:val="DefaultParagraphFont"/>
-    <w:link w:val="NoSpacing"/>
+  <w:style w:type="character" w:customStyle="1" w:styleId="Char3">
+    <w:name w:val="간격 없음 Char"/>
+    <w:basedOn w:val="a0"/>
+    <w:link w:val="aa"/>
     <w:uiPriority w:val="1"/>
     <w:rsid w:val="009F503D"/>
     <w:rPr>
@@ -5958,10 +6316,10 @@
       <w14:ligatures w14:val="none"/>
     </w:rPr>
   </w:style>
-  <w:style w:type="paragraph" w:styleId="TOCHeading">
+  <w:style w:type="paragraph" w:styleId="TOC">
     <w:name w:val="TOC Heading"/>
-    <w:basedOn w:val="Heading1"/>
-    <w:next w:val="Normal"/>
+    <w:basedOn w:val="1"/>
+    <w:next w:val="a"/>
     <w:uiPriority w:val="39"/>
     <w:unhideWhenUsed/>
     <w:qFormat/>
@@ -5977,10 +6335,10 @@
       <w14:ligatures w14:val="none"/>
     </w:rPr>
   </w:style>
-  <w:style w:type="paragraph" w:styleId="TOC1">
+  <w:style w:type="paragraph" w:styleId="10">
     <w:name w:val="toc 1"/>
-    <w:basedOn w:val="Normal"/>
-    <w:next w:val="Normal"/>
+    <w:basedOn w:val="a"/>
+    <w:next w:val="a"/>
     <w:autoRedefine/>
     <w:uiPriority w:val="39"/>
     <w:unhideWhenUsed/>
@@ -5989,10 +6347,10 @@
       <w:spacing w:after="100"/>
     </w:pPr>
   </w:style>
-  <w:style w:type="paragraph" w:styleId="TOC2">
+  <w:style w:type="paragraph" w:styleId="20">
     <w:name w:val="toc 2"/>
-    <w:basedOn w:val="Normal"/>
-    <w:next w:val="Normal"/>
+    <w:basedOn w:val="a"/>
+    <w:next w:val="a"/>
     <w:autoRedefine/>
     <w:uiPriority w:val="39"/>
     <w:unhideWhenUsed/>
@@ -6002,9 +6360,9 @@
       <w:ind w:left="240"/>
     </w:pPr>
   </w:style>
-  <w:style w:type="character" w:styleId="Hyperlink">
+  <w:style w:type="character" w:styleId="ab">
     <w:name w:val="Hyperlink"/>
-    <w:basedOn w:val="DefaultParagraphFont"/>
+    <w:basedOn w:val="a0"/>
     <w:uiPriority w:val="99"/>
     <w:unhideWhenUsed/>
     <w:rsid w:val="005F1A24"/>
@@ -6013,10 +6371,10 @@
       <w:u w:val="single"/>
     </w:rPr>
   </w:style>
-  <w:style w:type="paragraph" w:styleId="Header">
+  <w:style w:type="paragraph" w:styleId="ac">
     <w:name w:val="header"/>
-    <w:basedOn w:val="Normal"/>
-    <w:link w:val="HeaderChar"/>
+    <w:basedOn w:val="a"/>
+    <w:link w:val="Char4"/>
     <w:uiPriority w:val="99"/>
     <w:unhideWhenUsed/>
     <w:rsid w:val="00727E6C"/>
@@ -6028,17 +6386,17 @@
       <w:snapToGrid w:val="0"/>
     </w:pPr>
   </w:style>
-  <w:style w:type="character" w:customStyle="1" w:styleId="HeaderChar">
-    <w:name w:val="Header Char"/>
-    <w:basedOn w:val="DefaultParagraphFont"/>
-    <w:link w:val="Header"/>
+  <w:style w:type="character" w:customStyle="1" w:styleId="Char4">
+    <w:name w:val="머리글 Char"/>
+    <w:basedOn w:val="a0"/>
+    <w:link w:val="ac"/>
     <w:uiPriority w:val="99"/>
     <w:rsid w:val="00727E6C"/>
   </w:style>
-  <w:style w:type="paragraph" w:styleId="Footer">
+  <w:style w:type="paragraph" w:styleId="ad">
     <w:name w:val="footer"/>
-    <w:basedOn w:val="Normal"/>
-    <w:link w:val="FooterChar"/>
+    <w:basedOn w:val="a"/>
+    <w:link w:val="Char5"/>
     <w:uiPriority w:val="99"/>
     <w:unhideWhenUsed/>
     <w:rsid w:val="00727E6C"/>
@@ -6050,10 +6408,10 @@
       <w:snapToGrid w:val="0"/>
     </w:pPr>
   </w:style>
-  <w:style w:type="character" w:customStyle="1" w:styleId="FooterChar">
-    <w:name w:val="Footer Char"/>
-    <w:basedOn w:val="DefaultParagraphFont"/>
-    <w:link w:val="Footer"/>
+  <w:style w:type="character" w:customStyle="1" w:styleId="Char5">
+    <w:name w:val="바닥글 Char"/>
+    <w:basedOn w:val="a0"/>
+    <w:link w:val="ad"/>
     <w:uiPriority w:val="99"/>
     <w:rsid w:val="00727E6C"/>
   </w:style>
